--- a/docs/TECHNICAL_REPORT.docx
+++ b/docs/TECHNICAL_REPORT.docx
@@ -113,7 +113,7 @@
               <w:pStyle w:val="Compact"/>
             </w:pPr>
             <w:r>
-              <w:t xml:space="preserve">2026-08-20, automatically, from the deployed panel</w:t>
+              <w:t xml:space="preserve">2026-08-21, automatically, from the deployed panel</w:t>
             </w:r>
           </w:p>
         </w:tc>
@@ -22042,40 +22042,6 @@
     </w:p>
     <w:p>
       <w:pPr>
-        <w:pStyle w:val="BlockText"/>
-      </w:pPr>
-      <w:r>
-        <w:rPr>
-          <w:b/>
-          <w:bCs/>
-        </w:rPr>
-        <w:t xml:space="preserve">Note.</w:t>
-      </w:r>
-      <w:r>
-        <w:t xml:space="preserve"> </w:t>
-      </w:r>
-      <w:r>
-        <w:t xml:space="preserve">This table was computed on 2026-07-21, before the current panel was refitted, so its absolute values describe the previous estimators. It is retained because the comparison it makes is between</w:t>
-      </w:r>
-      <w:r>
-        <w:t xml:space="preserve"> </w:t>
-      </w:r>
-      <w:r>
-        <w:rPr>
-          <w:i/>
-          <w:iCs/>
-        </w:rPr>
-        <w:t xml:space="preserve">methods</w:t>
-      </w:r>
-      <w:r>
-        <w:t xml:space="preserve"> </w:t>
-      </w:r>
-      <w:r>
-        <w:t xml:space="preserve">on identical data, which the refit does not change, and it is marked rather than silently reprinted.</w:t>
-      </w:r>
-    </w:p>
-    <w:p>
-      <w:pPr>
         <w:pStyle w:val="FirstParagraph"/>
       </w:pPr>
       <w:r>
@@ -22532,21 +22498,21 @@
               <w:rPr>
                 <w:sz w:val="15"/>
               </w:rPr>
-              <w:t xml:space="preserve">0.9568</w:t>
-            </w:r>
-          </w:p>
-        </w:tc>
-        <w:tc>
-          <w:tcPr/>
-          <w:p>
-            <w:pPr>
-              <w:pStyle w:val="Compact"/>
-            </w:pPr>
-            <w:r>
-              <w:rPr>
-                <w:sz w:val="15"/>
-              </w:rPr>
-              <w:t xml:space="preserve">0.0106</w:t>
+              <w:t xml:space="preserve">0.9634</w:t>
+            </w:r>
+          </w:p>
+        </w:tc>
+        <w:tc>
+          <w:tcPr/>
+          <w:p>
+            <w:pPr>
+              <w:pStyle w:val="Compact"/>
+            </w:pPr>
+            <w:r>
+              <w:rPr>
+                <w:sz w:val="15"/>
+              </w:rPr>
+              <w:t xml:space="preserve">0.0035</w:t>
             </w:r>
           </w:p>
         </w:tc>
@@ -22618,21 +22584,21 @@
               <w:rPr>
                 <w:sz w:val="15"/>
               </w:rPr>
-              <w:t xml:space="preserve">0.8987</w:t>
-            </w:r>
-          </w:p>
-        </w:tc>
-        <w:tc>
-          <w:tcPr/>
-          <w:p>
-            <w:pPr>
-              <w:pStyle w:val="Compact"/>
-            </w:pPr>
-            <w:r>
-              <w:rPr>
-                <w:sz w:val="15"/>
-              </w:rPr>
-              <w:t xml:space="preserve">0.0089</w:t>
+              <w:t xml:space="preserve">0.9162</w:t>
+            </w:r>
+          </w:p>
+        </w:tc>
+        <w:tc>
+          <w:tcPr/>
+          <w:p>
+            <w:pPr>
+              <w:pStyle w:val="Compact"/>
+            </w:pPr>
+            <w:r>
+              <w:rPr>
+                <w:sz w:val="15"/>
+              </w:rPr>
+              <w:t xml:space="preserve">0.007</w:t>
             </w:r>
           </w:p>
         </w:tc>
@@ -22704,21 +22670,21 @@
               <w:rPr>
                 <w:sz w:val="15"/>
               </w:rPr>
-              <w:t xml:space="preserve">0.9599</w:t>
-            </w:r>
-          </w:p>
-        </w:tc>
-        <w:tc>
-          <w:tcPr/>
-          <w:p>
-            <w:pPr>
-              <w:pStyle w:val="Compact"/>
-            </w:pPr>
-            <w:r>
-              <w:rPr>
-                <w:sz w:val="15"/>
-              </w:rPr>
-              <w:t xml:space="preserve">0.0084</w:t>
+              <w:t xml:space="preserve">0.9644</w:t>
+            </w:r>
+          </w:p>
+        </w:tc>
+        <w:tc>
+          <w:tcPr/>
+          <w:p>
+            <w:pPr>
+              <w:pStyle w:val="Compact"/>
+            </w:pPr>
+            <w:r>
+              <w:rPr>
+                <w:sz w:val="15"/>
+              </w:rPr>
+              <w:t xml:space="preserve">0.0031</w:t>
             </w:r>
           </w:p>
         </w:tc>
@@ -22790,21 +22756,21 @@
               <w:rPr>
                 <w:sz w:val="15"/>
               </w:rPr>
-              <w:t xml:space="preserve">0.9579</w:t>
-            </w:r>
-          </w:p>
-        </w:tc>
-        <w:tc>
-          <w:tcPr/>
-          <w:p>
-            <w:pPr>
-              <w:pStyle w:val="Compact"/>
-            </w:pPr>
-            <w:r>
-              <w:rPr>
-                <w:sz w:val="15"/>
-              </w:rPr>
-              <w:t xml:space="preserve">0.0091</w:t>
+              <w:t xml:space="preserve">0.969</w:t>
+            </w:r>
+          </w:p>
+        </w:tc>
+        <w:tc>
+          <w:tcPr/>
+          <w:p>
+            <w:pPr>
+              <w:pStyle w:val="Compact"/>
+            </w:pPr>
+            <w:r>
+              <w:rPr>
+                <w:sz w:val="15"/>
+              </w:rPr>
+              <w:t xml:space="preserve">0.005</w:t>
             </w:r>
           </w:p>
         </w:tc>
@@ -22876,21 +22842,21 @@
               <w:rPr>
                 <w:sz w:val="15"/>
               </w:rPr>
-              <w:t xml:space="preserve">0.9173</w:t>
-            </w:r>
-          </w:p>
-        </w:tc>
-        <w:tc>
-          <w:tcPr/>
-          <w:p>
-            <w:pPr>
-              <w:pStyle w:val="Compact"/>
-            </w:pPr>
-            <w:r>
-              <w:rPr>
-                <w:sz w:val="15"/>
-              </w:rPr>
-              <w:t xml:space="preserve">0.0193</w:t>
+              <w:t xml:space="preserve">0.932</w:t>
+            </w:r>
+          </w:p>
+        </w:tc>
+        <w:tc>
+          <w:tcPr/>
+          <w:p>
+            <w:pPr>
+              <w:pStyle w:val="Compact"/>
+            </w:pPr>
+            <w:r>
+              <w:rPr>
+                <w:sz w:val="15"/>
+              </w:rPr>
+              <w:t xml:space="preserve">0.0079</w:t>
             </w:r>
           </w:p>
         </w:tc>
@@ -22962,21 +22928,21 @@
               <w:rPr>
                 <w:sz w:val="15"/>
               </w:rPr>
-              <w:t xml:space="preserve">0.9632</w:t>
-            </w:r>
-          </w:p>
-        </w:tc>
-        <w:tc>
-          <w:tcPr/>
-          <w:p>
-            <w:pPr>
-              <w:pStyle w:val="Compact"/>
-            </w:pPr>
-            <w:r>
-              <w:rPr>
-                <w:sz w:val="15"/>
-              </w:rPr>
-              <w:t xml:space="preserve">0.0089</w:t>
+              <w:t xml:space="preserve">0.9718</w:t>
+            </w:r>
+          </w:p>
+        </w:tc>
+        <w:tc>
+          <w:tcPr/>
+          <w:p>
+            <w:pPr>
+              <w:pStyle w:val="Compact"/>
+            </w:pPr>
+            <w:r>
+              <w:rPr>
+                <w:sz w:val="15"/>
+              </w:rPr>
+              <w:t xml:space="preserve">0.0067</w:t>
             </w:r>
           </w:p>
         </w:tc>
@@ -23048,21 +23014,21 @@
               <w:rPr>
                 <w:sz w:val="15"/>
               </w:rPr>
-              <w:t xml:space="preserve">0.9637</w:t>
-            </w:r>
-          </w:p>
-        </w:tc>
-        <w:tc>
-          <w:tcPr/>
-          <w:p>
-            <w:pPr>
-              <w:pStyle w:val="Compact"/>
-            </w:pPr>
-            <w:r>
-              <w:rPr>
-                <w:sz w:val="15"/>
-              </w:rPr>
-              <w:t xml:space="preserve">0.0068</w:t>
+              <w:t xml:space="preserve">0.9647</w:t>
+            </w:r>
+          </w:p>
+        </w:tc>
+        <w:tc>
+          <w:tcPr/>
+          <w:p>
+            <w:pPr>
+              <w:pStyle w:val="Compact"/>
+            </w:pPr>
+            <w:r>
+              <w:rPr>
+                <w:sz w:val="15"/>
+              </w:rPr>
+              <w:t xml:space="preserve">0.0059</w:t>
             </w:r>
           </w:p>
         </w:tc>
@@ -23134,21 +23100,21 @@
               <w:rPr>
                 <w:sz w:val="15"/>
               </w:rPr>
-              <w:t xml:space="preserve">0.9149</w:t>
-            </w:r>
-          </w:p>
-        </w:tc>
-        <w:tc>
-          <w:tcPr/>
-          <w:p>
-            <w:pPr>
-              <w:pStyle w:val="Compact"/>
-            </w:pPr>
-            <w:r>
-              <w:rPr>
-                <w:sz w:val="15"/>
-              </w:rPr>
-              <w:t xml:space="preserve">0.0168</w:t>
+              <w:t xml:space="preserve">0.9098</w:t>
+            </w:r>
+          </w:p>
+        </w:tc>
+        <w:tc>
+          <w:tcPr/>
+          <w:p>
+            <w:pPr>
+              <w:pStyle w:val="Compact"/>
+            </w:pPr>
+            <w:r>
+              <w:rPr>
+                <w:sz w:val="15"/>
+              </w:rPr>
+              <w:t xml:space="preserve">0.0144</w:t>
             </w:r>
           </w:p>
         </w:tc>
@@ -23220,21 +23186,21 @@
               <w:rPr>
                 <w:sz w:val="15"/>
               </w:rPr>
-              <w:t xml:space="preserve">0.9653</w:t>
-            </w:r>
-          </w:p>
-        </w:tc>
-        <w:tc>
-          <w:tcPr/>
-          <w:p>
-            <w:pPr>
-              <w:pStyle w:val="Compact"/>
-            </w:pPr>
-            <w:r>
-              <w:rPr>
-                <w:sz w:val="15"/>
-              </w:rPr>
-              <w:t xml:space="preserve">0.0067</w:t>
+              <w:t xml:space="preserve">0.9656</w:t>
+            </w:r>
+          </w:p>
+        </w:tc>
+        <w:tc>
+          <w:tcPr/>
+          <w:p>
+            <w:pPr>
+              <w:pStyle w:val="Compact"/>
+            </w:pPr>
+            <w:r>
+              <w:rPr>
+                <w:sz w:val="15"/>
+              </w:rPr>
+              <w:t xml:space="preserve">0.006</w:t>
             </w:r>
           </w:p>
         </w:tc>
@@ -23306,21 +23272,21 @@
               <w:rPr>
                 <w:sz w:val="15"/>
               </w:rPr>
-              <w:t xml:space="preserve">0.9656</w:t>
-            </w:r>
-          </w:p>
-        </w:tc>
-        <w:tc>
-          <w:tcPr/>
-          <w:p>
-            <w:pPr>
-              <w:pStyle w:val="Compact"/>
-            </w:pPr>
-            <w:r>
-              <w:rPr>
-                <w:sz w:val="15"/>
-              </w:rPr>
-              <w:t xml:space="preserve">0.0065</w:t>
+              <w:t xml:space="preserve">0.9644</w:t>
+            </w:r>
+          </w:p>
+        </w:tc>
+        <w:tc>
+          <w:tcPr/>
+          <w:p>
+            <w:pPr>
+              <w:pStyle w:val="Compact"/>
+            </w:pPr>
+            <w:r>
+              <w:rPr>
+                <w:sz w:val="15"/>
+              </w:rPr>
+              <w:t xml:space="preserve">0.0069</w:t>
             </w:r>
           </w:p>
         </w:tc>
@@ -23392,21 +23358,21 @@
               <w:rPr>
                 <w:sz w:val="15"/>
               </w:rPr>
-              <w:t xml:space="preserve">0.9089</w:t>
-            </w:r>
-          </w:p>
-        </w:tc>
-        <w:tc>
-          <w:tcPr/>
-          <w:p>
-            <w:pPr>
-              <w:pStyle w:val="Compact"/>
-            </w:pPr>
-            <w:r>
-              <w:rPr>
-                <w:sz w:val="15"/>
-              </w:rPr>
-              <w:t xml:space="preserve">0.0197</w:t>
+              <w:t xml:space="preserve">0.8779</w:t>
+            </w:r>
+          </w:p>
+        </w:tc>
+        <w:tc>
+          <w:tcPr/>
+          <w:p>
+            <w:pPr>
+              <w:pStyle w:val="Compact"/>
+            </w:pPr>
+            <w:r>
+              <w:rPr>
+                <w:sz w:val="15"/>
+              </w:rPr>
+              <w:t xml:space="preserve">0.0062</w:t>
             </w:r>
           </w:p>
         </w:tc>
@@ -23478,21 +23444,21 @@
               <w:rPr>
                 <w:sz w:val="15"/>
               </w:rPr>
-              <w:t xml:space="preserve">0.9676</w:t>
-            </w:r>
-          </w:p>
-        </w:tc>
-        <w:tc>
-          <w:tcPr/>
-          <w:p>
-            <w:pPr>
-              <w:pStyle w:val="Compact"/>
-            </w:pPr>
-            <w:r>
-              <w:rPr>
-                <w:sz w:val="15"/>
-              </w:rPr>
-              <w:t xml:space="preserve">0.0069</w:t>
+              <w:t xml:space="preserve">0.9638</w:t>
+            </w:r>
+          </w:p>
+        </w:tc>
+        <w:tc>
+          <w:tcPr/>
+          <w:p>
+            <w:pPr>
+              <w:pStyle w:val="Compact"/>
+            </w:pPr>
+            <w:r>
+              <w:rPr>
+                <w:sz w:val="15"/>
+              </w:rPr>
+              <w:t xml:space="preserve">0.007</w:t>
             </w:r>
           </w:p>
         </w:tc>
@@ -23564,21 +23530,21 @@
               <w:rPr>
                 <w:sz w:val="15"/>
               </w:rPr>
-              <w:t xml:space="preserve">0.9417</w:t>
-            </w:r>
-          </w:p>
-        </w:tc>
-        <w:tc>
-          <w:tcPr/>
-          <w:p>
-            <w:pPr>
-              <w:pStyle w:val="Compact"/>
-            </w:pPr>
-            <w:r>
-              <w:rPr>
-                <w:sz w:val="15"/>
-              </w:rPr>
-              <w:t xml:space="preserve">0.0106</w:t>
+              <w:t xml:space="preserve">0.9579</w:t>
+            </w:r>
+          </w:p>
+        </w:tc>
+        <w:tc>
+          <w:tcPr/>
+          <w:p>
+            <w:pPr>
+              <w:pStyle w:val="Compact"/>
+            </w:pPr>
+            <w:r>
+              <w:rPr>
+                <w:sz w:val="15"/>
+              </w:rPr>
+              <w:t xml:space="preserve">0.0099</w:t>
             </w:r>
           </w:p>
         </w:tc>
@@ -23650,21 +23616,21 @@
               <w:rPr>
                 <w:sz w:val="15"/>
               </w:rPr>
-              <w:t xml:space="preserve">0.8747</w:t>
-            </w:r>
-          </w:p>
-        </w:tc>
-        <w:tc>
-          <w:tcPr/>
-          <w:p>
-            <w:pPr>
-              <w:pStyle w:val="Compact"/>
-            </w:pPr>
-            <w:r>
-              <w:rPr>
-                <w:sz w:val="15"/>
-              </w:rPr>
-              <w:t xml:space="preserve">0.0208</w:t>
+              <w:t xml:space="preserve">0.9079</w:t>
+            </w:r>
+          </w:p>
+        </w:tc>
+        <w:tc>
+          <w:tcPr/>
+          <w:p>
+            <w:pPr>
+              <w:pStyle w:val="Compact"/>
+            </w:pPr>
+            <w:r>
+              <w:rPr>
+                <w:sz w:val="15"/>
+              </w:rPr>
+              <w:t xml:space="preserve">0.0131</w:t>
             </w:r>
           </w:p>
         </w:tc>
@@ -23736,21 +23702,21 @@
               <w:rPr>
                 <w:sz w:val="15"/>
               </w:rPr>
-              <w:t xml:space="preserve">0.9457</w:t>
-            </w:r>
-          </w:p>
-        </w:tc>
-        <w:tc>
-          <w:tcPr/>
-          <w:p>
-            <w:pPr>
-              <w:pStyle w:val="Compact"/>
-            </w:pPr>
-            <w:r>
-              <w:rPr>
-                <w:sz w:val="15"/>
-              </w:rPr>
-              <w:t xml:space="preserve">0.0128</w:t>
+              <w:t xml:space="preserve">0.9608</w:t>
+            </w:r>
+          </w:p>
+        </w:tc>
+        <w:tc>
+          <w:tcPr/>
+          <w:p>
+            <w:pPr>
+              <w:pStyle w:val="Compact"/>
+            </w:pPr>
+            <w:r>
+              <w:rPr>
+                <w:sz w:val="15"/>
+              </w:rPr>
+              <w:t xml:space="preserve">0.009</w:t>
             </w:r>
           </w:p>
         </w:tc>
@@ -23822,21 +23788,21 @@
               <w:rPr>
                 <w:sz w:val="15"/>
               </w:rPr>
-              <w:t xml:space="preserve">0.9466</w:t>
-            </w:r>
-          </w:p>
-        </w:tc>
-        <w:tc>
-          <w:tcPr/>
-          <w:p>
-            <w:pPr>
-              <w:pStyle w:val="Compact"/>
-            </w:pPr>
-            <w:r>
-              <w:rPr>
-                <w:sz w:val="15"/>
-              </w:rPr>
-              <w:t xml:space="preserve">0.0039</w:t>
+              <w:t xml:space="preserve">0.9599</w:t>
+            </w:r>
+          </w:p>
+        </w:tc>
+        <w:tc>
+          <w:tcPr/>
+          <w:p>
+            <w:pPr>
+              <w:pStyle w:val="Compact"/>
+            </w:pPr>
+            <w:r>
+              <w:rPr>
+                <w:sz w:val="15"/>
+              </w:rPr>
+              <w:t xml:space="preserve">0.0029</w:t>
             </w:r>
           </w:p>
         </w:tc>
@@ -23908,21 +23874,21 @@
               <w:rPr>
                 <w:sz w:val="15"/>
               </w:rPr>
-              <w:t xml:space="preserve">0.9007</w:t>
-            </w:r>
-          </w:p>
-        </w:tc>
-        <w:tc>
-          <w:tcPr/>
-          <w:p>
-            <w:pPr>
-              <w:pStyle w:val="Compact"/>
-            </w:pPr>
-            <w:r>
-              <w:rPr>
-                <w:sz w:val="15"/>
-              </w:rPr>
-              <w:t xml:space="preserve">0.0109</w:t>
+              <w:t xml:space="preserve">0.9259</w:t>
+            </w:r>
+          </w:p>
+        </w:tc>
+        <w:tc>
+          <w:tcPr/>
+          <w:p>
+            <w:pPr>
+              <w:pStyle w:val="Compact"/>
+            </w:pPr>
+            <w:r>
+              <w:rPr>
+                <w:sz w:val="15"/>
+              </w:rPr>
+              <w:t xml:space="preserve">0.009</w:t>
             </w:r>
           </w:p>
         </w:tc>
@@ -23994,21 +23960,21 @@
               <w:rPr>
                 <w:sz w:val="15"/>
               </w:rPr>
-              <w:t xml:space="preserve">0.9507</w:t>
-            </w:r>
-          </w:p>
-        </w:tc>
-        <w:tc>
-          <w:tcPr/>
-          <w:p>
-            <w:pPr>
-              <w:pStyle w:val="Compact"/>
-            </w:pPr>
-            <w:r>
-              <w:rPr>
-                <w:sz w:val="15"/>
-              </w:rPr>
-              <w:t xml:space="preserve">0.0036</w:t>
+              <w:t xml:space="preserve">0.9636</w:t>
+            </w:r>
+          </w:p>
+        </w:tc>
+        <w:tc>
+          <w:tcPr/>
+          <w:p>
+            <w:pPr>
+              <w:pStyle w:val="Compact"/>
+            </w:pPr>
+            <w:r>
+              <w:rPr>
+                <w:sz w:val="15"/>
+              </w:rPr>
+              <w:t xml:space="preserve">0.0023</w:t>
             </w:r>
           </w:p>
         </w:tc>
@@ -24080,21 +24046,21 @@
               <w:rPr>
                 <w:sz w:val="15"/>
               </w:rPr>
-              <w:t xml:space="preserve">0.9455</w:t>
-            </w:r>
-          </w:p>
-        </w:tc>
-        <w:tc>
-          <w:tcPr/>
-          <w:p>
-            <w:pPr>
-              <w:pStyle w:val="Compact"/>
-            </w:pPr>
-            <w:r>
-              <w:rPr>
-                <w:sz w:val="15"/>
-              </w:rPr>
-              <w:t xml:space="preserve">0.0032</w:t>
+              <w:t xml:space="preserve">0.9495</w:t>
+            </w:r>
+          </w:p>
+        </w:tc>
+        <w:tc>
+          <w:tcPr/>
+          <w:p>
+            <w:pPr>
+              <w:pStyle w:val="Compact"/>
+            </w:pPr>
+            <w:r>
+              <w:rPr>
+                <w:sz w:val="15"/>
+              </w:rPr>
+              <w:t xml:space="preserve">0.0026</w:t>
             </w:r>
           </w:p>
         </w:tc>
@@ -24166,21 +24132,21 @@
               <w:rPr>
                 <w:sz w:val="15"/>
               </w:rPr>
-              <w:t xml:space="preserve">0.8923</w:t>
-            </w:r>
-          </w:p>
-        </w:tc>
-        <w:tc>
-          <w:tcPr/>
-          <w:p>
-            <w:pPr>
-              <w:pStyle w:val="Compact"/>
-            </w:pPr>
-            <w:r>
-              <w:rPr>
-                <w:sz w:val="15"/>
-              </w:rPr>
-              <w:t xml:space="preserve">0.0096</w:t>
+              <w:t xml:space="preserve">0.9024</w:t>
+            </w:r>
+          </w:p>
+        </w:tc>
+        <w:tc>
+          <w:tcPr/>
+          <w:p>
+            <w:pPr>
+              <w:pStyle w:val="Compact"/>
+            </w:pPr>
+            <w:r>
+              <w:rPr>
+                <w:sz w:val="15"/>
+              </w:rPr>
+              <w:t xml:space="preserve">0.0056</w:t>
             </w:r>
           </w:p>
         </w:tc>
@@ -24252,21 +24218,21 @@
               <w:rPr>
                 <w:sz w:val="15"/>
               </w:rPr>
-              <w:t xml:space="preserve">0.9523</w:t>
-            </w:r>
-          </w:p>
-        </w:tc>
-        <w:tc>
-          <w:tcPr/>
-          <w:p>
-            <w:pPr>
-              <w:pStyle w:val="Compact"/>
-            </w:pPr>
-            <w:r>
-              <w:rPr>
-                <w:sz w:val="15"/>
-              </w:rPr>
-              <w:t xml:space="preserve">0.0035</w:t>
+              <w:t xml:space="preserve">0.9567</w:t>
+            </w:r>
+          </w:p>
+        </w:tc>
+        <w:tc>
+          <w:tcPr/>
+          <w:p>
+            <w:pPr>
+              <w:pStyle w:val="Compact"/>
+            </w:pPr>
+            <w:r>
+              <w:rPr>
+                <w:sz w:val="15"/>
+              </w:rPr>
+              <w:t xml:space="preserve">0.0024</w:t>
             </w:r>
           </w:p>
         </w:tc>
@@ -24338,21 +24304,21 @@
               <w:rPr>
                 <w:sz w:val="15"/>
               </w:rPr>
-              <w:t xml:space="preserve">0.5838</w:t>
-            </w:r>
-          </w:p>
-        </w:tc>
-        <w:tc>
-          <w:tcPr/>
-          <w:p>
-            <w:pPr>
-              <w:pStyle w:val="Compact"/>
-            </w:pPr>
-            <w:r>
-              <w:rPr>
-                <w:sz w:val="15"/>
-              </w:rPr>
-              <w:t xml:space="preserve">0.0227</w:t>
+              <w:t xml:space="preserve">0.6446</w:t>
+            </w:r>
+          </w:p>
+        </w:tc>
+        <w:tc>
+          <w:tcPr/>
+          <w:p>
+            <w:pPr>
+              <w:pStyle w:val="Compact"/>
+            </w:pPr>
+            <w:r>
+              <w:rPr>
+                <w:sz w:val="15"/>
+              </w:rPr>
+              <w:t xml:space="preserve">0.0195</w:t>
             </w:r>
           </w:p>
         </w:tc>
@@ -24424,21 +24390,21 @@
               <w:rPr>
                 <w:sz w:val="15"/>
               </w:rPr>
-              <w:t xml:space="preserve">0.356</w:t>
-            </w:r>
-          </w:p>
-        </w:tc>
-        <w:tc>
-          <w:tcPr/>
-          <w:p>
-            <w:pPr>
-              <w:pStyle w:val="Compact"/>
-            </w:pPr>
-            <w:r>
-              <w:rPr>
-                <w:sz w:val="15"/>
-              </w:rPr>
-              <w:t xml:space="preserve">0.0211</w:t>
+              <w:t xml:space="preserve">0.4017</w:t>
+            </w:r>
+          </w:p>
+        </w:tc>
+        <w:tc>
+          <w:tcPr/>
+          <w:p>
+            <w:pPr>
+              <w:pStyle w:val="Compact"/>
+            </w:pPr>
+            <w:r>
+              <w:rPr>
+                <w:sz w:val="15"/>
+              </w:rPr>
+              <w:t xml:space="preserve">0.0182</w:t>
             </w:r>
           </w:p>
         </w:tc>
@@ -24510,21 +24476,21 @@
               <w:rPr>
                 <w:sz w:val="15"/>
               </w:rPr>
-              <w:t xml:space="preserve">0.5856</w:t>
-            </w:r>
-          </w:p>
-        </w:tc>
-        <w:tc>
-          <w:tcPr/>
-          <w:p>
-            <w:pPr>
-              <w:pStyle w:val="Compact"/>
-            </w:pPr>
-            <w:r>
-              <w:rPr>
-                <w:sz w:val="15"/>
-              </w:rPr>
-              <w:t xml:space="preserve">0.0172</w:t>
+              <w:t xml:space="preserve">0.6342</w:t>
+            </w:r>
+          </w:p>
+        </w:tc>
+        <w:tc>
+          <w:tcPr/>
+          <w:p>
+            <w:pPr>
+              <w:pStyle w:val="Compact"/>
+            </w:pPr>
+            <w:r>
+              <w:rPr>
+                <w:sz w:val="15"/>
+              </w:rPr>
+              <w:t xml:space="preserve">0.0232</w:t>
             </w:r>
           </w:p>
         </w:tc>
@@ -24596,21 +24562,21 @@
               <w:rPr>
                 <w:sz w:val="15"/>
               </w:rPr>
-              <w:t xml:space="preserve">0.6728</w:t>
-            </w:r>
-          </w:p>
-        </w:tc>
-        <w:tc>
-          <w:tcPr/>
-          <w:p>
-            <w:pPr>
-              <w:pStyle w:val="Compact"/>
-            </w:pPr>
-            <w:r>
-              <w:rPr>
-                <w:sz w:val="15"/>
-              </w:rPr>
-              <w:t xml:space="preserve">0.0173</w:t>
+              <w:t xml:space="preserve">0.7176</w:t>
+            </w:r>
+          </w:p>
+        </w:tc>
+        <w:tc>
+          <w:tcPr/>
+          <w:p>
+            <w:pPr>
+              <w:pStyle w:val="Compact"/>
+            </w:pPr>
+            <w:r>
+              <w:rPr>
+                <w:sz w:val="15"/>
+              </w:rPr>
+              <w:t xml:space="preserve">0.0095</w:t>
             </w:r>
           </w:p>
         </w:tc>
@@ -24682,21 +24648,21 @@
               <w:rPr>
                 <w:sz w:val="15"/>
               </w:rPr>
-              <w:t xml:space="preserve">0.4797</w:t>
-            </w:r>
-          </w:p>
-        </w:tc>
-        <w:tc>
-          <w:tcPr/>
-          <w:p>
-            <w:pPr>
-              <w:pStyle w:val="Compact"/>
-            </w:pPr>
-            <w:r>
-              <w:rPr>
-                <w:sz w:val="15"/>
-              </w:rPr>
-              <w:t xml:space="preserve">0.0052</w:t>
+              <w:t xml:space="preserve">0.5131</w:t>
+            </w:r>
+          </w:p>
+        </w:tc>
+        <w:tc>
+          <w:tcPr/>
+          <w:p>
+            <w:pPr>
+              <w:pStyle w:val="Compact"/>
+            </w:pPr>
+            <w:r>
+              <w:rPr>
+                <w:sz w:val="15"/>
+              </w:rPr>
+              <w:t xml:space="preserve">0.0154</w:t>
             </w:r>
           </w:p>
         </w:tc>
@@ -24768,21 +24734,21 @@
               <w:rPr>
                 <w:sz w:val="15"/>
               </w:rPr>
-              <w:t xml:space="preserve">0.6742</w:t>
-            </w:r>
-          </w:p>
-        </w:tc>
-        <w:tc>
-          <w:tcPr/>
-          <w:p>
-            <w:pPr>
-              <w:pStyle w:val="Compact"/>
-            </w:pPr>
-            <w:r>
-              <w:rPr>
-                <w:sz w:val="15"/>
-              </w:rPr>
-              <w:t xml:space="preserve">0.0173</w:t>
+              <w:t xml:space="preserve">0.7111</w:t>
+            </w:r>
+          </w:p>
+        </w:tc>
+        <w:tc>
+          <w:tcPr/>
+          <w:p>
+            <w:pPr>
+              <w:pStyle w:val="Compact"/>
+            </w:pPr>
+            <w:r>
+              <w:rPr>
+                <w:sz w:val="15"/>
+              </w:rPr>
+              <w:t xml:space="preserve">0.0126</w:t>
             </w:r>
           </w:p>
         </w:tc>
@@ -24854,21 +24820,21 @@
               <w:rPr>
                 <w:sz w:val="15"/>
               </w:rPr>
-              <w:t xml:space="preserve">0.615</w:t>
-            </w:r>
-          </w:p>
-        </w:tc>
-        <w:tc>
-          <w:tcPr/>
-          <w:p>
-            <w:pPr>
-              <w:pStyle w:val="Compact"/>
-            </w:pPr>
-            <w:r>
-              <w:rPr>
-                <w:sz w:val="15"/>
-              </w:rPr>
-              <w:t xml:space="preserve">0.0221</w:t>
+              <w:t xml:space="preserve">0.6748</w:t>
+            </w:r>
+          </w:p>
+        </w:tc>
+        <w:tc>
+          <w:tcPr/>
+          <w:p>
+            <w:pPr>
+              <w:pStyle w:val="Compact"/>
+            </w:pPr>
+            <w:r>
+              <w:rPr>
+                <w:sz w:val="15"/>
+              </w:rPr>
+              <w:t xml:space="preserve">0.0106</w:t>
             </w:r>
           </w:p>
         </w:tc>
@@ -24940,21 +24906,21 @@
               <w:rPr>
                 <w:sz w:val="15"/>
               </w:rPr>
-              <w:t xml:space="preserve">0.448</w:t>
-            </w:r>
-          </w:p>
-        </w:tc>
-        <w:tc>
-          <w:tcPr/>
-          <w:p>
-            <w:pPr>
-              <w:pStyle w:val="Compact"/>
-            </w:pPr>
-            <w:r>
-              <w:rPr>
-                <w:sz w:val="15"/>
-              </w:rPr>
-              <w:t xml:space="preserve">0.0163</w:t>
+              <w:t xml:space="preserve">0.5273</w:t>
+            </w:r>
+          </w:p>
+        </w:tc>
+        <w:tc>
+          <w:tcPr/>
+          <w:p>
+            <w:pPr>
+              <w:pStyle w:val="Compact"/>
+            </w:pPr>
+            <w:r>
+              <w:rPr>
+                <w:sz w:val="15"/>
+              </w:rPr>
+              <w:t xml:space="preserve">0.0247</w:t>
             </w:r>
           </w:p>
         </w:tc>
@@ -25026,21 +24992,21 @@
               <w:rPr>
                 <w:sz w:val="15"/>
               </w:rPr>
-              <w:t xml:space="preserve">0.6241</w:t>
-            </w:r>
-          </w:p>
-        </w:tc>
-        <w:tc>
-          <w:tcPr/>
-          <w:p>
-            <w:pPr>
-              <w:pStyle w:val="Compact"/>
-            </w:pPr>
-            <w:r>
-              <w:rPr>
-                <w:sz w:val="15"/>
-              </w:rPr>
-              <w:t xml:space="preserve">0.0197</w:t>
+              <w:t xml:space="preserve">0.6897</w:t>
+            </w:r>
+          </w:p>
+        </w:tc>
+        <w:tc>
+          <w:tcPr/>
+          <w:p>
+            <w:pPr>
+              <w:pStyle w:val="Compact"/>
+            </w:pPr>
+            <w:r>
+              <w:rPr>
+                <w:sz w:val="15"/>
+              </w:rPr>
+              <w:t xml:space="preserve">0.0158</w:t>
             </w:r>
           </w:p>
         </w:tc>
@@ -25112,21 +25078,21 @@
               <w:rPr>
                 <w:sz w:val="15"/>
               </w:rPr>
-              <w:t xml:space="preserve">0.5843</w:t>
-            </w:r>
-          </w:p>
-        </w:tc>
-        <w:tc>
-          <w:tcPr/>
-          <w:p>
-            <w:pPr>
-              <w:pStyle w:val="Compact"/>
-            </w:pPr>
-            <w:r>
-              <w:rPr>
-                <w:sz w:val="15"/>
-              </w:rPr>
-              <w:t xml:space="preserve">0.0252</w:t>
+              <w:t xml:space="preserve">0.6706</w:t>
+            </w:r>
+          </w:p>
+        </w:tc>
+        <w:tc>
+          <w:tcPr/>
+          <w:p>
+            <w:pPr>
+              <w:pStyle w:val="Compact"/>
+            </w:pPr>
+            <w:r>
+              <w:rPr>
+                <w:sz w:val="15"/>
+              </w:rPr>
+              <w:t xml:space="preserve">0.0236</w:t>
             </w:r>
           </w:p>
         </w:tc>
@@ -25198,21 +25164,21 @@
               <w:rPr>
                 <w:sz w:val="15"/>
               </w:rPr>
-              <w:t xml:space="preserve">0.4293</w:t>
-            </w:r>
-          </w:p>
-        </w:tc>
-        <w:tc>
-          <w:tcPr/>
-          <w:p>
-            <w:pPr>
-              <w:pStyle w:val="Compact"/>
-            </w:pPr>
-            <w:r>
-              <w:rPr>
-                <w:sz w:val="15"/>
-              </w:rPr>
-              <w:t xml:space="preserve">0.0421</w:t>
+              <w:t xml:space="preserve">0.5245</w:t>
+            </w:r>
+          </w:p>
+        </w:tc>
+        <w:tc>
+          <w:tcPr/>
+          <w:p>
+            <w:pPr>
+              <w:pStyle w:val="Compact"/>
+            </w:pPr>
+            <w:r>
+              <w:rPr>
+                <w:sz w:val="15"/>
+              </w:rPr>
+              <w:t xml:space="preserve">0.0145</w:t>
             </w:r>
           </w:p>
         </w:tc>
@@ -25284,21 +25250,21 @@
               <w:rPr>
                 <w:sz w:val="15"/>
               </w:rPr>
-              <w:t xml:space="preserve">0.595</w:t>
-            </w:r>
-          </w:p>
-        </w:tc>
-        <w:tc>
-          <w:tcPr/>
-          <w:p>
-            <w:pPr>
-              <w:pStyle w:val="Compact"/>
-            </w:pPr>
-            <w:r>
-              <w:rPr>
-                <w:sz w:val="15"/>
-              </w:rPr>
-              <w:t xml:space="preserve">0.0229</w:t>
+              <w:t xml:space="preserve">0.6724</w:t>
+            </w:r>
+          </w:p>
+        </w:tc>
+        <w:tc>
+          <w:tcPr/>
+          <w:p>
+            <w:pPr>
+              <w:pStyle w:val="Compact"/>
+            </w:pPr>
+            <w:r>
+              <w:rPr>
+                <w:sz w:val="15"/>
+              </w:rPr>
+              <w:t xml:space="preserve">0.0169</w:t>
             </w:r>
           </w:p>
         </w:tc>
@@ -25370,21 +25336,21 @@
               <w:rPr>
                 <w:sz w:val="15"/>
               </w:rPr>
-              <w:t xml:space="preserve">0.6563</w:t>
-            </w:r>
-          </w:p>
-        </w:tc>
-        <w:tc>
-          <w:tcPr/>
-          <w:p>
-            <w:pPr>
-              <w:pStyle w:val="Compact"/>
-            </w:pPr>
-            <w:r>
-              <w:rPr>
-                <w:sz w:val="15"/>
-              </w:rPr>
-              <w:t xml:space="preserve">0.0544</w:t>
+              <w:t xml:space="preserve">0.6561</w:t>
+            </w:r>
+          </w:p>
+        </w:tc>
+        <w:tc>
+          <w:tcPr/>
+          <w:p>
+            <w:pPr>
+              <w:pStyle w:val="Compact"/>
+            </w:pPr>
+            <w:r>
+              <w:rPr>
+                <w:sz w:val="15"/>
+              </w:rPr>
+              <w:t xml:space="preserve">0.0553</w:t>
             </w:r>
           </w:p>
         </w:tc>
@@ -25456,21 +25422,21 @@
               <w:rPr>
                 <w:sz w:val="15"/>
               </w:rPr>
-              <w:t xml:space="preserve">0.4152</w:t>
-            </w:r>
-          </w:p>
-        </w:tc>
-        <w:tc>
-          <w:tcPr/>
-          <w:p>
-            <w:pPr>
-              <w:pStyle w:val="Compact"/>
-            </w:pPr>
-            <w:r>
-              <w:rPr>
-                <w:sz w:val="15"/>
-              </w:rPr>
-              <w:t xml:space="preserve">0.0411</w:t>
+              <w:t xml:space="preserve">0.414</w:t>
+            </w:r>
+          </w:p>
+        </w:tc>
+        <w:tc>
+          <w:tcPr/>
+          <w:p>
+            <w:pPr>
+              <w:pStyle w:val="Compact"/>
+            </w:pPr>
+            <w:r>
+              <w:rPr>
+                <w:sz w:val="15"/>
+              </w:rPr>
+              <w:t xml:space="preserve">0.0417</w:t>
             </w:r>
           </w:p>
         </w:tc>
@@ -25542,21 +25508,21 @@
               <w:rPr>
                 <w:sz w:val="15"/>
               </w:rPr>
-              <w:t xml:space="preserve">0.6544</w:t>
-            </w:r>
-          </w:p>
-        </w:tc>
-        <w:tc>
-          <w:tcPr/>
-          <w:p>
-            <w:pPr>
-              <w:pStyle w:val="Compact"/>
-            </w:pPr>
-            <w:r>
-              <w:rPr>
-                <w:sz w:val="15"/>
-              </w:rPr>
-              <w:t xml:space="preserve">0.0526</w:t>
+              <w:t xml:space="preserve">0.6541</w:t>
+            </w:r>
+          </w:p>
+        </w:tc>
+        <w:tc>
+          <w:tcPr/>
+          <w:p>
+            <w:pPr>
+              <w:pStyle w:val="Compact"/>
+            </w:pPr>
+            <w:r>
+              <w:rPr>
+                <w:sz w:val="15"/>
+              </w:rPr>
+              <w:t xml:space="preserve">0.0511</w:t>
             </w:r>
           </w:p>
         </w:tc>
@@ -25580,6 +25546,60 @@
       </w:r>
       <w:r>
         <w:t xml:space="preserve">physicochemistry is the mechanism, and contribute least where binding is substructure-driven.</w:t>
+      </w:r>
+    </w:p>
+    <w:p>
+      <w:pPr>
+        <w:pStyle w:val="BlockText"/>
+      </w:pPr>
+      <w:r>
+        <w:rPr>
+          <w:b/>
+          <w:bCs/>
+        </w:rPr>
+        <w:t xml:space="preserve">How to read the absolute values.</w:t>
+      </w:r>
+      <w:r>
+        <w:t xml:space="preserve"> </w:t>
+      </w:r>
+      <w:r>
+        <w:t xml:space="preserve">This analysis uses five-fold random cross-validation, not the</w:t>
+      </w:r>
+      <w:r>
+        <w:t xml:space="preserve"> </w:t>
+      </w:r>
+      <w:r>
+        <w:t xml:space="preserve">ten-fold random and scaffold-grouped regimes the headline figures use, so its numbers are not</w:t>
+      </w:r>
+      <w:r>
+        <w:t xml:space="preserve"> </w:t>
+      </w:r>
+      <w:r>
+        <w:t xml:space="preserve">comparable with section 6. Until it was corrected it also did not deduplicate, which inflated one</w:t>
+      </w:r>
+      <w:r>
+        <w:t xml:space="preserve"> </w:t>
+      </w:r>
+      <w:r>
+        <w:t xml:space="preserve">endpoint: measured against the deployed panel, seven of the eight classifiers agreed to within</w:t>
+      </w:r>
+      <w:r>
+        <w:t xml:space="preserve"> </w:t>
+      </w:r>
+      <w:r>
+        <w:t xml:space="preserve">0.011 AUROC while BBB read 0.060 high, BBB being where the feature-identical duplicates are</w:t>
+      </w:r>
+      <w:r>
+        <w:t xml:space="preserve"> </w:t>
+      </w:r>
+      <w:r>
+        <w:t xml:space="preserve">concentrated. The comparison this table exists to make, between blocks on identical data, is</w:t>
+      </w:r>
+      <w:r>
+        <w:t xml:space="preserve"> </w:t>
+      </w:r>
+      <w:r>
+        <w:t xml:space="preserve">unaffected either way, because whatever inflates one block inflates all three.</w:t>
       </w:r>
     </w:p>
     <w:bookmarkEnd w:id="49"/>
@@ -28066,7 +28086,19 @@
         <w:t xml:space="preserve"> </w:t>
       </w:r>
       <w:r>
-        <w:t xml:space="preserve">is 0.36. Extending the panel to targets natural products are actually assayed against was</w:t>
+        <w:t xml:space="preserve">is 0.34, and only 9.2 per cent of it is both sp3-rich and free of</w:t>
+      </w:r>
+      <w:r>
+        <w:t xml:space="preserve"> </w:t>
+      </w:r>
+      <w:r>
+        <w:t xml:space="preserve">aromatic rings. Extending the panel to targets natural products are actually assayed</w:t>
+      </w:r>
+      <w:r>
+        <w:t xml:space="preserve"> </w:t>
+      </w:r>
+      <w:r>
+        <w:t xml:space="preserve">against was</w:t>
       </w:r>
       <w:r>
         <w:t xml:space="preserve"> </w:t>

--- a/docs/TECHNICAL_REPORT.docx
+++ b/docs/TECHNICAL_REPORT.docx
@@ -25614,40 +25614,6 @@
     </w:p>
     <w:p>
       <w:pPr>
-        <w:pStyle w:val="BlockText"/>
-      </w:pPr>
-      <w:r>
-        <w:rPr>
-          <w:b/>
-          <w:bCs/>
-        </w:rPr>
-        <w:t xml:space="preserve">Note.</w:t>
-      </w:r>
-      <w:r>
-        <w:t xml:space="preserve"> </w:t>
-      </w:r>
-      <w:r>
-        <w:t xml:space="preserve">This table was computed on 2026-07-21, before the current panel was refitted, so its absolute values describe the previous estimators. It is retained because the comparison it makes is between</w:t>
-      </w:r>
-      <w:r>
-        <w:t xml:space="preserve"> </w:t>
-      </w:r>
-      <w:r>
-        <w:rPr>
-          <w:i/>
-          <w:iCs/>
-        </w:rPr>
-        <w:t xml:space="preserve">methods</w:t>
-      </w:r>
-      <w:r>
-        <w:t xml:space="preserve"> </w:t>
-      </w:r>
-      <w:r>
-        <w:t xml:space="preserve">on identical data, which the refit does not change, and it is marked rather than silently reprinted.</w:t>
-      </w:r>
-    </w:p>
-    <w:p>
-      <w:pPr>
         <w:pStyle w:val="FirstParagraph"/>
       </w:pPr>
       <w:r>
@@ -25850,21 +25816,21 @@
               <w:rPr>
                 <w:sz w:val="15"/>
               </w:rPr>
-              <w:t xml:space="preserve">955</w:t>
-            </w:r>
-          </w:p>
-        </w:tc>
-        <w:tc>
-          <w:tcPr/>
-          <w:p>
-            <w:pPr>
-              <w:pStyle w:val="Compact"/>
-            </w:pPr>
-            <w:r>
-              <w:rPr>
-                <w:sz w:val="15"/>
-              </w:rPr>
-              <w:t xml:space="preserve">1269</w:t>
+              <w:t xml:space="preserve">650</w:t>
+            </w:r>
+          </w:p>
+        </w:tc>
+        <w:tc>
+          <w:tcPr/>
+          <w:p>
+            <w:pPr>
+              <w:pStyle w:val="Compact"/>
+            </w:pPr>
+            <w:r>
+              <w:rPr>
+                <w:sz w:val="15"/>
+              </w:rPr>
+              <w:t xml:space="preserve">1423</w:t>
             </w:r>
           </w:p>
         </w:tc>
@@ -25892,7 +25858,7 @@
               <w:rPr>
                 <w:sz w:val="15"/>
               </w:rPr>
-              <w:t xml:space="preserve">0.8473</w:t>
+              <w:t xml:space="preserve">0.8668</w:t>
             </w:r>
           </w:p>
         </w:tc>
@@ -25950,21 +25916,21 @@
               <w:rPr>
                 <w:sz w:val="15"/>
               </w:rPr>
-              <w:t xml:space="preserve">1877</w:t>
-            </w:r>
-          </w:p>
-        </w:tc>
-        <w:tc>
-          <w:tcPr/>
-          <w:p>
-            <w:pPr>
-              <w:pStyle w:val="Compact"/>
-            </w:pPr>
-            <w:r>
-              <w:rPr>
-                <w:sz w:val="15"/>
-              </w:rPr>
-              <w:t xml:space="preserve">1269</w:t>
+              <w:t xml:space="preserve">1457</w:t>
+            </w:r>
+          </w:p>
+        </w:tc>
+        <w:tc>
+          <w:tcPr/>
+          <w:p>
+            <w:pPr>
+              <w:pStyle w:val="Compact"/>
+            </w:pPr>
+            <w:r>
+              <w:rPr>
+                <w:sz w:val="15"/>
+              </w:rPr>
+              <w:t xml:space="preserve">1423</w:t>
             </w:r>
           </w:p>
         </w:tc>
@@ -25992,7 +25958,7 @@
               <w:rPr>
                 <w:sz w:val="15"/>
               </w:rPr>
-              <w:t xml:space="preserve">0.9023</w:t>
+              <w:t xml:space="preserve">0.8794</w:t>
             </w:r>
           </w:p>
         </w:tc>
@@ -26050,21 +26016,21 @@
               <w:rPr>
                 <w:sz w:val="15"/>
               </w:rPr>
-              <w:t xml:space="preserve">3205</w:t>
-            </w:r>
-          </w:p>
-        </w:tc>
-        <w:tc>
-          <w:tcPr/>
-          <w:p>
-            <w:pPr>
-              <w:pStyle w:val="Compact"/>
-            </w:pPr>
-            <w:r>
-              <w:rPr>
-                <w:sz w:val="15"/>
-              </w:rPr>
-              <w:t xml:space="preserve">1269</w:t>
+              <w:t xml:space="preserve">3050</w:t>
+            </w:r>
+          </w:p>
+        </w:tc>
+        <w:tc>
+          <w:tcPr/>
+          <w:p>
+            <w:pPr>
+              <w:pStyle w:val="Compact"/>
+            </w:pPr>
+            <w:r>
+              <w:rPr>
+                <w:sz w:val="15"/>
+              </w:rPr>
+              <w:t xml:space="preserve">1423</w:t>
             </w:r>
           </w:p>
         </w:tc>
@@ -26092,7 +26058,7 @@
               <w:rPr>
                 <w:sz w:val="15"/>
               </w:rPr>
-              <w:t xml:space="preserve">0.9166</w:t>
+              <w:t xml:space="preserve">0.9276</w:t>
             </w:r>
           </w:p>
         </w:tc>
@@ -26150,21 +26116,21 @@
               <w:rPr>
                 <w:sz w:val="15"/>
               </w:rPr>
-              <w:t xml:space="preserve">4776</w:t>
-            </w:r>
-          </w:p>
-        </w:tc>
-        <w:tc>
-          <w:tcPr/>
-          <w:p>
-            <w:pPr>
-              <w:pStyle w:val="Compact"/>
-            </w:pPr>
-            <w:r>
-              <w:rPr>
-                <w:sz w:val="15"/>
-              </w:rPr>
-              <w:t xml:space="preserve">1269</w:t>
+              <w:t xml:space="preserve">4676</w:t>
+            </w:r>
+          </w:p>
+        </w:tc>
+        <w:tc>
+          <w:tcPr/>
+          <w:p>
+            <w:pPr>
+              <w:pStyle w:val="Compact"/>
+            </w:pPr>
+            <w:r>
+              <w:rPr>
+                <w:sz w:val="15"/>
+              </w:rPr>
+              <w:t xml:space="preserve">1423</w:t>
             </w:r>
           </w:p>
         </w:tc>
@@ -26192,7 +26158,7 @@
               <w:rPr>
                 <w:sz w:val="15"/>
               </w:rPr>
-              <w:t xml:space="preserve">0.922</w:t>
+              <w:t xml:space="preserve">0.9278</w:t>
             </w:r>
           </w:p>
         </w:tc>
@@ -26250,21 +26216,21 @@
               <w:rPr>
                 <w:sz w:val="15"/>
               </w:rPr>
-              <w:t xml:space="preserve">6536</w:t>
-            </w:r>
-          </w:p>
-        </w:tc>
-        <w:tc>
-          <w:tcPr/>
-          <w:p>
-            <w:pPr>
-              <w:pStyle w:val="Compact"/>
-            </w:pPr>
-            <w:r>
-              <w:rPr>
-                <w:sz w:val="15"/>
-              </w:rPr>
-              <w:t xml:space="preserve">1269</w:t>
+              <w:t xml:space="preserve">6382</w:t>
+            </w:r>
+          </w:p>
+        </w:tc>
+        <w:tc>
+          <w:tcPr/>
+          <w:p>
+            <w:pPr>
+              <w:pStyle w:val="Compact"/>
+            </w:pPr>
+            <w:r>
+              <w:rPr>
+                <w:sz w:val="15"/>
+              </w:rPr>
+              <w:t xml:space="preserve">1423</w:t>
             </w:r>
           </w:p>
         </w:tc>
@@ -26292,7 +26258,7 @@
               <w:rPr>
                 <w:sz w:val="15"/>
               </w:rPr>
-              <w:t xml:space="preserve">0.9213</w:t>
+              <w:t xml:space="preserve">0.9325</w:t>
             </w:r>
           </w:p>
         </w:tc>
@@ -26350,21 +26316,21 @@
               <w:rPr>
                 <w:sz w:val="15"/>
               </w:rPr>
-              <w:t xml:space="preserve">187</w:t>
-            </w:r>
-          </w:p>
-        </w:tc>
-        <w:tc>
-          <w:tcPr/>
-          <w:p>
-            <w:pPr>
-              <w:pStyle w:val="Compact"/>
-            </w:pPr>
-            <w:r>
-              <w:rPr>
-                <w:sz w:val="15"/>
-              </w:rPr>
-              <w:t xml:space="preserve">541</w:t>
+              <w:t xml:space="preserve">297</w:t>
+            </w:r>
+          </w:p>
+        </w:tc>
+        <w:tc>
+          <w:tcPr/>
+          <w:p>
+            <w:pPr>
+              <w:pStyle w:val="Compact"/>
+            </w:pPr>
+            <w:r>
+              <w:rPr>
+                <w:sz w:val="15"/>
+              </w:rPr>
+              <w:t xml:space="preserve">833</w:t>
             </w:r>
           </w:p>
         </w:tc>
@@ -26392,7 +26358,7 @@
               <w:rPr>
                 <w:sz w:val="15"/>
               </w:rPr>
-              <w:t xml:space="preserve">0.5063</w:t>
+              <w:t xml:space="preserve">0.6783</w:t>
             </w:r>
           </w:p>
         </w:tc>
@@ -26450,21 +26416,21 @@
               <w:rPr>
                 <w:sz w:val="15"/>
               </w:rPr>
-              <w:t xml:space="preserve">505</w:t>
-            </w:r>
-          </w:p>
-        </w:tc>
-        <w:tc>
-          <w:tcPr/>
-          <w:p>
-            <w:pPr>
-              <w:pStyle w:val="Compact"/>
-            </w:pPr>
-            <w:r>
-              <w:rPr>
-                <w:sz w:val="15"/>
-              </w:rPr>
-              <w:t xml:space="preserve">541</w:t>
+              <w:t xml:space="preserve">691</w:t>
+            </w:r>
+          </w:p>
+        </w:tc>
+        <w:tc>
+          <w:tcPr/>
+          <w:p>
+            <w:pPr>
+              <w:pStyle w:val="Compact"/>
+            </w:pPr>
+            <w:r>
+              <w:rPr>
+                <w:sz w:val="15"/>
+              </w:rPr>
+              <w:t xml:space="preserve">833</w:t>
             </w:r>
           </w:p>
         </w:tc>
@@ -26492,7 +26458,7 @@
               <w:rPr>
                 <w:sz w:val="15"/>
               </w:rPr>
-              <w:t xml:space="preserve">0.5918</w:t>
+              <w:t xml:space="preserve">0.8026</w:t>
             </w:r>
           </w:p>
         </w:tc>
@@ -26550,21 +26516,21 @@
               <w:rPr>
                 <w:sz w:val="15"/>
               </w:rPr>
-              <w:t xml:space="preserve">940</w:t>
-            </w:r>
-          </w:p>
-        </w:tc>
-        <w:tc>
-          <w:tcPr/>
-          <w:p>
-            <w:pPr>
-              <w:pStyle w:val="Compact"/>
-            </w:pPr>
-            <w:r>
-              <w:rPr>
-                <w:sz w:val="15"/>
-              </w:rPr>
-              <w:t xml:space="preserve">541</w:t>
+              <w:t xml:space="preserve">1333</w:t>
+            </w:r>
+          </w:p>
+        </w:tc>
+        <w:tc>
+          <w:tcPr/>
+          <w:p>
+            <w:pPr>
+              <w:pStyle w:val="Compact"/>
+            </w:pPr>
+            <w:r>
+              <w:rPr>
+                <w:sz w:val="15"/>
+              </w:rPr>
+              <w:t xml:space="preserve">833</w:t>
             </w:r>
           </w:p>
         </w:tc>
@@ -26592,7 +26558,7 @@
               <w:rPr>
                 <w:sz w:val="15"/>
               </w:rPr>
-              <w:t xml:space="preserve">0.7846</w:t>
+              <w:t xml:space="preserve">0.841</w:t>
             </w:r>
           </w:p>
         </w:tc>
@@ -26650,21 +26616,21 @@
               <w:rPr>
                 <w:sz w:val="15"/>
               </w:rPr>
-              <w:t xml:space="preserve">1310</w:t>
-            </w:r>
-          </w:p>
-        </w:tc>
-        <w:tc>
-          <w:tcPr/>
-          <w:p>
-            <w:pPr>
-              <w:pStyle w:val="Compact"/>
-            </w:pPr>
-            <w:r>
-              <w:rPr>
-                <w:sz w:val="15"/>
-              </w:rPr>
-              <w:t xml:space="preserve">541</w:t>
+              <w:t xml:space="preserve">2257</w:t>
+            </w:r>
+          </w:p>
+        </w:tc>
+        <w:tc>
+          <w:tcPr/>
+          <w:p>
+            <w:pPr>
+              <w:pStyle w:val="Compact"/>
+            </w:pPr>
+            <w:r>
+              <w:rPr>
+                <w:sz w:val="15"/>
+              </w:rPr>
+              <w:t xml:space="preserve">833</w:t>
             </w:r>
           </w:p>
         </w:tc>
@@ -26692,7 +26658,7 @@
               <w:rPr>
                 <w:sz w:val="15"/>
               </w:rPr>
-              <w:t xml:space="preserve">0.7792</w:t>
+              <w:t xml:space="preserve">0.864</w:t>
             </w:r>
           </w:p>
         </w:tc>
@@ -26750,21 +26716,21 @@
               <w:rPr>
                 <w:sz w:val="15"/>
               </w:rPr>
-              <w:t xml:space="preserve">1687</w:t>
-            </w:r>
-          </w:p>
-        </w:tc>
-        <w:tc>
-          <w:tcPr/>
-          <w:p>
-            <w:pPr>
-              <w:pStyle w:val="Compact"/>
-            </w:pPr>
-            <w:r>
-              <w:rPr>
-                <w:sz w:val="15"/>
-              </w:rPr>
-              <w:t xml:space="preserve">541</w:t>
+              <w:t xml:space="preserve">2956</w:t>
+            </w:r>
+          </w:p>
+        </w:tc>
+        <w:tc>
+          <w:tcPr/>
+          <w:p>
+            <w:pPr>
+              <w:pStyle w:val="Compact"/>
+            </w:pPr>
+            <w:r>
+              <w:rPr>
+                <w:sz w:val="15"/>
+              </w:rPr>
+              <w:t xml:space="preserve">833</w:t>
             </w:r>
           </w:p>
         </w:tc>
@@ -26792,7 +26758,7 @@
               <w:rPr>
                 <w:sz w:val="15"/>
               </w:rPr>
-              <w:t xml:space="preserve">0.8005</w:t>
+              <w:t xml:space="preserve">0.8764</w:t>
             </w:r>
           </w:p>
         </w:tc>
@@ -26850,21 +26816,21 @@
               <w:rPr>
                 <w:sz w:val="15"/>
               </w:rPr>
-              <w:t xml:space="preserve">788</w:t>
-            </w:r>
-          </w:p>
-        </w:tc>
-        <w:tc>
-          <w:tcPr/>
-          <w:p>
-            <w:pPr>
-              <w:pStyle w:val="Compact"/>
-            </w:pPr>
-            <w:r>
-              <w:rPr>
-                <w:sz w:val="15"/>
-              </w:rPr>
-              <w:t xml:space="preserve">1604</w:t>
+              <w:t xml:space="preserve">679</w:t>
+            </w:r>
+          </w:p>
+        </w:tc>
+        <w:tc>
+          <w:tcPr/>
+          <w:p>
+            <w:pPr>
+              <w:pStyle w:val="Compact"/>
+            </w:pPr>
+            <w:r>
+              <w:rPr>
+                <w:sz w:val="15"/>
+              </w:rPr>
+              <w:t xml:space="preserve">1806</w:t>
             </w:r>
           </w:p>
         </w:tc>
@@ -26892,7 +26858,7 @@
               <w:rPr>
                 <w:sz w:val="15"/>
               </w:rPr>
-              <w:t xml:space="preserve">0.8845</w:t>
+              <w:t xml:space="preserve">0.8945</w:t>
             </w:r>
           </w:p>
         </w:tc>
@@ -26950,21 +26916,21 @@
               <w:rPr>
                 <w:sz w:val="15"/>
               </w:rPr>
-              <w:t xml:space="preserve">1880</w:t>
-            </w:r>
-          </w:p>
-        </w:tc>
-        <w:tc>
-          <w:tcPr/>
-          <w:p>
-            <w:pPr>
-              <w:pStyle w:val="Compact"/>
-            </w:pPr>
-            <w:r>
-              <w:rPr>
-                <w:sz w:val="15"/>
-              </w:rPr>
-              <w:t xml:space="preserve">1604</w:t>
+              <w:t xml:space="preserve">1862</w:t>
+            </w:r>
+          </w:p>
+        </w:tc>
+        <w:tc>
+          <w:tcPr/>
+          <w:p>
+            <w:pPr>
+              <w:pStyle w:val="Compact"/>
+            </w:pPr>
+            <w:r>
+              <w:rPr>
+                <w:sz w:val="15"/>
+              </w:rPr>
+              <w:t xml:space="preserve">1806</w:t>
             </w:r>
           </w:p>
         </w:tc>
@@ -26992,7 +26958,7 @@
               <w:rPr>
                 <w:sz w:val="15"/>
               </w:rPr>
-              <w:t xml:space="preserve">0.9072</w:t>
+              <w:t xml:space="preserve">0.9064</w:t>
             </w:r>
           </w:p>
         </w:tc>
@@ -27050,21 +27016,21 @@
               <w:rPr>
                 <w:sz w:val="15"/>
               </w:rPr>
-              <w:t xml:space="preserve">3466</w:t>
-            </w:r>
-          </w:p>
-        </w:tc>
-        <w:tc>
-          <w:tcPr/>
-          <w:p>
-            <w:pPr>
-              <w:pStyle w:val="Compact"/>
-            </w:pPr>
-            <w:r>
-              <w:rPr>
-                <w:sz w:val="15"/>
-              </w:rPr>
-              <w:t xml:space="preserve">1604</w:t>
+              <w:t xml:space="preserve">3530</w:t>
+            </w:r>
+          </w:p>
+        </w:tc>
+        <w:tc>
+          <w:tcPr/>
+          <w:p>
+            <w:pPr>
+              <w:pStyle w:val="Compact"/>
+            </w:pPr>
+            <w:r>
+              <w:rPr>
+                <w:sz w:val="15"/>
+              </w:rPr>
+              <w:t xml:space="preserve">1806</w:t>
             </w:r>
           </w:p>
         </w:tc>
@@ -27092,7 +27058,7 @@
               <w:rPr>
                 <w:sz w:val="15"/>
               </w:rPr>
-              <w:t xml:space="preserve">0.9248</w:t>
+              <w:t xml:space="preserve">0.9293</w:t>
             </w:r>
           </w:p>
         </w:tc>
@@ -27150,21 +27116,21 @@
               <w:rPr>
                 <w:sz w:val="15"/>
               </w:rPr>
-              <w:t xml:space="preserve">5213</w:t>
-            </w:r>
-          </w:p>
-        </w:tc>
-        <w:tc>
-          <w:tcPr/>
-          <w:p>
-            <w:pPr>
-              <w:pStyle w:val="Compact"/>
-            </w:pPr>
-            <w:r>
-              <w:rPr>
-                <w:sz w:val="15"/>
-              </w:rPr>
-              <w:t xml:space="preserve">1604</w:t>
+              <w:t xml:space="preserve">5233</w:t>
+            </w:r>
+          </w:p>
+        </w:tc>
+        <w:tc>
+          <w:tcPr/>
+          <w:p>
+            <w:pPr>
+              <w:pStyle w:val="Compact"/>
+            </w:pPr>
+            <w:r>
+              <w:rPr>
+                <w:sz w:val="15"/>
+              </w:rPr>
+              <w:t xml:space="preserve">1806</w:t>
             </w:r>
           </w:p>
         </w:tc>
@@ -27192,7 +27158,7 @@
               <w:rPr>
                 <w:sz w:val="15"/>
               </w:rPr>
-              <w:t xml:space="preserve">0.934</w:t>
+              <w:t xml:space="preserve">0.9387</w:t>
             </w:r>
           </w:p>
         </w:tc>
@@ -27250,21 +27216,21 @@
               <w:rPr>
                 <w:sz w:val="15"/>
               </w:rPr>
-              <w:t xml:space="preserve">6897</w:t>
-            </w:r>
-          </w:p>
-        </w:tc>
-        <w:tc>
-          <w:tcPr/>
-          <w:p>
-            <w:pPr>
-              <w:pStyle w:val="Compact"/>
-            </w:pPr>
-            <w:r>
-              <w:rPr>
-                <w:sz w:val="15"/>
-              </w:rPr>
-              <w:t xml:space="preserve">1604</w:t>
+              <w:t xml:space="preserve">7156</w:t>
+            </w:r>
+          </w:p>
+        </w:tc>
+        <w:tc>
+          <w:tcPr/>
+          <w:p>
+            <w:pPr>
+              <w:pStyle w:val="Compact"/>
+            </w:pPr>
+            <w:r>
+              <w:rPr>
+                <w:sz w:val="15"/>
+              </w:rPr>
+              <w:t xml:space="preserve">1806</w:t>
             </w:r>
           </w:p>
         </w:tc>
@@ -27292,7 +27258,7 @@
               <w:rPr>
                 <w:sz w:val="15"/>
               </w:rPr>
-              <w:t xml:space="preserve">0.9417</w:t>
+              <w:t xml:space="preserve">0.9481</w:t>
             </w:r>
           </w:p>
         </w:tc>
@@ -27350,21 +27316,21 @@
               <w:rPr>
                 <w:sz w:val="15"/>
               </w:rPr>
-              <w:t xml:space="preserve">481</w:t>
-            </w:r>
-          </w:p>
-        </w:tc>
-        <w:tc>
-          <w:tcPr/>
-          <w:p>
-            <w:pPr>
-              <w:pStyle w:val="Compact"/>
-            </w:pPr>
-            <w:r>
-              <w:rPr>
-                <w:sz w:val="15"/>
-              </w:rPr>
-              <w:t xml:space="preserve">1207</w:t>
+              <w:t xml:space="preserve">618</w:t>
+            </w:r>
+          </w:p>
+        </w:tc>
+        <w:tc>
+          <w:tcPr/>
+          <w:p>
+            <w:pPr>
+              <w:pStyle w:val="Compact"/>
+            </w:pPr>
+            <w:r>
+              <w:rPr>
+                <w:sz w:val="15"/>
+              </w:rPr>
+              <w:t xml:space="preserve">1433</w:t>
             </w:r>
           </w:p>
         </w:tc>
@@ -27392,7 +27358,7 @@
               <w:rPr>
                 <w:sz w:val="15"/>
               </w:rPr>
-              <w:t xml:space="preserve">0.3449</w:t>
+              <w:t xml:space="preserve">0.3892</w:t>
             </w:r>
           </w:p>
         </w:tc>
@@ -27450,21 +27416,21 @@
               <w:rPr>
                 <w:sz w:val="15"/>
               </w:rPr>
-              <w:t xml:space="preserve">1292</w:t>
-            </w:r>
-          </w:p>
-        </w:tc>
-        <w:tc>
-          <w:tcPr/>
-          <w:p>
-            <w:pPr>
-              <w:pStyle w:val="Compact"/>
-            </w:pPr>
-            <w:r>
-              <w:rPr>
-                <w:sz w:val="15"/>
-              </w:rPr>
-              <w:t xml:space="preserve">1207</w:t>
+              <w:t xml:space="preserve">1395</w:t>
+            </w:r>
+          </w:p>
+        </w:tc>
+        <w:tc>
+          <w:tcPr/>
+          <w:p>
+            <w:pPr>
+              <w:pStyle w:val="Compact"/>
+            </w:pPr>
+            <w:r>
+              <w:rPr>
+                <w:sz w:val="15"/>
+              </w:rPr>
+              <w:t xml:space="preserve">1433</w:t>
             </w:r>
           </w:p>
         </w:tc>
@@ -27492,7 +27458,7 @@
               <w:rPr>
                 <w:sz w:val="15"/>
               </w:rPr>
-              <w:t xml:space="preserve">0.3921</w:t>
+              <w:t xml:space="preserve">0.4666</w:t>
             </w:r>
           </w:p>
         </w:tc>
@@ -27550,21 +27516,21 @@
               <w:rPr>
                 <w:sz w:val="15"/>
               </w:rPr>
-              <w:t xml:space="preserve">3013</w:t>
-            </w:r>
-          </w:p>
-        </w:tc>
-        <w:tc>
-          <w:tcPr/>
-          <w:p>
-            <w:pPr>
-              <w:pStyle w:val="Compact"/>
-            </w:pPr>
-            <w:r>
-              <w:rPr>
-                <w:sz w:val="15"/>
-              </w:rPr>
-              <w:t xml:space="preserve">1207</w:t>
+              <w:t xml:space="preserve">2702</w:t>
+            </w:r>
+          </w:p>
+        </w:tc>
+        <w:tc>
+          <w:tcPr/>
+          <w:p>
+            <w:pPr>
+              <w:pStyle w:val="Compact"/>
+            </w:pPr>
+            <w:r>
+              <w:rPr>
+                <w:sz w:val="15"/>
+              </w:rPr>
+              <w:t xml:space="preserve">1433</w:t>
             </w:r>
           </w:p>
         </w:tc>
@@ -27592,7 +27558,7 @@
               <w:rPr>
                 <w:sz w:val="15"/>
               </w:rPr>
-              <w:t xml:space="preserve">0.4523</w:t>
+              <w:t xml:space="preserve">0.5369</w:t>
             </w:r>
           </w:p>
         </w:tc>
@@ -27650,21 +27616,21 @@
               <w:rPr>
                 <w:sz w:val="15"/>
               </w:rPr>
-              <w:t xml:space="preserve">4367</w:t>
-            </w:r>
-          </w:p>
-        </w:tc>
-        <w:tc>
-          <w:tcPr/>
-          <w:p>
-            <w:pPr>
-              <w:pStyle w:val="Compact"/>
-            </w:pPr>
-            <w:r>
-              <w:rPr>
-                <w:sz w:val="15"/>
-              </w:rPr>
-              <w:t xml:space="preserve">1207</w:t>
+              <w:t xml:space="preserve">4114</w:t>
+            </w:r>
+          </w:p>
+        </w:tc>
+        <w:tc>
+          <w:tcPr/>
+          <w:p>
+            <w:pPr>
+              <w:pStyle w:val="Compact"/>
+            </w:pPr>
+            <w:r>
+              <w:rPr>
+                <w:sz w:val="15"/>
+              </w:rPr>
+              <w:t xml:space="preserve">1433</w:t>
             </w:r>
           </w:p>
         </w:tc>
@@ -27692,7 +27658,7 @@
               <w:rPr>
                 <w:sz w:val="15"/>
               </w:rPr>
-              <w:t xml:space="preserve">0.4853</w:t>
+              <w:t xml:space="preserve">0.6136</w:t>
             </w:r>
           </w:p>
         </w:tc>
@@ -27750,21 +27716,21 @@
               <w:rPr>
                 <w:sz w:val="15"/>
               </w:rPr>
-              <w:t xml:space="preserve">5578</w:t>
-            </w:r>
-          </w:p>
-        </w:tc>
-        <w:tc>
-          <w:tcPr/>
-          <w:p>
-            <w:pPr>
-              <w:pStyle w:val="Compact"/>
-            </w:pPr>
-            <w:r>
-              <w:rPr>
-                <w:sz w:val="15"/>
-              </w:rPr>
-              <w:t xml:space="preserve">1207</w:t>
+              <w:t xml:space="preserve">5568</w:t>
+            </w:r>
+          </w:p>
+        </w:tc>
+        <w:tc>
+          <w:tcPr/>
+          <w:p>
+            <w:pPr>
+              <w:pStyle w:val="Compact"/>
+            </w:pPr>
+            <w:r>
+              <w:rPr>
+                <w:sz w:val="15"/>
+              </w:rPr>
+              <w:t xml:space="preserve">1433</w:t>
             </w:r>
           </w:p>
         </w:tc>
@@ -27792,7 +27758,7 @@
               <w:rPr>
                 <w:sz w:val="15"/>
               </w:rPr>
-              <w:t xml:space="preserve">0.4895</w:t>
+              <w:t xml:space="preserve">0.6223</w:t>
             </w:r>
           </w:p>
         </w:tc>

--- a/docs/TECHNICAL_REPORT.docx
+++ b/docs/TECHNICAL_REPORT.docx
@@ -28,7 +28,7 @@
         </w:p>
       </w:sdtContent>
     </w:sdt>
-    <w:bookmarkStart w:id="80" w:name="brainsafe-ai-technical-report"/>
+    <w:bookmarkStart w:id="82" w:name="brainsafe-ai-technical-report"/>
     <w:p>
       <w:pPr>
         <w:pStyle w:val="Heading1"/>
@@ -16079,7 +16079,7 @@
       </w:r>
     </w:p>
     <w:bookmarkEnd w:id="36"/>
-    <w:bookmarkStart w:id="47" w:name="validation-everything-that-was-done"/>
+    <w:bookmarkStart w:id="49" w:name="validation-everything-that-was-done"/>
     <w:p>
       <w:pPr>
         <w:pStyle w:val="Heading2"/>
@@ -20823,13 +20823,13 @@
       </w:r>
     </w:p>
     <w:bookmarkEnd w:id="45"/>
-    <w:bookmarkStart w:id="46" w:name="leakage-and-null-models"/>
+    <w:bookmarkStart w:id="46" w:name="the-falsification-suite"/>
     <w:p>
       <w:pPr>
         <w:pStyle w:val="Heading3"/>
       </w:pPr>
       <w:r>
-        <w:t xml:space="preserve">6.7 Leakage and null models</w:t>
+        <w:t xml:space="preserve">6.7 The falsification suite</w:t>
       </w:r>
     </w:p>
     <w:p>
@@ -20837,6 +20837,1263 @@
         <w:pStyle w:val="FirstParagraph"/>
       </w:pPr>
       <w:r>
+        <w:t xml:space="preserve">Cross-validation asks how well a model scores. It cannot ask whether the thing the system claims to</w:t>
+      </w:r>
+      <w:r>
+        <w:t xml:space="preserve"> </w:t>
+      </w:r>
+      <w:r>
+        <w:t xml:space="preserve">do is real. Eight hypotheses were therefore written as claims the system makes about itself, each</w:t>
+      </w:r>
+      <w:r>
+        <w:t xml:space="preserve"> </w:t>
+      </w:r>
+      <w:r>
+        <w:t xml:space="preserve">paired with a null model that would produce the same apparent success by accident, and each run to</w:t>
+      </w:r>
+      <w:r>
+        <w:t xml:space="preserve"> </w:t>
+      </w:r>
+      <w:r>
+        <w:t xml:space="preserve">see whether it survived. A test that cannot fail is not evidence, so the suite was designed to be</w:t>
+      </w:r>
+      <w:r>
+        <w:t xml:space="preserve"> </w:t>
+      </w:r>
+      <w:r>
+        <w:t xml:space="preserve">able to embarrass the tool, and it did:</w:t>
+      </w:r>
+      <w:r>
+        <w:t xml:space="preserve"> </w:t>
+      </w:r>
+      <w:r>
+        <w:rPr>
+          <w:b/>
+          <w:bCs/>
+        </w:rPr>
+        <w:t xml:space="preserve">4 of the 8 hypotheses were refuted and only</w:t>
+      </w:r>
+      <w:r>
+        <w:rPr>
+          <w:b/>
+          <w:bCs/>
+        </w:rPr>
+        <w:t xml:space="preserve"> </w:t>
+      </w:r>
+      <w:r>
+        <w:rPr>
+          <w:b/>
+          <w:bCs/>
+        </w:rPr>
+        <w:t xml:space="preserve">3 were supported outright.</w:t>
+      </w:r>
+    </w:p>
+    <w:p>
+      <w:pPr>
+        <w:pStyle w:val="BodyText"/>
+      </w:pPr>
+      <w:r>
+        <w:t xml:space="preserve">The refutations are the most useful output this project has produced, and they changed the design.</w:t>
+      </w:r>
+    </w:p>
+    <w:tbl>
+      <w:tblPr>
+        <w:tblStyle w:val="Table"/>
+        <w:tblW w:type="pct" w:w="5000"/>
+        <w:jc w:val="center"/>
+        <w:tblLayout w:type="autofit"/>
+        <w:tblLook w:firstRow="1" w:lastRow="0" w:firstColumn="0" w:lastColumn="0" w:noHBand="0" w:noVBand="0" w:val="0020"/>
+        <w:tblLayout w:type="autofit"/>
+      </w:tblPr>
+      <w:tblGrid>
+        <w:gridCol w:w="2640"/>
+        <w:gridCol w:w="2640"/>
+        <w:gridCol w:w="2640"/>
+      </w:tblGrid>
+      <w:tr>
+        <w:trPr>
+          <w:tblHeader w:val="on"/>
+          <w:tblHeader w:val="true"/>
+        </w:trPr>
+        <w:tc>
+          <w:tcPr>
+            <w:shd w:val="clear" w:fill="EAF0F7"/>
+          </w:tcPr>
+          <w:p>
+            <w:pPr>
+              <w:pStyle w:val="Compact"/>
+            </w:pPr>
+            <w:r>
+              <w:rPr>
+                <w:b/>
+                <w:sz w:val="17"/>
+              </w:rPr>
+              <w:t xml:space="preserve">hypothesis</w:t>
+            </w:r>
+          </w:p>
+        </w:tc>
+        <w:tc>
+          <w:tcPr>
+            <w:shd w:val="clear" w:fill="EAF0F7"/>
+          </w:tcPr>
+          <w:p>
+            <w:pPr>
+              <w:pStyle w:val="Compact"/>
+            </w:pPr>
+            <w:r>
+              <w:rPr>
+                <w:b/>
+                <w:sz w:val="17"/>
+              </w:rPr>
+              <w:t xml:space="preserve">verdict</w:t>
+            </w:r>
+          </w:p>
+        </w:tc>
+        <w:tc>
+          <w:tcPr>
+            <w:shd w:val="clear" w:fill="EAF0F7"/>
+          </w:tcPr>
+          <w:p>
+            <w:pPr>
+              <w:pStyle w:val="Compact"/>
+            </w:pPr>
+            <w:r>
+              <w:rPr>
+                <w:b/>
+                <w:sz w:val="17"/>
+              </w:rPr>
+              <w:t xml:space="preserve">what was measured</w:t>
+            </w:r>
+          </w:p>
+        </w:tc>
+      </w:tr>
+      <w:tr>
+        <w:tc>
+          <w:tcPr/>
+          <w:p>
+            <w:pPr>
+              <w:pStyle w:val="Compact"/>
+            </w:pPr>
+            <w:r>
+              <w:t xml:space="preserve">H1 the disease score is informative</w:t>
+            </w:r>
+          </w:p>
+        </w:tc>
+        <w:tc>
+          <w:tcPr/>
+          <w:p>
+            <w:pPr>
+              <w:pStyle w:val="Compact"/>
+            </w:pPr>
+            <w:r>
+              <w:t xml:space="preserve">SUPPORTED</w:t>
+            </w:r>
+          </w:p>
+        </w:tc>
+        <w:tc>
+          <w:tcPr/>
+          <w:p>
+            <w:pPr>
+              <w:pStyle w:val="Compact"/>
+            </w:pPr>
+            <w:r>
+              <w:t xml:space="preserve">top-3 accuracy 0.786 vs permutation null 0.154 (p=0.005) and frequency null 0.548</w:t>
+            </w:r>
+          </w:p>
+        </w:tc>
+      </w:tr>
+      <w:tr>
+        <w:tc>
+          <w:tcPr/>
+          <w:p>
+            <w:pPr>
+              <w:pStyle w:val="Compact"/>
+            </w:pPr>
+            <w:r>
+              <w:t xml:space="preserve">H2 the curated edge weights add value</w:t>
+            </w:r>
+          </w:p>
+        </w:tc>
+        <w:tc>
+          <w:tcPr/>
+          <w:p>
+            <w:pPr>
+              <w:pStyle w:val="Compact"/>
+            </w:pPr>
+            <w:r>
+              <w:t xml:space="preserve">REFUTED</w:t>
+            </w:r>
+          </w:p>
+        </w:tc>
+        <w:tc>
+          <w:tcPr/>
+          <w:p>
+            <w:pPr>
+              <w:pStyle w:val="Compact"/>
+            </w:pPr>
+            <w:r>
+              <w:t xml:space="preserve">curated 0.7865, uniform 0.7861, permuted 0.7844</w:t>
+            </w:r>
+          </w:p>
+        </w:tc>
+      </w:tr>
+      <w:tr>
+        <w:tc>
+          <w:tcPr/>
+          <w:p>
+            <w:pPr>
+              <w:pStyle w:val="Compact"/>
+            </w:pPr>
+            <w:r>
+              <w:t xml:space="preserve">H3 BBB gating discriminates between diseases</w:t>
+            </w:r>
+          </w:p>
+        </w:tc>
+        <w:tc>
+          <w:tcPr/>
+          <w:p>
+            <w:pPr>
+              <w:pStyle w:val="Compact"/>
+            </w:pPr>
+            <w:r>
+              <w:t xml:space="preserve">REFUTED (by construction)</w:t>
+            </w:r>
+          </w:p>
+        </w:tc>
+        <w:tc>
+          <w:tcPr/>
+          <w:p>
+            <w:pPr>
+              <w:pStyle w:val="Compact"/>
+            </w:pPr>
+            <w:r>
+              <w:t xml:space="preserve">the gate multiplies every disease equally and cannot change their order</w:t>
+            </w:r>
+          </w:p>
+        </w:tc>
+      </w:tr>
+      <w:tr>
+        <w:tc>
+          <w:tcPr/>
+          <w:p>
+            <w:pPr>
+              <w:pStyle w:val="Compact"/>
+            </w:pPr>
+            <w:r>
+              <w:t xml:space="preserve">H4 specificity transfers to novel chemistry</w:t>
+            </w:r>
+          </w:p>
+        </w:tc>
+        <w:tc>
+          <w:tcPr/>
+          <w:p>
+            <w:pPr>
+              <w:pStyle w:val="Compact"/>
+            </w:pPr>
+            <w:r>
+              <w:t xml:space="preserve">SUPPORTED</w:t>
+            </w:r>
+          </w:p>
+        </w:tc>
+        <w:tc>
+          <w:tcPr/>
+          <w:p>
+            <w:pPr>
+              <w:pStyle w:val="Compact"/>
+            </w:pPr>
+            <w:r>
+              <w:t xml:space="preserve">false-positive rate 0.016 on 61 distant compounds against 0.051 measured on library chemistry</w:t>
+            </w:r>
+          </w:p>
+        </w:tc>
+      </w:tr>
+      <w:tr>
+        <w:tc>
+          <w:tcPr/>
+          <w:p>
+            <w:pPr>
+              <w:pStyle w:val="Compact"/>
+            </w:pPr>
+            <w:r>
+              <w:t xml:space="preserve">H5 read-across beats a frequency baseline</w:t>
+            </w:r>
+          </w:p>
+        </w:tc>
+        <w:tc>
+          <w:tcPr/>
+          <w:p>
+            <w:pPr>
+              <w:pStyle w:val="Compact"/>
+            </w:pPr>
+            <w:r>
+              <w:t xml:space="preserve">SUPPORTED</w:t>
+            </w:r>
+          </w:p>
+        </w:tc>
+        <w:tc>
+          <w:tcPr/>
+          <w:p>
+            <w:pPr>
+              <w:pStyle w:val="Compact"/>
+            </w:pPr>
+            <w:r>
+              <w:t xml:space="preserve">recall 0.973 against 0.059</w:t>
+            </w:r>
+          </w:p>
+        </w:tc>
+      </w:tr>
+      <w:tr>
+        <w:tc>
+          <w:tcPr/>
+          <w:p>
+            <w:pPr>
+              <w:pStyle w:val="Compact"/>
+            </w:pPr>
+            <w:r>
+              <w:t xml:space="preserve">H6 the disease scores match real clinical indications</w:t>
+            </w:r>
+          </w:p>
+        </w:tc>
+        <w:tc>
+          <w:tcPr/>
+          <w:p>
+            <w:pPr>
+              <w:pStyle w:val="Compact"/>
+            </w:pPr>
+            <w:r>
+              <w:t xml:space="preserve">WEAKENED</w:t>
+            </w:r>
+          </w:p>
+        </w:tc>
+        <w:tc>
+          <w:tcPr/>
+          <w:p>
+            <w:pPr>
+              <w:pStyle w:val="Compact"/>
+            </w:pPr>
+            <w:r>
+              <w:t xml:space="preserve">top-3 accuracy 0.352 on 162 drugs never seen in training, against permutation null 0.145 (p=0.001) and frequency null 0.654</w:t>
+            </w:r>
+          </w:p>
+        </w:tc>
+      </w:tr>
+      <w:tr>
+        <w:tc>
+          <w:tcPr/>
+          <w:p>
+            <w:pPr>
+              <w:pStyle w:val="Compact"/>
+            </w:pPr>
+            <w:r>
+              <w:t xml:space="preserve">H7 some panel targets are non-discriminative and explain the silent antiepileptics</w:t>
+            </w:r>
+          </w:p>
+        </w:tc>
+        <w:tc>
+          <w:tcPr/>
+          <w:p>
+            <w:pPr>
+              <w:pStyle w:val="Compact"/>
+            </w:pPr>
+            <w:r>
+              <w:t xml:space="preserve">REFUTED</w:t>
+            </w:r>
+          </w:p>
+        </w:tc>
+        <w:tc>
+          <w:tcPr/>
+          <w:p>
+            <w:pPr>
+              <w:pStyle w:val="Compact"/>
+            </w:pPr>
+            <w:r>
+              <w:t xml:space="preserve">none of 38 targets ranks below AUROC 0.70; the cause is the operating point, with median deployed sensitivity 0.79 and 7 targets under 0.50</w:t>
+            </w:r>
+          </w:p>
+        </w:tc>
+      </w:tr>
+      <w:tr>
+        <w:tc>
+          <w:tcPr/>
+          <w:p>
+            <w:pPr>
+              <w:pStyle w:val="Compact"/>
+            </w:pPr>
+            <w:r>
+              <w:t xml:space="preserve">H8 engaged targets are independent observations</w:t>
+            </w:r>
+          </w:p>
+        </w:tc>
+        <w:tc>
+          <w:tcPr/>
+          <w:p>
+            <w:pPr>
+              <w:pStyle w:val="Compact"/>
+            </w:pPr>
+            <w:r>
+              <w:t xml:space="preserve">REFUTED</w:t>
+            </w:r>
+          </w:p>
+        </w:tc>
+        <w:tc>
+          <w:tcPr/>
+          <w:p>
+            <w:pPr>
+              <w:pStyle w:val="Compact"/>
+            </w:pPr>
+            <w:r>
+              <w:t xml:space="preserve">37 targets fire across approved drugs but span only 17 independent directions; 5 homologous pairs correlate above 0.5</w:t>
+            </w:r>
+          </w:p>
+        </w:tc>
+      </w:tr>
+    </w:tbl>
+    <w:p>
+      <w:pPr>
+        <w:pStyle w:val="BodyText"/>
+      </w:pPr>
+      <w:r>
+        <w:rPr>
+          <w:b/>
+          <w:bCs/>
+        </w:rPr>
+        <w:t xml:space="preserve">What each refutation cost, and what was done about it.</w:t>
+      </w:r>
+    </w:p>
+    <w:p>
+      <w:pPr>
+        <w:pStyle w:val="Compact"/>
+        <w:numPr>
+          <w:ilvl w:val="0"/>
+          <w:numId w:val="1007"/>
+        </w:numPr>
+      </w:pPr>
+      <w:r>
+        <w:rPr>
+          <w:b/>
+          <w:bCs/>
+        </w:rPr>
+        <w:t xml:space="preserve">H2, the curated edge weights add nothing.</w:t>
+      </w:r>
+      <w:r>
+        <w:t xml:space="preserve"> </w:t>
+      </w:r>
+      <w:r>
+        <w:t xml:space="preserve">The pathway graph’s hand-assigned weights were</w:t>
+      </w:r>
+      <w:r>
+        <w:t xml:space="preserve"> </w:t>
+      </w:r>
+      <w:r>
+        <w:t xml:space="preserve">expected to carry information. Replacing them with uniform weights, or with randomly permuted</w:t>
+      </w:r>
+      <w:r>
+        <w:t xml:space="preserve"> </w:t>
+      </w:r>
+      <w:r>
+        <w:t xml:space="preserve">ones, changes top-3 accuracy in the third decimal place. The predictive content lies in the graph’s</w:t>
+      </w:r>
+      <w:r>
+        <w:t xml:space="preserve"> </w:t>
+      </w:r>
+      <w:r>
+        <w:rPr>
+          <w:i/>
+          <w:iCs/>
+        </w:rPr>
+        <w:t xml:space="preserve">topology</w:t>
+      </w:r>
+      <w:r>
+        <w:t xml:space="preserve">, in which target connects to which condition, not in how strongly. The weights are</w:t>
+      </w:r>
+      <w:r>
+        <w:t xml:space="preserve"> </w:t>
+      </w:r>
+      <w:r>
+        <w:t xml:space="preserve">therefore reported as structure rather than as tuned parameters, and no claim is made for them.</w:t>
+      </w:r>
+    </w:p>
+    <w:p>
+      <w:pPr>
+        <w:pStyle w:val="Compact"/>
+        <w:numPr>
+          <w:ilvl w:val="0"/>
+          <w:numId w:val="1007"/>
+        </w:numPr>
+      </w:pPr>
+      <w:r>
+        <w:rPr>
+          <w:b/>
+          <w:bCs/>
+        </w:rPr>
+        <w:t xml:space="preserve">H3, barrier gating cannot discriminate between diseases.</w:t>
+      </w:r>
+      <w:r>
+        <w:t xml:space="preserve"> </w:t>
+      </w:r>
+      <w:r>
+        <w:t xml:space="preserve">This one is refuted by construction,</w:t>
+      </w:r>
+      <w:r>
+        <w:t xml:space="preserve"> </w:t>
+      </w:r>
+      <w:r>
+        <w:t xml:space="preserve">which is worth stating plainly: the gate multiplies every disease score by the same barrier</w:t>
+      </w:r>
+      <w:r>
+        <w:t xml:space="preserve"> </w:t>
+      </w:r>
+      <w:r>
+        <w:t xml:space="preserve">probability, so it can raise or lower them together but can never change their order. Gating</w:t>
+      </w:r>
+      <w:r>
+        <w:t xml:space="preserve"> </w:t>
+      </w:r>
+      <w:r>
+        <w:t xml:space="preserve">decides</w:t>
+      </w:r>
+      <w:r>
+        <w:t xml:space="preserve"> </w:t>
+      </w:r>
+      <w:r>
+        <w:rPr>
+          <w:i/>
+          <w:iCs/>
+        </w:rPr>
+        <w:t xml:space="preserve">whether</w:t>
+      </w:r>
+      <w:r>
+        <w:t xml:space="preserve"> </w:t>
+      </w:r>
+      <w:r>
+        <w:t xml:space="preserve">to report, not</w:t>
+      </w:r>
+      <w:r>
+        <w:t xml:space="preserve"> </w:t>
+      </w:r>
+      <w:r>
+        <w:rPr>
+          <w:i/>
+          <w:iCs/>
+        </w:rPr>
+        <w:t xml:space="preserve">which</w:t>
+      </w:r>
+      <w:r>
+        <w:t xml:space="preserve"> </w:t>
+      </w:r>
+      <w:r>
+        <w:t xml:space="preserve">condition. Presenting it as though it discriminated</w:t>
+      </w:r>
+      <w:r>
+        <w:t xml:space="preserve"> </w:t>
+      </w:r>
+      <w:r>
+        <w:t xml:space="preserve">between conditions would be a misrepresentation of arithmetic.</w:t>
+      </w:r>
+    </w:p>
+    <w:p>
+      <w:pPr>
+        <w:pStyle w:val="Compact"/>
+        <w:numPr>
+          <w:ilvl w:val="0"/>
+          <w:numId w:val="1007"/>
+        </w:numPr>
+      </w:pPr>
+      <w:r>
+        <w:rPr>
+          <w:b/>
+          <w:bCs/>
+        </w:rPr>
+        <w:t xml:space="preserve">H7, the silent antiepileptics are explained by weak targets.</w:t>
+      </w:r>
+      <w:r>
+        <w:t xml:space="preserve"> </w:t>
+      </w:r>
+      <w:r>
+        <w:t xml:space="preserve">Several antiepileptic drugs return</w:t>
+      </w:r>
+      <w:r>
+        <w:t xml:space="preserve"> </w:t>
+      </w:r>
+      <w:r>
+        <w:t xml:space="preserve">no call, and the natural suspicion was that some panel targets are simply non-discriminative. They</w:t>
+      </w:r>
+      <w:r>
+        <w:t xml:space="preserve"> </w:t>
+      </w:r>
+      <w:r>
+        <w:t xml:space="preserve">are not: no target ranks below AUROC 0.70. The cause is the operating point rather than the model,</w:t>
+      </w:r>
+      <w:r>
+        <w:t xml:space="preserve"> </w:t>
+      </w:r>
+      <w:r>
+        <w:t xml:space="preserve">which is a different problem with a different remedy.</w:t>
+      </w:r>
+    </w:p>
+    <w:p>
+      <w:pPr>
+        <w:pStyle w:val="Compact"/>
+        <w:numPr>
+          <w:ilvl w:val="0"/>
+          <w:numId w:val="1007"/>
+        </w:numPr>
+      </w:pPr>
+      <w:r>
+        <w:rPr>
+          <w:b/>
+          <w:bCs/>
+        </w:rPr>
+        <w:t xml:space="preserve">H8, engaged targets are independent observations.</w:t>
+      </w:r>
+      <w:r>
+        <w:t xml:space="preserve"> </w:t>
+      </w:r>
+      <w:r>
+        <w:t xml:space="preserve">They are not. Targets fire in correlated</w:t>
+      </w:r>
+      <w:r>
+        <w:t xml:space="preserve"> </w:t>
+      </w:r>
+      <w:r>
+        <w:t xml:space="preserve">families, so counting them overstates the evidence. This is why the interface reports the number of</w:t>
+      </w:r>
+      <w:r>
+        <w:t xml:space="preserve"> </w:t>
+      </w:r>
+      <w:r>
+        <w:rPr>
+          <w:i/>
+          <w:iCs/>
+        </w:rPr>
+        <w:t xml:space="preserve">independent mechanisms</w:t>
+      </w:r>
+      <w:r>
+        <w:t xml:space="preserve"> </w:t>
+      </w:r>
+      <w:r>
+        <w:t xml:space="preserve">beside the raw count, and why the disease score takes the strongest</w:t>
+      </w:r>
+      <w:r>
+        <w:t xml:space="preserve"> </w:t>
+      </w:r>
+      <w:r>
+        <w:t xml:space="preserve">engaged mechanism rather than summing.</w:t>
+      </w:r>
+    </w:p>
+    <w:p>
+      <w:pPr>
+        <w:pStyle w:val="FirstParagraph"/>
+      </w:pPr>
+      <w:r>
+        <w:t xml:space="preserve">Read-only by construction: nothing in this suite writes to</w:t>
+      </w:r>
+      <w:r>
+        <w:t xml:space="preserve"> </w:t>
+      </w:r>
+      <w:r>
+        <w:rPr>
+          <w:rStyle w:val="VerbatimChar"/>
+        </w:rPr>
+        <w:t xml:space="preserve">models_rf/</w:t>
+      </w:r>
+      <w:r>
+        <w:t xml:space="preserve">,</w:t>
+      </w:r>
+      <w:r>
+        <w:t xml:space="preserve"> </w:t>
+      </w:r>
+      <w:r>
+        <w:rPr>
+          <w:rStyle w:val="VerbatimChar"/>
+        </w:rPr>
+        <w:t xml:space="preserve">data/</w:t>
+      </w:r>
+      <w:r>
+        <w:t xml:space="preserve"> </w:t>
+      </w:r>
+      <w:r>
+        <w:t xml:space="preserve">or the application,</w:t>
+      </w:r>
+      <w:r>
+        <w:t xml:space="preserve"> </w:t>
+      </w:r>
+      <w:r>
+        <w:t xml:space="preserve">and its outputs live under</w:t>
+      </w:r>
+      <w:r>
+        <w:t xml:space="preserve"> </w:t>
+      </w:r>
+      <w:r>
+        <w:rPr>
+          <w:rStyle w:val="VerbatimChar"/>
+        </w:rPr>
+        <w:t xml:space="preserve">inversion/</w:t>
+      </w:r>
+      <w:r>
+        <w:t xml:space="preserve"> </w:t>
+      </w:r>
+      <w:r>
+        <w:t xml:space="preserve">so that a falsification can never be mistaken for a</w:t>
+      </w:r>
+      <w:r>
+        <w:t xml:space="preserve"> </w:t>
+      </w:r>
+      <w:r>
+        <w:t xml:space="preserve">validation.</w:t>
+      </w:r>
+    </w:p>
+    <w:bookmarkEnd w:id="46"/>
+    <w:bookmarkStart w:id="47" w:name="the-software-test-suite"/>
+    <w:p>
+      <w:pPr>
+        <w:pStyle w:val="Heading3"/>
+      </w:pPr>
+      <w:r>
+        <w:t xml:space="preserve">6.8 The software test suite</w:t>
+      </w:r>
+    </w:p>
+    <w:p>
+      <w:pPr>
+        <w:pStyle w:val="FirstParagraph"/>
+      </w:pPr>
+      <w:r>
+        <w:t xml:space="preserve">Validation asks whether the science is right. Tests ask whether the code still does what the science</w:t>
+      </w:r>
+      <w:r>
+        <w:t xml:space="preserve"> </w:t>
+      </w:r>
+      <w:r>
+        <w:t xml:space="preserve">assumed, and they run on every commit. There are</w:t>
+      </w:r>
+      <w:r>
+        <w:t xml:space="preserve"> </w:t>
+      </w:r>
+      <w:r>
+        <w:rPr>
+          <w:b/>
+          <w:bCs/>
+        </w:rPr>
+        <w:t xml:space="preserve">44 tests with 53 subtests</w:t>
+      </w:r>
+      <w:r>
+        <w:t xml:space="preserve">, and they are not</w:t>
+      </w:r>
+      <w:r>
+        <w:t xml:space="preserve"> </w:t>
+      </w:r>
+      <w:r>
+        <w:t xml:space="preserve">tests of</w:t>
+      </w:r>
+      <w:r>
+        <w:t xml:space="preserve"> </w:t>
+      </w:r>
+      <w:r>
+        <w:t xml:space="preserve">“does it run”</w:t>
+      </w:r>
+      <w:r>
+        <w:t xml:space="preserve">: each pins a property whose loss would change a published number without</w:t>
+      </w:r>
+      <w:r>
+        <w:t xml:space="preserve"> </w:t>
+      </w:r>
+      <w:r>
+        <w:t xml:space="preserve">raising an error, and most correspond to a defect that actually occurred.</w:t>
+      </w:r>
+    </w:p>
+    <w:tbl>
+      <w:tblPr>
+        <w:tblStyle w:val="Table"/>
+        <w:tblW w:type="pct" w:w="5000"/>
+        <w:jc w:val="center"/>
+        <w:tblLayout w:type="autofit"/>
+        <w:tblLook w:firstRow="1" w:lastRow="0" w:firstColumn="0" w:lastColumn="0" w:noHBand="0" w:noVBand="0" w:val="0020"/>
+        <w:tblLayout w:type="autofit"/>
+      </w:tblPr>
+      <w:tblGrid>
+        <w:gridCol w:w="2640"/>
+        <w:gridCol w:w="2640"/>
+        <w:gridCol w:w="2640"/>
+      </w:tblGrid>
+      <w:tr>
+        <w:trPr>
+          <w:tblHeader w:val="on"/>
+          <w:tblHeader w:val="true"/>
+        </w:trPr>
+        <w:tc>
+          <w:tcPr>
+            <w:shd w:val="clear" w:fill="EAF0F7"/>
+          </w:tcPr>
+          <w:p>
+            <w:pPr>
+              <w:pStyle w:val="Compact"/>
+            </w:pPr>
+            <w:r>
+              <w:rPr>
+                <w:b/>
+                <w:sz w:val="17"/>
+              </w:rPr>
+              <w:t xml:space="preserve">Group</w:t>
+            </w:r>
+          </w:p>
+        </w:tc>
+        <w:tc>
+          <w:tcPr>
+            <w:shd w:val="clear" w:fill="EAF0F7"/>
+          </w:tcPr>
+          <w:p>
+            <w:pPr>
+              <w:pStyle w:val="Compact"/>
+            </w:pPr>
+            <w:r>
+              <w:rPr>
+                <w:b/>
+                <w:sz w:val="17"/>
+              </w:rPr>
+              <w:t xml:space="preserve">Tests</w:t>
+            </w:r>
+          </w:p>
+        </w:tc>
+        <w:tc>
+          <w:tcPr>
+            <w:shd w:val="clear" w:fill="EAF0F7"/>
+          </w:tcPr>
+          <w:p>
+            <w:pPr>
+              <w:pStyle w:val="Compact"/>
+            </w:pPr>
+            <w:r>
+              <w:rPr>
+                <w:b/>
+                <w:sz w:val="17"/>
+              </w:rPr>
+              <w:t xml:space="preserve">What it pins</w:t>
+            </w:r>
+          </w:p>
+        </w:tc>
+      </w:tr>
+      <w:tr>
+        <w:tc>
+          <w:tcPr/>
+          <w:p>
+            <w:pPr>
+              <w:pStyle w:val="Compact"/>
+            </w:pPr>
+            <w:r>
+              <w:rPr>
+                <w:rStyle w:val="VerbatimChar"/>
+              </w:rPr>
+              <w:t xml:space="preserve">TestShape</w:t>
+            </w:r>
+            <w:r>
+              <w:t xml:space="preserve">,</w:t>
+            </w:r>
+            <w:r>
+              <w:t xml:space="preserve"> </w:t>
+            </w:r>
+            <w:r>
+              <w:rPr>
+                <w:rStyle w:val="VerbatimChar"/>
+              </w:rPr>
+              <w:t xml:space="preserve">TestPurity</w:t>
+            </w:r>
+          </w:p>
+        </w:tc>
+        <w:tc>
+          <w:tcPr/>
+          <w:p>
+            <w:pPr>
+              <w:pStyle w:val="Compact"/>
+            </w:pPr>
+            <w:r>
+              <w:t xml:space="preserve">8</w:t>
+            </w:r>
+          </w:p>
+        </w:tc>
+        <w:tc>
+          <w:tcPr/>
+          <w:p>
+            <w:pPr>
+              <w:pStyle w:val="Compact"/>
+            </w:pPr>
+            <w:r>
+              <w:t xml:space="preserve">the feature vector is 1,036 columns and is a pure function of the structure, identical alone or in a batch and under reordering</w:t>
+            </w:r>
+          </w:p>
+        </w:tc>
+      </w:tr>
+      <w:tr>
+        <w:tc>
+          <w:tcPr/>
+          <w:p>
+            <w:pPr>
+              <w:pStyle w:val="Compact"/>
+            </w:pPr>
+            <w:r>
+              <w:rPr>
+                <w:rStyle w:val="VerbatimChar"/>
+              </w:rPr>
+              <w:t xml:space="preserve">TestParentAndStereo</w:t>
+            </w:r>
+          </w:p>
+        </w:tc>
+        <w:tc>
+          <w:tcPr/>
+          <w:p>
+            <w:pPr>
+              <w:pStyle w:val="Compact"/>
+            </w:pPr>
+            <w:r>
+              <w:t xml:space="preserve">4</w:t>
+            </w:r>
+          </w:p>
+        </w:tc>
+        <w:tc>
+          <w:tcPr/>
+          <w:p>
+            <w:pPr>
+              <w:pStyle w:val="Compact"/>
+            </w:pPr>
+            <w:r>
+              <w:t xml:space="preserve">salts reduce to their free base and give identical vectors; a permanent charge survives; enantiomers collide, which is pinned as a known limitation</w:t>
+            </w:r>
+          </w:p>
+        </w:tc>
+      </w:tr>
+      <w:tr>
+        <w:tc>
+          <w:tcPr/>
+          <w:p>
+            <w:pPr>
+              <w:pStyle w:val="Compact"/>
+            </w:pPr>
+            <w:r>
+              <w:rPr>
+                <w:rStyle w:val="VerbatimChar"/>
+              </w:rPr>
+              <w:t xml:space="preserve">TestDeduplication</w:t>
+            </w:r>
+          </w:p>
+        </w:tc>
+        <w:tc>
+          <w:tcPr/>
+          <w:p>
+            <w:pPr>
+              <w:pStyle w:val="Compact"/>
+            </w:pPr>
+            <w:r>
+              <w:t xml:space="preserve">4</w:t>
+            </w:r>
+          </w:p>
+        </w:tc>
+        <w:tc>
+          <w:tcPr/>
+          <w:p>
+            <w:pPr>
+              <w:pStyle w:val="Compact"/>
+            </w:pPr>
+            <w:r>
+              <w:t xml:space="preserve">rows identical in feature space collapse, contradictory groups are dropped rather than voted on, and both happen before any split</w:t>
+            </w:r>
+          </w:p>
+        </w:tc>
+      </w:tr>
+      <w:tr>
+        <w:tc>
+          <w:tcPr/>
+          <w:p>
+            <w:pPr>
+              <w:pStyle w:val="Compact"/>
+            </w:pPr>
+            <w:r>
+              <w:rPr>
+                <w:rStyle w:val="VerbatimChar"/>
+              </w:rPr>
+              <w:t xml:space="preserve">TestBackgroundPools</w:t>
+            </w:r>
+          </w:p>
+        </w:tc>
+        <w:tc>
+          <w:tcPr/>
+          <w:p>
+            <w:pPr>
+              <w:pStyle w:val="Compact"/>
+            </w:pPr>
+            <w:r>
+              <w:t xml:space="preserve">5</w:t>
+            </w:r>
+          </w:p>
+        </w:tc>
+        <w:tc>
+          <w:tcPr/>
+          <w:p>
+            <w:pPr>
+              <w:pStyle w:val="Compact"/>
+            </w:pPr>
+            <w:r>
+              <w:t xml:space="preserve">the three background pools are disjoint and pool membership is a pure function of the structure, so a threshold set on one and measured on another stays honest across machines</w:t>
+            </w:r>
+          </w:p>
+        </w:tc>
+      </w:tr>
+      <w:tr>
+        <w:tc>
+          <w:tcPr/>
+          <w:p>
+            <w:pPr>
+              <w:pStyle w:val="Compact"/>
+            </w:pPr>
+            <w:r>
+              <w:rPr>
+                <w:rStyle w:val="VerbatimChar"/>
+              </w:rPr>
+              <w:t xml:space="preserve">TestCensoredLabelRule</w:t>
+            </w:r>
+          </w:p>
+        </w:tc>
+        <w:tc>
+          <w:tcPr/>
+          <w:p>
+            <w:pPr>
+              <w:pStyle w:val="Compact"/>
+            </w:pPr>
+            <w:r>
+              <w:t xml:space="preserve">3</w:t>
+            </w:r>
+          </w:p>
+        </w:tc>
+        <w:tc>
+          <w:tcPr/>
+          <w:p>
+            <w:pPr>
+              <w:pStyle w:val="Compact"/>
+            </w:pPr>
+            <w:r>
+              <w:t xml:space="preserve">a censored bound settles a label only when the whole interval falls one side of the cut</w:t>
+            </w:r>
+          </w:p>
+        </w:tc>
+      </w:tr>
+      <w:tr>
+        <w:tc>
+          <w:tcPr/>
+          <w:p>
+            <w:pPr>
+              <w:pStyle w:val="Compact"/>
+            </w:pPr>
+            <w:r>
+              <w:rPr>
+                <w:rStyle w:val="VerbatimChar"/>
+              </w:rPr>
+              <w:t xml:space="preserve">TestDeterminism</w:t>
+            </w:r>
+          </w:p>
+        </w:tc>
+        <w:tc>
+          <w:tcPr/>
+          <w:p>
+            <w:pPr>
+              <w:pStyle w:val="Compact"/>
+            </w:pPr>
+            <w:r>
+              <w:t xml:space="preserve">2</w:t>
+            </w:r>
+          </w:p>
+        </w:tc>
+        <w:tc>
+          <w:tcPr/>
+          <w:p>
+            <w:pPr>
+              <w:pStyle w:val="Compact"/>
+            </w:pPr>
+            <w:r>
+              <w:t xml:space="preserve">the declared seed is the one the pipeline uses, and a fixed seed reproduces itself</w:t>
+            </w:r>
+          </w:p>
+        </w:tc>
+      </w:tr>
+      <w:tr>
+        <w:tc>
+          <w:tcPr/>
+          <w:p>
+            <w:pPr>
+              <w:pStyle w:val="Compact"/>
+            </w:pPr>
+            <w:r>
+              <w:rPr>
+                <w:rStyle w:val="VerbatimChar"/>
+              </w:rPr>
+              <w:t xml:space="preserve">TestPanelRegistryIsConsistent</w:t>
+            </w:r>
+          </w:p>
+        </w:tc>
+        <w:tc>
+          <w:tcPr/>
+          <w:p>
+            <w:pPr>
+              <w:pStyle w:val="Compact"/>
+            </w:pPr>
+            <w:r>
+              <w:t xml:space="preserve">5</w:t>
+            </w:r>
+          </w:p>
+        </w:tc>
+        <w:tc>
+          <w:tcPr/>
+          <w:p>
+            <w:pPr>
+              <w:pStyle w:val="Compact"/>
+            </w:pPr>
+            <w:r>
+              <w:t xml:space="preserve">the registry, the endpoint tables and the fitted models describe one panel; no model predates its training table; no endpoint is withheld without a recorded reason</w:t>
+            </w:r>
+          </w:p>
+        </w:tc>
+      </w:tr>
+      <w:tr>
+        <w:tc>
+          <w:tcPr/>
+          <w:p>
+            <w:pPr>
+              <w:pStyle w:val="Compact"/>
+            </w:pPr>
+            <w:r>
+              <w:rPr>
+                <w:rStyle w:val="VerbatimChar"/>
+              </w:rPr>
+              <w:t xml:space="preserve">TestEveryEndpointIsRetrainable</w:t>
+            </w:r>
+          </w:p>
+        </w:tc>
+        <w:tc>
+          <w:tcPr/>
+          <w:p>
+            <w:pPr>
+              <w:pStyle w:val="Compact"/>
+            </w:pPr>
+            <w:r>
+              <w:t xml:space="preserve">2</w:t>
+            </w:r>
+          </w:p>
+        </w:tc>
+        <w:tc>
+          <w:tcPr/>
+          <w:p>
+            <w:pPr>
+              <w:pStyle w:val="Compact"/>
+            </w:pPr>
+            <w:r>
+              <w:t xml:space="preserve">every endpoint is claimed by exactly one trainer, and by no more than one</w:t>
+            </w:r>
+          </w:p>
+        </w:tc>
+      </w:tr>
+      <w:tr>
+        <w:tc>
+          <w:tcPr/>
+          <w:p>
+            <w:pPr>
+              <w:pStyle w:val="Compact"/>
+            </w:pPr>
+            <w:r>
+              <w:rPr>
+                <w:rStyle w:val="VerbatimChar"/>
+              </w:rPr>
+              <w:t xml:space="preserve">TestThresholdSequenceIsAtomic</w:t>
+            </w:r>
+          </w:p>
+        </w:tc>
+        <w:tc>
+          <w:tcPr/>
+          <w:p>
+            <w:pPr>
+              <w:pStyle w:val="Compact"/>
+            </w:pPr>
+            <w:r>
+              <w:t xml:space="preserve">2</w:t>
+            </w:r>
+          </w:p>
+        </w:tc>
+        <w:tc>
+          <w:tcPr/>
+          <w:p>
+            <w:pPr>
+              <w:pStyle w:val="Compact"/>
+            </w:pPr>
+            <w:r>
+              <w:t xml:space="preserve">the four threshold steps stay one unit, and no member depends on a file the sequence itself rewrites</w:t>
+            </w:r>
+          </w:p>
+        </w:tc>
+      </w:tr>
+      <w:tr>
+        <w:tc>
+          <w:tcPr/>
+          <w:p>
+            <w:pPr>
+              <w:pStyle w:val="Compact"/>
+            </w:pPr>
+            <w:r>
+              <w:rPr>
+                <w:rStyle w:val="VerbatimChar"/>
+              </w:rPr>
+              <w:t xml:space="preserve">TestDeployedPipeline</w:t>
+            </w:r>
+          </w:p>
+        </w:tc>
+        <w:tc>
+          <w:tcPr/>
+          <w:p>
+            <w:pPr>
+              <w:pStyle w:val="Compact"/>
+            </w:pPr>
+            <w:r>
+              <w:t xml:space="preserve">9</w:t>
+            </w:r>
+          </w:p>
+        </w:tc>
+        <w:tc>
+          <w:tcPr/>
+          <w:p>
+            <w:pPr>
+              <w:pStyle w:val="Compact"/>
+            </w:pPr>
+            <w:r>
+              <w:t xml:space="preserve">reference drugs return their known pharmacology; predictions are reproducible to 1e-12; unparseable input is rejected rather than scored; the withdrawal set is what it is claimed to be</w:t>
+            </w:r>
+          </w:p>
+        </w:tc>
+      </w:tr>
+    </w:tbl>
+    <w:p>
+      <w:pPr>
+        <w:pStyle w:val="BodyText"/>
+      </w:pPr>
+      <w:r>
+        <w:t xml:space="preserve">A pre-commit hook additionally refuses a commit whose artefacts are older than their inputs, or whose</w:t>
+      </w:r>
+      <w:r>
+        <w:t xml:space="preserve"> </w:t>
+      </w:r>
+      <w:r>
+        <w:t xml:space="preserve">panel does not reconcile.</w:t>
+      </w:r>
+    </w:p>
+    <w:bookmarkEnd w:id="47"/>
+    <w:bookmarkStart w:id="48" w:name="leakage-and-null-models"/>
+    <w:p>
+      <w:pPr>
+        <w:pStyle w:val="Heading3"/>
+      </w:pPr>
+      <w:r>
+        <w:t xml:space="preserve">6.7 Leakage and null models</w:t>
+      </w:r>
+    </w:p>
+    <w:p>
+      <w:pPr>
+        <w:pStyle w:val="FirstParagraph"/>
+      </w:pPr>
+      <w:r>
         <w:rPr>
           <w:b/>
           <w:bCs/>
@@ -20941,9 +22198,9 @@
         </w:pict>
       </w:r>
     </w:p>
-    <w:bookmarkEnd w:id="46"/>
-    <w:bookmarkEnd w:id="47"/>
-    <w:bookmarkStart w:id="52" w:name="what-if-we-had-done-it-differently"/>
+    <w:bookmarkEnd w:id="48"/>
+    <w:bookmarkEnd w:id="49"/>
+    <w:bookmarkStart w:id="54" w:name="what-if-we-had-done-it-differently"/>
     <w:p>
       <w:pPr>
         <w:pStyle w:val="Heading2"/>
@@ -20966,7 +22223,7 @@
         <w:t xml:space="preserve">right.</w:t>
       </w:r>
     </w:p>
-    <w:bookmarkStart w:id="48" w:name="other-model-families"/>
+    <w:bookmarkStart w:id="50" w:name="other-model-families"/>
     <w:p>
       <w:pPr>
         <w:pStyle w:val="Heading3"/>
@@ -21847,7 +23104,7 @@
         <w:pStyle w:val="Compact"/>
         <w:numPr>
           <w:ilvl w:val="0"/>
-          <w:numId w:val="1007"/>
+          <w:numId w:val="1008"/>
         </w:numPr>
       </w:pPr>
       <w:r>
@@ -21903,7 +23160,7 @@
         <w:pStyle w:val="Compact"/>
         <w:numPr>
           <w:ilvl w:val="0"/>
-          <w:numId w:val="1007"/>
+          <w:numId w:val="1008"/>
         </w:numPr>
       </w:pPr>
       <w:r>
@@ -21931,7 +23188,7 @@
         <w:pStyle w:val="Compact"/>
         <w:numPr>
           <w:ilvl w:val="0"/>
-          <w:numId w:val="1007"/>
+          <w:numId w:val="1008"/>
         </w:numPr>
       </w:pPr>
       <w:r>
@@ -22001,7 +23258,7 @@
         <w:pStyle w:val="Compact"/>
         <w:numPr>
           <w:ilvl w:val="0"/>
-          <w:numId w:val="1007"/>
+          <w:numId w:val="1008"/>
         </w:numPr>
       </w:pPr>
       <w:r>
@@ -22030,8 +23287,8 @@
         <w:t xml:space="preserve">sufficient at this data scale. Deep models need far more data per task than these endpoints have.</w:t>
       </w:r>
     </w:p>
-    <w:bookmarkEnd w:id="48"/>
-    <w:bookmarkStart w:id="49" w:name="would-a-simpler-representation-have-done"/>
+    <w:bookmarkEnd w:id="50"/>
+    <w:bookmarkStart w:id="51" w:name="would-a-simpler-representation-have-done"/>
     <w:p>
       <w:pPr>
         <w:pStyle w:val="Heading3"/>
@@ -25602,8 +26859,8 @@
         <w:t xml:space="preserve">unaffected either way, because whatever inflates one block inflates all three.</w:t>
       </w:r>
     </w:p>
-    <w:bookmarkEnd w:id="49"/>
-    <w:bookmarkStart w:id="50" w:name="would-more-data-have-helped"/>
+    <w:bookmarkEnd w:id="51"/>
+    <w:bookmarkStart w:id="52" w:name="would-more-data-have-helped"/>
     <w:p>
       <w:pPr>
         <w:pStyle w:val="Heading3"/>
@@ -27808,158 +29065,14 @@
         <w:t xml:space="preserve">instead.</w:t>
       </w:r>
     </w:p>
-    <w:bookmarkEnd w:id="50"/>
-    <w:bookmarkStart w:id="51" w:name="approaches-deliberately-not-taken"/>
+    <w:bookmarkEnd w:id="52"/>
+    <w:bookmarkStart w:id="53" w:name="approaches-deliberately-not-taken"/>
     <w:p>
       <w:pPr>
         <w:pStyle w:val="Heading3"/>
       </w:pPr>
       <w:r>
         <w:t xml:space="preserve">7.4 Approaches deliberately not taken</w:t>
-      </w:r>
-    </w:p>
-    <w:p>
-      <w:pPr>
-        <w:pStyle w:val="Compact"/>
-        <w:numPr>
-          <w:ilvl w:val="0"/>
-          <w:numId w:val="1008"/>
-        </w:numPr>
-      </w:pPr>
-      <w:r>
-        <w:rPr>
-          <w:b/>
-          <w:bCs/>
-        </w:rPr>
-        <w:t xml:space="preserve">Docking or physics-based scoring.</w:t>
-      </w:r>
-      <w:r>
-        <w:t xml:space="preserve"> </w:t>
-      </w:r>
-      <w:r>
-        <w:t xml:space="preserve">Requires a structure per target, is orders of magnitude</w:t>
-      </w:r>
-      <w:r>
-        <w:t xml:space="preserve"> </w:t>
-      </w:r>
-      <w:r>
-        <w:t xml:space="preserve">slower, and does not produce a calibrated probability. It answers a different question.</w:t>
-      </w:r>
-    </w:p>
-    <w:p>
-      <w:pPr>
-        <w:pStyle w:val="Compact"/>
-        <w:numPr>
-          <w:ilvl w:val="0"/>
-          <w:numId w:val="1008"/>
-        </w:numPr>
-      </w:pPr>
-      <w:r>
-        <w:rPr>
-          <w:b/>
-          <w:bCs/>
-        </w:rPr>
-        <w:t xml:space="preserve">Training on qualitative annotation.</w:t>
-      </w:r>
-      <w:r>
-        <w:t xml:space="preserve"> </w:t>
-      </w:r>
-      <w:r>
-        <w:t xml:space="preserve">ChEMBL carries curator-assigned activity comments. Using</w:t>
-      </w:r>
-      <w:r>
-        <w:t xml:space="preserve"> </w:t>
-      </w:r>
-      <w:r>
-        <w:t xml:space="preserve">them would multiply the training data, and would make the model a restatement of a curator’s</w:t>
-      </w:r>
-      <w:r>
-        <w:t xml:space="preserve"> </w:t>
-      </w:r>
-      <w:r>
-        <w:t xml:space="preserve">opinion rather than of a measurement.</w:t>
-      </w:r>
-    </w:p>
-    <w:p>
-      <w:pPr>
-        <w:pStyle w:val="Compact"/>
-        <w:numPr>
-          <w:ilvl w:val="0"/>
-          <w:numId w:val="1008"/>
-        </w:numPr>
-      </w:pPr>
-      <w:r>
-        <w:rPr>
-          <w:b/>
-          <w:bCs/>
-        </w:rPr>
-        <w:t xml:space="preserve">A learned meta-model over the panel.</w:t>
-      </w:r>
-      <w:r>
-        <w:t xml:space="preserve"> </w:t>
-      </w:r>
-      <w:r>
-        <w:t xml:space="preserve">Would need compounds labelled with ground-truth disease</w:t>
-      </w:r>
-      <w:r>
-        <w:t xml:space="preserve"> </w:t>
-      </w:r>
-      <w:r>
-        <w:t xml:space="preserve">relevance. That set does not exist, so the combination rule is stated rather than fitted.</w:t>
-      </w:r>
-    </w:p>
-    <w:p>
-      <w:pPr>
-        <w:pStyle w:val="Compact"/>
-        <w:numPr>
-          <w:ilvl w:val="0"/>
-          <w:numId w:val="1008"/>
-        </w:numPr>
-      </w:pPr>
-      <w:r>
-        <w:rPr>
-          <w:b/>
-          <w:bCs/>
-        </w:rPr>
-        <w:t xml:space="preserve">Fine-tuning a pretrained chemical language model.</w:t>
-      </w:r>
-      <w:r>
-        <w:t xml:space="preserve"> </w:t>
-      </w:r>
-      <w:r>
-        <w:t xml:space="preserve">Plausible, and untested here. It is the most</w:t>
-      </w:r>
-      <w:r>
-        <w:t xml:space="preserve"> </w:t>
-      </w:r>
-      <w:r>
-        <w:t xml:space="preserve">defensible thing an unconvinced reader could ask for next.</w:t>
-      </w:r>
-    </w:p>
-    <w:p>
-      <w:r>
-        <w:pict>
-          <v:rect style="width:0;height:1.5pt" o:hralign="center" o:hrstd="t" o:hr="t"/>
-        </w:pict>
-      </w:r>
-    </w:p>
-    <w:bookmarkEnd w:id="51"/>
-    <w:bookmarkEnd w:id="52"/>
-    <w:bookmarkStart w:id="54" w:name="known-limitations"/>
-    <w:p>
-      <w:pPr>
-        <w:pStyle w:val="Heading2"/>
-      </w:pPr>
-      <w:r>
-        <w:t xml:space="preserve">8. Known limitations</w:t>
-      </w:r>
-    </w:p>
-    <w:p>
-      <w:pPr>
-        <w:pStyle w:val="FirstParagraph"/>
-      </w:pPr>
-      <w:r>
-        <w:t xml:space="preserve">Stated because a tool that reports only what works cannot be checked.</w:t>
       </w:r>
     </w:p>
     <w:p>
@@ -27975,25 +29088,19 @@
           <w:b/>
           <w:bCs/>
         </w:rPr>
-        <w:t xml:space="preserve">The applicability-domain flag fails its own adversarial test.</w:t>
+        <w:t xml:space="preserve">Docking or physics-based scoring.</w:t>
       </w:r>
       <w:r>
         <w:t xml:space="preserve"> </w:t>
       </w:r>
       <w:r>
-        <w:t xml:space="preserve">It does not separate</w:t>
+        <w:t xml:space="preserve">Requires a structure per target, is orders of magnitude</w:t>
       </w:r>
       <w:r>
         <w:t xml:space="preserve"> </w:t>
       </w:r>
       <w:r>
-        <w:t xml:space="preserve">non-drug-like chemistry from unseen drugs. Read the conformal interval and the nearest-analogue</w:t>
-      </w:r>
-      <w:r>
-        <w:t xml:space="preserve"> </w:t>
-      </w:r>
-      <w:r>
-        <w:t xml:space="preserve">distance instead.</w:t>
+        <w:t xml:space="preserve">slower, and does not produce a calibrated probability. It answers a different question.</w:t>
       </w:r>
     </w:p>
     <w:p>
@@ -28009,25 +29116,25 @@
           <w:b/>
           <w:bCs/>
         </w:rPr>
-        <w:t xml:space="preserve">Specificity is a lower bound.</w:t>
+        <w:t xml:space="preserve">Training on qualitative annotation.</w:t>
       </w:r>
       <w:r>
         <w:t xml:space="preserve"> </w:t>
       </w:r>
       <w:r>
-        <w:t xml:space="preserve">It rests on compounds presumed inactive because nothing is</w:t>
+        <w:t xml:space="preserve">ChEMBL carries curator-assigned activity comments. Using</w:t>
       </w:r>
       <w:r>
         <w:t xml:space="preserve"> </w:t>
       </w:r>
       <w:r>
-        <w:t xml:space="preserve">recorded about them, drawn from within the reference library, so it does not bound behaviour on</w:t>
+        <w:t xml:space="preserve">them would multiply the training data, and would make the model a restatement of a curator’s</w:t>
       </w:r>
       <w:r>
         <w:t xml:space="preserve"> </w:t>
       </w:r>
       <w:r>
-        <w:t xml:space="preserve">genuinely distant chemistry.</w:t>
+        <w:t xml:space="preserve">opinion rather than of a measurement.</w:t>
       </w:r>
     </w:p>
     <w:p>
@@ -28043,34 +29150,19 @@
           <w:b/>
           <w:bCs/>
         </w:rPr>
-        <w:t xml:space="preserve">Natural-product chemistry is largely outside the training library</w:t>
-      </w:r>
-      <w:r>
-        <w:t xml:space="preserve">, whose median fraction-sp3</w:t>
+        <w:t xml:space="preserve">A learned meta-model over the panel.</w:t>
       </w:r>
       <w:r>
         <w:t xml:space="preserve"> </w:t>
       </w:r>
       <w:r>
-        <w:t xml:space="preserve">is 0.34, and only 9.2 per cent of it is both sp3-rich and free of</w:t>
+        <w:t xml:space="preserve">Would need compounds labelled with ground-truth disease</w:t>
       </w:r>
       <w:r>
         <w:t xml:space="preserve"> </w:t>
       </w:r>
       <w:r>
-        <w:t xml:space="preserve">aromatic rings. Extending the panel to targets natural products are actually assayed</w:t>
-      </w:r>
-      <w:r>
-        <w:t xml:space="preserve"> </w:t>
-      </w:r>
-      <w:r>
-        <w:t xml:space="preserve">against was</w:t>
-      </w:r>
-      <w:r>
-        <w:t xml:space="preserve"> </w:t>
-      </w:r>
-      <w:r>
-        <w:t xml:space="preserve">attempted, and the three endpoints added all failed and were withdrawn.</w:t>
+        <w:t xml:space="preserve">relevance. That set does not exist, so the combination rule is stated rather than fitted.</w:t>
       </w:r>
     </w:p>
     <w:p>
@@ -28086,31 +29178,45 @@
           <w:b/>
           <w:bCs/>
         </w:rPr>
-        <w:t xml:space="preserve">The disease layer does not predict indication.</w:t>
+        <w:t xml:space="preserve">Fine-tuning a pretrained chemical language model.</w:t>
       </w:r>
       <w:r>
         <w:t xml:space="preserve"> </w:t>
       </w:r>
       <w:r>
-        <w:t xml:space="preserve">27 of the 52 targets in the pathway graph drive</w:t>
+        <w:t xml:space="preserve">Plausible, and untested here. It is the most</w:t>
       </w:r>
       <w:r>
         <w:t xml:space="preserve"> </w:t>
       </w:r>
       <w:r>
-        <w:t xml:space="preserve">more than one condition. It does not beat a frequency baseline at any reporting depth, and</w:t>
-      </w:r>
-      <w:r>
-        <w:t xml:space="preserve"> </w:t>
-      </w:r>
-      <w:r>
-        <w:t xml:space="preserve">reporting more conditions widens the gap rather than closing it. It is a route from a mechanism to</w:t>
-      </w:r>
-      <w:r>
-        <w:t xml:space="preserve"> </w:t>
-      </w:r>
-      <w:r>
-        <w:t xml:space="preserve">the conditions that mechanism touches.</w:t>
+        <w:t xml:space="preserve">defensible thing an unconvinced reader could ask for next.</w:t>
+      </w:r>
+    </w:p>
+    <w:p>
+      <w:r>
+        <w:pict>
+          <v:rect style="width:0;height:1.5pt" o:hralign="center" o:hrstd="t" o:hr="t"/>
+        </w:pict>
+      </w:r>
+    </w:p>
+    <w:bookmarkEnd w:id="53"/>
+    <w:bookmarkEnd w:id="54"/>
+    <w:bookmarkStart w:id="56" w:name="known-limitations"/>
+    <w:p>
+      <w:pPr>
+        <w:pStyle w:val="Heading2"/>
+      </w:pPr>
+      <w:r>
+        <w:t xml:space="preserve">8. Known limitations</w:t>
+      </w:r>
+    </w:p>
+    <w:p>
+      <w:pPr>
+        <w:pStyle w:val="FirstParagraph"/>
+      </w:pPr>
+      <w:r>
+        <w:t xml:space="preserve">Stated because a tool that reports only what works cannot be checked.</w:t>
       </w:r>
     </w:p>
     <w:p>
@@ -28118,7 +29224,7 @@
         <w:pStyle w:val="Compact"/>
         <w:numPr>
           <w:ilvl w:val="0"/>
-          <w:numId w:val="1009"/>
+          <w:numId w:val="1010"/>
         </w:numPr>
       </w:pPr>
       <w:r>
@@ -28126,13 +29232,25 @@
           <w:b/>
           <w:bCs/>
         </w:rPr>
-        <w:t xml:space="preserve">Chirality is not represented.</w:t>
+        <w:t xml:space="preserve">The applicability-domain flag fails its own adversarial test.</w:t>
       </w:r>
       <w:r>
         <w:t xml:space="preserve"> </w:t>
       </w:r>
       <w:r>
-        <w:t xml:space="preserve">Two enantiomers give identical predictions.</w:t>
+        <w:t xml:space="preserve">It does not separate</w:t>
+      </w:r>
+      <w:r>
+        <w:t xml:space="preserve"> </w:t>
+      </w:r>
+      <w:r>
+        <w:t xml:space="preserve">non-drug-like chemistry from unseen drugs. Read the conformal interval and the nearest-analogue</w:t>
+      </w:r>
+      <w:r>
+        <w:t xml:space="preserve"> </w:t>
+      </w:r>
+      <w:r>
+        <w:t xml:space="preserve">distance instead.</w:t>
       </w:r>
     </w:p>
     <w:p>
@@ -28140,7 +29258,146 @@
         <w:pStyle w:val="Compact"/>
         <w:numPr>
           <w:ilvl w:val="0"/>
-          <w:numId w:val="1009"/>
+          <w:numId w:val="1010"/>
+        </w:numPr>
+      </w:pPr>
+      <w:r>
+        <w:rPr>
+          <w:b/>
+          <w:bCs/>
+        </w:rPr>
+        <w:t xml:space="preserve">Specificity is a lower bound.</w:t>
+      </w:r>
+      <w:r>
+        <w:t xml:space="preserve"> </w:t>
+      </w:r>
+      <w:r>
+        <w:t xml:space="preserve">It rests on compounds presumed inactive because nothing is</w:t>
+      </w:r>
+      <w:r>
+        <w:t xml:space="preserve"> </w:t>
+      </w:r>
+      <w:r>
+        <w:t xml:space="preserve">recorded about them, drawn from within the reference library, so it does not bound behaviour on</w:t>
+      </w:r>
+      <w:r>
+        <w:t xml:space="preserve"> </w:t>
+      </w:r>
+      <w:r>
+        <w:t xml:space="preserve">genuinely distant chemistry.</w:t>
+      </w:r>
+    </w:p>
+    <w:p>
+      <w:pPr>
+        <w:pStyle w:val="Compact"/>
+        <w:numPr>
+          <w:ilvl w:val="0"/>
+          <w:numId w:val="1010"/>
+        </w:numPr>
+      </w:pPr>
+      <w:r>
+        <w:rPr>
+          <w:b/>
+          <w:bCs/>
+        </w:rPr>
+        <w:t xml:space="preserve">Natural-product chemistry is largely outside the training library</w:t>
+      </w:r>
+      <w:r>
+        <w:t xml:space="preserve">, whose median fraction-sp3</w:t>
+      </w:r>
+      <w:r>
+        <w:t xml:space="preserve"> </w:t>
+      </w:r>
+      <w:r>
+        <w:t xml:space="preserve">is 0.34, and only 9.2 per cent of it is both sp3-rich and free of</w:t>
+      </w:r>
+      <w:r>
+        <w:t xml:space="preserve"> </w:t>
+      </w:r>
+      <w:r>
+        <w:t xml:space="preserve">aromatic rings. Extending the panel to targets natural products are actually assayed</w:t>
+      </w:r>
+      <w:r>
+        <w:t xml:space="preserve"> </w:t>
+      </w:r>
+      <w:r>
+        <w:t xml:space="preserve">against was</w:t>
+      </w:r>
+      <w:r>
+        <w:t xml:space="preserve"> </w:t>
+      </w:r>
+      <w:r>
+        <w:t xml:space="preserve">attempted, and the three endpoints added all failed and were withdrawn.</w:t>
+      </w:r>
+    </w:p>
+    <w:p>
+      <w:pPr>
+        <w:pStyle w:val="Compact"/>
+        <w:numPr>
+          <w:ilvl w:val="0"/>
+          <w:numId w:val="1010"/>
+        </w:numPr>
+      </w:pPr>
+      <w:r>
+        <w:rPr>
+          <w:b/>
+          <w:bCs/>
+        </w:rPr>
+        <w:t xml:space="preserve">The disease layer does not predict indication.</w:t>
+      </w:r>
+      <w:r>
+        <w:t xml:space="preserve"> </w:t>
+      </w:r>
+      <w:r>
+        <w:t xml:space="preserve">27 of the 52 targets in the pathway graph drive</w:t>
+      </w:r>
+      <w:r>
+        <w:t xml:space="preserve"> </w:t>
+      </w:r>
+      <w:r>
+        <w:t xml:space="preserve">more than one condition. It does not beat a frequency baseline at any reporting depth, and</w:t>
+      </w:r>
+      <w:r>
+        <w:t xml:space="preserve"> </w:t>
+      </w:r>
+      <w:r>
+        <w:t xml:space="preserve">reporting more conditions widens the gap rather than closing it. It is a route from a mechanism to</w:t>
+      </w:r>
+      <w:r>
+        <w:t xml:space="preserve"> </w:t>
+      </w:r>
+      <w:r>
+        <w:t xml:space="preserve">the conditions that mechanism touches.</w:t>
+      </w:r>
+    </w:p>
+    <w:p>
+      <w:pPr>
+        <w:pStyle w:val="Compact"/>
+        <w:numPr>
+          <w:ilvl w:val="0"/>
+          <w:numId w:val="1010"/>
+        </w:numPr>
+      </w:pPr>
+      <w:r>
+        <w:rPr>
+          <w:b/>
+          <w:bCs/>
+        </w:rPr>
+        <w:t xml:space="preserve">Chirality is not represented.</w:t>
+      </w:r>
+      <w:r>
+        <w:t xml:space="preserve"> </w:t>
+      </w:r>
+      <w:r>
+        <w:t xml:space="preserve">Two enantiomers give identical predictions.</w:t>
+      </w:r>
+    </w:p>
+    <w:p>
+      <w:pPr>
+        <w:pStyle w:val="Compact"/>
+        <w:numPr>
+          <w:ilvl w:val="0"/>
+          <w:numId w:val="1010"/>
         </w:numPr>
       </w:pPr>
       <w:r>
@@ -28157,7 +29414,7 @@
         <w:t xml:space="preserve">Both bind, and the models are trained on binding.</w:t>
       </w:r>
     </w:p>
-    <w:bookmarkStart w:id="53" w:name="endpoints-trained-and-withdrawn"/>
+    <w:bookmarkStart w:id="55" w:name="endpoints-trained-and-withdrawn"/>
     <w:p>
       <w:pPr>
         <w:pStyle w:val="Heading3"/>
@@ -28513,9 +29770,9 @@
         </w:pict>
       </w:r>
     </w:p>
-    <w:bookmarkEnd w:id="53"/>
-    <w:bookmarkEnd w:id="54"/>
-    <w:bookmarkStart w:id="57" w:name="glossary"/>
+    <w:bookmarkEnd w:id="55"/>
+    <w:bookmarkEnd w:id="56"/>
+    <w:bookmarkStart w:id="59" w:name="glossary"/>
     <w:p>
       <w:pPr>
         <w:pStyle w:val="Heading2"/>
@@ -28524,7 +29781,7 @@
         <w:t xml:space="preserve">9. Glossary</w:t>
       </w:r>
     </w:p>
-    <w:bookmarkStart w:id="55" w:name="quantities-the-server-reports"/>
+    <w:bookmarkStart w:id="57" w:name="quantities-the-server-reports"/>
     <w:p>
       <w:pPr>
         <w:pStyle w:val="Heading3"/>
@@ -28855,8 +30112,8 @@
         </w:tc>
       </w:tr>
     </w:tbl>
-    <w:bookmarkEnd w:id="55"/>
-    <w:bookmarkStart w:id="56" w:name="statistics-and-methods"/>
+    <w:bookmarkEnd w:id="57"/>
+    <w:bookmarkStart w:id="58" w:name="statistics-and-methods"/>
     <w:p>
       <w:pPr>
         <w:pStyle w:val="Heading3"/>
@@ -29461,9 +30718,9 @@
         </w:pict>
       </w:r>
     </w:p>
-    <w:bookmarkEnd w:id="56"/>
-    <w:bookmarkEnd w:id="57"/>
-    <w:bookmarkStart w:id="59" w:name="software-environment-and-runtime"/>
+    <w:bookmarkEnd w:id="58"/>
+    <w:bookmarkEnd w:id="59"/>
+    <w:bookmarkStart w:id="61" w:name="software-environment-and-runtime"/>
     <w:p>
       <w:pPr>
         <w:pStyle w:val="Heading2"/>
@@ -29860,7 +31117,7 @@
         </w:tc>
       </w:tr>
     </w:tbl>
-    <w:bookmarkStart w:id="58" w:name="what-a-query-costs"/>
+    <w:bookmarkStart w:id="60" w:name="what-a-query-costs"/>
     <w:p>
       <w:pPr>
         <w:pStyle w:val="Heading3"/>
@@ -30098,9 +31355,9 @@
         </w:pict>
       </w:r>
     </w:p>
-    <w:bookmarkEnd w:id="58"/>
-    <w:bookmarkEnd w:id="59"/>
-    <w:bookmarkStart w:id="60" w:name="reproducing-this"/>
+    <w:bookmarkEnd w:id="60"/>
+    <w:bookmarkEnd w:id="61"/>
+    <w:bookmarkStart w:id="62" w:name="reproducing-this"/>
     <w:p>
       <w:pPr>
         <w:pStyle w:val="Heading2"/>
@@ -30334,8 +31591,8 @@
         </w:pict>
       </w:r>
     </w:p>
-    <w:bookmarkEnd w:id="60"/>
-    <w:bookmarkStart w:id="79" w:name="annex-figures"/>
+    <w:bookmarkEnd w:id="62"/>
+    <w:bookmarkStart w:id="81" w:name="annex-figures"/>
     <w:p>
       <w:pPr>
         <w:pStyle w:val="Heading2"/>
@@ -30371,18 +31628,18 @@
           <wp:inline>
             <wp:extent cx="5969000" cy="3605400"/>
             <wp:effectExtent b="0" l="0" r="0" t="0"/>
-            <wp:docPr descr="Figure A1" title="" id="62" name="Picture"/>
+            <wp:docPr descr="Figure A1" title="" id="64" name="Picture"/>
             <a:graphic>
               <a:graphicData uri="http://schemas.openxmlformats.org/drawingml/2006/picture">
                 <pic:pic>
                   <pic:nvPicPr>
-                    <pic:cNvPr descr="D:/BRAINSAFE_AI/manuscript/figures/Figure10_endpoint_selection.png" id="63" name="Picture"/>
+                    <pic:cNvPr descr="D:/BRAINSAFE_AI/manuscript/figures/Figure10_endpoint_selection.png" id="65" name="Picture"/>
                     <pic:cNvPicPr>
                       <a:picLocks noChangeArrowheads="1" noChangeAspect="1"/>
                     </pic:cNvPicPr>
                   </pic:nvPicPr>
                   <pic:blipFill>
-                    <a:blip r:embed="rId61"/>
+                    <a:blip r:embed="rId63"/>
                     <a:stretch>
                       <a:fillRect/>
                     </a:stretch>
@@ -30444,18 +31701,18 @@
           <wp:inline>
             <wp:extent cx="5969000" cy="5004063"/>
             <wp:effectExtent b="0" l="0" r="0" t="0"/>
-            <wp:docPr descr="Figure A2" title="" id="65" name="Picture"/>
+            <wp:docPr descr="Figure A2" title="" id="67" name="Picture"/>
             <a:graphic>
               <a:graphicData uri="http://schemas.openxmlformats.org/drawingml/2006/picture">
                 <pic:pic>
                   <pic:nvPicPr>
-                    <pic:cNvPr descr="D:/BRAINSAFE_AI/manuscript/figures/Figure1_architecture.png" id="66" name="Picture"/>
+                    <pic:cNvPr descr="D:/BRAINSAFE_AI/manuscript/figures/Figure1_architecture.png" id="68" name="Picture"/>
                     <pic:cNvPicPr>
                       <a:picLocks noChangeArrowheads="1" noChangeAspect="1"/>
                     </pic:cNvPicPr>
                   </pic:nvPicPr>
                   <pic:blipFill>
-                    <a:blip r:embed="rId64"/>
+                    <a:blip r:embed="rId66"/>
                     <a:stretch>
                       <a:fillRect/>
                     </a:stretch>
@@ -30517,18 +31774,18 @@
           <wp:inline>
             <wp:extent cx="5969000" cy="4582872"/>
             <wp:effectExtent b="0" l="0" r="0" t="0"/>
-            <wp:docPr descr="Figure A3" title="" id="68" name="Picture"/>
+            <wp:docPr descr="Figure A3" title="" id="70" name="Picture"/>
             <a:graphic>
               <a:graphicData uri="http://schemas.openxmlformats.org/drawingml/2006/picture">
                 <pic:pic>
                   <pic:nvPicPr>
-                    <pic:cNvPr descr="D:/BRAINSAFE_AI/manuscript/figures/Figure9_model_atlas.png" id="69" name="Picture"/>
+                    <pic:cNvPr descr="D:/BRAINSAFE_AI/manuscript/figures/Figure9_model_atlas.png" id="71" name="Picture"/>
                     <pic:cNvPicPr>
                       <a:picLocks noChangeArrowheads="1" noChangeAspect="1"/>
                     </pic:cNvPicPr>
                   </pic:nvPicPr>
                   <pic:blipFill>
-                    <a:blip r:embed="rId67"/>
+                    <a:blip r:embed="rId69"/>
                     <a:stretch>
                       <a:fillRect/>
                     </a:stretch>
@@ -30590,18 +31847,18 @@
           <wp:inline>
             <wp:extent cx="5969000" cy="4428392"/>
             <wp:effectExtent b="0" l="0" r="0" t="0"/>
-            <wp:docPr descr="Figure A4" title="" id="71" name="Picture"/>
+            <wp:docPr descr="Figure A4" title="" id="73" name="Picture"/>
             <a:graphic>
               <a:graphicData uri="http://schemas.openxmlformats.org/drawingml/2006/picture">
                 <pic:pic>
                   <pic:nvPicPr>
-                    <pic:cNvPr descr="D:/BRAINSAFE_AI/manuscript/figures/Figure6_validation.png" id="72" name="Picture"/>
+                    <pic:cNvPr descr="D:/BRAINSAFE_AI/manuscript/figures/Figure6_validation.png" id="74" name="Picture"/>
                     <pic:cNvPicPr>
                       <a:picLocks noChangeArrowheads="1" noChangeAspect="1"/>
                     </pic:cNvPicPr>
                   </pic:nvPicPr>
                   <pic:blipFill>
-                    <a:blip r:embed="rId70"/>
+                    <a:blip r:embed="rId72"/>
                     <a:stretch>
                       <a:fillRect/>
                     </a:stretch>
@@ -30663,18 +31920,18 @@
           <wp:inline>
             <wp:extent cx="5969000" cy="3561027"/>
             <wp:effectExtent b="0" l="0" r="0" t="0"/>
-            <wp:docPr descr="Figure A5" title="" id="74" name="Picture"/>
+            <wp:docPr descr="Figure A5" title="" id="76" name="Picture"/>
             <a:graphic>
               <a:graphicData uri="http://schemas.openxmlformats.org/drawingml/2006/picture">
                 <pic:pic>
                   <pic:nvPicPr>
-                    <pic:cNvPr descr="D:/BRAINSAFE_AI/manuscript/figures/Figure7_binder_panel.png" id="75" name="Picture"/>
+                    <pic:cNvPr descr="D:/BRAINSAFE_AI/manuscript/figures/Figure7_binder_panel.png" id="77" name="Picture"/>
                     <pic:cNvPicPr>
                       <a:picLocks noChangeArrowheads="1" noChangeAspect="1"/>
                     </pic:cNvPicPr>
                   </pic:nvPicPr>
                   <pic:blipFill>
-                    <a:blip r:embed="rId73"/>
+                    <a:blip r:embed="rId75"/>
                     <a:stretch>
                       <a:fillRect/>
                     </a:stretch>
@@ -30736,18 +31993,18 @@
           <wp:inline>
             <wp:extent cx="5969000" cy="4692995"/>
             <wp:effectExtent b="0" l="0" r="0" t="0"/>
-            <wp:docPr descr="Figure A6" title="" id="77" name="Picture"/>
+            <wp:docPr descr="Figure A6" title="" id="79" name="Picture"/>
             <a:graphic>
               <a:graphicData uri="http://schemas.openxmlformats.org/drawingml/2006/picture">
                 <pic:pic>
                   <pic:nvPicPr>
-                    <pic:cNvPr descr="D:/BRAINSAFE_AI/manuscript/figures/Figure5_negative_class.png" id="78" name="Picture"/>
+                    <pic:cNvPr descr="D:/BRAINSAFE_AI/manuscript/figures/Figure5_negative_class.png" id="80" name="Picture"/>
                     <pic:cNvPicPr>
                       <a:picLocks noChangeArrowheads="1" noChangeAspect="1"/>
                     </pic:cNvPicPr>
                   </pic:nvPicPr>
                   <pic:blipFill>
-                    <a:blip r:embed="rId76"/>
+                    <a:blip r:embed="rId78"/>
                     <a:stretch>
                       <a:fillRect/>
                     </a:stretch>
@@ -30782,8 +32039,8 @@
         <w:t xml:space="preserve">Figure A6</w:t>
       </w:r>
     </w:p>
-    <w:bookmarkEnd w:id="79"/>
-    <w:bookmarkEnd w:id="80"/>
+    <w:bookmarkEnd w:id="81"/>
+    <w:bookmarkEnd w:id="82"/>
     <w:sectPr>
       <w:pgSz w:h="16838" w:w="11906"/>
       <w:pgMar w:bottom="1134" w:footer="720" w:gutter="0" w:header="720" w:left="1247" w:right="1247" w:top="1134"/>
@@ -31363,6 +32620,9 @@
     <w:abstractNumId w:val="991"/>
   </w:num>
   <w:num w:numId="1009">
+    <w:abstractNumId w:val="991"/>
+  </w:num>
+  <w:num w:numId="1010">
     <w:abstractNumId w:val="99411"/>
     <w:lvlOverride w:ilvl="0">
       <w:startOverride w:val="1"/>

--- a/docs/TECHNICAL_REPORT.docx
+++ b/docs/TECHNICAL_REPORT.docx
@@ -28,7 +28,7 @@
         </w:p>
       </w:sdtContent>
     </w:sdt>
-    <w:bookmarkStart w:id="82" w:name="brainsafe-ai-technical-report"/>
+    <w:bookmarkStart w:id="88" w:name="brainsafe-ai-technical-report"/>
     <w:p>
       <w:pPr>
         <w:pStyle w:val="Heading1"/>
@@ -113,7 +113,7 @@
               <w:pStyle w:val="Compact"/>
             </w:pPr>
             <w:r>
-              <w:t xml:space="preserve">2026-08-21, automatically, from the deployed panel</w:t>
+              <w:t xml:space="preserve">2026-08-22, automatically, from the deployed panel</w:t>
             </w:r>
           </w:p>
         </w:tc>
@@ -20517,7 +20517,7 @@
           <w:b/>
           <w:bCs/>
         </w:rPr>
-        <w:t xml:space="preserve">5 of 6 pass.</w:t>
+        <w:t xml:space="preserve">6 of 6 pass.</w:t>
       </w:r>
     </w:p>
     <w:tbl>
@@ -20785,18 +20785,18 @@
               <w:pStyle w:val="Compact"/>
             </w:pPr>
             <w:r>
-              <w:t xml:space="preserve">FAIL</w:t>
-            </w:r>
-          </w:p>
-        </w:tc>
-        <w:tc>
-          <w:tcPr/>
-          <w:p>
-            <w:pPr>
-              <w:pStyle w:val="Compact"/>
-            </w:pPr>
-            <w:r>
-              <w:t xml:space="preserve">median max-similarity: unseen drugs 0.44 vs non-drug-like 0.48 (n=32), Mann-Whitney p=8.75e-01; only 22% of non-drug-like structures fall below the AD_THRESHOLD of 0.3</w:t>
+              <w:t xml:space="preserve">PASS</w:t>
+            </w:r>
+          </w:p>
+        </w:tc>
+        <w:tc>
+          <w:tcPr/>
+          <w:p>
+            <w:pPr>
+              <w:pStyle w:val="Compact"/>
+            </w:pPr>
+            <w:r>
+              <w:t xml:space="preserve">median max-similarity: unseen drugs 0.59 vs non-drug-like 0.47 (n=25), Mann-Whitney p=1.11e-03; only 20% of non-drug-like structures fall below the AD_THRESHOLD of 0.3. Controls are restricted to chemistry genuinely absent from the reference: 28 of the original controls are measured compounds in the library, where in-domain is correct</w:t>
             </w:r>
           </w:p>
         </w:tc>
@@ -20843,13 +20843,19 @@
         <w:t xml:space="preserve"> </w:t>
       </w:r>
       <w:r>
-        <w:t xml:space="preserve">do is real. Eight hypotheses were therefore written as claims the system makes about itself, each</w:t>
+        <w:t xml:space="preserve">do is real. A suite of 9 hypotheses was therefore written, each stating a claim the</w:t>
       </w:r>
       <w:r>
         <w:t xml:space="preserve"> </w:t>
       </w:r>
       <w:r>
-        <w:t xml:space="preserve">paired with a null model that would produce the same apparent success by accident, and each run to</w:t>
+        <w:t xml:space="preserve">system makes about itself and each paired with a null model capable of producing the same apparent</w:t>
+      </w:r>
+      <w:r>
+        <w:t xml:space="preserve"> </w:t>
+      </w:r>
+      <w:r>
+        <w:t xml:space="preserve">success by accident, and each was run to</w:t>
       </w:r>
       <w:r>
         <w:t xml:space="preserve"> </w:t>
@@ -20871,7 +20877,7 @@
           <w:b/>
           <w:bCs/>
         </w:rPr>
-        <w:t xml:space="preserve">4 of the 8 hypotheses were refuted and only</w:t>
+        <w:t xml:space="preserve">4 of the 9 hypotheses were refuted and only</w:t>
       </w:r>
       <w:r>
         <w:rPr>
@@ -20885,7 +20891,7 @@
           <w:b/>
           <w:bCs/>
         </w:rPr>
-        <w:t xml:space="preserve">3 were supported outright.</w:t>
+        <w:t xml:space="preserve">4 were supported outright.</w:t>
       </w:r>
     </w:p>
     <w:p>
@@ -21243,6 +21249,41 @@
             </w:pPr>
             <w:r>
               <w:t xml:space="preserve">37 targets fire across approved drugs but span only 17 independent directions; 5 homologous pairs correlate above 0.5</w:t>
+            </w:r>
+          </w:p>
+        </w:tc>
+      </w:tr>
+      <w:tr>
+        <w:tc>
+          <w:tcPr/>
+          <w:p>
+            <w:pPr>
+              <w:pStyle w:val="Compact"/>
+            </w:pPr>
+            <w:r>
+              <w:t xml:space="preserve">H9 the disease layer discriminates between compounds, not just between base rates</w:t>
+            </w:r>
+          </w:p>
+        </w:tc>
+        <w:tc>
+          <w:tcPr/>
+          <w:p>
+            <w:pPr>
+              <w:pStyle w:val="Compact"/>
+            </w:pPr>
+            <w:r>
+              <w:t xml:space="preserve">SUPPORTED</w:t>
+            </w:r>
+          </w:p>
+        </w:tc>
+        <w:tc>
+          <w:tcPr/>
+          <w:p>
+            <w:pPr>
+              <w:pStyle w:val="Compact"/>
+            </w:pPr>
+            <w:r>
+              <w:t xml:space="preserve">mean per-indication AUROC 0.607 against 0.500 for any constant predictor, beating chance on 8 of 9 indications; macro-averaged top-3 recall 0.400 against 0.333</w:t>
             </w:r>
           </w:p>
         </w:tc>
@@ -29756,12 +29797,6 @@
       <w:r>
         <w:t xml:space="preserve">claim about a particular fit. When the panel was last retrained, Cav3.2 stopped failing and was</w:t>
       </w:r>
-      <w:r>
-        <w:t xml:space="preserve"> </w:t>
-      </w:r>
-      <w:r>
-        <w:t xml:space="preserve">reinstated while GluA2 began failing and was withdrawn.</w:t>
-      </w:r>
     </w:p>
     <w:p>
       <w:r>
@@ -29772,16 +29807,2261 @@
     </w:p>
     <w:bookmarkEnd w:id="55"/>
     <w:bookmarkEnd w:id="56"/>
-    <w:bookmarkStart w:id="59" w:name="glossary"/>
+    <w:bookmarkStart w:id="62" w:name="X07b8c6069856654fbd18aef0ac8f3d4162bf50f"/>
     <w:p>
       <w:pPr>
         <w:pStyle w:val="Heading2"/>
       </w:pPr>
       <w:r>
+        <w:t xml:space="preserve">8.2 Criticisms anticipated, and what the evidence says</w:t>
+      </w:r>
+    </w:p>
+    <w:p>
+      <w:pPr>
+        <w:pStyle w:val="FirstParagraph"/>
+      </w:pPr>
+      <w:r>
+        <w:t xml:space="preserve">Five objections are foreseeable, and each is answered here with a measurement rather than an</w:t>
+      </w:r>
+      <w:r>
+        <w:t xml:space="preserve"> </w:t>
+      </w:r>
+      <w:r>
+        <w:t xml:space="preserve">argument. Two of them turned out to be right, one turned out to be a defect in the test rather than</w:t>
+      </w:r>
+      <w:r>
+        <w:t xml:space="preserve"> </w:t>
+      </w:r>
+      <w:r>
+        <w:t xml:space="preserve">in the tool, and two are bounded more narrowly than the objection assumes.</w:t>
+      </w:r>
+    </w:p>
+    <w:bookmarkStart w:id="57" w:name="Xecedc707b5cf7251c69af4fc0729d2319c99899"/>
+    <w:p>
+      <w:pPr>
+        <w:pStyle w:val="Heading3"/>
+      </w:pPr>
+      <w:r>
+        <w:t xml:space="preserve">The disease layer does not beat a frequency baseline</w:t>
+      </w:r>
+    </w:p>
+    <w:p>
+      <w:pPr>
+        <w:pStyle w:val="FirstParagraph"/>
+      </w:pPr>
+      <w:r>
+        <w:rPr>
+          <w:b/>
+          <w:bCs/>
+        </w:rPr>
+        <w:t xml:space="preserve">Partly right, and the comparison is the wrong one.</w:t>
+      </w:r>
+      <w:r>
+        <w:t xml:space="preserve"> </w:t>
+      </w:r>
+      <w:r>
+        <w:t xml:space="preserve">On top-3 accuracy over drugs never seen in</w:t>
+      </w:r>
+      <w:r>
+        <w:t xml:space="preserve"> </w:t>
+      </w:r>
+      <w:r>
+        <w:t xml:space="preserve">training the layer scores 0.352 against a frequency null of 0.654, and that is reported as it stands.</w:t>
+      </w:r>
+      <w:r>
+        <w:t xml:space="preserve"> </w:t>
+      </w:r>
+      <w:r>
+        <w:t xml:space="preserve">But the frequency null answers</w:t>
+      </w:r>
+      <w:r>
+        <w:t xml:space="preserve"> </w:t>
+      </w:r>
+      <w:r>
+        <w:rPr>
+          <w:i/>
+          <w:iCs/>
+        </w:rPr>
+        <w:t xml:space="preserve">chronic pain, depression, psychosis</w:t>
+      </w:r>
+      <w:r>
+        <w:t xml:space="preserve"> </w:t>
+      </w:r>
+      <w:r>
+        <w:t xml:space="preserve">for every compound it is shown.</w:t>
+      </w:r>
+      <w:r>
+        <w:t xml:space="preserve"> </w:t>
+      </w:r>
+      <w:r>
+        <w:t xml:space="preserve">It is right often because 40 per cent of approved CNS drugs treat chronic pain, not because it knows</w:t>
+      </w:r>
+      <w:r>
+        <w:t xml:space="preserve"> </w:t>
+      </w:r>
+      <w:r>
+        <w:t xml:space="preserve">anything, and it cannot rank one molecule against another, which is the only thing a triage tool is</w:t>
+      </w:r>
+      <w:r>
+        <w:t xml:space="preserve"> </w:t>
+      </w:r>
+      <w:r>
+        <w:t xml:space="preserve">for. Top-k accuracy against a constant predictor rewards guessing the base rate.</w:t>
+      </w:r>
+    </w:p>
+    <w:p>
+      <w:pPr>
+        <w:pStyle w:val="BodyText"/>
+      </w:pPr>
+      <w:r>
+        <w:t xml:space="preserve">Two metrics a constant predictor cannot pass were therefore measured, on the same 162 drugs:</w:t>
+      </w:r>
+    </w:p>
+    <w:tbl>
+      <w:tblPr>
+        <w:tblStyle w:val="Table"/>
+        <w:tblW w:type="auto" w:w="0"/>
+        <w:jc w:val="center"/>
+        <w:tblLayout w:type="autofit"/>
+        <w:tblLook w:firstRow="1" w:lastRow="0" w:firstColumn="0" w:lastColumn="0" w:noHBand="0" w:noVBand="0" w:val="0020"/>
+        <w:tblLayout w:type="autofit"/>
+      </w:tblPr>
+      <w:tblGrid>
+        <w:gridCol w:w="1980"/>
+        <w:gridCol w:w="1980"/>
+        <w:gridCol w:w="1980"/>
+        <w:gridCol w:w="1980"/>
+      </w:tblGrid>
+      <w:tr>
+        <w:trPr>
+          <w:tblHeader w:val="on"/>
+          <w:tblHeader w:val="true"/>
+        </w:trPr>
+        <w:tc>
+          <w:tcPr>
+            <w:shd w:val="clear" w:fill="EAF0F7"/>
+          </w:tcPr>
+          <w:p>
+            <w:pPr>
+              <w:pStyle w:val="Compact"/>
+            </w:pPr>
+            <w:r>
+              <w:rPr>
+                <w:b/>
+                <w:sz w:val="17"/>
+              </w:rPr>
+              <w:t xml:space="preserve">indication</w:t>
+            </w:r>
+          </w:p>
+        </w:tc>
+        <w:tc>
+          <w:tcPr>
+            <w:shd w:val="clear" w:fill="EAF0F7"/>
+          </w:tcPr>
+          <w:p>
+            <w:pPr>
+              <w:pStyle w:val="Compact"/>
+            </w:pPr>
+            <w:r>
+              <w:rPr>
+                <w:b/>
+                <w:sz w:val="17"/>
+              </w:rPr>
+              <w:t xml:space="preserve">n_drugs_with_it</w:t>
+            </w:r>
+          </w:p>
+        </w:tc>
+        <w:tc>
+          <w:tcPr>
+            <w:shd w:val="clear" w:fill="EAF0F7"/>
+          </w:tcPr>
+          <w:p>
+            <w:pPr>
+              <w:pStyle w:val="Compact"/>
+            </w:pPr>
+            <w:r>
+              <w:rPr>
+                <w:b/>
+                <w:sz w:val="17"/>
+              </w:rPr>
+              <w:t xml:space="preserve">auroc_model</w:t>
+            </w:r>
+          </w:p>
+        </w:tc>
+        <w:tc>
+          <w:tcPr>
+            <w:shd w:val="clear" w:fill="EAF0F7"/>
+          </w:tcPr>
+          <w:p>
+            <w:pPr>
+              <w:pStyle w:val="Compact"/>
+            </w:pPr>
+            <w:r>
+              <w:rPr>
+                <w:b/>
+                <w:sz w:val="17"/>
+              </w:rPr>
+              <w:t xml:space="preserve">auroc_frequency_null</w:t>
+            </w:r>
+          </w:p>
+        </w:tc>
+      </w:tr>
+      <w:tr>
+        <w:tc>
+          <w:tcPr/>
+          <w:p>
+            <w:pPr>
+              <w:pStyle w:val="Compact"/>
+            </w:pPr>
+            <w:r>
+              <w:t xml:space="preserve">Depression / anxiety</w:t>
+            </w:r>
+          </w:p>
+        </w:tc>
+        <w:tc>
+          <w:tcPr/>
+          <w:p>
+            <w:pPr>
+              <w:pStyle w:val="Compact"/>
+            </w:pPr>
+            <w:r>
+              <w:t xml:space="preserve">31</w:t>
+            </w:r>
+          </w:p>
+        </w:tc>
+        <w:tc>
+          <w:tcPr/>
+          <w:p>
+            <w:pPr>
+              <w:pStyle w:val="Compact"/>
+            </w:pPr>
+            <w:r>
+              <w:t xml:space="preserve">0.7944</w:t>
+            </w:r>
+          </w:p>
+        </w:tc>
+        <w:tc>
+          <w:tcPr/>
+          <w:p>
+            <w:pPr>
+              <w:pStyle w:val="Compact"/>
+            </w:pPr>
+            <w:r>
+              <w:t xml:space="preserve">0.5</w:t>
+            </w:r>
+          </w:p>
+        </w:tc>
+      </w:tr>
+      <w:tr>
+        <w:tc>
+          <w:tcPr/>
+          <w:p>
+            <w:pPr>
+              <w:pStyle w:val="Compact"/>
+            </w:pPr>
+            <w:r>
+              <w:t xml:space="preserve">Psychosis / schizophrenia</w:t>
+            </w:r>
+          </w:p>
+        </w:tc>
+        <w:tc>
+          <w:tcPr/>
+          <w:p>
+            <w:pPr>
+              <w:pStyle w:val="Compact"/>
+            </w:pPr>
+            <w:r>
+              <w:t xml:space="preserve">18</w:t>
+            </w:r>
+          </w:p>
+        </w:tc>
+        <w:tc>
+          <w:tcPr/>
+          <w:p>
+            <w:pPr>
+              <w:pStyle w:val="Compact"/>
+            </w:pPr>
+            <w:r>
+              <w:t xml:space="preserve">0.7647</w:t>
+            </w:r>
+          </w:p>
+        </w:tc>
+        <w:tc>
+          <w:tcPr/>
+          <w:p>
+            <w:pPr>
+              <w:pStyle w:val="Compact"/>
+            </w:pPr>
+            <w:r>
+              <w:t xml:space="preserve">0.5</w:t>
+            </w:r>
+          </w:p>
+        </w:tc>
+      </w:tr>
+      <w:tr>
+        <w:tc>
+          <w:tcPr/>
+          <w:p>
+            <w:pPr>
+              <w:pStyle w:val="Compact"/>
+            </w:pPr>
+            <w:r>
+              <w:t xml:space="preserve">Chronic pain</w:t>
+            </w:r>
+          </w:p>
+        </w:tc>
+        <w:tc>
+          <w:tcPr/>
+          <w:p>
+            <w:pPr>
+              <w:pStyle w:val="Compact"/>
+            </w:pPr>
+            <w:r>
+              <w:t xml:space="preserve">64</w:t>
+            </w:r>
+          </w:p>
+        </w:tc>
+        <w:tc>
+          <w:tcPr/>
+          <w:p>
+            <w:pPr>
+              <w:pStyle w:val="Compact"/>
+            </w:pPr>
+            <w:r>
+              <w:t xml:space="preserve">0.6456</w:t>
+            </w:r>
+          </w:p>
+        </w:tc>
+        <w:tc>
+          <w:tcPr/>
+          <w:p>
+            <w:pPr>
+              <w:pStyle w:val="Compact"/>
+            </w:pPr>
+            <w:r>
+              <w:t xml:space="preserve">0.5</w:t>
+            </w:r>
+          </w:p>
+        </w:tc>
+      </w:tr>
+      <w:tr>
+        <w:tc>
+          <w:tcPr/>
+          <w:p>
+            <w:pPr>
+              <w:pStyle w:val="Compact"/>
+            </w:pPr>
+            <w:r>
+              <w:t xml:space="preserve">Parkinson’s disease</w:t>
+            </w:r>
+          </w:p>
+        </w:tc>
+        <w:tc>
+          <w:tcPr/>
+          <w:p>
+            <w:pPr>
+              <w:pStyle w:val="Compact"/>
+            </w:pPr>
+            <w:r>
+              <w:t xml:space="preserve">15</w:t>
+            </w:r>
+          </w:p>
+        </w:tc>
+        <w:tc>
+          <w:tcPr/>
+          <w:p>
+            <w:pPr>
+              <w:pStyle w:val="Compact"/>
+            </w:pPr>
+            <w:r>
+              <w:t xml:space="preserve">0.6231</w:t>
+            </w:r>
+          </w:p>
+        </w:tc>
+        <w:tc>
+          <w:tcPr/>
+          <w:p>
+            <w:pPr>
+              <w:pStyle w:val="Compact"/>
+            </w:pPr>
+            <w:r>
+              <w:t xml:space="preserve">0.5</w:t>
+            </w:r>
+          </w:p>
+        </w:tc>
+      </w:tr>
+      <w:tr>
+        <w:tc>
+          <w:tcPr/>
+          <w:p>
+            <w:pPr>
+              <w:pStyle w:val="Compact"/>
+            </w:pPr>
+            <w:r>
+              <w:t xml:space="preserve">Addiction</w:t>
+            </w:r>
+          </w:p>
+        </w:tc>
+        <w:tc>
+          <w:tcPr/>
+          <w:p>
+            <w:pPr>
+              <w:pStyle w:val="Compact"/>
+            </w:pPr>
+            <w:r>
+              <w:t xml:space="preserve">7</w:t>
+            </w:r>
+          </w:p>
+        </w:tc>
+        <w:tc>
+          <w:tcPr/>
+          <w:p>
+            <w:pPr>
+              <w:pStyle w:val="Compact"/>
+            </w:pPr>
+            <w:r>
+              <w:t xml:space="preserve">0.5659</w:t>
+            </w:r>
+          </w:p>
+        </w:tc>
+        <w:tc>
+          <w:tcPr/>
+          <w:p>
+            <w:pPr>
+              <w:pStyle w:val="Compact"/>
+            </w:pPr>
+            <w:r>
+              <w:t xml:space="preserve">0.5</w:t>
+            </w:r>
+          </w:p>
+        </w:tc>
+      </w:tr>
+      <w:tr>
+        <w:tc>
+          <w:tcPr/>
+          <w:p>
+            <w:pPr>
+              <w:pStyle w:val="Compact"/>
+            </w:pPr>
+            <w:r>
+              <w:t xml:space="preserve">Alzheimer’s disease</w:t>
+            </w:r>
+          </w:p>
+        </w:tc>
+        <w:tc>
+          <w:tcPr/>
+          <w:p>
+            <w:pPr>
+              <w:pStyle w:val="Compact"/>
+            </w:pPr>
+            <w:r>
+              <w:t xml:space="preserve">9</w:t>
+            </w:r>
+          </w:p>
+        </w:tc>
+        <w:tc>
+          <w:tcPr/>
+          <w:p>
+            <w:pPr>
+              <w:pStyle w:val="Compact"/>
+            </w:pPr>
+            <w:r>
+              <w:t xml:space="preserve">0.5479</w:t>
+            </w:r>
+          </w:p>
+        </w:tc>
+        <w:tc>
+          <w:tcPr/>
+          <w:p>
+            <w:pPr>
+              <w:pStyle w:val="Compact"/>
+            </w:pPr>
+            <w:r>
+              <w:t xml:space="preserve">0.5</w:t>
+            </w:r>
+          </w:p>
+        </w:tc>
+      </w:tr>
+      <w:tr>
+        <w:tc>
+          <w:tcPr/>
+          <w:p>
+            <w:pPr>
+              <w:pStyle w:val="Compact"/>
+            </w:pPr>
+            <w:r>
+              <w:t xml:space="preserve">Epilepsy</w:t>
+            </w:r>
+          </w:p>
+        </w:tc>
+        <w:tc>
+          <w:tcPr/>
+          <w:p>
+            <w:pPr>
+              <w:pStyle w:val="Compact"/>
+            </w:pPr>
+            <w:r>
+              <w:t xml:space="preserve">15</w:t>
+            </w:r>
+          </w:p>
+        </w:tc>
+        <w:tc>
+          <w:tcPr/>
+          <w:p>
+            <w:pPr>
+              <w:pStyle w:val="Compact"/>
+            </w:pPr>
+            <w:r>
+              <w:t xml:space="preserve">0.522</w:t>
+            </w:r>
+          </w:p>
+        </w:tc>
+        <w:tc>
+          <w:tcPr/>
+          <w:p>
+            <w:pPr>
+              <w:pStyle w:val="Compact"/>
+            </w:pPr>
+            <w:r>
+              <w:t xml:space="preserve">0.5</w:t>
+            </w:r>
+          </w:p>
+        </w:tc>
+      </w:tr>
+      <w:tr>
+        <w:tc>
+          <w:tcPr/>
+          <w:p>
+            <w:pPr>
+              <w:pStyle w:val="Compact"/>
+            </w:pPr>
+            <w:r>
+              <w:t xml:space="preserve">ADHD</w:t>
+            </w:r>
+          </w:p>
+        </w:tc>
+        <w:tc>
+          <w:tcPr/>
+          <w:p>
+            <w:pPr>
+              <w:pStyle w:val="Compact"/>
+            </w:pPr>
+            <w:r>
+              <w:t xml:space="preserve">12</w:t>
+            </w:r>
+          </w:p>
+        </w:tc>
+        <w:tc>
+          <w:tcPr/>
+          <w:p>
+            <w:pPr>
+              <w:pStyle w:val="Compact"/>
+            </w:pPr>
+            <w:r>
+              <w:t xml:space="preserve">0.5006</w:t>
+            </w:r>
+          </w:p>
+        </w:tc>
+        <w:tc>
+          <w:tcPr/>
+          <w:p>
+            <w:pPr>
+              <w:pStyle w:val="Compact"/>
+            </w:pPr>
+            <w:r>
+              <w:t xml:space="preserve">0.5</w:t>
+            </w:r>
+          </w:p>
+        </w:tc>
+      </w:tr>
+      <w:tr>
+        <w:tc>
+          <w:tcPr/>
+          <w:p>
+            <w:pPr>
+              <w:pStyle w:val="Compact"/>
+            </w:pPr>
+            <w:r>
+              <w:t xml:space="preserve">Sleep / wakefulness</w:t>
+            </w:r>
+          </w:p>
+        </w:tc>
+        <w:tc>
+          <w:tcPr/>
+          <w:p>
+            <w:pPr>
+              <w:pStyle w:val="Compact"/>
+            </w:pPr>
+            <w:r>
+              <w:t xml:space="preserve">10</w:t>
+            </w:r>
+          </w:p>
+        </w:tc>
+        <w:tc>
+          <w:tcPr/>
+          <w:p>
+            <w:pPr>
+              <w:pStyle w:val="Compact"/>
+            </w:pPr>
+            <w:r>
+              <w:t xml:space="preserve">0.4993</w:t>
+            </w:r>
+          </w:p>
+        </w:tc>
+        <w:tc>
+          <w:tcPr/>
+          <w:p>
+            <w:pPr>
+              <w:pStyle w:val="Compact"/>
+            </w:pPr>
+            <w:r>
+              <w:t xml:space="preserve">0.5</w:t>
+            </w:r>
+          </w:p>
+        </w:tc>
+      </w:tr>
+    </w:tbl>
+    <w:p>
+      <w:pPr>
+        <w:pStyle w:val="BodyText"/>
+      </w:pPr>
+      <w:r>
+        <w:t xml:space="preserve">Mean per-indication AUROC is</w:t>
+      </w:r>
+      <w:r>
+        <w:t xml:space="preserve"> </w:t>
+      </w:r>
+      <w:r>
+        <w:rPr>
+          <w:b/>
+          <w:bCs/>
+        </w:rPr>
+        <w:t xml:space="preserve">0.607</w:t>
+      </w:r>
+      <w:r>
+        <w:t xml:space="preserve"> </w:t>
+      </w:r>
+      <w:r>
+        <w:t xml:space="preserve">against</w:t>
+      </w:r>
+      <w:r>
+        <w:t xml:space="preserve"> </w:t>
+      </w:r>
+      <w:r>
+        <w:rPr>
+          <w:b/>
+          <w:bCs/>
+        </w:rPr>
+        <w:t xml:space="preserve">0.500</w:t>
+      </w:r>
+      <w:r>
+        <w:t xml:space="preserve"> </w:t>
+      </w:r>
+      <w:r>
+        <w:t xml:space="preserve">for any constant</w:t>
+      </w:r>
+      <w:r>
+        <w:t xml:space="preserve"> </w:t>
+      </w:r>
+      <w:r>
+        <w:t xml:space="preserve">predictor, and the layer beats chance on</w:t>
+      </w:r>
+      <w:r>
+        <w:t xml:space="preserve"> </w:t>
+      </w:r>
+      <w:r>
+        <w:rPr>
+          <w:b/>
+          <w:bCs/>
+        </w:rPr>
+        <w:t xml:space="preserve">8 of 9</w:t>
+      </w:r>
+      <w:r>
+        <w:t xml:space="preserve"> </w:t>
+      </w:r>
+      <w:r>
+        <w:t xml:space="preserve">indications. Macro-averaged top-3</w:t>
+      </w:r>
+      <w:r>
+        <w:t xml:space="preserve"> </w:t>
+      </w:r>
+      <w:r>
+        <w:t xml:space="preserve">recall, which averages per indication rather than pooling and so cannot be carried by naming the</w:t>
+      </w:r>
+      <w:r>
+        <w:t xml:space="preserve"> </w:t>
+      </w:r>
+      <w:r>
+        <w:t xml:space="preserve">common conditions, is</w:t>
+      </w:r>
+      <w:r>
+        <w:t xml:space="preserve"> </w:t>
+      </w:r>
+      <w:r>
+        <w:rPr>
+          <w:b/>
+          <w:bCs/>
+        </w:rPr>
+        <w:t xml:space="preserve">0.400 against 0.333</w:t>
+      </w:r>
+      <w:r>
+        <w:t xml:space="preserve">.</w:t>
+      </w:r>
+    </w:p>
+    <w:p>
+      <w:pPr>
+        <w:pStyle w:val="BodyText"/>
+      </w:pPr>
+      <w:r>
+        <w:t xml:space="preserve">The honest reading is that the layer responds to the compound, decisively for depression (0.794) and</w:t>
+      </w:r>
+      <w:r>
+        <w:t xml:space="preserve"> </w:t>
+      </w:r>
+      <w:r>
+        <w:t xml:space="preserve">psychosis (0.765), weakly for epilepsy (0.522), and not at all for ADHD or sleep. That is a layer</w:t>
+      </w:r>
+      <w:r>
+        <w:t xml:space="preserve"> </w:t>
+      </w:r>
+      <w:r>
+        <w:t xml:space="preserve">worth shipping as a route from mechanism to condition and not worth shipping as an indication</w:t>
+      </w:r>
+      <w:r>
+        <w:t xml:space="preserve"> </w:t>
+      </w:r>
+      <w:r>
+        <w:t xml:space="preserve">prediction, which is exactly how it is presented.</w:t>
+      </w:r>
+    </w:p>
+    <w:bookmarkEnd w:id="57"/>
+    <w:bookmarkStart w:id="58" w:name="chirality-is-not-represented"/>
+    <w:p>
+      <w:pPr>
+        <w:pStyle w:val="Heading3"/>
+      </w:pPr>
+      <w:r>
+        <w:t xml:space="preserve">Chirality is not represented</w:t>
+      </w:r>
+    </w:p>
+    <w:p>
+      <w:pPr>
+        <w:pStyle w:val="FirstParagraph"/>
+      </w:pPr>
+      <w:r>
+        <w:rPr>
+          <w:b/>
+          <w:bCs/>
+        </w:rPr>
+        <w:t xml:space="preserve">Right, and now bounded.</w:t>
+      </w:r>
+      <w:r>
+        <w:t xml:space="preserve"> </w:t>
+      </w:r>
+      <w:r>
+        <w:t xml:space="preserve">The featuriser excludes stereochemistry, so two enantiomers receive</w:t>
+      </w:r>
+      <w:r>
+        <w:t xml:space="preserve"> </w:t>
+      </w:r>
+      <w:r>
+        <w:t xml:space="preserve">identical predictions. For a CNS panel this is the sharpest available criticism, and the correct</w:t>
+      </w:r>
+      <w:r>
+        <w:t xml:space="preserve"> </w:t>
+      </w:r>
+      <w:r>
+        <w:t xml:space="preserve">response is to measure what it costs rather than to concede it in the abstract.</w:t>
+      </w:r>
+    </w:p>
+    <w:tbl>
+      <w:tblPr>
+        <w:tblStyle w:val="Table"/>
+        <w:tblW w:type="pct" w:w="5000"/>
+        <w:jc w:val="center"/>
+        <w:tblLayout w:type="autofit"/>
+        <w:tblLook w:firstRow="0" w:lastRow="0" w:firstColumn="0" w:lastColumn="0" w:noHBand="0" w:noVBand="0" w:val="0000"/>
+        <w:tblLayout w:type="autofit"/>
+      </w:tblPr>
+      <w:tblGrid>
+        <w:gridCol w:w="3960"/>
+        <w:gridCol w:w="3960"/>
+      </w:tblGrid>
+      <w:tr>
+        <w:trPr>
+          <w:tblHeader w:val="true"/>
+        </w:trPr>
+        <w:tc>
+          <w:tcPr>
+            <w:shd w:val="clear" w:fill="EAF0F7"/>
+          </w:tcPr>
+          <w:p>
+            <w:pPr>
+              <w:pStyle w:val="Compact"/>
+            </w:pPr>
+            <w:r>
+              <w:rPr>
+                <w:b/>
+                <w:sz w:val="17"/>
+              </w:rPr>
+              <w:t xml:space="preserve">Training structures carrying an assigned stereocentre</w:t>
+            </w:r>
+          </w:p>
+        </w:tc>
+        <w:tc>
+          <w:tcPr>
+            <w:shd w:val="clear" w:fill="EAF0F7"/>
+          </w:tcPr>
+          <w:p>
+            <w:pPr>
+              <w:pStyle w:val="Compact"/>
+            </w:pPr>
+            <w:r>
+              <w:rPr>
+                <w:b/>
+                <w:sz w:val="17"/>
+              </w:rPr>
+              <w:t xml:space="preserve">93,102 of 228,198 (40.8 per cent)</w:t>
+            </w:r>
+          </w:p>
+        </w:tc>
+      </w:tr>
+      <w:tr>
+        <w:tc>
+          <w:tcPr/>
+          <w:p>
+            <w:pPr>
+              <w:pStyle w:val="Compact"/>
+            </w:pPr>
+            <w:r>
+              <w:t xml:space="preserve">Skeletons present as two or more stereoisomers at one endpoint</w:t>
+            </w:r>
+          </w:p>
+        </w:tc>
+        <w:tc>
+          <w:tcPr/>
+          <w:p>
+            <w:pPr>
+              <w:pStyle w:val="Compact"/>
+            </w:pPr>
+            <w:r>
+              <w:t xml:space="preserve">8,013</w:t>
+            </w:r>
+          </w:p>
+        </w:tc>
+      </w:tr>
+      <w:tr>
+        <w:tc>
+          <w:tcPr/>
+          <w:p>
+            <w:pPr>
+              <w:pStyle w:val="Compact"/>
+            </w:pPr>
+            <w:r>
+              <w:t xml:space="preserve">Of those pairs, labels</w:t>
+            </w:r>
+            <w:r>
+              <w:t xml:space="preserve"> </w:t>
+            </w:r>
+            <w:r>
+              <w:rPr>
+                <w:b/>
+                <w:bCs/>
+              </w:rPr>
+              <w:t xml:space="preserve">agree</w:t>
+            </w:r>
+          </w:p>
+        </w:tc>
+        <w:tc>
+          <w:tcPr/>
+          <w:p>
+            <w:pPr>
+              <w:pStyle w:val="Compact"/>
+            </w:pPr>
+            <w:r>
+              <w:t xml:space="preserve">7,579 (94.6 per cent)</w:t>
+            </w:r>
+          </w:p>
+        </w:tc>
+      </w:tr>
+      <w:tr>
+        <w:tc>
+          <w:tcPr/>
+          <w:p>
+            <w:pPr>
+              <w:pStyle w:val="Compact"/>
+            </w:pPr>
+            <w:r>
+              <w:t xml:space="preserve">Of those pairs, labels</w:t>
+            </w:r>
+            <w:r>
+              <w:t xml:space="preserve"> </w:t>
+            </w:r>
+            <w:r>
+              <w:rPr>
+                <w:b/>
+                <w:bCs/>
+              </w:rPr>
+              <w:t xml:space="preserve">disagree</w:t>
+            </w:r>
+          </w:p>
+        </w:tc>
+        <w:tc>
+          <w:tcPr/>
+          <w:p>
+            <w:pPr>
+              <w:pStyle w:val="Compact"/>
+            </w:pPr>
+            <w:r>
+              <w:t xml:space="preserve">434 (5.4 per cent)</w:t>
+            </w:r>
+          </w:p>
+        </w:tc>
+      </w:tr>
+      <w:tr>
+        <w:tc>
+          <w:tcPr/>
+          <w:p>
+            <w:pPr>
+              <w:pStyle w:val="Compact"/>
+            </w:pPr>
+            <w:r>
+              <w:t xml:space="preserve">Median potency gap within a stereo pair</w:t>
+            </w:r>
+          </w:p>
+        </w:tc>
+        <w:tc>
+          <w:tcPr/>
+          <w:p>
+            <w:pPr>
+              <w:pStyle w:val="Compact"/>
+            </w:pPr>
+            <w:r>
+              <w:t xml:space="preserve">0.41 log units</w:t>
+            </w:r>
+          </w:p>
+        </w:tc>
+      </w:tr>
+      <w:tr>
+        <w:tc>
+          <w:tcPr/>
+          <w:p>
+            <w:pPr>
+              <w:pStyle w:val="Compact"/>
+            </w:pPr>
+            <w:r>
+              <w:t xml:space="preserve">Pairs differing by more than one log unit</w:t>
+            </w:r>
+          </w:p>
+        </w:tc>
+        <w:tc>
+          <w:tcPr/>
+          <w:p>
+            <w:pPr>
+              <w:pStyle w:val="Compact"/>
+            </w:pPr>
+            <w:r>
+              <w:t xml:space="preserve">1,698 (24.7 per cent)</w:t>
+            </w:r>
+          </w:p>
+        </w:tc>
+      </w:tr>
+      <w:tr>
+        <w:tc>
+          <w:tcPr/>
+          <w:p>
+            <w:pPr>
+              <w:pStyle w:val="Compact"/>
+            </w:pPr>
+            <w:r>
+              <w:t xml:space="preserve">Share of the whole panel where chirality could change a class call</w:t>
+            </w:r>
+          </w:p>
+        </w:tc>
+        <w:tc>
+          <w:tcPr/>
+          <w:p>
+            <w:pPr>
+              <w:pStyle w:val="Compact"/>
+            </w:pPr>
+            <w:r>
+              <w:rPr>
+                <w:b/>
+                <w:bCs/>
+              </w:rPr>
+              <w:t xml:space="preserve">0.19 per cent</w:t>
+            </w:r>
+          </w:p>
+        </w:tc>
+      </w:tr>
+    </w:tbl>
+    <w:p>
+      <w:pPr>
+        <w:pStyle w:val="BodyText"/>
+      </w:pPr>
+      <w:r>
+        <w:t xml:space="preserve">Four in ten training structures carry a stereocentre, so the data could support a chirality-aware</w:t>
+      </w:r>
+      <w:r>
+        <w:t xml:space="preserve"> </w:t>
+      </w:r>
+      <w:r>
+        <w:t xml:space="preserve">fingerprint. But where the same skeleton appears as more than one stereoisomer measured at the same</w:t>
+      </w:r>
+      <w:r>
+        <w:t xml:space="preserve"> </w:t>
+      </w:r>
+      <w:r>
+        <w:t xml:space="preserve">endpoint, the measured labels agree 95 per cent of</w:t>
+      </w:r>
+      <w:r>
+        <w:t xml:space="preserve"> </w:t>
+      </w:r>
+      <w:r>
+        <w:t xml:space="preserve">the time. Stereochemistry is therefore mostly not what separates an active from an inactive</w:t>
+      </w:r>
+      <w:r>
+        <w:t xml:space="preserve"> </w:t>
+      </w:r>
+      <w:r>
+        <w:rPr>
+          <w:i/>
+          <w:iCs/>
+        </w:rPr>
+        <w:t xml:space="preserve">in this</w:t>
+      </w:r>
+      <w:r>
+        <w:rPr>
+          <w:i/>
+          <w:iCs/>
+        </w:rPr>
+        <w:t xml:space="preserve"> </w:t>
+      </w:r>
+      <w:r>
+        <w:rPr>
+          <w:i/>
+          <w:iCs/>
+        </w:rPr>
+        <w:t xml:space="preserve">data</w:t>
+      </w:r>
+      <w:r>
+        <w:t xml:space="preserve">, and a chirality-aware fingerprint would add sparsity to resolve a distinction the labels</w:t>
+      </w:r>
+      <w:r>
+        <w:t xml:space="preserve"> </w:t>
+      </w:r>
+      <w:r>
+        <w:t xml:space="preserve">usually do not make.</w:t>
+      </w:r>
+    </w:p>
+    <w:p>
+      <w:pPr>
+        <w:pStyle w:val="BodyText"/>
+      </w:pPr>
+      <w:r>
+        <w:t xml:space="preserve">That is a bound, not an absolution. A quarter of the pairs that can be compared on potency differ by</w:t>
+      </w:r>
+      <w:r>
+        <w:t xml:space="preserve"> </w:t>
+      </w:r>
+      <w:r>
+        <w:t xml:space="preserve">more than a log unit, and the disagreements concentrate where a pharmacologist would expect them:</w:t>
+      </w:r>
+      <w:r>
+        <w:t xml:space="preserve"> </w:t>
+      </w:r>
+      <w:r>
+        <w:t xml:space="preserve">BBB, BACE1, D2, OX2, the mu-opioid receptor and CB1. The right statement is that predictions are</w:t>
+      </w:r>
+      <w:r>
+        <w:t xml:space="preserve"> </w:t>
+      </w:r>
+      <w:r>
+        <w:t xml:space="preserve">made on the flat skeleton, that this is invisible to the user unless said, and that for a compound</w:t>
+      </w:r>
+      <w:r>
+        <w:t xml:space="preserve"> </w:t>
+      </w:r>
+      <w:r>
+        <w:t xml:space="preserve">whose activity is known to be enantiomer-specific the prediction should be read as applying to the</w:t>
+      </w:r>
+      <w:r>
+        <w:t xml:space="preserve"> </w:t>
+      </w:r>
+      <w:r>
+        <w:t xml:space="preserve">racemate.</w:t>
+      </w:r>
+    </w:p>
+    <w:bookmarkEnd w:id="58"/>
+    <w:bookmarkStart w:id="59" w:name="Xf8bd344231b588f7eea5e66124208c2f3af2908"/>
+    <w:p>
+      <w:pPr>
+        <w:pStyle w:val="Heading3"/>
+      </w:pPr>
+      <w:r>
+        <w:t xml:space="preserve">Agonism and antagonism are not distinguished</w:t>
+      </w:r>
+    </w:p>
+    <w:p>
+      <w:pPr>
+        <w:pStyle w:val="FirstParagraph"/>
+      </w:pPr>
+      <w:r>
+        <w:rPr>
+          <w:b/>
+          <w:bCs/>
+        </w:rPr>
+        <w:t xml:space="preserve">Right, and it is a limitation of the labels rather than of the models.</w:t>
+      </w:r>
+      <w:r>
+        <w:t xml:space="preserve"> </w:t>
+      </w:r>
+      <w:r>
+        <w:t xml:space="preserve">The training label is a</w:t>
+      </w:r>
+      <w:r>
+        <w:t xml:space="preserve"> </w:t>
+      </w:r>
+      <w:r>
+        <w:t xml:space="preserve">potency value: IC50, Ki, Kd or EC50. Those measure</w:t>
+      </w:r>
+      <w:r>
+        <w:t xml:space="preserve"> </w:t>
+      </w:r>
+      <w:r>
+        <w:rPr>
+          <w:i/>
+          <w:iCs/>
+        </w:rPr>
+        <w:t xml:space="preserve">affinity</w:t>
+      </w:r>
+      <w:r>
+        <w:t xml:space="preserve">, how tightly a compound binds, and an</w:t>
+      </w:r>
+      <w:r>
+        <w:t xml:space="preserve"> </w:t>
+      </w:r>
+      <w:r>
+        <w:t xml:space="preserve">agonist and an antagonist at the same receptor can share one. Direction is carried in ChEMBL’s</w:t>
+      </w:r>
+      <w:r>
+        <w:t xml:space="preserve"> </w:t>
+      </w:r>
+      <w:r>
+        <w:rPr>
+          <w:rStyle w:val="VerbatimChar"/>
+        </w:rPr>
+        <w:t xml:space="preserve">action_type</w:t>
+      </w:r>
+      <w:r>
+        <w:t xml:space="preserve"> </w:t>
+      </w:r>
+      <w:r>
+        <w:t xml:space="preserve">field, which is sparsely populated and was never pulled: it appears nowhere in this</w:t>
+      </w:r>
+      <w:r>
+        <w:t xml:space="preserve"> </w:t>
+      </w:r>
+      <w:r>
+        <w:t xml:space="preserve">project’s data, and the endpoint tables retain only structure, label, potency, year and source.</w:t>
+      </w:r>
+    </w:p>
+    <w:p>
+      <w:pPr>
+        <w:pStyle w:val="BodyText"/>
+      </w:pPr>
+      <w:r>
+        <w:t xml:space="preserve">No modelling choice recovers this. Training a direction classifier needs directional labels, and</w:t>
+      </w:r>
+      <w:r>
+        <w:t xml:space="preserve"> </w:t>
+      </w:r>
+      <w:r>
+        <w:t xml:space="preserve">they are not present. The honest description of what the panel predicts is therefore</w:t>
+      </w:r>
+      <w:r>
+        <w:t xml:space="preserve"> </w:t>
+      </w:r>
+      <w:r>
+        <w:rPr>
+          <w:i/>
+          <w:iCs/>
+        </w:rPr>
+        <w:t xml:space="preserve">engagement</w:t>
+      </w:r>
+      <w:r>
+        <w:t xml:space="preserve">,</w:t>
+      </w:r>
+      <w:r>
+        <w:t xml:space="preserve"> </w:t>
+      </w:r>
+      <w:r>
+        <w:t xml:space="preserve">not</w:t>
+      </w:r>
+      <w:r>
+        <w:t xml:space="preserve"> </w:t>
+      </w:r>
+      <w:r>
+        <w:rPr>
+          <w:i/>
+          <w:iCs/>
+        </w:rPr>
+        <w:t xml:space="preserve">modulation</w:t>
+      </w:r>
+      <w:r>
+        <w:t xml:space="preserve">, and the interface and this report both say so. Adding it would mean re-pulling the</w:t>
+      </w:r>
+      <w:r>
+        <w:t xml:space="preserve"> </w:t>
+      </w:r>
+      <w:r>
+        <w:t xml:space="preserve">source data with the functional annotation retained, restricting to the subset that carries it, and</w:t>
+      </w:r>
+      <w:r>
+        <w:t xml:space="preserve"> </w:t>
+      </w:r>
+      <w:r>
+        <w:t xml:space="preserve">accepting a much smaller training set per endpoint. That is a defensible next piece of work and it</w:t>
+      </w:r>
+      <w:r>
+        <w:t xml:space="preserve"> </w:t>
+      </w:r>
+      <w:r>
+        <w:t xml:space="preserve">is not a correction to what is here.</w:t>
+      </w:r>
+    </w:p>
+    <w:bookmarkEnd w:id="59"/>
+    <w:bookmarkStart w:id="60" w:name="Xe6b2f79334a6f81d8a14f6e6db0cbee4c9b102e"/>
+    <w:p>
+      <w:pPr>
+        <w:pStyle w:val="Heading3"/>
+      </w:pPr>
+      <w:r>
+        <w:t xml:space="preserve">The applicability-domain flag fails its own adversarial test</w:t>
+      </w:r>
+    </w:p>
+    <w:p>
+      <w:pPr>
+        <w:pStyle w:val="FirstParagraph"/>
+      </w:pPr>
+      <w:r>
+        <w:rPr>
+          <w:b/>
+          <w:bCs/>
+        </w:rPr>
+        <w:t xml:space="preserve">The test was wrong, not the flag, and the test has been corrected.</w:t>
+      </w:r>
+      <w:r>
+        <w:t xml:space="preserve"> </w:t>
+      </w:r>
+      <w:r>
+        <w:t xml:space="preserve">This needs stating carefully,</w:t>
+      </w:r>
+      <w:r>
+        <w:t xml:space="preserve"> </w:t>
+      </w:r>
+      <w:r>
+        <w:t xml:space="preserve">because</w:t>
+      </w:r>
+      <w:r>
+        <w:t xml:space="preserve"> </w:t>
+      </w:r>
+      <w:r>
+        <w:t xml:space="preserve">“we changed a failing test and now it passes”</w:t>
+      </w:r>
+      <w:r>
+        <w:t xml:space="preserve"> </w:t>
+      </w:r>
+      <w:r>
+        <w:t xml:space="preserve">is the least trustworthy sentence in science.</w:t>
+      </w:r>
+      <w:r>
+        <w:t xml:space="preserve"> </w:t>
+      </w:r>
+      <w:r>
+        <w:t xml:space="preserve">What changed is the control set, not the passing criterion, and the reason is specific.</w:t>
+      </w:r>
+    </w:p>
+    <w:p>
+      <w:pPr>
+        <w:pStyle w:val="BodyText"/>
+      </w:pPr>
+      <w:r>
+        <w:t xml:space="preserve">The check showed sugars, fatty acids, buffers and simple acids to the flag and asked whether it</w:t>
+      </w:r>
+      <w:r>
+        <w:t xml:space="preserve"> </w:t>
+      </w:r>
+      <w:r>
+        <w:t xml:space="preserve">rated them worse-placed than approved drugs it had never seen. It did not, and the check was</w:t>
+      </w:r>
+      <w:r>
+        <w:t xml:space="preserve"> </w:t>
+      </w:r>
+      <w:r>
+        <w:t xml:space="preserve">recorded as failing.</w:t>
+      </w:r>
+    </w:p>
+    <w:p>
+      <w:pPr>
+        <w:pStyle w:val="BodyText"/>
+      </w:pPr>
+      <w:r>
+        <w:t xml:space="preserve">The reason is that</w:t>
+      </w:r>
+      <w:r>
+        <w:t xml:space="preserve"> </w:t>
+      </w:r>
+      <w:r>
+        <w:rPr>
+          <w:b/>
+          <w:bCs/>
+        </w:rPr>
+        <w:t xml:space="preserve">most of those controls are in the reference library</w:t>
+      </w:r>
+      <w:r>
+        <w:t xml:space="preserve">. Glucose, palmitic acid,</w:t>
+      </w:r>
+      <w:r>
+        <w:t xml:space="preserve"> </w:t>
+      </w:r>
+      <w:r>
+        <w:t xml:space="preserve">citric acid, EDTA, taurine and twenty-two others are measured compounds in their own right and sit</w:t>
+      </w:r>
+      <w:r>
+        <w:t xml:space="preserve"> </w:t>
+      </w:r>
+      <w:r>
+        <w:t xml:space="preserve">in the 158,890-compound measured reference, so their maximum similarity is 1.00. Asking a domain</w:t>
+      </w:r>
+      <w:r>
+        <w:t xml:space="preserve"> </w:t>
+      </w:r>
+      <w:r>
+        <w:t xml:space="preserve">flag to disown chemistry it has data for tests nothing. Of the original controls, 27 of 38 are</w:t>
+      </w:r>
+      <w:r>
+        <w:t xml:space="preserve"> </w:t>
+      </w:r>
+      <w:r>
+        <w:t xml:space="preserve">present in the reference.</w:t>
+      </w:r>
+    </w:p>
+    <w:p>
+      <w:pPr>
+        <w:pStyle w:val="BodyText"/>
+      </w:pPr>
+      <w:r>
+        <w:t xml:space="preserve">Re-run against controls genuinely absent from the reference, four candidate measures behave as</w:t>
+      </w:r>
+      <w:r>
+        <w:t xml:space="preserve"> </w:t>
+      </w:r>
+      <w:r>
+        <w:t xml:space="preserve">follows:</w:t>
+      </w:r>
+    </w:p>
+    <w:tbl>
+      <w:tblPr>
+        <w:tblStyle w:val="Table"/>
+        <w:tblW w:type="pct" w:w="5000"/>
+        <w:jc w:val="center"/>
+        <w:tblLayout w:type="autofit"/>
+        <w:tblLook w:firstRow="1" w:lastRow="0" w:firstColumn="0" w:lastColumn="0" w:noHBand="0" w:noVBand="0" w:val="0020"/>
+        <w:tblLayout w:type="autofit"/>
+      </w:tblPr>
+      <w:tblGrid>
+        <w:gridCol w:w="1131"/>
+        <w:gridCol w:w="1131"/>
+        <w:gridCol w:w="1131"/>
+        <w:gridCol w:w="1131"/>
+        <w:gridCol w:w="1131"/>
+        <w:gridCol w:w="1131"/>
+        <w:gridCol w:w="1131"/>
+      </w:tblGrid>
+      <w:tr>
+        <w:trPr>
+          <w:tblHeader w:val="on"/>
+          <w:tblHeader w:val="true"/>
+        </w:trPr>
+        <w:tc>
+          <w:tcPr>
+            <w:shd w:val="clear" w:fill="EAF0F7"/>
+          </w:tcPr>
+          <w:p>
+            <w:pPr>
+              <w:pStyle w:val="Compact"/>
+            </w:pPr>
+            <w:r>
+              <w:rPr>
+                <w:b/>
+                <w:sz w:val="17"/>
+              </w:rPr>
+              <w:t xml:space="preserve">measure</w:t>
+            </w:r>
+          </w:p>
+        </w:tc>
+        <w:tc>
+          <w:tcPr>
+            <w:shd w:val="clear" w:fill="EAF0F7"/>
+          </w:tcPr>
+          <w:p>
+            <w:pPr>
+              <w:pStyle w:val="Compact"/>
+            </w:pPr>
+            <w:r>
+              <w:rPr>
+                <w:b/>
+                <w:sz w:val="17"/>
+              </w:rPr>
+              <w:t xml:space="preserve">median_unseen_drugs</w:t>
+            </w:r>
+          </w:p>
+        </w:tc>
+        <w:tc>
+          <w:tcPr>
+            <w:shd w:val="clear" w:fill="EAF0F7"/>
+          </w:tcPr>
+          <w:p>
+            <w:pPr>
+              <w:pStyle w:val="Compact"/>
+            </w:pPr>
+            <w:r>
+              <w:rPr>
+                <w:b/>
+                <w:sz w:val="17"/>
+              </w:rPr>
+              <w:t xml:space="preserve">median_non_drug_like</w:t>
+            </w:r>
+          </w:p>
+        </w:tc>
+        <w:tc>
+          <w:tcPr>
+            <w:shd w:val="clear" w:fill="EAF0F7"/>
+          </w:tcPr>
+          <w:p>
+            <w:pPr>
+              <w:pStyle w:val="Compact"/>
+            </w:pPr>
+            <w:r>
+              <w:rPr>
+                <w:b/>
+                <w:sz w:val="17"/>
+              </w:rPr>
+              <w:t xml:space="preserve">mann_whitney_p</w:t>
+            </w:r>
+          </w:p>
+        </w:tc>
+        <w:tc>
+          <w:tcPr>
+            <w:shd w:val="clear" w:fill="EAF0F7"/>
+          </w:tcPr>
+          <w:p>
+            <w:pPr>
+              <w:pStyle w:val="Compact"/>
+            </w:pPr>
+            <w:r>
+              <w:rPr>
+                <w:b/>
+                <w:sz w:val="17"/>
+              </w:rPr>
+              <w:t xml:space="preserve">separates</w:t>
+            </w:r>
+          </w:p>
+        </w:tc>
+        <w:tc>
+          <w:tcPr>
+            <w:shd w:val="clear" w:fill="EAF0F7"/>
+          </w:tcPr>
+          <w:p>
+            <w:pPr>
+              <w:pStyle w:val="Compact"/>
+            </w:pPr>
+            <w:r>
+              <w:rPr>
+                <w:b/>
+                <w:sz w:val="17"/>
+              </w:rPr>
+              <w:t xml:space="preserve">threshold_at_10pct_drug_loss</w:t>
+            </w:r>
+          </w:p>
+        </w:tc>
+        <w:tc>
+          <w:tcPr>
+            <w:shd w:val="clear" w:fill="EAF0F7"/>
+          </w:tcPr>
+          <w:p>
+            <w:pPr>
+              <w:pStyle w:val="Compact"/>
+            </w:pPr>
+            <w:r>
+              <w:rPr>
+                <w:b/>
+                <w:sz w:val="17"/>
+              </w:rPr>
+              <w:t xml:space="preserve">non_drug_like_caught</w:t>
+            </w:r>
+          </w:p>
+        </w:tc>
+      </w:tr>
+      <w:tr>
+        <w:tc>
+          <w:tcPr/>
+          <w:p>
+            <w:pPr>
+              <w:pStyle w:val="Compact"/>
+            </w:pPr>
+            <w:r>
+              <w:rPr>
+                <w:sz w:val="15"/>
+              </w:rPr>
+              <w:t xml:space="preserve">max</w:t>
+            </w:r>
+          </w:p>
+        </w:tc>
+        <w:tc>
+          <w:tcPr/>
+          <w:p>
+            <w:pPr>
+              <w:pStyle w:val="Compact"/>
+            </w:pPr>
+            <w:r>
+              <w:rPr>
+                <w:sz w:val="15"/>
+              </w:rPr>
+              <w:t xml:space="preserve">0.5909</w:t>
+            </w:r>
+          </w:p>
+        </w:tc>
+        <w:tc>
+          <w:tcPr/>
+          <w:p>
+            <w:pPr>
+              <w:pStyle w:val="Compact"/>
+            </w:pPr>
+            <w:r>
+              <w:rPr>
+                <w:sz w:val="15"/>
+              </w:rPr>
+              <w:t xml:space="preserve">0.4606</w:t>
+            </w:r>
+          </w:p>
+        </w:tc>
+        <w:tc>
+          <w:tcPr/>
+          <w:p>
+            <w:pPr>
+              <w:pStyle w:val="Compact"/>
+            </w:pPr>
+            <w:r>
+              <w:rPr>
+                <w:sz w:val="15"/>
+              </w:rPr>
+              <w:t xml:space="preserve">0.00717</w:t>
+            </w:r>
+          </w:p>
+        </w:tc>
+        <w:tc>
+          <w:tcPr/>
+          <w:p>
+            <w:pPr>
+              <w:pStyle w:val="Compact"/>
+            </w:pPr>
+            <w:r>
+              <w:rPr>
+                <w:sz w:val="15"/>
+              </w:rPr>
+              <w:t xml:space="preserve">True</w:t>
+            </w:r>
+          </w:p>
+        </w:tc>
+        <w:tc>
+          <w:tcPr/>
+          <w:p>
+            <w:pPr>
+              <w:pStyle w:val="Compact"/>
+            </w:pPr>
+            <w:r>
+              <w:rPr>
+                <w:sz w:val="15"/>
+              </w:rPr>
+              <w:t xml:space="preserve">0.3462</w:t>
+            </w:r>
+          </w:p>
+        </w:tc>
+        <w:tc>
+          <w:tcPr/>
+          <w:p>
+            <w:pPr>
+              <w:pStyle w:val="Compact"/>
+            </w:pPr>
+            <w:r>
+              <w:rPr>
+                <w:sz w:val="15"/>
+              </w:rPr>
+              <w:t xml:space="preserve">0.375</w:t>
+            </w:r>
+          </w:p>
+        </w:tc>
+      </w:tr>
+      <w:tr>
+        <w:tc>
+          <w:tcPr/>
+          <w:p>
+            <w:pPr>
+              <w:pStyle w:val="Compact"/>
+            </w:pPr>
+            <w:r>
+              <w:rPr>
+                <w:sz w:val="15"/>
+              </w:rPr>
+              <w:t xml:space="preserve">mean_top5</w:t>
+            </w:r>
+          </w:p>
+        </w:tc>
+        <w:tc>
+          <w:tcPr/>
+          <w:p>
+            <w:pPr>
+              <w:pStyle w:val="Compact"/>
+            </w:pPr>
+            <w:r>
+              <w:rPr>
+                <w:sz w:val="15"/>
+              </w:rPr>
+              <w:t xml:space="preserve">0.5224</w:t>
+            </w:r>
+          </w:p>
+        </w:tc>
+        <w:tc>
+          <w:tcPr/>
+          <w:p>
+            <w:pPr>
+              <w:pStyle w:val="Compact"/>
+            </w:pPr>
+            <w:r>
+              <w:rPr>
+                <w:sz w:val="15"/>
+              </w:rPr>
+              <w:t xml:space="preserve">0.3781</w:t>
+            </w:r>
+          </w:p>
+        </w:tc>
+        <w:tc>
+          <w:tcPr/>
+          <w:p>
+            <w:pPr>
+              <w:pStyle w:val="Compact"/>
+            </w:pPr>
+            <w:r>
+              <w:rPr>
+                <w:sz w:val="15"/>
+              </w:rPr>
+              <w:t xml:space="preserve">0.00746</w:t>
+            </w:r>
+          </w:p>
+        </w:tc>
+        <w:tc>
+          <w:tcPr/>
+          <w:p>
+            <w:pPr>
+              <w:pStyle w:val="Compact"/>
+            </w:pPr>
+            <w:r>
+              <w:rPr>
+                <w:sz w:val="15"/>
+              </w:rPr>
+              <w:t xml:space="preserve">True</w:t>
+            </w:r>
+          </w:p>
+        </w:tc>
+        <w:tc>
+          <w:tcPr/>
+          <w:p>
+            <w:pPr>
+              <w:pStyle w:val="Compact"/>
+            </w:pPr>
+            <w:r>
+              <w:rPr>
+                <w:sz w:val="15"/>
+              </w:rPr>
+              <w:t xml:space="preserve">0.3179</w:t>
+            </w:r>
+          </w:p>
+        </w:tc>
+        <w:tc>
+          <w:tcPr/>
+          <w:p>
+            <w:pPr>
+              <w:pStyle w:val="Compact"/>
+            </w:pPr>
+            <w:r>
+              <w:rPr>
+                <w:sz w:val="15"/>
+              </w:rPr>
+              <w:t xml:space="preserve">0.375</w:t>
+            </w:r>
+          </w:p>
+        </w:tc>
+      </w:tr>
+      <w:tr>
+        <w:tc>
+          <w:tcPr/>
+          <w:p>
+            <w:pPr>
+              <w:pStyle w:val="Compact"/>
+            </w:pPr>
+            <w:r>
+              <w:rPr>
+                <w:sz w:val="15"/>
+              </w:rPr>
+              <w:t xml:space="preserve">kth_5</w:t>
+            </w:r>
+          </w:p>
+        </w:tc>
+        <w:tc>
+          <w:tcPr/>
+          <w:p>
+            <w:pPr>
+              <w:pStyle w:val="Compact"/>
+            </w:pPr>
+            <w:r>
+              <w:rPr>
+                <w:sz w:val="15"/>
+              </w:rPr>
+              <w:t xml:space="preserve">0.4444</w:t>
+            </w:r>
+          </w:p>
+        </w:tc>
+        <w:tc>
+          <w:tcPr/>
+          <w:p>
+            <w:pPr>
+              <w:pStyle w:val="Compact"/>
+            </w:pPr>
+            <w:r>
+              <w:rPr>
+                <w:sz w:val="15"/>
+              </w:rPr>
+              <w:t xml:space="preserve">0.3287</w:t>
+            </w:r>
+          </w:p>
+        </w:tc>
+        <w:tc>
+          <w:tcPr/>
+          <w:p>
+            <w:pPr>
+              <w:pStyle w:val="Compact"/>
+            </w:pPr>
+            <w:r>
+              <w:rPr>
+                <w:sz w:val="15"/>
+              </w:rPr>
+              <w:t xml:space="preserve">0.0171</w:t>
+            </w:r>
+          </w:p>
+        </w:tc>
+        <w:tc>
+          <w:tcPr/>
+          <w:p>
+            <w:pPr>
+              <w:pStyle w:val="Compact"/>
+            </w:pPr>
+            <w:r>
+              <w:rPr>
+                <w:sz w:val="15"/>
+              </w:rPr>
+              <w:t xml:space="preserve">False</w:t>
+            </w:r>
+          </w:p>
+        </w:tc>
+        <w:tc>
+          <w:tcPr/>
+          <w:p>
+            <w:pPr>
+              <w:pStyle w:val="Compact"/>
+            </w:pPr>
+            <w:r>
+              <w:rPr>
+                <w:sz w:val="15"/>
+              </w:rPr>
+              <w:t xml:space="preserve">0.2921</w:t>
+            </w:r>
+          </w:p>
+        </w:tc>
+        <w:tc>
+          <w:tcPr/>
+          <w:p>
+            <w:pPr>
+              <w:pStyle w:val="Compact"/>
+            </w:pPr>
+            <w:r>
+              <w:rPr>
+                <w:sz w:val="15"/>
+              </w:rPr>
+              <w:t xml:space="preserve">0.5</w:t>
+            </w:r>
+          </w:p>
+        </w:tc>
+      </w:tr>
+      <w:tr>
+        <w:tc>
+          <w:tcPr/>
+          <w:p>
+            <w:pPr>
+              <w:pStyle w:val="Compact"/>
+            </w:pPr>
+            <w:r>
+              <w:rPr>
+                <w:sz w:val="15"/>
+              </w:rPr>
+              <w:t xml:space="preserve">density_0.4</w:t>
+            </w:r>
+          </w:p>
+        </w:tc>
+        <w:tc>
+          <w:tcPr/>
+          <w:p>
+            <w:pPr>
+              <w:pStyle w:val="Compact"/>
+            </w:pPr>
+            <w:r>
+              <w:rPr>
+                <w:sz w:val="15"/>
+              </w:rPr>
+              <w:t xml:space="preserve">8.0</w:t>
+            </w:r>
+          </w:p>
+        </w:tc>
+        <w:tc>
+          <w:tcPr/>
+          <w:p>
+            <w:pPr>
+              <w:pStyle w:val="Compact"/>
+            </w:pPr>
+            <w:r>
+              <w:rPr>
+                <w:sz w:val="15"/>
+              </w:rPr>
+              <w:t xml:space="preserve">1.5</w:t>
+            </w:r>
+          </w:p>
+        </w:tc>
+        <w:tc>
+          <w:tcPr/>
+          <w:p>
+            <w:pPr>
+              <w:pStyle w:val="Compact"/>
+            </w:pPr>
+            <w:r>
+              <w:rPr>
+                <w:sz w:val="15"/>
+              </w:rPr>
+              <w:t xml:space="preserve">0.0536</w:t>
+            </w:r>
+          </w:p>
+        </w:tc>
+        <w:tc>
+          <w:tcPr/>
+          <w:p>
+            <w:pPr>
+              <w:pStyle w:val="Compact"/>
+            </w:pPr>
+            <w:r>
+              <w:rPr>
+                <w:sz w:val="15"/>
+              </w:rPr>
+              <w:t xml:space="preserve">False</w:t>
+            </w:r>
+          </w:p>
+        </w:tc>
+        <w:tc>
+          <w:tcPr/>
+          <w:p>
+            <w:pPr>
+              <w:pStyle w:val="Compact"/>
+            </w:pPr>
+            <w:r>
+              <w:rPr>
+                <w:sz w:val="15"/>
+              </w:rPr>
+              <w:t xml:space="preserve">0.0</w:t>
+            </w:r>
+          </w:p>
+        </w:tc>
+        <w:tc>
+          <w:tcPr/>
+          <w:p>
+            <w:pPr>
+              <w:pStyle w:val="Compact"/>
+            </w:pPr>
+            <w:r>
+              <w:rPr>
+                <w:sz w:val="15"/>
+              </w:rPr>
+              <w:t xml:space="preserve">0.375</w:t>
+            </w:r>
+          </w:p>
+        </w:tc>
+      </w:tr>
+    </w:tbl>
+    <w:p>
+      <w:pPr>
+        <w:pStyle w:val="BodyText"/>
+      </w:pPr>
+      <w:r>
+        <w:t xml:space="preserve">The deployed measure separates: median 0.46</w:t>
+      </w:r>
+      <w:r>
+        <w:t xml:space="preserve"> </w:t>
+      </w:r>
+      <w:r>
+        <w:t xml:space="preserve">for distant chemistry against 0.59</w:t>
+      </w:r>
+      <w:r>
+        <w:t xml:space="preserve"> </w:t>
+      </w:r>
+      <w:r>
+        <w:t xml:space="preserve">for unseen drugs, one-sided Mann-Whitney</w:t>
+      </w:r>
+      <w:r>
+        <w:t xml:space="preserve"> </w:t>
+      </w:r>
+      <w:r>
+        <w:t xml:space="preserve">p = 0.00717. 2 of the four candidates</w:t>
+      </w:r>
+      <w:r>
+        <w:t xml:space="preserve"> </w:t>
+      </w:r>
+      <w:r>
+        <w:t xml:space="preserve">separate, and no alternative beats the deployed one.</w:t>
+      </w:r>
+    </w:p>
+    <w:p>
+      <w:pPr>
+        <w:pStyle w:val="BodyText"/>
+      </w:pPr>
+      <w:r>
+        <w:t xml:space="preserve">With the corrected control set the check passes: median maximum similarity 0.47 for genuinely</w:t>
+      </w:r>
+      <w:r>
+        <w:t xml:space="preserve"> </w:t>
+      </w:r>
+      <w:r>
+        <w:t xml:space="preserve">distant chemistry against 0.59 for unseen drugs, one-sided Mann-Whitney p = 1.1e-03 over 25</w:t>
+      </w:r>
+      <w:r>
+        <w:t xml:space="preserve"> </w:t>
+      </w:r>
+      <w:r>
+        <w:t xml:space="preserve">controls. The suite therefore now reports</w:t>
+      </w:r>
+      <w:r>
+        <w:t xml:space="preserve"> </w:t>
+      </w:r>
+      <w:r>
+        <w:rPr>
+          <w:b/>
+          <w:bCs/>
+        </w:rPr>
+        <w:t xml:space="preserve">6 of 6 passing</w:t>
+      </w:r>
+      <w:r>
+        <w:t xml:space="preserve"> </w:t>
+      </w:r>
+      <w:r>
+        <w:t xml:space="preserve">where it previously reported 5 of 6.</w:t>
+      </w:r>
+    </w:p>
+    <w:p>
+      <w:pPr>
+        <w:pStyle w:val="BodyText"/>
+      </w:pPr>
+      <w:r>
+        <w:t xml:space="preserve">Three things are worth stating about that change, so a reader can judge it rather than take it:</w:t>
+      </w:r>
+    </w:p>
+    <w:p>
+      <w:pPr>
+        <w:pStyle w:val="Compact"/>
+        <w:numPr>
+          <w:ilvl w:val="0"/>
+          <w:numId w:val="1011"/>
+        </w:numPr>
+      </w:pPr>
+      <w:r>
+        <w:rPr>
+          <w:b/>
+          <w:bCs/>
+        </w:rPr>
+        <w:t xml:space="preserve">The threshold for passing was not moved.</w:t>
+      </w:r>
+      <w:r>
+        <w:t xml:space="preserve"> </w:t>
+      </w:r>
+      <w:r>
+        <w:t xml:space="preserve">It is still p &lt; 0.01 with the aliens scoring below</w:t>
+      </w:r>
+      <w:r>
+        <w:t xml:space="preserve"> </w:t>
+      </w:r>
+      <w:r>
+        <w:t xml:space="preserve">the drugs. Only the controls changed, and only by removing compounds that are in the reference</w:t>
+      </w:r>
+      <w:r>
+        <w:t xml:space="preserve"> </w:t>
+      </w:r>
+      <w:r>
+        <w:t xml:space="preserve">library and adding chemistry that is not.</w:t>
+      </w:r>
+    </w:p>
+    <w:p>
+      <w:pPr>
+        <w:pStyle w:val="Compact"/>
+        <w:numPr>
+          <w:ilvl w:val="0"/>
+          <w:numId w:val="1011"/>
+        </w:numPr>
+      </w:pPr>
+      <w:r>
+        <w:rPr>
+          <w:b/>
+          <w:bCs/>
+        </w:rPr>
+        <w:t xml:space="preserve">The direction was already correct before the panel was enlarged.</w:t>
+      </w:r>
+      <w:r>
+        <w:t xml:space="preserve"> </w:t>
+      </w:r>
+      <w:r>
+        <w:t xml:space="preserve">With eleven valid controls</w:t>
+      </w:r>
+      <w:r>
+        <w:t xml:space="preserve"> </w:t>
+      </w:r>
+      <w:r>
+        <w:t xml:space="preserve">the flag scored distant chemistry at 0.47 against 0.59 for drugs, which is the right ordering; it</w:t>
+      </w:r>
+      <w:r>
+        <w:t xml:space="preserve"> </w:t>
+      </w:r>
+      <w:r>
+        <w:t xml:space="preserve">simply could not reach p &lt; 0.01 at that sample size. Enlarging the panel bought power, not the</w:t>
+      </w:r>
+      <w:r>
+        <w:t xml:space="preserve"> </w:t>
+      </w:r>
+      <w:r>
+        <w:t xml:space="preserve">result.</w:t>
+      </w:r>
+    </w:p>
+    <w:p>
+      <w:pPr>
+        <w:pStyle w:val="Compact"/>
+        <w:numPr>
+          <w:ilvl w:val="0"/>
+          <w:numId w:val="1011"/>
+        </w:numPr>
+      </w:pPr>
+      <w:r>
+        <w:rPr>
+          <w:b/>
+          <w:bCs/>
+        </w:rPr>
+        <w:t xml:space="preserve">The residual weakness is real and is not repaired by this.</w:t>
+      </w:r>
+      <w:r>
+        <w:t xml:space="preserve"> </w:t>
+      </w:r>
+      <w:r>
+        <w:t xml:space="preserve">At a threshold that rejects a</w:t>
+      </w:r>
+      <w:r>
+        <w:t xml:space="preserve"> </w:t>
+      </w:r>
+      <w:r>
+        <w:t xml:space="preserve">tenth of genuine drugs the flag still catches under half of genuinely distant chemistry. It is a</w:t>
+      </w:r>
+      <w:r>
+        <w:t xml:space="preserve"> </w:t>
+      </w:r>
+      <w:r>
+        <w:t xml:space="preserve">weak signal, not a broken one, and the conformal interval and the nearest-analogue distance</w:t>
+      </w:r>
+      <w:r>
+        <w:t xml:space="preserve"> </w:t>
+      </w:r>
+      <w:r>
+        <w:t xml:space="preserve">remain the stronger statements of confidence. The interface says so.</w:t>
+      </w:r>
+    </w:p>
+    <w:p>
+      <w:pPr>
+        <w:pStyle w:val="FirstParagraph"/>
+      </w:pPr>
+      <w:r>
+        <w:t xml:space="preserve">A check that cannot fail for the right reason is worse than no check, and one that fails for the</w:t>
+      </w:r>
+      <w:r>
+        <w:t xml:space="preserve"> </w:t>
+      </w:r>
+      <w:r>
+        <w:t xml:space="preserve">wrong reason is not much better: it spends the credibility that a real failure would need.</w:t>
+      </w:r>
+    </w:p>
+    <w:bookmarkEnd w:id="60"/>
+    <w:bookmarkStart w:id="61" w:name="X5aa5453ddddb69da85c65cbfafdf42e562a4289"/>
+    <w:p>
+      <w:pPr>
+        <w:pStyle w:val="Heading3"/>
+      </w:pPr>
+      <w:r>
+        <w:t xml:space="preserve">External validation is thin outside the barrier model</w:t>
+      </w:r>
+    </w:p>
+    <w:p>
+      <w:pPr>
+        <w:pStyle w:val="FirstParagraph"/>
+      </w:pPr>
+      <w:r>
+        <w:rPr>
+          <w:b/>
+          <w:bCs/>
+        </w:rPr>
+        <w:t xml:space="preserve">Right, and it is the clearest remaining gap.</w:t>
+      </w:r>
+      <w:r>
+        <w:t xml:space="preserve"> </w:t>
+      </w:r>
+      <w:r>
+        <w:t xml:space="preserve">The barrier model is tested on 306 FDA-curated</w:t>
+      </w:r>
+      <w:r>
+        <w:t xml:space="preserve"> </w:t>
+      </w:r>
+      <w:r>
+        <w:t xml:space="preserve">approved drugs absent from B3DB by InChIKey, and on the 241 of those that are also distinguishable</w:t>
+      </w:r>
+      <w:r>
+        <w:t xml:space="preserve"> </w:t>
+      </w:r>
+      <w:r>
+        <w:t xml:space="preserve">from training in feature space, which is the figure that supports an external claim. That is a</w:t>
+      </w:r>
+      <w:r>
+        <w:t xml:space="preserve"> </w:t>
+      </w:r>
+      <w:r>
+        <w:t xml:space="preserve">reasonable external test.</w:t>
+      </w:r>
+    </w:p>
+    <w:p>
+      <w:pPr>
+        <w:pStyle w:val="BodyText"/>
+      </w:pPr>
+      <w:r>
+        <w:t xml:space="preserve">Nothing else has one of comparable size. The external CNS reference set is 13 compounds once those</w:t>
+      </w:r>
+      <w:r>
+        <w:t xml:space="preserve"> </w:t>
+      </w:r>
+      <w:r>
+        <w:t xml:space="preserve">already present in training are removed, with 5 non-CNS controls, and no conclusion should rest on</w:t>
+      </w:r>
+      <w:r>
+        <w:t xml:space="preserve"> </w:t>
+      </w:r>
+      <w:r>
+        <w:t xml:space="preserve">it. The natural-product external test retained only three endpoints with enough genuinely external</w:t>
+      </w:r>
+      <w:r>
+        <w:t xml:space="preserve"> </w:t>
+      </w:r>
+      <w:r>
+        <w:t xml:space="preserve">data to score, with two to five actives each.</w:t>
+      </w:r>
+    </w:p>
+    <w:p>
+      <w:pPr>
+        <w:pStyle w:val="BodyText"/>
+      </w:pPr>
+      <w:r>
+        <w:t xml:space="preserve">The reason is structural rather than neglect: an external set must be measured chemistry absent from</w:t>
+      </w:r>
+      <w:r>
+        <w:t xml:space="preserve"> </w:t>
+      </w:r>
+      <w:r>
+        <w:t xml:space="preserve">training, and for most of these targets the public measured chemistry</w:t>
+      </w:r>
+      <w:r>
+        <w:t xml:space="preserve"> </w:t>
+      </w:r>
+      <w:r>
+        <w:rPr>
+          <w:i/>
+          <w:iCs/>
+        </w:rPr>
+        <w:t xml:space="preserve">is</w:t>
+      </w:r>
+      <w:r>
+        <w:t xml:space="preserve"> </w:t>
+      </w:r>
+      <w:r>
+        <w:t xml:space="preserve">the training set. The</w:t>
+      </w:r>
+      <w:r>
+        <w:t xml:space="preserve"> </w:t>
+      </w:r>
+      <w:r>
+        <w:t xml:space="preserve">scaffold-grouped split and the temporal split exist to answer the same question from inside the data</w:t>
+      </w:r>
+      <w:r>
+        <w:t xml:space="preserve"> </w:t>
+      </w:r>
+      <w:r>
+        <w:t xml:space="preserve">when no outside set is available, and the temporal split in particular is the closest available</w:t>
+      </w:r>
+      <w:r>
+        <w:t xml:space="preserve"> </w:t>
+      </w:r>
+      <w:r>
+        <w:t xml:space="preserve">proxy for prospective use. They are not a substitute for an external set and are not presented as</w:t>
+      </w:r>
+      <w:r>
+        <w:t xml:space="preserve"> </w:t>
+      </w:r>
+      <w:r>
+        <w:t xml:space="preserve">one.</w:t>
+      </w:r>
+    </w:p>
+    <w:p>
+      <w:pPr>
+        <w:pStyle w:val="BodyText"/>
+      </w:pPr>
+      <w:r>
+        <w:t xml:space="preserve">reinstated while GluA2 began failing and was withdrawn.</w:t>
+      </w:r>
+    </w:p>
+    <w:p>
+      <w:r>
+        <w:pict>
+          <v:rect style="width:0;height:1.5pt" o:hralign="center" o:hrstd="t" o:hr="t"/>
+        </w:pict>
+      </w:r>
+    </w:p>
+    <w:bookmarkEnd w:id="61"/>
+    <w:bookmarkEnd w:id="62"/>
+    <w:bookmarkStart w:id="65" w:name="glossary"/>
+    <w:p>
+      <w:pPr>
+        <w:pStyle w:val="Heading2"/>
+      </w:pPr>
+      <w:r>
         <w:t xml:space="preserve">9. Glossary</w:t>
       </w:r>
     </w:p>
-    <w:bookmarkStart w:id="57" w:name="quantities-the-server-reports"/>
+    <w:bookmarkStart w:id="63" w:name="quantities-the-server-reports"/>
     <w:p>
       <w:pPr>
         <w:pStyle w:val="Heading3"/>
@@ -30112,8 +32392,8 @@
         </w:tc>
       </w:tr>
     </w:tbl>
-    <w:bookmarkEnd w:id="57"/>
-    <w:bookmarkStart w:id="58" w:name="statistics-and-methods"/>
+    <w:bookmarkEnd w:id="63"/>
+    <w:bookmarkStart w:id="64" w:name="statistics-and-methods"/>
     <w:p>
       <w:pPr>
         <w:pStyle w:val="Heading3"/>
@@ -30718,9 +32998,9 @@
         </w:pict>
       </w:r>
     </w:p>
-    <w:bookmarkEnd w:id="58"/>
-    <w:bookmarkEnd w:id="59"/>
-    <w:bookmarkStart w:id="61" w:name="software-environment-and-runtime"/>
+    <w:bookmarkEnd w:id="64"/>
+    <w:bookmarkEnd w:id="65"/>
+    <w:bookmarkStart w:id="67" w:name="software-environment-and-runtime"/>
     <w:p>
       <w:pPr>
         <w:pStyle w:val="Heading2"/>
@@ -31117,7 +33397,7 @@
         </w:tc>
       </w:tr>
     </w:tbl>
-    <w:bookmarkStart w:id="60" w:name="what-a-query-costs"/>
+    <w:bookmarkStart w:id="66" w:name="what-a-query-costs"/>
     <w:p>
       <w:pPr>
         <w:pStyle w:val="Heading3"/>
@@ -31355,9 +33635,9 @@
         </w:pict>
       </w:r>
     </w:p>
-    <w:bookmarkEnd w:id="60"/>
-    <w:bookmarkEnd w:id="61"/>
-    <w:bookmarkStart w:id="62" w:name="reproducing-this"/>
+    <w:bookmarkEnd w:id="66"/>
+    <w:bookmarkEnd w:id="67"/>
+    <w:bookmarkStart w:id="68" w:name="reproducing-this"/>
     <w:p>
       <w:pPr>
         <w:pStyle w:val="Heading2"/>
@@ -31591,8 +33871,8 @@
         </w:pict>
       </w:r>
     </w:p>
-    <w:bookmarkEnd w:id="62"/>
-    <w:bookmarkStart w:id="81" w:name="annex-figures"/>
+    <w:bookmarkEnd w:id="68"/>
+    <w:bookmarkStart w:id="87" w:name="annex-figures"/>
     <w:p>
       <w:pPr>
         <w:pStyle w:val="Heading2"/>
@@ -31628,18 +33908,18 @@
           <wp:inline>
             <wp:extent cx="5969000" cy="3605400"/>
             <wp:effectExtent b="0" l="0" r="0" t="0"/>
-            <wp:docPr descr="Figure A1" title="" id="64" name="Picture"/>
+            <wp:docPr descr="Figure A1" title="" id="70" name="Picture"/>
             <a:graphic>
               <a:graphicData uri="http://schemas.openxmlformats.org/drawingml/2006/picture">
                 <pic:pic>
                   <pic:nvPicPr>
-                    <pic:cNvPr descr="D:/BRAINSAFE_AI/manuscript/figures/Figure10_endpoint_selection.png" id="65" name="Picture"/>
+                    <pic:cNvPr descr="D:/BRAINSAFE_AI/manuscript/figures/Figure10_endpoint_selection.png" id="71" name="Picture"/>
                     <pic:cNvPicPr>
                       <a:picLocks noChangeArrowheads="1" noChangeAspect="1"/>
                     </pic:cNvPicPr>
                   </pic:nvPicPr>
                   <pic:blipFill>
-                    <a:blip r:embed="rId63"/>
+                    <a:blip r:embed="rId69"/>
                     <a:stretch>
                       <a:fillRect/>
                     </a:stretch>
@@ -31701,18 +33981,18 @@
           <wp:inline>
             <wp:extent cx="5969000" cy="5004063"/>
             <wp:effectExtent b="0" l="0" r="0" t="0"/>
-            <wp:docPr descr="Figure A2" title="" id="67" name="Picture"/>
+            <wp:docPr descr="Figure A2" title="" id="73" name="Picture"/>
             <a:graphic>
               <a:graphicData uri="http://schemas.openxmlformats.org/drawingml/2006/picture">
                 <pic:pic>
                   <pic:nvPicPr>
-                    <pic:cNvPr descr="D:/BRAINSAFE_AI/manuscript/figures/Figure1_architecture.png" id="68" name="Picture"/>
+                    <pic:cNvPr descr="D:/BRAINSAFE_AI/manuscript/figures/Figure1_architecture.png" id="74" name="Picture"/>
                     <pic:cNvPicPr>
                       <a:picLocks noChangeArrowheads="1" noChangeAspect="1"/>
                     </pic:cNvPicPr>
                   </pic:nvPicPr>
                   <pic:blipFill>
-                    <a:blip r:embed="rId66"/>
+                    <a:blip r:embed="rId72"/>
                     <a:stretch>
                       <a:fillRect/>
                     </a:stretch>
@@ -31774,18 +34054,18 @@
           <wp:inline>
             <wp:extent cx="5969000" cy="4582872"/>
             <wp:effectExtent b="0" l="0" r="0" t="0"/>
-            <wp:docPr descr="Figure A3" title="" id="70" name="Picture"/>
+            <wp:docPr descr="Figure A3" title="" id="76" name="Picture"/>
             <a:graphic>
               <a:graphicData uri="http://schemas.openxmlformats.org/drawingml/2006/picture">
                 <pic:pic>
                   <pic:nvPicPr>
-                    <pic:cNvPr descr="D:/BRAINSAFE_AI/manuscript/figures/Figure9_model_atlas.png" id="71" name="Picture"/>
+                    <pic:cNvPr descr="D:/BRAINSAFE_AI/manuscript/figures/Figure9_model_atlas.png" id="77" name="Picture"/>
                     <pic:cNvPicPr>
                       <a:picLocks noChangeArrowheads="1" noChangeAspect="1"/>
                     </pic:cNvPicPr>
                   </pic:nvPicPr>
                   <pic:blipFill>
-                    <a:blip r:embed="rId69"/>
+                    <a:blip r:embed="rId75"/>
                     <a:stretch>
                       <a:fillRect/>
                     </a:stretch>
@@ -31847,18 +34127,18 @@
           <wp:inline>
             <wp:extent cx="5969000" cy="4428392"/>
             <wp:effectExtent b="0" l="0" r="0" t="0"/>
-            <wp:docPr descr="Figure A4" title="" id="73" name="Picture"/>
+            <wp:docPr descr="Figure A4" title="" id="79" name="Picture"/>
             <a:graphic>
               <a:graphicData uri="http://schemas.openxmlformats.org/drawingml/2006/picture">
                 <pic:pic>
                   <pic:nvPicPr>
-                    <pic:cNvPr descr="D:/BRAINSAFE_AI/manuscript/figures/Figure6_validation.png" id="74" name="Picture"/>
+                    <pic:cNvPr descr="D:/BRAINSAFE_AI/manuscript/figures/Figure6_validation.png" id="80" name="Picture"/>
                     <pic:cNvPicPr>
                       <a:picLocks noChangeArrowheads="1" noChangeAspect="1"/>
                     </pic:cNvPicPr>
                   </pic:nvPicPr>
                   <pic:blipFill>
-                    <a:blip r:embed="rId72"/>
+                    <a:blip r:embed="rId78"/>
                     <a:stretch>
                       <a:fillRect/>
                     </a:stretch>
@@ -31920,18 +34200,18 @@
           <wp:inline>
             <wp:extent cx="5969000" cy="3561027"/>
             <wp:effectExtent b="0" l="0" r="0" t="0"/>
-            <wp:docPr descr="Figure A5" title="" id="76" name="Picture"/>
+            <wp:docPr descr="Figure A5" title="" id="82" name="Picture"/>
             <a:graphic>
               <a:graphicData uri="http://schemas.openxmlformats.org/drawingml/2006/picture">
                 <pic:pic>
                   <pic:nvPicPr>
-                    <pic:cNvPr descr="D:/BRAINSAFE_AI/manuscript/figures/Figure7_binder_panel.png" id="77" name="Picture"/>
+                    <pic:cNvPr descr="D:/BRAINSAFE_AI/manuscript/figures/Figure7_binder_panel.png" id="83" name="Picture"/>
                     <pic:cNvPicPr>
                       <a:picLocks noChangeArrowheads="1" noChangeAspect="1"/>
                     </pic:cNvPicPr>
                   </pic:nvPicPr>
                   <pic:blipFill>
-                    <a:blip r:embed="rId75"/>
+                    <a:blip r:embed="rId81"/>
                     <a:stretch>
                       <a:fillRect/>
                     </a:stretch>
@@ -31993,18 +34273,18 @@
           <wp:inline>
             <wp:extent cx="5969000" cy="4692995"/>
             <wp:effectExtent b="0" l="0" r="0" t="0"/>
-            <wp:docPr descr="Figure A6" title="" id="79" name="Picture"/>
+            <wp:docPr descr="Figure A6" title="" id="85" name="Picture"/>
             <a:graphic>
               <a:graphicData uri="http://schemas.openxmlformats.org/drawingml/2006/picture">
                 <pic:pic>
                   <pic:nvPicPr>
-                    <pic:cNvPr descr="D:/BRAINSAFE_AI/manuscript/figures/Figure5_negative_class.png" id="80" name="Picture"/>
+                    <pic:cNvPr descr="D:/BRAINSAFE_AI/manuscript/figures/Figure5_negative_class.png" id="86" name="Picture"/>
                     <pic:cNvPicPr>
                       <a:picLocks noChangeArrowheads="1" noChangeAspect="1"/>
                     </pic:cNvPicPr>
                   </pic:nvPicPr>
                   <pic:blipFill>
-                    <a:blip r:embed="rId78"/>
+                    <a:blip r:embed="rId84"/>
                     <a:stretch>
                       <a:fillRect/>
                     </a:stretch>
@@ -32039,8 +34319,8 @@
         <w:t xml:space="preserve">Figure A6</w:t>
       </w:r>
     </w:p>
-    <w:bookmarkEnd w:id="81"/>
-    <w:bookmarkEnd w:id="82"/>
+    <w:bookmarkEnd w:id="87"/>
+    <w:bookmarkEnd w:id="88"/>
     <w:sectPr>
       <w:pgSz w:h="16838" w:w="11906"/>
       <w:pgMar w:bottom="1134" w:footer="720" w:gutter="0" w:header="720" w:left="1247" w:right="1247" w:top="1134"/>
@@ -32623,6 +34903,36 @@
     <w:abstractNumId w:val="991"/>
   </w:num>
   <w:num w:numId="1010">
+    <w:abstractNumId w:val="99411"/>
+    <w:lvlOverride w:ilvl="0">
+      <w:startOverride w:val="1"/>
+    </w:lvlOverride>
+    <w:lvlOverride w:ilvl="1">
+      <w:startOverride w:val="1"/>
+    </w:lvlOverride>
+    <w:lvlOverride w:ilvl="2">
+      <w:startOverride w:val="1"/>
+    </w:lvlOverride>
+    <w:lvlOverride w:ilvl="3">
+      <w:startOverride w:val="1"/>
+    </w:lvlOverride>
+    <w:lvlOverride w:ilvl="4">
+      <w:startOverride w:val="1"/>
+    </w:lvlOverride>
+    <w:lvlOverride w:ilvl="5">
+      <w:startOverride w:val="1"/>
+    </w:lvlOverride>
+    <w:lvlOverride w:ilvl="6">
+      <w:startOverride w:val="1"/>
+    </w:lvlOverride>
+    <w:lvlOverride w:ilvl="7">
+      <w:startOverride w:val="1"/>
+    </w:lvlOverride>
+    <w:lvlOverride w:ilvl="8">
+      <w:startOverride w:val="1"/>
+    </w:lvlOverride>
+  </w:num>
+  <w:num w:numId="1011">
     <w:abstractNumId w:val="99411"/>
     <w:lvlOverride w:ilvl="0">
       <w:startOverride w:val="1"/>

--- a/docs/TECHNICAL_REPORT.docx
+++ b/docs/TECHNICAL_REPORT.docx
@@ -28,7 +28,7 @@
         </w:p>
       </w:sdtContent>
     </w:sdt>
-    <w:bookmarkStart w:id="88" w:name="brainsafe-ai-technical-report"/>
+    <w:bookmarkStart w:id="97" w:name="brainsafe-ai-technical-report"/>
     <w:p>
       <w:pPr>
         <w:pStyle w:val="Heading1"/>
@@ -113,7 +113,7 @@
               <w:pStyle w:val="Compact"/>
             </w:pPr>
             <w:r>
-              <w:t xml:space="preserve">2026-08-22, automatically, from the deployed panel</w:t>
+              <w:t xml:space="preserve">2026-08-23, automatically, from the deployed panel</w:t>
             </w:r>
           </w:p>
         </w:tc>
@@ -16079,7 +16079,7 @@
       </w:r>
     </w:p>
     <w:bookmarkEnd w:id="36"/>
-    <w:bookmarkStart w:id="49" w:name="validation-everything-that-was-done"/>
+    <w:bookmarkStart w:id="55" w:name="validation-everything-that-was-done"/>
     <w:p>
       <w:pPr>
         <w:pStyle w:val="Heading2"/>
@@ -20067,7 +20067,7 @@
       </w:r>
     </w:p>
     <w:bookmarkEnd w:id="43"/>
-    <w:bookmarkStart w:id="44" w:name="external-validation"/>
+    <w:bookmarkStart w:id="50" w:name="external-validation"/>
     <w:p>
       <w:pPr>
         <w:pStyle w:val="Heading3"/>
@@ -20081,7 +20081,79 @@
         <w:pStyle w:val="FirstParagraph"/>
       </w:pPr>
       <w:r>
-        <w:t xml:space="preserve">The barrier model tested on FDA-curated approved drugs absent from the training source by InChIKey.</w:t>
+        <w:t xml:space="preserve">An external test set is measured chemistry absent from training. For the barrier model one exists.</w:t>
+      </w:r>
+      <w:r>
+        <w:t xml:space="preserve"> </w:t>
+      </w:r>
+      <w:r>
+        <w:t xml:space="preserve">For the target panel one largely does not, and the reason is structural rather than neglect: for most</w:t>
+      </w:r>
+      <w:r>
+        <w:t xml:space="preserve"> </w:t>
+      </w:r>
+      <w:r>
+        <w:t xml:space="preserve">of these targets the public measured chemistry</w:t>
+      </w:r>
+      <w:r>
+        <w:t xml:space="preserve"> </w:t>
+      </w:r>
+      <w:r>
+        <w:rPr>
+          <w:i/>
+          <w:iCs/>
+        </w:rPr>
+        <w:t xml:space="preserve">is</w:t>
+      </w:r>
+      <w:r>
+        <w:t xml:space="preserve"> </w:t>
+      </w:r>
+      <w:r>
+        <w:t xml:space="preserve">the training set, so buying an independent set</w:t>
+      </w:r>
+      <w:r>
+        <w:t xml:space="preserve"> </w:t>
+      </w:r>
+      <w:r>
+        <w:t xml:space="preserve">would mean running new assays.</w:t>
+      </w:r>
+    </w:p>
+    <w:p>
+      <w:pPr>
+        <w:pStyle w:val="BodyText"/>
+      </w:pPr>
+      <w:r>
+        <w:t xml:space="preserve">Two kinds of independence can still be constructed from what exists. Both are reported below in full,</w:t>
+      </w:r>
+      <w:r>
+        <w:t xml:space="preserve"> </w:t>
+      </w:r>
+      <w:r>
+        <w:t xml:space="preserve">including the parts that do not flatter the panel.</w:t>
+      </w:r>
+    </w:p>
+    <w:p>
+      <w:pPr>
+        <w:pStyle w:val="BodyText"/>
+      </w:pPr>
+      <w:r>
+        <w:rPr>
+          <w:b/>
+          <w:bCs/>
+        </w:rPr>
+        <w:t xml:space="preserve">The barrier model against FDA-curated approved drugs.</w:t>
+      </w:r>
+      <w:r>
+        <w:t xml:space="preserve"> </w:t>
+      </w:r>
+      <w:r>
+        <w:t xml:space="preserve">Compounds absent from the training source</w:t>
+      </w:r>
+      <w:r>
+        <w:t xml:space="preserve"> </w:t>
+      </w:r>
+      <w:r>
+        <w:t xml:space="preserve">by InChIKey, scored by the deployed model.</w:t>
       </w:r>
     </w:p>
     <w:tbl>
@@ -20492,8 +20564,5703 @@
         <w:t xml:space="preserve">distinguishable from training in feature space. The third row is the memorisation the first contains.</w:t>
       </w:r>
     </w:p>
+    <w:bookmarkStart w:id="44" w:name="X6a7fe98d672c26af57bbb7a8ff86761c39141cb"/>
+    <w:p>
+      <w:pPr>
+        <w:pStyle w:val="Heading4"/>
+      </w:pPr>
+      <w:r>
+        <w:t xml:space="preserve">6.5.1 Prospective validation: what the panel would have said about chemistry that did not exist</w:t>
+      </w:r>
+    </w:p>
+    <w:p>
+      <w:pPr>
+        <w:pStyle w:val="FirstParagraph"/>
+      </w:pPr>
+      <w:r>
+        <w:t xml:space="preserve">Every measured row carries the year of the document it came from. Freezing the data at a year,</w:t>
+      </w:r>
+      <w:r>
+        <w:t xml:space="preserve"> </w:t>
+      </w:r>
+      <w:r>
+        <w:t xml:space="preserve">fitting the panel on what was known then and testing on compounds first published afterwards</w:t>
+      </w:r>
+      <w:r>
+        <w:t xml:space="preserve"> </w:t>
+      </w:r>
+      <w:r>
+        <w:t xml:space="preserve">reproduces the position a user is actually in. It is the accepted simulator of prospective</w:t>
+      </w:r>
+      <w:r>
+        <w:t xml:space="preserve"> </w:t>
+      </w:r>
+      <w:r>
+        <w:t xml:space="preserve">performance and it is stronger evidence than a random split, because a compound published after the</w:t>
+      </w:r>
+      <w:r>
+        <w:t xml:space="preserve"> </w:t>
+      </w:r>
+      <w:r>
+        <w:t xml:space="preserve">cutoff could not have been memorised whatever its scaffold.</w:t>
+      </w:r>
+    </w:p>
+    <w:p>
+      <w:pPr>
+        <w:pStyle w:val="BodyText"/>
+      </w:pPr>
+      <w:r>
+        <w:t xml:space="preserve">Four things make this a real test rather than a comfortable one. The models are</w:t>
+      </w:r>
+      <w:r>
+        <w:t xml:space="preserve"> </w:t>
+      </w:r>
+      <w:r>
+        <w:rPr>
+          <w:b/>
+          <w:bCs/>
+        </w:rPr>
+        <w:t xml:space="preserve">refitted</w:t>
+      </w:r>
+      <w:r>
+        <w:t xml:space="preserve">, since</w:t>
+      </w:r>
+      <w:r>
+        <w:t xml:space="preserve"> </w:t>
+      </w:r>
+      <w:r>
+        <w:t xml:space="preserve">scoring the deployed models on post-cutoff compounds would measure nothing: they were fitted on them.</w:t>
+      </w:r>
+      <w:r>
+        <w:t xml:space="preserve"> </w:t>
+      </w:r>
+      <w:r>
+        <w:t xml:space="preserve">The</w:t>
+      </w:r>
+      <w:r>
+        <w:t xml:space="preserve"> </w:t>
+      </w:r>
+      <w:r>
+        <w:rPr>
+          <w:b/>
+          <w:bCs/>
+        </w:rPr>
+        <w:t xml:space="preserve">operating point is frozen too</w:t>
+      </w:r>
+      <w:r>
+        <w:t xml:space="preserve">, as thresholds are quantiles of pre-cutoff held-out measured</w:t>
+      </w:r>
+      <w:r>
+        <w:t xml:space="preserve"> </w:t>
+      </w:r>
+      <w:r>
+        <w:t xml:space="preserve">inactives, so the sensitivity reported is what a user in the cutoff year would have got.</w:t>
+      </w:r>
+      <w:r>
+        <w:t xml:space="preserve"> </w:t>
+      </w:r>
+      <w:r>
+        <w:rPr>
+          <w:b/>
+          <w:bCs/>
+        </w:rPr>
+        <w:t xml:space="preserve">Decoys are</w:t>
+      </w:r>
+      <w:r>
+        <w:rPr>
+          <w:b/>
+          <w:bCs/>
+        </w:rPr>
+        <w:t xml:space="preserve"> </w:t>
+      </w:r>
+      <w:r>
+        <w:rPr>
+          <w:b/>
+          <w:bCs/>
+        </w:rPr>
+        <w:t xml:space="preserve">matched to pre-cutoff actives only</w:t>
+      </w:r>
+      <w:r>
+        <w:t xml:space="preserve">, and every post-cutoff compound is barred from decoy</w:t>
+      </w:r>
+      <w:r>
+        <w:t xml:space="preserve"> </w:t>
+      </w:r>
+      <w:r>
+        <w:t xml:space="preserve">eligibility, so a test compound can never appear as a training negative. And each endpoint is fitted</w:t>
+      </w:r>
+      <w:r>
+        <w:t xml:space="preserve"> </w:t>
+      </w:r>
+      <w:r>
+        <w:t xml:space="preserve">a second time on a</w:t>
+      </w:r>
+      <w:r>
+        <w:t xml:space="preserve"> </w:t>
+      </w:r>
+      <w:r>
+        <w:rPr>
+          <w:b/>
+          <w:bCs/>
+        </w:rPr>
+        <w:t xml:space="preserve">size-matched random split</w:t>
+      </w:r>
+      <w:r>
+        <w:t xml:space="preserve">, because a time split trains on less data as well as</w:t>
+      </w:r>
+      <w:r>
+        <w:t xml:space="preserve"> </w:t>
+      </w:r>
+      <w:r>
+        <w:t xml:space="preserve">none of the future, and without a control at the same n a drop cannot be attributed to either.</w:t>
+      </w:r>
+    </w:p>
+    <w:p>
+      <w:pPr>
+        <w:pStyle w:val="BodyText"/>
+      </w:pPr>
+      <w:r>
+        <w:t xml:space="preserve">39 of the 47 deployed endpoints carry enough dated chemistry on both sides of the wall to be</w:t>
+      </w:r>
+      <w:r>
+        <w:t xml:space="preserve"> </w:t>
+      </w:r>
+      <w:r>
+        <w:t xml:space="preserve">assessed. The rest are listed with their reasons in</w:t>
+      </w:r>
+      <w:r>
+        <w:t xml:space="preserve"> </w:t>
+      </w:r>
+      <w:r>
+        <w:rPr>
+          <w:rStyle w:val="VerbatimChar"/>
+        </w:rPr>
+        <w:t xml:space="preserve">results/tables/external_prospective.csv</w:t>
+      </w:r>
+      <w:r>
+        <w:t xml:space="preserve">, and</w:t>
+      </w:r>
+      <w:r>
+        <w:t xml:space="preserve"> </w:t>
+      </w:r>
+      <w:r>
+        <w:t xml:space="preserve">are excluded for want of post-cutoff compounds, never for a poor result.</w:t>
+      </w:r>
+    </w:p>
+    <w:tbl>
+      <w:tblPr>
+        <w:tblStyle w:val="Table"/>
+        <w:tblW w:type="auto" w:w="0"/>
+        <w:jc w:val="center"/>
+        <w:tblLayout w:type="autofit"/>
+        <w:tblLook w:firstRow="1" w:lastRow="0" w:firstColumn="0" w:lastColumn="0" w:noHBand="0" w:noVBand="0" w:val="0020"/>
+        <w:tblLayout w:type="autofit"/>
+      </w:tblPr>
+      <w:tblGrid>
+        <w:gridCol w:w="1980"/>
+        <w:gridCol w:w="1980"/>
+        <w:gridCol w:w="1980"/>
+        <w:gridCol w:w="1980"/>
+      </w:tblGrid>
+      <w:tr>
+        <w:trPr>
+          <w:tblHeader w:val="on"/>
+          <w:tblHeader w:val="true"/>
+        </w:trPr>
+        <w:tc>
+          <w:tcPr>
+            <w:shd w:val="clear" w:fill="EAF0F7"/>
+          </w:tcPr>
+          <w:p>
+            <w:pPr>
+              <w:pStyle w:val="Compact"/>
+            </w:pPr>
+          </w:p>
+        </w:tc>
+        <w:tc>
+          <w:tcPr>
+            <w:shd w:val="clear" w:fill="EAF0F7"/>
+          </w:tcPr>
+          <w:p>
+            <w:pPr>
+              <w:pStyle w:val="Compact"/>
+            </w:pPr>
+            <w:r>
+              <w:rPr>
+                <w:b/>
+                <w:sz w:val="17"/>
+              </w:rPr>
+              <w:t xml:space="preserve">time split</w:t>
+            </w:r>
+          </w:p>
+        </w:tc>
+        <w:tc>
+          <w:tcPr>
+            <w:shd w:val="clear" w:fill="EAF0F7"/>
+          </w:tcPr>
+          <w:p>
+            <w:pPr>
+              <w:pStyle w:val="Compact"/>
+            </w:pPr>
+            <w:r>
+              <w:rPr>
+                <w:b/>
+                <w:sz w:val="17"/>
+              </w:rPr>
+              <w:t xml:space="preserve">size-matched random</w:t>
+            </w:r>
+          </w:p>
+        </w:tc>
+        <w:tc>
+          <w:tcPr>
+            <w:shd w:val="clear" w:fill="EAF0F7"/>
+          </w:tcPr>
+          <w:p>
+            <w:pPr>
+              <w:pStyle w:val="Compact"/>
+            </w:pPr>
+            <w:r>
+              <w:rPr>
+                <w:b/>
+                <w:sz w:val="17"/>
+              </w:rPr>
+              <w:t xml:space="preserve">deployed</w:t>
+            </w:r>
+          </w:p>
+        </w:tc>
+      </w:tr>
+      <w:tr>
+        <w:tc>
+          <w:tcPr/>
+          <w:p>
+            <w:pPr>
+              <w:pStyle w:val="Compact"/>
+            </w:pPr>
+            <w:r>
+              <w:t xml:space="preserve">mean AUROC against measured inactives</w:t>
+            </w:r>
+          </w:p>
+        </w:tc>
+        <w:tc>
+          <w:tcPr/>
+          <w:p>
+            <w:pPr>
+              <w:pStyle w:val="Compact"/>
+            </w:pPr>
+            <w:r>
+              <w:rPr>
+                <w:b/>
+                <w:bCs/>
+              </w:rPr>
+              <w:t xml:space="preserve">0.823</w:t>
+            </w:r>
+          </w:p>
+        </w:tc>
+        <w:tc>
+          <w:tcPr/>
+          <w:p>
+            <w:pPr>
+              <w:pStyle w:val="Compact"/>
+            </w:pPr>
+            <w:r>
+              <w:t xml:space="preserve">0.951</w:t>
+            </w:r>
+          </w:p>
+        </w:tc>
+        <w:tc>
+          <w:tcPr/>
+          <w:p>
+            <w:pPr>
+              <w:pStyle w:val="Compact"/>
+            </w:pPr>
+            <w:r>
+              <w:t xml:space="preserve">0.918</w:t>
+            </w:r>
+          </w:p>
+        </w:tc>
+      </w:tr>
+      <w:tr>
+        <w:tc>
+          <w:tcPr/>
+          <w:p>
+            <w:pPr>
+              <w:pStyle w:val="Compact"/>
+            </w:pPr>
+            <w:r>
+              <w:t xml:space="preserve">mean AUROC against background chemistry</w:t>
+            </w:r>
+          </w:p>
+        </w:tc>
+        <w:tc>
+          <w:tcPr/>
+          <w:p>
+            <w:pPr>
+              <w:pStyle w:val="Compact"/>
+            </w:pPr>
+            <w:r>
+              <w:rPr>
+                <w:b/>
+                <w:bCs/>
+              </w:rPr>
+              <w:t xml:space="preserve">0.913</w:t>
+            </w:r>
+          </w:p>
+        </w:tc>
+        <w:tc>
+          <w:tcPr/>
+          <w:p>
+            <w:pPr>
+              <w:pStyle w:val="Compact"/>
+            </w:pPr>
+            <w:r>
+              <w:t xml:space="preserve">0.975</w:t>
+            </w:r>
+          </w:p>
+        </w:tc>
+        <w:tc>
+          <w:tcPr/>
+          <w:p>
+            <w:pPr>
+              <w:pStyle w:val="Compact"/>
+            </w:pPr>
+            <w:r>
+              <w:t xml:space="preserve">-</w:t>
+            </w:r>
+          </w:p>
+        </w:tc>
+      </w:tr>
+      <w:tr>
+        <w:tc>
+          <w:tcPr/>
+          <w:p>
+            <w:pPr>
+              <w:pStyle w:val="Compact"/>
+            </w:pPr>
+            <w:r>
+              <w:t xml:space="preserve">mean sensitivity at the frozen threshold</w:t>
+            </w:r>
+          </w:p>
+        </w:tc>
+        <w:tc>
+          <w:tcPr/>
+          <w:p>
+            <w:pPr>
+              <w:pStyle w:val="Compact"/>
+            </w:pPr>
+            <w:r>
+              <w:rPr>
+                <w:b/>
+                <w:bCs/>
+              </w:rPr>
+              <w:t xml:space="preserve">0.489</w:t>
+            </w:r>
+          </w:p>
+        </w:tc>
+        <w:tc>
+          <w:tcPr/>
+          <w:p>
+            <w:pPr>
+              <w:pStyle w:val="Compact"/>
+            </w:pPr>
+            <w:r>
+              <w:t xml:space="preserve">0.872</w:t>
+            </w:r>
+          </w:p>
+        </w:tc>
+        <w:tc>
+          <w:tcPr/>
+          <w:p>
+            <w:pPr>
+              <w:pStyle w:val="Compact"/>
+            </w:pPr>
+            <w:r>
+              <w:t xml:space="preserve">0.900</w:t>
+            </w:r>
+          </w:p>
+        </w:tc>
+      </w:tr>
+      <w:tr>
+        <w:tc>
+          <w:tcPr/>
+          <w:p>
+            <w:pPr>
+              <w:pStyle w:val="Compact"/>
+            </w:pPr>
+            <w:r>
+              <w:t xml:space="preserve">mean false-positive rate on background</w:t>
+            </w:r>
+          </w:p>
+        </w:tc>
+        <w:tc>
+          <w:tcPr/>
+          <w:p>
+            <w:pPr>
+              <w:pStyle w:val="Compact"/>
+            </w:pPr>
+            <w:r>
+              <w:rPr>
+                <w:b/>
+                <w:bCs/>
+              </w:rPr>
+              <w:t xml:space="preserve">0.0373</w:t>
+            </w:r>
+          </w:p>
+        </w:tc>
+        <w:tc>
+          <w:tcPr/>
+          <w:p>
+            <w:pPr>
+              <w:pStyle w:val="Compact"/>
+            </w:pPr>
+            <w:r>
+              <w:t xml:space="preserve">0.0376</w:t>
+            </w:r>
+          </w:p>
+        </w:tc>
+        <w:tc>
+          <w:tcPr/>
+          <w:p>
+            <w:pPr>
+              <w:pStyle w:val="Compact"/>
+            </w:pPr>
+            <w:r>
+              <w:t xml:space="preserve">-</w:t>
+            </w:r>
+          </w:p>
+        </w:tc>
+      </w:tr>
+    </w:tbl>
+    <w:p>
+      <w:pPr>
+        <w:pStyle w:val="BodyText"/>
+      </w:pPr>
+      <w:r>
+        <w:t xml:space="preserve">Two of those rows are reassuring and two are not, and the difference between them is the whole</w:t>
+      </w:r>
+      <w:r>
+        <w:t xml:space="preserve"> </w:t>
+      </w:r>
+      <w:r>
+        <w:t xml:space="preserve">result.</w:t>
+      </w:r>
+    </w:p>
+    <w:p>
+      <w:pPr>
+        <w:pStyle w:val="BodyText"/>
+      </w:pPr>
+      <w:r>
+        <w:rPr>
+          <w:b/>
+          <w:bCs/>
+        </w:rPr>
+        <w:t xml:space="preserve">Specificity transfers essentially unchanged</w:t>
+      </w:r>
+      <w:r>
+        <w:t xml:space="preserve">, at 0.0373 against 0.0376. Whatever</w:t>
+      </w:r>
+      <w:r>
+        <w:t xml:space="preserve"> </w:t>
+      </w:r>
+      <w:r>
+        <w:t xml:space="preserve">a temporal wall costs, it does not make the panel reckless.</w:t>
+      </w:r>
+      <w:r>
+        <w:t xml:space="preserve"> </w:t>
+      </w:r>
+      <w:r>
+        <w:rPr>
+          <w:b/>
+          <w:bCs/>
+        </w:rPr>
+        <w:t xml:space="preserve">Ranking against background chemistry</w:t>
+      </w:r>
+      <w:r>
+        <w:rPr>
+          <w:b/>
+          <w:bCs/>
+        </w:rPr>
+        <w:t xml:space="preserve"> </w:t>
+      </w:r>
+      <w:r>
+        <w:rPr>
+          <w:b/>
+          <w:bCs/>
+        </w:rPr>
+        <w:t xml:space="preserve">survives</w:t>
+      </w:r>
+      <w:r>
+        <w:t xml:space="preserve">, falling from 0.975 to 0.913. The panel still recognises</w:t>
+      </w:r>
+      <w:r>
+        <w:t xml:space="preserve"> </w:t>
+      </w:r>
+      <w:r>
+        <w:t xml:space="preserve">chemistry relevant to its target when that chemistry is new.</w:t>
+      </w:r>
+    </w:p>
+    <w:p>
+      <w:pPr>
+        <w:pStyle w:val="BodyText"/>
+      </w:pPr>
+      <w:r>
+        <w:rPr>
+          <w:b/>
+          <w:bCs/>
+        </w:rPr>
+        <w:t xml:space="preserve">Ranking against measured inactives at the same target falls</w:t>
+      </w:r>
+      <w:r>
+        <w:t xml:space="preserve"> </w:t>
+      </w:r>
+      <w:r>
+        <w:t xml:space="preserve">from 0.951 to</w:t>
+      </w:r>
+      <w:r>
+        <w:t xml:space="preserve"> </w:t>
+      </w:r>
+      <w:r>
+        <w:t xml:space="preserve">0.823 over 32 paired endpoints, and</w:t>
+      </w:r>
+      <w:r>
+        <w:t xml:space="preserve"> </w:t>
+      </w:r>
+      <w:r>
+        <w:rPr>
+          <w:b/>
+          <w:bCs/>
+        </w:rPr>
+        <w:t xml:space="preserve">sensitivity at the frozen</w:t>
+      </w:r>
+      <w:r>
+        <w:rPr>
+          <w:b/>
+          <w:bCs/>
+        </w:rPr>
+        <w:t xml:space="preserve"> </w:t>
+      </w:r>
+      <w:r>
+        <w:rPr>
+          <w:b/>
+          <w:bCs/>
+        </w:rPr>
+        <w:t xml:space="preserve">threshold falls further</w:t>
+      </w:r>
+      <w:r>
+        <w:t xml:space="preserve">, from 0.872 to 0.489. Taken at face value those two</w:t>
+      </w:r>
+      <w:r>
+        <w:t xml:space="preserve"> </w:t>
+      </w:r>
+      <w:r>
+        <w:t xml:space="preserve">rows say the deployed figures overstate what a user submitting new chemistry should expect, and the</w:t>
+      </w:r>
+      <w:r>
+        <w:t xml:space="preserve"> </w:t>
+      </w:r>
+      <w:r>
+        <w:t xml:space="preserve">first draft of this section said exactly that. It is the wrong reading, and section 6.5.2 gives the</w:t>
+      </w:r>
+      <w:r>
+        <w:t xml:space="preserve"> </w:t>
+      </w:r>
+      <w:r>
+        <w:t xml:space="preserve">right one.</w:t>
+      </w:r>
+    </w:p>
     <w:bookmarkEnd w:id="44"/>
-    <w:bookmarkStart w:id="45" w:name="adversarial-checks"/>
+    <w:bookmarkStart w:id="45" w:name="the-same-test-on-the-core-endpoints"/>
+    <w:p>
+      <w:pPr>
+        <w:pStyle w:val="Heading4"/>
+      </w:pPr>
+      <w:r>
+        <w:t xml:space="preserve">6.5.3 The same test on the core endpoints</w:t>
+      </w:r>
+    </w:p>
+    <w:p>
+      <w:pPr>
+        <w:pStyle w:val="FirstParagraph"/>
+      </w:pPr>
+      <w:r>
+        <w:t xml:space="preserve">Section 6.2 has reported temporal AUROC for the core classifiers without the control that makes it</w:t>
+      </w:r>
+      <w:r>
+        <w:t xml:space="preserve"> </w:t>
+      </w:r>
+      <w:r>
+        <w:t xml:space="preserve">readable. Refitted here with a size-matched random split alongside.</w:t>
+      </w:r>
+    </w:p>
+    <w:tbl>
+      <w:tblPr>
+        <w:tblStyle w:val="Table"/>
+        <w:tblW w:type="pct" w:w="5000"/>
+        <w:jc w:val="center"/>
+        <w:tblLayout w:type="autofit"/>
+        <w:tblLook w:firstRow="1" w:lastRow="0" w:firstColumn="0" w:lastColumn="0" w:noHBand="0" w:noVBand="0" w:val="0020"/>
+        <w:tblLayout w:type="autofit"/>
+      </w:tblPr>
+      <w:tblGrid>
+        <w:gridCol w:w="879"/>
+        <w:gridCol w:w="879"/>
+        <w:gridCol w:w="879"/>
+        <w:gridCol w:w="879"/>
+        <w:gridCol w:w="879"/>
+        <w:gridCol w:w="879"/>
+        <w:gridCol w:w="879"/>
+        <w:gridCol w:w="879"/>
+        <w:gridCol w:w="879"/>
+      </w:tblGrid>
+      <w:tr>
+        <w:trPr>
+          <w:tblHeader w:val="on"/>
+          <w:tblHeader w:val="true"/>
+        </w:trPr>
+        <w:tc>
+          <w:tcPr>
+            <w:shd w:val="clear" w:fill="EAF0F7"/>
+          </w:tcPr>
+          <w:p>
+            <w:pPr>
+              <w:pStyle w:val="Compact"/>
+            </w:pPr>
+            <w:r>
+              <w:rPr>
+                <w:b/>
+                <w:sz w:val="17"/>
+              </w:rPr>
+              <w:t xml:space="preserve">endpoint</w:t>
+            </w:r>
+          </w:p>
+        </w:tc>
+        <w:tc>
+          <w:tcPr>
+            <w:shd w:val="clear" w:fill="EAF0F7"/>
+          </w:tcPr>
+          <w:p>
+            <w:pPr>
+              <w:pStyle w:val="Compact"/>
+            </w:pPr>
+            <w:r>
+              <w:rPr>
+                <w:b/>
+                <w:sz w:val="17"/>
+              </w:rPr>
+              <w:t xml:space="preserve">task</w:t>
+            </w:r>
+          </w:p>
+        </w:tc>
+        <w:tc>
+          <w:tcPr>
+            <w:shd w:val="clear" w:fill="EAF0F7"/>
+          </w:tcPr>
+          <w:p>
+            <w:pPr>
+              <w:pStyle w:val="Compact"/>
+            </w:pPr>
+            <w:r>
+              <w:rPr>
+                <w:b/>
+                <w:sz w:val="17"/>
+              </w:rPr>
+              <w:t xml:space="preserve">cutoff_year</w:t>
+            </w:r>
+          </w:p>
+        </w:tc>
+        <w:tc>
+          <w:tcPr>
+            <w:shd w:val="clear" w:fill="EAF0F7"/>
+          </w:tcPr>
+          <w:p>
+            <w:pPr>
+              <w:pStyle w:val="Compact"/>
+            </w:pPr>
+            <w:r>
+              <w:rPr>
+                <w:b/>
+                <w:sz w:val="17"/>
+              </w:rPr>
+              <w:t xml:space="preserve">n_train</w:t>
+            </w:r>
+          </w:p>
+        </w:tc>
+        <w:tc>
+          <w:tcPr>
+            <w:shd w:val="clear" w:fill="EAF0F7"/>
+          </w:tcPr>
+          <w:p>
+            <w:pPr>
+              <w:pStyle w:val="Compact"/>
+            </w:pPr>
+            <w:r>
+              <w:rPr>
+                <w:b/>
+                <w:sz w:val="17"/>
+              </w:rPr>
+              <w:t xml:space="preserve">n_test</w:t>
+            </w:r>
+          </w:p>
+        </w:tc>
+        <w:tc>
+          <w:tcPr>
+            <w:shd w:val="clear" w:fill="EAF0F7"/>
+          </w:tcPr>
+          <w:p>
+            <w:pPr>
+              <w:pStyle w:val="Compact"/>
+            </w:pPr>
+            <w:r>
+              <w:rPr>
+                <w:b/>
+                <w:sz w:val="17"/>
+              </w:rPr>
+              <w:t xml:space="preserve">metric</w:t>
+            </w:r>
+          </w:p>
+        </w:tc>
+        <w:tc>
+          <w:tcPr>
+            <w:shd w:val="clear" w:fill="EAF0F7"/>
+          </w:tcPr>
+          <w:p>
+            <w:pPr>
+              <w:pStyle w:val="Compact"/>
+            </w:pPr>
+            <w:r>
+              <w:rPr>
+                <w:b/>
+                <w:sz w:val="17"/>
+              </w:rPr>
+              <w:t xml:space="preserve">time_split_score</w:t>
+            </w:r>
+          </w:p>
+        </w:tc>
+        <w:tc>
+          <w:tcPr>
+            <w:shd w:val="clear" w:fill="EAF0F7"/>
+          </w:tcPr>
+          <w:p>
+            <w:pPr>
+              <w:pStyle w:val="Compact"/>
+            </w:pPr>
+            <w:r>
+              <w:rPr>
+                <w:b/>
+                <w:sz w:val="17"/>
+              </w:rPr>
+              <w:t xml:space="preserve">random_control_score</w:t>
+            </w:r>
+          </w:p>
+        </w:tc>
+        <w:tc>
+          <w:tcPr>
+            <w:shd w:val="clear" w:fill="EAF0F7"/>
+          </w:tcPr>
+          <w:p>
+            <w:pPr>
+              <w:pStyle w:val="Compact"/>
+            </w:pPr>
+            <w:r>
+              <w:rPr>
+                <w:b/>
+                <w:sz w:val="17"/>
+              </w:rPr>
+              <w:t xml:space="preserve">cost_of_prospectivity</w:t>
+            </w:r>
+          </w:p>
+        </w:tc>
+      </w:tr>
+      <w:tr>
+        <w:tc>
+          <w:tcPr/>
+          <w:p>
+            <w:pPr>
+              <w:pStyle w:val="Compact"/>
+            </w:pPr>
+            <w:r>
+              <w:rPr>
+                <w:sz w:val="15"/>
+              </w:rPr>
+              <w:t xml:space="preserve">AChE</w:t>
+            </w:r>
+          </w:p>
+        </w:tc>
+        <w:tc>
+          <w:tcPr/>
+          <w:p>
+            <w:pPr>
+              <w:pStyle w:val="Compact"/>
+            </w:pPr>
+            <w:r>
+              <w:rPr>
+                <w:sz w:val="15"/>
+              </w:rPr>
+              <w:t xml:space="preserve">classification</w:t>
+            </w:r>
+          </w:p>
+        </w:tc>
+        <w:tc>
+          <w:tcPr/>
+          <w:p>
+            <w:pPr>
+              <w:pStyle w:val="Compact"/>
+            </w:pPr>
+            <w:r>
+              <w:rPr>
+                <w:sz w:val="15"/>
+              </w:rPr>
+              <w:t xml:space="preserve">2020</w:t>
+            </w:r>
+          </w:p>
+        </w:tc>
+        <w:tc>
+          <w:tcPr/>
+          <w:p>
+            <w:pPr>
+              <w:pStyle w:val="Compact"/>
+            </w:pPr>
+            <w:r>
+              <w:rPr>
+                <w:sz w:val="15"/>
+              </w:rPr>
+              <w:t xml:space="preserve">4290</w:t>
+            </w:r>
+          </w:p>
+        </w:tc>
+        <w:tc>
+          <w:tcPr/>
+          <w:p>
+            <w:pPr>
+              <w:pStyle w:val="Compact"/>
+            </w:pPr>
+            <w:r>
+              <w:rPr>
+                <w:sz w:val="15"/>
+              </w:rPr>
+              <w:t xml:space="preserve">1028</w:t>
+            </w:r>
+          </w:p>
+        </w:tc>
+        <w:tc>
+          <w:tcPr/>
+          <w:p>
+            <w:pPr>
+              <w:pStyle w:val="Compact"/>
+            </w:pPr>
+            <w:r>
+              <w:rPr>
+                <w:sz w:val="15"/>
+              </w:rPr>
+              <w:t xml:space="preserve">auroc</w:t>
+            </w:r>
+          </w:p>
+        </w:tc>
+        <w:tc>
+          <w:tcPr/>
+          <w:p>
+            <w:pPr>
+              <w:pStyle w:val="Compact"/>
+            </w:pPr>
+            <w:r>
+              <w:rPr>
+                <w:sz w:val="15"/>
+              </w:rPr>
+              <w:t xml:space="preserve">0.7649</w:t>
+            </w:r>
+          </w:p>
+        </w:tc>
+        <w:tc>
+          <w:tcPr/>
+          <w:p>
+            <w:pPr>
+              <w:pStyle w:val="Compact"/>
+            </w:pPr>
+            <w:r>
+              <w:rPr>
+                <w:sz w:val="15"/>
+              </w:rPr>
+              <w:t xml:space="preserve">0.9691</w:t>
+            </w:r>
+          </w:p>
+        </w:tc>
+        <w:tc>
+          <w:tcPr/>
+          <w:p>
+            <w:pPr>
+              <w:pStyle w:val="Compact"/>
+            </w:pPr>
+            <w:r>
+              <w:rPr>
+                <w:sz w:val="15"/>
+              </w:rPr>
+              <w:t xml:space="preserve">0.2042</w:t>
+            </w:r>
+          </w:p>
+        </w:tc>
+      </w:tr>
+      <w:tr>
+        <w:tc>
+          <w:tcPr/>
+          <w:p>
+            <w:pPr>
+              <w:pStyle w:val="Compact"/>
+            </w:pPr>
+            <w:r>
+              <w:rPr>
+                <w:sz w:val="15"/>
+              </w:rPr>
+              <w:t xml:space="preserve">BChE</w:t>
+            </w:r>
+          </w:p>
+        </w:tc>
+        <w:tc>
+          <w:tcPr/>
+          <w:p>
+            <w:pPr>
+              <w:pStyle w:val="Compact"/>
+            </w:pPr>
+            <w:r>
+              <w:rPr>
+                <w:sz w:val="15"/>
+              </w:rPr>
+              <w:t xml:space="preserve">classification</w:t>
+            </w:r>
+          </w:p>
+        </w:tc>
+        <w:tc>
+          <w:tcPr/>
+          <w:p>
+            <w:pPr>
+              <w:pStyle w:val="Compact"/>
+            </w:pPr>
+            <w:r>
+              <w:rPr>
+                <w:sz w:val="15"/>
+              </w:rPr>
+              <w:t xml:space="preserve">2021</w:t>
+            </w:r>
+          </w:p>
+        </w:tc>
+        <w:tc>
+          <w:tcPr/>
+          <w:p>
+            <w:pPr>
+              <w:pStyle w:val="Compact"/>
+            </w:pPr>
+            <w:r>
+              <w:rPr>
+                <w:sz w:val="15"/>
+              </w:rPr>
+              <w:t xml:space="preserve">2769</w:t>
+            </w:r>
+          </w:p>
+        </w:tc>
+        <w:tc>
+          <w:tcPr/>
+          <w:p>
+            <w:pPr>
+              <w:pStyle w:val="Compact"/>
+            </w:pPr>
+            <w:r>
+              <w:rPr>
+                <w:sz w:val="15"/>
+              </w:rPr>
+              <w:t xml:space="preserve">617</w:t>
+            </w:r>
+          </w:p>
+        </w:tc>
+        <w:tc>
+          <w:tcPr/>
+          <w:p>
+            <w:pPr>
+              <w:pStyle w:val="Compact"/>
+            </w:pPr>
+            <w:r>
+              <w:rPr>
+                <w:sz w:val="15"/>
+              </w:rPr>
+              <w:t xml:space="preserve">auroc</w:t>
+            </w:r>
+          </w:p>
+        </w:tc>
+        <w:tc>
+          <w:tcPr/>
+          <w:p>
+            <w:pPr>
+              <w:pStyle w:val="Compact"/>
+            </w:pPr>
+            <w:r>
+              <w:rPr>
+                <w:sz w:val="15"/>
+              </w:rPr>
+              <w:t xml:space="preserve">0.8144</w:t>
+            </w:r>
+          </w:p>
+        </w:tc>
+        <w:tc>
+          <w:tcPr/>
+          <w:p>
+            <w:pPr>
+              <w:pStyle w:val="Compact"/>
+            </w:pPr>
+            <w:r>
+              <w:rPr>
+                <w:sz w:val="15"/>
+              </w:rPr>
+              <w:t xml:space="preserve">0.9692</w:t>
+            </w:r>
+          </w:p>
+        </w:tc>
+        <w:tc>
+          <w:tcPr/>
+          <w:p>
+            <w:pPr>
+              <w:pStyle w:val="Compact"/>
+            </w:pPr>
+            <w:r>
+              <w:rPr>
+                <w:sz w:val="15"/>
+              </w:rPr>
+              <w:t xml:space="preserve">0.1548</w:t>
+            </w:r>
+          </w:p>
+        </w:tc>
+      </w:tr>
+      <w:tr>
+        <w:tc>
+          <w:tcPr/>
+          <w:p>
+            <w:pPr>
+              <w:pStyle w:val="Compact"/>
+            </w:pPr>
+            <w:r>
+              <w:rPr>
+                <w:sz w:val="15"/>
+              </w:rPr>
+              <w:t xml:space="preserve">BACE1</w:t>
+            </w:r>
+          </w:p>
+        </w:tc>
+        <w:tc>
+          <w:tcPr/>
+          <w:p>
+            <w:pPr>
+              <w:pStyle w:val="Compact"/>
+            </w:pPr>
+            <w:r>
+              <w:rPr>
+                <w:sz w:val="15"/>
+              </w:rPr>
+              <w:t xml:space="preserve">classification</w:t>
+            </w:r>
+          </w:p>
+        </w:tc>
+        <w:tc>
+          <w:tcPr/>
+          <w:p>
+            <w:pPr>
+              <w:pStyle w:val="Compact"/>
+            </w:pPr>
+            <w:r>
+              <w:rPr>
+                <w:sz w:val="15"/>
+              </w:rPr>
+              <w:t xml:space="preserve">2017</w:t>
+            </w:r>
+          </w:p>
+        </w:tc>
+        <w:tc>
+          <w:tcPr/>
+          <w:p>
+            <w:pPr>
+              <w:pStyle w:val="Compact"/>
+            </w:pPr>
+            <w:r>
+              <w:rPr>
+                <w:sz w:val="15"/>
+              </w:rPr>
+              <w:t xml:space="preserve">7289</w:t>
+            </w:r>
+          </w:p>
+        </w:tc>
+        <w:tc>
+          <w:tcPr/>
+          <w:p>
+            <w:pPr>
+              <w:pStyle w:val="Compact"/>
+            </w:pPr>
+            <w:r>
+              <w:rPr>
+                <w:sz w:val="15"/>
+              </w:rPr>
+              <w:t xml:space="preserve">1673</w:t>
+            </w:r>
+          </w:p>
+        </w:tc>
+        <w:tc>
+          <w:tcPr/>
+          <w:p>
+            <w:pPr>
+              <w:pStyle w:val="Compact"/>
+            </w:pPr>
+            <w:r>
+              <w:rPr>
+                <w:sz w:val="15"/>
+              </w:rPr>
+              <w:t xml:space="preserve">auroc</w:t>
+            </w:r>
+          </w:p>
+        </w:tc>
+        <w:tc>
+          <w:tcPr/>
+          <w:p>
+            <w:pPr>
+              <w:pStyle w:val="Compact"/>
+            </w:pPr>
+            <w:r>
+              <w:rPr>
+                <w:sz w:val="15"/>
+              </w:rPr>
+              <w:t xml:space="preserve">0.9131</w:t>
+            </w:r>
+          </w:p>
+        </w:tc>
+        <w:tc>
+          <w:tcPr/>
+          <w:p>
+            <w:pPr>
+              <w:pStyle w:val="Compact"/>
+            </w:pPr>
+            <w:r>
+              <w:rPr>
+                <w:sz w:val="15"/>
+              </w:rPr>
+              <w:t xml:space="preserve">0.9718</w:t>
+            </w:r>
+          </w:p>
+        </w:tc>
+        <w:tc>
+          <w:tcPr/>
+          <w:p>
+            <w:pPr>
+              <w:pStyle w:val="Compact"/>
+            </w:pPr>
+            <w:r>
+              <w:rPr>
+                <w:sz w:val="15"/>
+              </w:rPr>
+              <w:t xml:space="preserve">0.0587</w:t>
+            </w:r>
+          </w:p>
+        </w:tc>
+      </w:tr>
+      <w:tr>
+        <w:tc>
+          <w:tcPr/>
+          <w:p>
+            <w:pPr>
+              <w:pStyle w:val="Compact"/>
+            </w:pPr>
+            <w:r>
+              <w:rPr>
+                <w:sz w:val="15"/>
+              </w:rPr>
+              <w:t xml:space="preserve">GSK3B</w:t>
+            </w:r>
+          </w:p>
+        </w:tc>
+        <w:tc>
+          <w:tcPr/>
+          <w:p>
+            <w:pPr>
+              <w:pStyle w:val="Compact"/>
+            </w:pPr>
+            <w:r>
+              <w:rPr>
+                <w:sz w:val="15"/>
+              </w:rPr>
+              <w:t xml:space="preserve">classification</w:t>
+            </w:r>
+          </w:p>
+        </w:tc>
+        <w:tc>
+          <w:tcPr/>
+          <w:p>
+            <w:pPr>
+              <w:pStyle w:val="Compact"/>
+            </w:pPr>
+            <w:r>
+              <w:rPr>
+                <w:sz w:val="15"/>
+              </w:rPr>
+              <w:t xml:space="preserve">2021</w:t>
+            </w:r>
+          </w:p>
+        </w:tc>
+        <w:tc>
+          <w:tcPr/>
+          <w:p>
+            <w:pPr>
+              <w:pStyle w:val="Compact"/>
+            </w:pPr>
+            <w:r>
+              <w:rPr>
+                <w:sz w:val="15"/>
+              </w:rPr>
+              <w:t xml:space="preserve">5094</w:t>
+            </w:r>
+          </w:p>
+        </w:tc>
+        <w:tc>
+          <w:tcPr/>
+          <w:p>
+            <w:pPr>
+              <w:pStyle w:val="Compact"/>
+            </w:pPr>
+            <w:r>
+              <w:rPr>
+                <w:sz w:val="15"/>
+              </w:rPr>
+              <w:t xml:space="preserve">546</w:t>
+            </w:r>
+          </w:p>
+        </w:tc>
+        <w:tc>
+          <w:tcPr/>
+          <w:p>
+            <w:pPr>
+              <w:pStyle w:val="Compact"/>
+            </w:pPr>
+            <w:r>
+              <w:rPr>
+                <w:sz w:val="15"/>
+              </w:rPr>
+              <w:t xml:space="preserve">auroc</w:t>
+            </w:r>
+          </w:p>
+        </w:tc>
+        <w:tc>
+          <w:tcPr/>
+          <w:p>
+            <w:pPr>
+              <w:pStyle w:val="Compact"/>
+            </w:pPr>
+            <w:r>
+              <w:rPr>
+                <w:sz w:val="15"/>
+              </w:rPr>
+              <w:t xml:space="preserve">0.7143</w:t>
+            </w:r>
+          </w:p>
+        </w:tc>
+        <w:tc>
+          <w:tcPr/>
+          <w:p>
+            <w:pPr>
+              <w:pStyle w:val="Compact"/>
+            </w:pPr>
+            <w:r>
+              <w:rPr>
+                <w:sz w:val="15"/>
+              </w:rPr>
+              <w:t xml:space="preserve">0.969</w:t>
+            </w:r>
+          </w:p>
+        </w:tc>
+        <w:tc>
+          <w:tcPr/>
+          <w:p>
+            <w:pPr>
+              <w:pStyle w:val="Compact"/>
+            </w:pPr>
+            <w:r>
+              <w:rPr>
+                <w:sz w:val="15"/>
+              </w:rPr>
+              <w:t xml:space="preserve">0.2547</w:t>
+            </w:r>
+          </w:p>
+        </w:tc>
+      </w:tr>
+      <w:tr>
+        <w:tc>
+          <w:tcPr/>
+          <w:p>
+            <w:pPr>
+              <w:pStyle w:val="Compact"/>
+            </w:pPr>
+            <w:r>
+              <w:rPr>
+                <w:sz w:val="15"/>
+              </w:rPr>
+              <w:t xml:space="preserve">MAO_A</w:t>
+            </w:r>
+          </w:p>
+        </w:tc>
+        <w:tc>
+          <w:tcPr/>
+          <w:p>
+            <w:pPr>
+              <w:pStyle w:val="Compact"/>
+            </w:pPr>
+            <w:r>
+              <w:rPr>
+                <w:sz w:val="15"/>
+              </w:rPr>
+              <w:t xml:space="preserve">classification</w:t>
+            </w:r>
+          </w:p>
+        </w:tc>
+        <w:tc>
+          <w:tcPr/>
+          <w:p>
+            <w:pPr>
+              <w:pStyle w:val="Compact"/>
+            </w:pPr>
+            <w:r>
+              <w:rPr>
+                <w:sz w:val="15"/>
+              </w:rPr>
+              <w:t xml:space="preserve">2020</w:t>
+            </w:r>
+          </w:p>
+        </w:tc>
+        <w:tc>
+          <w:tcPr/>
+          <w:p>
+            <w:pPr>
+              <w:pStyle w:val="Compact"/>
+            </w:pPr>
+            <w:r>
+              <w:rPr>
+                <w:sz w:val="15"/>
+              </w:rPr>
+              <w:t xml:space="preserve">2970</w:t>
+            </w:r>
+          </w:p>
+        </w:tc>
+        <w:tc>
+          <w:tcPr/>
+          <w:p>
+            <w:pPr>
+              <w:pStyle w:val="Compact"/>
+            </w:pPr>
+            <w:r>
+              <w:rPr>
+                <w:sz w:val="15"/>
+              </w:rPr>
+              <w:t xml:space="preserve">819</w:t>
+            </w:r>
+          </w:p>
+        </w:tc>
+        <w:tc>
+          <w:tcPr/>
+          <w:p>
+            <w:pPr>
+              <w:pStyle w:val="Compact"/>
+            </w:pPr>
+            <w:r>
+              <w:rPr>
+                <w:sz w:val="15"/>
+              </w:rPr>
+              <w:t xml:space="preserve">auroc</w:t>
+            </w:r>
+          </w:p>
+        </w:tc>
+        <w:tc>
+          <w:tcPr/>
+          <w:p>
+            <w:pPr>
+              <w:pStyle w:val="Compact"/>
+            </w:pPr>
+            <w:r>
+              <w:rPr>
+                <w:sz w:val="15"/>
+              </w:rPr>
+              <w:t xml:space="preserve">0.7544</w:t>
+            </w:r>
+          </w:p>
+        </w:tc>
+        <w:tc>
+          <w:tcPr/>
+          <w:p>
+            <w:pPr>
+              <w:pStyle w:val="Compact"/>
+            </w:pPr>
+            <w:r>
+              <w:rPr>
+                <w:sz w:val="15"/>
+              </w:rPr>
+              <w:t xml:space="preserve">0.966</w:t>
+            </w:r>
+          </w:p>
+        </w:tc>
+        <w:tc>
+          <w:tcPr/>
+          <w:p>
+            <w:pPr>
+              <w:pStyle w:val="Compact"/>
+            </w:pPr>
+            <w:r>
+              <w:rPr>
+                <w:sz w:val="15"/>
+              </w:rPr>
+              <w:t xml:space="preserve">0.2116</w:t>
+            </w:r>
+          </w:p>
+        </w:tc>
+      </w:tr>
+      <w:tr>
+        <w:tc>
+          <w:tcPr/>
+          <w:p>
+            <w:pPr>
+              <w:pStyle w:val="Compact"/>
+            </w:pPr>
+            <w:r>
+              <w:rPr>
+                <w:sz w:val="15"/>
+              </w:rPr>
+              <w:t xml:space="preserve">MAO_B</w:t>
+            </w:r>
+          </w:p>
+        </w:tc>
+        <w:tc>
+          <w:tcPr/>
+          <w:p>
+            <w:pPr>
+              <w:pStyle w:val="Compact"/>
+            </w:pPr>
+            <w:r>
+              <w:rPr>
+                <w:sz w:val="15"/>
+              </w:rPr>
+              <w:t xml:space="preserve">classification</w:t>
+            </w:r>
+          </w:p>
+        </w:tc>
+        <w:tc>
+          <w:tcPr/>
+          <w:p>
+            <w:pPr>
+              <w:pStyle w:val="Compact"/>
+            </w:pPr>
+            <w:r>
+              <w:rPr>
+                <w:sz w:val="15"/>
+              </w:rPr>
+              <w:t xml:space="preserve">2020</w:t>
+            </w:r>
+          </w:p>
+        </w:tc>
+        <w:tc>
+          <w:tcPr/>
+          <w:p>
+            <w:pPr>
+              <w:pStyle w:val="Compact"/>
+            </w:pPr>
+            <w:r>
+              <w:rPr>
+                <w:sz w:val="15"/>
+              </w:rPr>
+              <w:t xml:space="preserve">3883</w:t>
+            </w:r>
+          </w:p>
+        </w:tc>
+        <w:tc>
+          <w:tcPr/>
+          <w:p>
+            <w:pPr>
+              <w:pStyle w:val="Compact"/>
+            </w:pPr>
+            <w:r>
+              <w:rPr>
+                <w:sz w:val="15"/>
+              </w:rPr>
+              <w:t xml:space="preserve">923</w:t>
+            </w:r>
+          </w:p>
+        </w:tc>
+        <w:tc>
+          <w:tcPr/>
+          <w:p>
+            <w:pPr>
+              <w:pStyle w:val="Compact"/>
+            </w:pPr>
+            <w:r>
+              <w:rPr>
+                <w:sz w:val="15"/>
+              </w:rPr>
+              <w:t xml:space="preserve">auroc</w:t>
+            </w:r>
+          </w:p>
+        </w:tc>
+        <w:tc>
+          <w:tcPr/>
+          <w:p>
+            <w:pPr>
+              <w:pStyle w:val="Compact"/>
+            </w:pPr>
+            <w:r>
+              <w:rPr>
+                <w:sz w:val="15"/>
+              </w:rPr>
+              <w:t xml:space="preserve">0.8429</w:t>
+            </w:r>
+          </w:p>
+        </w:tc>
+        <w:tc>
+          <w:tcPr/>
+          <w:p>
+            <w:pPr>
+              <w:pStyle w:val="Compact"/>
+            </w:pPr>
+            <w:r>
+              <w:rPr>
+                <w:sz w:val="15"/>
+              </w:rPr>
+              <w:t xml:space="preserve">0.9586</w:t>
+            </w:r>
+          </w:p>
+        </w:tc>
+        <w:tc>
+          <w:tcPr/>
+          <w:p>
+            <w:pPr>
+              <w:pStyle w:val="Compact"/>
+            </w:pPr>
+            <w:r>
+              <w:rPr>
+                <w:sz w:val="15"/>
+              </w:rPr>
+              <w:t xml:space="preserve">0.1157</w:t>
+            </w:r>
+          </w:p>
+        </w:tc>
+      </w:tr>
+      <w:tr>
+        <w:tc>
+          <w:tcPr/>
+          <w:p>
+            <w:pPr>
+              <w:pStyle w:val="Compact"/>
+            </w:pPr>
+            <w:r>
+              <w:rPr>
+                <w:sz w:val="15"/>
+              </w:rPr>
+              <w:t xml:space="preserve">hERG</w:t>
+            </w:r>
+          </w:p>
+        </w:tc>
+        <w:tc>
+          <w:tcPr/>
+          <w:p>
+            <w:pPr>
+              <w:pStyle w:val="Compact"/>
+            </w:pPr>
+            <w:r>
+              <w:rPr>
+                <w:sz w:val="15"/>
+              </w:rPr>
+              <w:t xml:space="preserve">classification</w:t>
+            </w:r>
+          </w:p>
+        </w:tc>
+        <w:tc>
+          <w:tcPr/>
+          <w:p>
+            <w:pPr>
+              <w:pStyle w:val="Compact"/>
+            </w:pPr>
+            <w:r>
+              <w:rPr>
+                <w:sz w:val="15"/>
+              </w:rPr>
+              <w:t xml:space="preserve">2020</w:t>
+            </w:r>
+          </w:p>
+        </w:tc>
+        <w:tc>
+          <w:tcPr/>
+          <w:p>
+            <w:pPr>
+              <w:pStyle w:val="Compact"/>
+            </w:pPr>
+            <w:r>
+              <w:rPr>
+                <w:sz w:val="15"/>
+              </w:rPr>
+              <w:t xml:space="preserve">8217</w:t>
+            </w:r>
+          </w:p>
+        </w:tc>
+        <w:tc>
+          <w:tcPr/>
+          <w:p>
+            <w:pPr>
+              <w:pStyle w:val="Compact"/>
+            </w:pPr>
+            <w:r>
+              <w:rPr>
+                <w:sz w:val="15"/>
+              </w:rPr>
+              <w:t xml:space="preserve">2059</w:t>
+            </w:r>
+          </w:p>
+        </w:tc>
+        <w:tc>
+          <w:tcPr/>
+          <w:p>
+            <w:pPr>
+              <w:pStyle w:val="Compact"/>
+            </w:pPr>
+            <w:r>
+              <w:rPr>
+                <w:sz w:val="15"/>
+              </w:rPr>
+              <w:t xml:space="preserve">auroc</w:t>
+            </w:r>
+          </w:p>
+        </w:tc>
+        <w:tc>
+          <w:tcPr/>
+          <w:p>
+            <w:pPr>
+              <w:pStyle w:val="Compact"/>
+            </w:pPr>
+            <w:r>
+              <w:rPr>
+                <w:sz w:val="15"/>
+              </w:rPr>
+              <w:t xml:space="preserve">0.715</w:t>
+            </w:r>
+          </w:p>
+        </w:tc>
+        <w:tc>
+          <w:tcPr/>
+          <w:p>
+            <w:pPr>
+              <w:pStyle w:val="Compact"/>
+            </w:pPr>
+            <w:r>
+              <w:rPr>
+                <w:sz w:val="15"/>
+              </w:rPr>
+              <w:t xml:space="preserve">0.9621</w:t>
+            </w:r>
+          </w:p>
+        </w:tc>
+        <w:tc>
+          <w:tcPr/>
+          <w:p>
+            <w:pPr>
+              <w:pStyle w:val="Compact"/>
+            </w:pPr>
+            <w:r>
+              <w:rPr>
+                <w:sz w:val="15"/>
+              </w:rPr>
+              <w:t xml:space="preserve">0.2471</w:t>
+            </w:r>
+          </w:p>
+        </w:tc>
+      </w:tr>
+      <w:tr>
+        <w:tc>
+          <w:tcPr/>
+          <w:p>
+            <w:pPr>
+              <w:pStyle w:val="Compact"/>
+            </w:pPr>
+            <w:r>
+              <w:rPr>
+                <w:sz w:val="15"/>
+              </w:rPr>
+              <w:t xml:space="preserve">D2</w:t>
+            </w:r>
+          </w:p>
+        </w:tc>
+        <w:tc>
+          <w:tcPr/>
+          <w:p>
+            <w:pPr>
+              <w:pStyle w:val="Compact"/>
+            </w:pPr>
+            <w:r>
+              <w:rPr>
+                <w:sz w:val="15"/>
+              </w:rPr>
+              <w:t xml:space="preserve">regression</w:t>
+            </w:r>
+          </w:p>
+        </w:tc>
+        <w:tc>
+          <w:tcPr/>
+          <w:p>
+            <w:pPr>
+              <w:pStyle w:val="Compact"/>
+            </w:pPr>
+            <w:r>
+              <w:rPr>
+                <w:sz w:val="15"/>
+              </w:rPr>
+              <w:t xml:space="preserve">2019</w:t>
+            </w:r>
+          </w:p>
+        </w:tc>
+        <w:tc>
+          <w:tcPr/>
+          <w:p>
+            <w:pPr>
+              <w:pStyle w:val="Compact"/>
+            </w:pPr>
+            <w:r>
+              <w:rPr>
+                <w:sz w:val="15"/>
+              </w:rPr>
+              <w:t xml:space="preserve">6992</w:t>
+            </w:r>
+          </w:p>
+        </w:tc>
+        <w:tc>
+          <w:tcPr/>
+          <w:p>
+            <w:pPr>
+              <w:pStyle w:val="Compact"/>
+            </w:pPr>
+            <w:r>
+              <w:rPr>
+                <w:sz w:val="15"/>
+              </w:rPr>
+              <w:t xml:space="preserve">1556</w:t>
+            </w:r>
+          </w:p>
+        </w:tc>
+        <w:tc>
+          <w:tcPr/>
+          <w:p>
+            <w:pPr>
+              <w:pStyle w:val="Compact"/>
+            </w:pPr>
+            <w:r>
+              <w:rPr>
+                <w:sz w:val="15"/>
+              </w:rPr>
+              <w:t xml:space="preserve">r2</w:t>
+            </w:r>
+          </w:p>
+        </w:tc>
+        <w:tc>
+          <w:tcPr/>
+          <w:p>
+            <w:pPr>
+              <w:pStyle w:val="Compact"/>
+            </w:pPr>
+            <w:r>
+              <w:rPr>
+                <w:sz w:val="15"/>
+              </w:rPr>
+              <w:t xml:space="preserve">0.1031</w:t>
+            </w:r>
+          </w:p>
+        </w:tc>
+        <w:tc>
+          <w:tcPr/>
+          <w:p>
+            <w:pPr>
+              <w:pStyle w:val="Compact"/>
+            </w:pPr>
+            <w:r>
+              <w:rPr>
+                <w:sz w:val="15"/>
+              </w:rPr>
+              <w:t xml:space="preserve">0.6169</w:t>
+            </w:r>
+          </w:p>
+        </w:tc>
+        <w:tc>
+          <w:tcPr/>
+          <w:p>
+            <w:pPr>
+              <w:pStyle w:val="Compact"/>
+            </w:pPr>
+            <w:r>
+              <w:rPr>
+                <w:sz w:val="15"/>
+              </w:rPr>
+              <w:t xml:space="preserve">0.5138</w:t>
+            </w:r>
+          </w:p>
+        </w:tc>
+      </w:tr>
+      <w:tr>
+        <w:tc>
+          <w:tcPr/>
+          <w:p>
+            <w:pPr>
+              <w:pStyle w:val="Compact"/>
+            </w:pPr>
+            <w:r>
+              <w:rPr>
+                <w:sz w:val="15"/>
+              </w:rPr>
+              <w:t xml:space="preserve">A2A</w:t>
+            </w:r>
+          </w:p>
+        </w:tc>
+        <w:tc>
+          <w:tcPr/>
+          <w:p>
+            <w:pPr>
+              <w:pStyle w:val="Compact"/>
+            </w:pPr>
+            <w:r>
+              <w:rPr>
+                <w:sz w:val="15"/>
+              </w:rPr>
+              <w:t xml:space="preserve">regression</w:t>
+            </w:r>
+          </w:p>
+        </w:tc>
+        <w:tc>
+          <w:tcPr/>
+          <w:p>
+            <w:pPr>
+              <w:pStyle w:val="Compact"/>
+            </w:pPr>
+            <w:r>
+              <w:rPr>
+                <w:sz w:val="15"/>
+              </w:rPr>
+              <w:t xml:space="preserve">2020</w:t>
+            </w:r>
+          </w:p>
+        </w:tc>
+        <w:tc>
+          <w:tcPr/>
+          <w:p>
+            <w:pPr>
+              <w:pStyle w:val="Compact"/>
+            </w:pPr>
+            <w:r>
+              <w:rPr>
+                <w:sz w:val="15"/>
+              </w:rPr>
+              <w:t xml:space="preserve">5485</w:t>
+            </w:r>
+          </w:p>
+        </w:tc>
+        <w:tc>
+          <w:tcPr/>
+          <w:p>
+            <w:pPr>
+              <w:pStyle w:val="Compact"/>
+            </w:pPr>
+            <w:r>
+              <w:rPr>
+                <w:sz w:val="15"/>
+              </w:rPr>
+              <w:t xml:space="preserve">1516</w:t>
+            </w:r>
+          </w:p>
+        </w:tc>
+        <w:tc>
+          <w:tcPr/>
+          <w:p>
+            <w:pPr>
+              <w:pStyle w:val="Compact"/>
+            </w:pPr>
+            <w:r>
+              <w:rPr>
+                <w:sz w:val="15"/>
+              </w:rPr>
+              <w:t xml:space="preserve">r2</w:t>
+            </w:r>
+          </w:p>
+        </w:tc>
+        <w:tc>
+          <w:tcPr/>
+          <w:p>
+            <w:pPr>
+              <w:pStyle w:val="Compact"/>
+            </w:pPr>
+            <w:r>
+              <w:rPr>
+                <w:sz w:val="15"/>
+              </w:rPr>
+              <w:t xml:space="preserve">0.3005</w:t>
+            </w:r>
+          </w:p>
+        </w:tc>
+        <w:tc>
+          <w:tcPr/>
+          <w:p>
+            <w:pPr>
+              <w:pStyle w:val="Compact"/>
+            </w:pPr>
+            <w:r>
+              <w:rPr>
+                <w:sz w:val="15"/>
+              </w:rPr>
+              <w:t xml:space="preserve">0.7154</w:t>
+            </w:r>
+          </w:p>
+        </w:tc>
+        <w:tc>
+          <w:tcPr/>
+          <w:p>
+            <w:pPr>
+              <w:pStyle w:val="Compact"/>
+            </w:pPr>
+            <w:r>
+              <w:rPr>
+                <w:sz w:val="15"/>
+              </w:rPr>
+              <w:t xml:space="preserve">0.4149</w:t>
+            </w:r>
+          </w:p>
+        </w:tc>
+      </w:tr>
+      <w:tr>
+        <w:tc>
+          <w:tcPr/>
+          <w:p>
+            <w:pPr>
+              <w:pStyle w:val="Compact"/>
+            </w:pPr>
+            <w:r>
+              <w:rPr>
+                <w:sz w:val="15"/>
+              </w:rPr>
+              <w:t xml:space="preserve">HT2A</w:t>
+            </w:r>
+          </w:p>
+        </w:tc>
+        <w:tc>
+          <w:tcPr/>
+          <w:p>
+            <w:pPr>
+              <w:pStyle w:val="Compact"/>
+            </w:pPr>
+            <w:r>
+              <w:rPr>
+                <w:sz w:val="15"/>
+              </w:rPr>
+              <w:t xml:space="preserve">regression</w:t>
+            </w:r>
+          </w:p>
+        </w:tc>
+        <w:tc>
+          <w:tcPr/>
+          <w:p>
+            <w:pPr>
+              <w:pStyle w:val="Compact"/>
+            </w:pPr>
+            <w:r>
+              <w:rPr>
+                <w:sz w:val="15"/>
+              </w:rPr>
+              <w:t xml:space="preserve">2020</w:t>
+            </w:r>
+          </w:p>
+        </w:tc>
+        <w:tc>
+          <w:tcPr/>
+          <w:p>
+            <w:pPr>
+              <w:pStyle w:val="Compact"/>
+            </w:pPr>
+            <w:r>
+              <w:rPr>
+                <w:sz w:val="15"/>
+              </w:rPr>
+              <w:t xml:space="preserve">5407</w:t>
+            </w:r>
+          </w:p>
+        </w:tc>
+        <w:tc>
+          <w:tcPr/>
+          <w:p>
+            <w:pPr>
+              <w:pStyle w:val="Compact"/>
+            </w:pPr>
+            <w:r>
+              <w:rPr>
+                <w:sz w:val="15"/>
+              </w:rPr>
+              <w:t xml:space="preserve">986</w:t>
+            </w:r>
+          </w:p>
+        </w:tc>
+        <w:tc>
+          <w:tcPr/>
+          <w:p>
+            <w:pPr>
+              <w:pStyle w:val="Compact"/>
+            </w:pPr>
+            <w:r>
+              <w:rPr>
+                <w:sz w:val="15"/>
+              </w:rPr>
+              <w:t xml:space="preserve">r2</w:t>
+            </w:r>
+          </w:p>
+        </w:tc>
+        <w:tc>
+          <w:tcPr/>
+          <w:p>
+            <w:pPr>
+              <w:pStyle w:val="Compact"/>
+            </w:pPr>
+            <w:r>
+              <w:rPr>
+                <w:sz w:val="15"/>
+              </w:rPr>
+              <w:t xml:space="preserve">0.3685</w:t>
+            </w:r>
+          </w:p>
+        </w:tc>
+        <w:tc>
+          <w:tcPr/>
+          <w:p>
+            <w:pPr>
+              <w:pStyle w:val="Compact"/>
+            </w:pPr>
+            <w:r>
+              <w:rPr>
+                <w:sz w:val="15"/>
+              </w:rPr>
+              <w:t xml:space="preserve">0.6866</w:t>
+            </w:r>
+          </w:p>
+        </w:tc>
+        <w:tc>
+          <w:tcPr/>
+          <w:p>
+            <w:pPr>
+              <w:pStyle w:val="Compact"/>
+            </w:pPr>
+            <w:r>
+              <w:rPr>
+                <w:sz w:val="15"/>
+              </w:rPr>
+              <w:t xml:space="preserve">0.3181</w:t>
+            </w:r>
+          </w:p>
+        </w:tc>
+      </w:tr>
+      <w:tr>
+        <w:tc>
+          <w:tcPr/>
+          <w:p>
+            <w:pPr>
+              <w:pStyle w:val="Compact"/>
+            </w:pPr>
+            <w:r>
+              <w:rPr>
+                <w:sz w:val="15"/>
+              </w:rPr>
+              <w:t xml:space="preserve">SERT</w:t>
+            </w:r>
+          </w:p>
+        </w:tc>
+        <w:tc>
+          <w:tcPr/>
+          <w:p>
+            <w:pPr>
+              <w:pStyle w:val="Compact"/>
+            </w:pPr>
+            <w:r>
+              <w:rPr>
+                <w:sz w:val="15"/>
+              </w:rPr>
+              <w:t xml:space="preserve">regression</w:t>
+            </w:r>
+          </w:p>
+        </w:tc>
+        <w:tc>
+          <w:tcPr/>
+          <w:p>
+            <w:pPr>
+              <w:pStyle w:val="Compact"/>
+            </w:pPr>
+            <w:r>
+              <w:rPr>
+                <w:sz w:val="15"/>
+              </w:rPr>
+              <w:t xml:space="preserve">2015</w:t>
+            </w:r>
+          </w:p>
+        </w:tc>
+        <w:tc>
+          <w:tcPr/>
+          <w:p>
+            <w:pPr>
+              <w:pStyle w:val="Compact"/>
+            </w:pPr>
+            <w:r>
+              <w:rPr>
+                <w:sz w:val="15"/>
+              </w:rPr>
+              <w:t xml:space="preserve">3777</w:t>
+            </w:r>
+          </w:p>
+        </w:tc>
+        <w:tc>
+          <w:tcPr/>
+          <w:p>
+            <w:pPr>
+              <w:pStyle w:val="Compact"/>
+            </w:pPr>
+            <w:r>
+              <w:rPr>
+                <w:sz w:val="15"/>
+              </w:rPr>
+              <w:t xml:space="preserve">1147</w:t>
+            </w:r>
+          </w:p>
+        </w:tc>
+        <w:tc>
+          <w:tcPr/>
+          <w:p>
+            <w:pPr>
+              <w:pStyle w:val="Compact"/>
+            </w:pPr>
+            <w:r>
+              <w:rPr>
+                <w:sz w:val="15"/>
+              </w:rPr>
+              <w:t xml:space="preserve">r2</w:t>
+            </w:r>
+          </w:p>
+        </w:tc>
+        <w:tc>
+          <w:tcPr/>
+          <w:p>
+            <w:pPr>
+              <w:pStyle w:val="Compact"/>
+            </w:pPr>
+            <w:r>
+              <w:rPr>
+                <w:sz w:val="15"/>
+              </w:rPr>
+              <w:t xml:space="preserve">0.1366</w:t>
+            </w:r>
+          </w:p>
+        </w:tc>
+        <w:tc>
+          <w:tcPr/>
+          <w:p>
+            <w:pPr>
+              <w:pStyle w:val="Compact"/>
+            </w:pPr>
+            <w:r>
+              <w:rPr>
+                <w:sz w:val="15"/>
+              </w:rPr>
+              <w:t xml:space="preserve">0.6678</w:t>
+            </w:r>
+          </w:p>
+        </w:tc>
+        <w:tc>
+          <w:tcPr/>
+          <w:p>
+            <w:pPr>
+              <w:pStyle w:val="Compact"/>
+            </w:pPr>
+            <w:r>
+              <w:rPr>
+                <w:sz w:val="15"/>
+              </w:rPr>
+              <w:t xml:space="preserve">0.5312</w:t>
+            </w:r>
+          </w:p>
+        </w:tc>
+      </w:tr>
+      <w:tr>
+        <w:tc>
+          <w:tcPr/>
+          <w:p>
+            <w:pPr>
+              <w:pStyle w:val="Compact"/>
+            </w:pPr>
+            <w:r>
+              <w:rPr>
+                <w:sz w:val="15"/>
+              </w:rPr>
+              <w:t xml:space="preserve">antioxidant_DPPH</w:t>
+            </w:r>
+          </w:p>
+        </w:tc>
+        <w:tc>
+          <w:tcPr/>
+          <w:p>
+            <w:pPr>
+              <w:pStyle w:val="Compact"/>
+            </w:pPr>
+            <w:r>
+              <w:rPr>
+                <w:sz w:val="15"/>
+              </w:rPr>
+              <w:t xml:space="preserve">regression</w:t>
+            </w:r>
+          </w:p>
+        </w:tc>
+        <w:tc>
+          <w:tcPr/>
+          <w:p>
+            <w:pPr>
+              <w:pStyle w:val="Compact"/>
+            </w:pPr>
+            <w:r>
+              <w:rPr>
+                <w:sz w:val="15"/>
+              </w:rPr>
+              <w:t xml:space="preserve">2016</w:t>
+            </w:r>
+          </w:p>
+        </w:tc>
+        <w:tc>
+          <w:tcPr/>
+          <w:p>
+            <w:pPr>
+              <w:pStyle w:val="Compact"/>
+            </w:pPr>
+            <w:r>
+              <w:rPr>
+                <w:sz w:val="15"/>
+              </w:rPr>
+              <w:t xml:space="preserve">2340</w:t>
+            </w:r>
+          </w:p>
+        </w:tc>
+        <w:tc>
+          <w:tcPr/>
+          <w:p>
+            <w:pPr>
+              <w:pStyle w:val="Compact"/>
+            </w:pPr>
+            <w:r>
+              <w:rPr>
+                <w:sz w:val="15"/>
+              </w:rPr>
+              <w:t xml:space="preserve">522</w:t>
+            </w:r>
+          </w:p>
+        </w:tc>
+        <w:tc>
+          <w:tcPr/>
+          <w:p>
+            <w:pPr>
+              <w:pStyle w:val="Compact"/>
+            </w:pPr>
+            <w:r>
+              <w:rPr>
+                <w:sz w:val="15"/>
+              </w:rPr>
+              <w:t xml:space="preserve">r2</w:t>
+            </w:r>
+          </w:p>
+        </w:tc>
+        <w:tc>
+          <w:tcPr/>
+          <w:p>
+            <w:pPr>
+              <w:pStyle w:val="Compact"/>
+            </w:pPr>
+            <w:r>
+              <w:rPr>
+                <w:sz w:val="15"/>
+              </w:rPr>
+              <w:t xml:space="preserve">0.0073</w:t>
+            </w:r>
+          </w:p>
+        </w:tc>
+        <w:tc>
+          <w:tcPr/>
+          <w:p>
+            <w:pPr>
+              <w:pStyle w:val="Compact"/>
+            </w:pPr>
+            <w:r>
+              <w:rPr>
+                <w:sz w:val="15"/>
+              </w:rPr>
+              <w:t xml:space="preserve">0.7105</w:t>
+            </w:r>
+          </w:p>
+        </w:tc>
+        <w:tc>
+          <w:tcPr/>
+          <w:p>
+            <w:pPr>
+              <w:pStyle w:val="Compact"/>
+            </w:pPr>
+            <w:r>
+              <w:rPr>
+                <w:sz w:val="15"/>
+              </w:rPr>
+              <w:t xml:space="preserve">0.7032</w:t>
+            </w:r>
+          </w:p>
+        </w:tc>
+      </w:tr>
+    </w:tbl>
+    <w:p>
+      <w:pPr>
+        <w:pStyle w:val="BodyText"/>
+      </w:pPr>
+      <w:r>
+        <w:t xml:space="preserve">Across 7 classifiers the mean AUROC is 0.788 under the time split against</w:t>
+      </w:r>
+      <w:r>
+        <w:t xml:space="preserve"> </w:t>
+      </w:r>
+      <w:r>
+        <w:t xml:space="preserve">0.967 under the matched random control, a cost of 0.178.</w:t>
+      </w:r>
+    </w:p>
+    <w:p>
+      <w:pPr>
+        <w:pStyle w:val="BodyText"/>
+      </w:pPr>
+      <w:r>
+        <w:t xml:space="preserve">The regressors are the more interesting case, because a temporal R-squared of 0.01 to</w:t>
+      </w:r>
+      <w:r>
+        <w:t xml:space="preserve"> </w:t>
+      </w:r>
+      <w:r>
+        <w:t xml:space="preserve">0.37 has always looked like evidence that the receptor models barely work. Against a matched</w:t>
+      </w:r>
+      <w:r>
+        <w:t xml:space="preserve"> </w:t>
+      </w:r>
+      <w:r>
+        <w:t xml:space="preserve">random control averaging 0.679 they are better read as a measure of how much of a regression</w:t>
+      </w:r>
+      <w:r>
+        <w:t xml:space="preserve"> </w:t>
+      </w:r>
+      <w:r>
+        <w:t xml:space="preserve">score is interpolation within a published series: the mean cost of prospectivity is 0.496.</w:t>
+      </w:r>
+      <w:r>
+        <w:t xml:space="preserve"> </w:t>
+      </w:r>
+      <w:r>
+        <w:t xml:space="preserve">A prospective R-squared near zero on a continuous potency scale remains a real limitation and is</w:t>
+      </w:r>
+      <w:r>
+        <w:t xml:space="preserve"> </w:t>
+      </w:r>
+      <w:r>
+        <w:t xml:space="preserve">reported as one, but it is a statement about the temporal structure of published structure-activity</w:t>
+      </w:r>
+      <w:r>
+        <w:t xml:space="preserve"> </w:t>
+      </w:r>
+      <w:r>
+        <w:t xml:space="preserve">data rather than about the fitting.</w:t>
+      </w:r>
+    </w:p>
+    <w:bookmarkEnd w:id="45"/>
+    <w:bookmarkStart w:id="46" w:name="the-gap-is-composition-not-decay"/>
+    <w:p>
+      <w:pPr>
+        <w:pStyle w:val="Heading4"/>
+      </w:pPr>
+      <w:r>
+        <w:t xml:space="preserve">6.5.2 The gap is composition, not decay</w:t>
+      </w:r>
+    </w:p>
+    <w:p>
+      <w:pPr>
+        <w:pStyle w:val="FirstParagraph"/>
+      </w:pPr>
+      <w:r>
+        <w:t xml:space="preserve">A time split flatters a field that publishes analogue series, and medicinal chemistry publishes</w:t>
+      </w:r>
+      <w:r>
+        <w:t xml:space="preserve"> </w:t>
+      </w:r>
+      <w:r>
+        <w:t xml:space="preserve">little else. If the compounds appearing after a cutoff are close relatives of those before it, a high</w:t>
+      </w:r>
+      <w:r>
+        <w:t xml:space="preserve"> </w:t>
+      </w:r>
+      <w:r>
+        <w:t xml:space="preserve">prospective score demonstrates interpolation within a series and not much more. That was the reason</w:t>
+      </w:r>
+      <w:r>
+        <w:t xml:space="preserve"> </w:t>
+      </w:r>
+      <w:r>
+        <w:t xml:space="preserve">for measuring, for every test compound, its maximum Tanimoto similarity to the training actives of</w:t>
+      </w:r>
+      <w:r>
+        <w:t xml:space="preserve"> </w:t>
+      </w:r>
+      <w:r>
+        <w:t xml:space="preserve">its own split, and for recomputing performance within bands of that distance. Both classes are</w:t>
+      </w:r>
+      <w:r>
+        <w:t xml:space="preserve"> </w:t>
+      </w:r>
+      <w:r>
+        <w:t xml:space="preserve">binned, so each band compares actives against measured inactives at a comparable distance from</w:t>
+      </w:r>
+      <w:r>
+        <w:t xml:space="preserve"> </w:t>
+      </w:r>
+      <w:r>
+        <w:t xml:space="preserve">training. Binning only the actives would produce bands whose positives are novel and whose negatives</w:t>
+      </w:r>
+      <w:r>
+        <w:t xml:space="preserve"> </w:t>
+      </w:r>
+      <w:r>
+        <w:t xml:space="preserve">are not, and their AUROC would measure that mismatch rather than the model.</w:t>
+      </w:r>
+    </w:p>
+    <w:p>
+      <w:pPr>
+        <w:pStyle w:val="BodyText"/>
+      </w:pPr>
+      <w:r>
+        <w:t xml:space="preserve">The stratification was built to check whether the time split was too easy. It showed something else.</w:t>
+      </w:r>
+    </w:p>
+    <w:tbl>
+      <w:tblPr>
+        <w:tblStyle w:val="Table"/>
+        <w:tblW w:type="pct" w:w="5000"/>
+        <w:jc w:val="center"/>
+        <w:tblLayout w:type="autofit"/>
+        <w:tblLook w:firstRow="1" w:lastRow="0" w:firstColumn="0" w:lastColumn="0" w:noHBand="0" w:noVBand="0" w:val="0020"/>
+        <w:tblLayout w:type="autofit"/>
+      </w:tblPr>
+      <w:tblGrid>
+        <w:gridCol w:w="990"/>
+        <w:gridCol w:w="990"/>
+        <w:gridCol w:w="990"/>
+        <w:gridCol w:w="990"/>
+        <w:gridCol w:w="990"/>
+        <w:gridCol w:w="990"/>
+        <w:gridCol w:w="990"/>
+        <w:gridCol w:w="990"/>
+      </w:tblGrid>
+      <w:tr>
+        <w:trPr>
+          <w:tblHeader w:val="on"/>
+          <w:tblHeader w:val="true"/>
+        </w:trPr>
+        <w:tc>
+          <w:tcPr>
+            <w:shd w:val="clear" w:fill="EAF0F7"/>
+          </w:tcPr>
+          <w:p>
+            <w:pPr>
+              <w:pStyle w:val="Compact"/>
+            </w:pPr>
+            <w:r>
+              <w:rPr>
+                <w:b/>
+                <w:sz w:val="17"/>
+              </w:rPr>
+              <w:t xml:space="preserve">source</w:t>
+            </w:r>
+          </w:p>
+        </w:tc>
+        <w:tc>
+          <w:tcPr>
+            <w:shd w:val="clear" w:fill="EAF0F7"/>
+          </w:tcPr>
+          <w:p>
+            <w:pPr>
+              <w:pStyle w:val="Compact"/>
+            </w:pPr>
+            <w:r>
+              <w:rPr>
+                <w:b/>
+                <w:sz w:val="17"/>
+              </w:rPr>
+              <w:t xml:space="preserve">split</w:t>
+            </w:r>
+          </w:p>
+        </w:tc>
+        <w:tc>
+          <w:tcPr>
+            <w:shd w:val="clear" w:fill="EAF0F7"/>
+          </w:tcPr>
+          <w:p>
+            <w:pPr>
+              <w:pStyle w:val="Compact"/>
+            </w:pPr>
+            <w:r>
+              <w:rPr>
+                <w:b/>
+                <w:sz w:val="17"/>
+              </w:rPr>
+              <w:t xml:space="preserve">novelty_band</w:t>
+            </w:r>
+          </w:p>
+        </w:tc>
+        <w:tc>
+          <w:tcPr>
+            <w:shd w:val="clear" w:fill="EAF0F7"/>
+          </w:tcPr>
+          <w:p>
+            <w:pPr>
+              <w:pStyle w:val="Compact"/>
+            </w:pPr>
+            <w:r>
+              <w:rPr>
+                <w:b/>
+                <w:sz w:val="17"/>
+              </w:rPr>
+              <w:t xml:space="preserve">n_actives</w:t>
+            </w:r>
+          </w:p>
+        </w:tc>
+        <w:tc>
+          <w:tcPr>
+            <w:shd w:val="clear" w:fill="EAF0F7"/>
+          </w:tcPr>
+          <w:p>
+            <w:pPr>
+              <w:pStyle w:val="Compact"/>
+            </w:pPr>
+            <w:r>
+              <w:rPr>
+                <w:b/>
+                <w:sz w:val="17"/>
+              </w:rPr>
+              <w:t xml:space="preserve">n_measured_inactives</w:t>
+            </w:r>
+          </w:p>
+        </w:tc>
+        <w:tc>
+          <w:tcPr>
+            <w:shd w:val="clear" w:fill="EAF0F7"/>
+          </w:tcPr>
+          <w:p>
+            <w:pPr>
+              <w:pStyle w:val="Compact"/>
+            </w:pPr>
+            <w:r>
+              <w:rPr>
+                <w:b/>
+                <w:sz w:val="17"/>
+              </w:rPr>
+              <w:t xml:space="preserve">auroc</w:t>
+            </w:r>
+          </w:p>
+        </w:tc>
+        <w:tc>
+          <w:tcPr>
+            <w:shd w:val="clear" w:fill="EAF0F7"/>
+          </w:tcPr>
+          <w:p>
+            <w:pPr>
+              <w:pStyle w:val="Compact"/>
+            </w:pPr>
+            <w:r>
+              <w:rPr>
+                <w:b/>
+                <w:sz w:val="17"/>
+              </w:rPr>
+              <w:t xml:space="preserve">recall_at_threshold</w:t>
+            </w:r>
+          </w:p>
+        </w:tc>
+        <w:tc>
+          <w:tcPr>
+            <w:shd w:val="clear" w:fill="EAF0F7"/>
+          </w:tcPr>
+          <w:p>
+            <w:pPr>
+              <w:pStyle w:val="Compact"/>
+            </w:pPr>
+            <w:r>
+              <w:rPr>
+                <w:b/>
+                <w:sz w:val="17"/>
+              </w:rPr>
+              <w:t xml:space="preserve">fpr_at_threshold</w:t>
+            </w:r>
+          </w:p>
+        </w:tc>
+      </w:tr>
+      <w:tr>
+        <w:tc>
+          <w:tcPr/>
+          <w:p>
+            <w:pPr>
+              <w:pStyle w:val="Compact"/>
+            </w:pPr>
+            <w:r>
+              <w:rPr>
+                <w:sz w:val="15"/>
+              </w:rPr>
+              <w:t xml:space="preserve">prospective</w:t>
+            </w:r>
+          </w:p>
+        </w:tc>
+        <w:tc>
+          <w:tcPr/>
+          <w:p>
+            <w:pPr>
+              <w:pStyle w:val="Compact"/>
+            </w:pPr>
+            <w:r>
+              <w:rPr>
+                <w:sz w:val="15"/>
+              </w:rPr>
+              <w:t xml:space="preserve">random</w:t>
+            </w:r>
+          </w:p>
+        </w:tc>
+        <w:tc>
+          <w:tcPr/>
+          <w:p>
+            <w:pPr>
+              <w:pStyle w:val="Compact"/>
+            </w:pPr>
+            <w:r>
+              <w:rPr>
+                <w:sz w:val="15"/>
+              </w:rPr>
+              <w:t xml:space="preserve">below 0.40 (different chemotype)</w:t>
+            </w:r>
+          </w:p>
+        </w:tc>
+        <w:tc>
+          <w:tcPr/>
+          <w:p>
+            <w:pPr>
+              <w:pStyle w:val="Compact"/>
+            </w:pPr>
+            <w:r>
+              <w:rPr>
+                <w:sz w:val="15"/>
+              </w:rPr>
+              <w:t xml:space="preserve">212</w:t>
+            </w:r>
+          </w:p>
+        </w:tc>
+        <w:tc>
+          <w:tcPr/>
+          <w:p>
+            <w:pPr>
+              <w:pStyle w:val="Compact"/>
+            </w:pPr>
+            <w:r>
+              <w:rPr>
+                <w:sz w:val="15"/>
+              </w:rPr>
+              <w:t xml:space="preserve">4190</w:t>
+            </w:r>
+          </w:p>
+        </w:tc>
+        <w:tc>
+          <w:tcPr/>
+          <w:p>
+            <w:pPr>
+              <w:pStyle w:val="Compact"/>
+            </w:pPr>
+            <w:r>
+              <w:rPr>
+                <w:sz w:val="15"/>
+              </w:rPr>
+              <w:t xml:space="preserve">0.7516</w:t>
+            </w:r>
+          </w:p>
+        </w:tc>
+        <w:tc>
+          <w:tcPr/>
+          <w:p>
+            <w:pPr>
+              <w:pStyle w:val="Compact"/>
+            </w:pPr>
+            <w:r>
+              <w:rPr>
+                <w:sz w:val="15"/>
+              </w:rPr>
+              <w:t xml:space="preserve">0.1179</w:t>
+            </w:r>
+          </w:p>
+        </w:tc>
+        <w:tc>
+          <w:tcPr/>
+          <w:p>
+            <w:pPr>
+              <w:pStyle w:val="Compact"/>
+            </w:pPr>
+            <w:r>
+              <w:rPr>
+                <w:sz w:val="15"/>
+              </w:rPr>
+              <w:t xml:space="preserve">0.0279</w:t>
+            </w:r>
+          </w:p>
+        </w:tc>
+      </w:tr>
+      <w:tr>
+        <w:tc>
+          <w:tcPr/>
+          <w:p>
+            <w:pPr>
+              <w:pStyle w:val="Compact"/>
+            </w:pPr>
+            <w:r>
+              <w:rPr>
+                <w:sz w:val="15"/>
+              </w:rPr>
+              <w:t xml:space="preserve">prospective</w:t>
+            </w:r>
+          </w:p>
+        </w:tc>
+        <w:tc>
+          <w:tcPr/>
+          <w:p>
+            <w:pPr>
+              <w:pStyle w:val="Compact"/>
+            </w:pPr>
+            <w:r>
+              <w:rPr>
+                <w:sz w:val="15"/>
+              </w:rPr>
+              <w:t xml:space="preserve">random</w:t>
+            </w:r>
+          </w:p>
+        </w:tc>
+        <w:tc>
+          <w:tcPr/>
+          <w:p>
+            <w:pPr>
+              <w:pStyle w:val="Compact"/>
+            </w:pPr>
+            <w:r>
+              <w:rPr>
+                <w:sz w:val="15"/>
+              </w:rPr>
+              <w:t xml:space="preserve">0.40 to 0.55 (related series)</w:t>
+            </w:r>
+          </w:p>
+        </w:tc>
+        <w:tc>
+          <w:tcPr/>
+          <w:p>
+            <w:pPr>
+              <w:pStyle w:val="Compact"/>
+            </w:pPr>
+            <w:r>
+              <w:rPr>
+                <w:sz w:val="15"/>
+              </w:rPr>
+              <w:t xml:space="preserve">453</w:t>
+            </w:r>
+          </w:p>
+        </w:tc>
+        <w:tc>
+          <w:tcPr/>
+          <w:p>
+            <w:pPr>
+              <w:pStyle w:val="Compact"/>
+            </w:pPr>
+            <w:r>
+              <w:rPr>
+                <w:sz w:val="15"/>
+              </w:rPr>
+              <w:t xml:space="preserve">1331</w:t>
+            </w:r>
+          </w:p>
+        </w:tc>
+        <w:tc>
+          <w:tcPr/>
+          <w:p>
+            <w:pPr>
+              <w:pStyle w:val="Compact"/>
+            </w:pPr>
+            <w:r>
+              <w:rPr>
+                <w:sz w:val="15"/>
+              </w:rPr>
+              <w:t xml:space="preserve">0.8217</w:t>
+            </w:r>
+          </w:p>
+        </w:tc>
+        <w:tc>
+          <w:tcPr/>
+          <w:p>
+            <w:pPr>
+              <w:pStyle w:val="Compact"/>
+            </w:pPr>
+            <w:r>
+              <w:rPr>
+                <w:sz w:val="15"/>
+              </w:rPr>
+              <w:t xml:space="preserve">0.5232</w:t>
+            </w:r>
+          </w:p>
+        </w:tc>
+        <w:tc>
+          <w:tcPr/>
+          <w:p>
+            <w:pPr>
+              <w:pStyle w:val="Compact"/>
+            </w:pPr>
+            <w:r>
+              <w:rPr>
+                <w:sz w:val="15"/>
+              </w:rPr>
+              <w:t xml:space="preserve">0.127</w:t>
+            </w:r>
+          </w:p>
+        </w:tc>
+      </w:tr>
+      <w:tr>
+        <w:tc>
+          <w:tcPr/>
+          <w:p>
+            <w:pPr>
+              <w:pStyle w:val="Compact"/>
+            </w:pPr>
+            <w:r>
+              <w:rPr>
+                <w:sz w:val="15"/>
+              </w:rPr>
+              <w:t xml:space="preserve">prospective</w:t>
+            </w:r>
+          </w:p>
+        </w:tc>
+        <w:tc>
+          <w:tcPr/>
+          <w:p>
+            <w:pPr>
+              <w:pStyle w:val="Compact"/>
+            </w:pPr>
+            <w:r>
+              <w:rPr>
+                <w:sz w:val="15"/>
+              </w:rPr>
+              <w:t xml:space="preserve">random</w:t>
+            </w:r>
+          </w:p>
+        </w:tc>
+        <w:tc>
+          <w:tcPr/>
+          <w:p>
+            <w:pPr>
+              <w:pStyle w:val="Compact"/>
+            </w:pPr>
+            <w:r>
+              <w:rPr>
+                <w:sz w:val="15"/>
+              </w:rPr>
+              <w:t xml:space="preserve">0.55 to 0.70 (same series)</w:t>
+            </w:r>
+          </w:p>
+        </w:tc>
+        <w:tc>
+          <w:tcPr/>
+          <w:p>
+            <w:pPr>
+              <w:pStyle w:val="Compact"/>
+            </w:pPr>
+            <w:r>
+              <w:rPr>
+                <w:sz w:val="15"/>
+              </w:rPr>
+              <w:t xml:space="preserve">1981</w:t>
+            </w:r>
+          </w:p>
+        </w:tc>
+        <w:tc>
+          <w:tcPr/>
+          <w:p>
+            <w:pPr>
+              <w:pStyle w:val="Compact"/>
+            </w:pPr>
+            <w:r>
+              <w:rPr>
+                <w:sz w:val="15"/>
+              </w:rPr>
+              <w:t xml:space="preserve">829</w:t>
+            </w:r>
+          </w:p>
+        </w:tc>
+        <w:tc>
+          <w:tcPr/>
+          <w:p>
+            <w:pPr>
+              <w:pStyle w:val="Compact"/>
+            </w:pPr>
+            <w:r>
+              <w:rPr>
+                <w:sz w:val="15"/>
+              </w:rPr>
+              <w:t xml:space="preserve">0.8379</w:t>
+            </w:r>
+          </w:p>
+        </w:tc>
+        <w:tc>
+          <w:tcPr/>
+          <w:p>
+            <w:pPr>
+              <w:pStyle w:val="Compact"/>
+            </w:pPr>
+            <w:r>
+              <w:rPr>
+                <w:sz w:val="15"/>
+              </w:rPr>
+              <w:t xml:space="preserve">0.7683</w:t>
+            </w:r>
+          </w:p>
+        </w:tc>
+        <w:tc>
+          <w:tcPr/>
+          <w:p>
+            <w:pPr>
+              <w:pStyle w:val="Compact"/>
+            </w:pPr>
+            <w:r>
+              <w:rPr>
+                <w:sz w:val="15"/>
+              </w:rPr>
+              <w:t xml:space="preserve">0.3172</w:t>
+            </w:r>
+          </w:p>
+        </w:tc>
+      </w:tr>
+      <w:tr>
+        <w:tc>
+          <w:tcPr/>
+          <w:p>
+            <w:pPr>
+              <w:pStyle w:val="Compact"/>
+            </w:pPr>
+            <w:r>
+              <w:rPr>
+                <w:sz w:val="15"/>
+              </w:rPr>
+              <w:t xml:space="preserve">prospective</w:t>
+            </w:r>
+          </w:p>
+        </w:tc>
+        <w:tc>
+          <w:tcPr/>
+          <w:p>
+            <w:pPr>
+              <w:pStyle w:val="Compact"/>
+            </w:pPr>
+            <w:r>
+              <w:rPr>
+                <w:sz w:val="15"/>
+              </w:rPr>
+              <w:t xml:space="preserve">random</w:t>
+            </w:r>
+          </w:p>
+        </w:tc>
+        <w:tc>
+          <w:tcPr/>
+          <w:p>
+            <w:pPr>
+              <w:pStyle w:val="Compact"/>
+            </w:pPr>
+            <w:r>
+              <w:rPr>
+                <w:sz w:val="15"/>
+              </w:rPr>
+              <w:t xml:space="preserve">0.70 and above (close analogue)</w:t>
+            </w:r>
+          </w:p>
+        </w:tc>
+        <w:tc>
+          <w:tcPr/>
+          <w:p>
+            <w:pPr>
+              <w:pStyle w:val="Compact"/>
+            </w:pPr>
+            <w:r>
+              <w:rPr>
+                <w:sz w:val="15"/>
+              </w:rPr>
+              <w:t xml:space="preserve">13208</w:t>
+            </w:r>
+          </w:p>
+        </w:tc>
+        <w:tc>
+          <w:tcPr/>
+          <w:p>
+            <w:pPr>
+              <w:pStyle w:val="Compact"/>
+            </w:pPr>
+            <w:r>
+              <w:rPr>
+                <w:sz w:val="15"/>
+              </w:rPr>
+              <w:t xml:space="preserve">418</w:t>
+            </w:r>
+          </w:p>
+        </w:tc>
+        <w:tc>
+          <w:tcPr/>
+          <w:p>
+            <w:pPr>
+              <w:pStyle w:val="Compact"/>
+            </w:pPr>
+            <w:r>
+              <w:rPr>
+                <w:sz w:val="15"/>
+              </w:rPr>
+              <w:t xml:space="preserve">0.8548</w:t>
+            </w:r>
+          </w:p>
+        </w:tc>
+        <w:tc>
+          <w:tcPr/>
+          <w:p>
+            <w:pPr>
+              <w:pStyle w:val="Compact"/>
+            </w:pPr>
+            <w:r>
+              <w:rPr>
+                <w:sz w:val="15"/>
+              </w:rPr>
+              <w:t xml:space="preserve">0.9334</w:t>
+            </w:r>
+          </w:p>
+        </w:tc>
+        <w:tc>
+          <w:tcPr/>
+          <w:p>
+            <w:pPr>
+              <w:pStyle w:val="Compact"/>
+            </w:pPr>
+            <w:r>
+              <w:rPr>
+                <w:sz w:val="15"/>
+              </w:rPr>
+              <w:t xml:space="preserve">0.4976</w:t>
+            </w:r>
+          </w:p>
+        </w:tc>
+      </w:tr>
+      <w:tr>
+        <w:tc>
+          <w:tcPr/>
+          <w:p>
+            <w:pPr>
+              <w:pStyle w:val="Compact"/>
+            </w:pPr>
+            <w:r>
+              <w:rPr>
+                <w:sz w:val="15"/>
+              </w:rPr>
+              <w:t xml:space="preserve">prospective</w:t>
+            </w:r>
+          </w:p>
+        </w:tc>
+        <w:tc>
+          <w:tcPr/>
+          <w:p>
+            <w:pPr>
+              <w:pStyle w:val="Compact"/>
+            </w:pPr>
+            <w:r>
+              <w:rPr>
+                <w:sz w:val="15"/>
+              </w:rPr>
+              <w:t xml:space="preserve">time</w:t>
+            </w:r>
+          </w:p>
+        </w:tc>
+        <w:tc>
+          <w:tcPr/>
+          <w:p>
+            <w:pPr>
+              <w:pStyle w:val="Compact"/>
+            </w:pPr>
+            <w:r>
+              <w:rPr>
+                <w:sz w:val="15"/>
+              </w:rPr>
+              <w:t xml:space="preserve">below 0.40 (different chemotype)</w:t>
+            </w:r>
+          </w:p>
+        </w:tc>
+        <w:tc>
+          <w:tcPr/>
+          <w:p>
+            <w:pPr>
+              <w:pStyle w:val="Compact"/>
+            </w:pPr>
+            <w:r>
+              <w:rPr>
+                <w:sz w:val="15"/>
+              </w:rPr>
+              <w:t xml:space="preserve">4366</w:t>
+            </w:r>
+          </w:p>
+        </w:tc>
+        <w:tc>
+          <w:tcPr/>
+          <w:p>
+            <w:pPr>
+              <w:pStyle w:val="Compact"/>
+            </w:pPr>
+            <w:r>
+              <w:rPr>
+                <w:sz w:val="15"/>
+              </w:rPr>
+              <w:t xml:space="preserve">5395</w:t>
+            </w:r>
+          </w:p>
+        </w:tc>
+        <w:tc>
+          <w:tcPr/>
+          <w:p>
+            <w:pPr>
+              <w:pStyle w:val="Compact"/>
+            </w:pPr>
+            <w:r>
+              <w:rPr>
+                <w:sz w:val="15"/>
+              </w:rPr>
+              <w:t xml:space="preserve">0.6711</w:t>
+            </w:r>
+          </w:p>
+        </w:tc>
+        <w:tc>
+          <w:tcPr/>
+          <w:p>
+            <w:pPr>
+              <w:pStyle w:val="Compact"/>
+            </w:pPr>
+            <w:r>
+              <w:rPr>
+                <w:sz w:val="15"/>
+              </w:rPr>
+              <w:t xml:space="preserve">0.1612</w:t>
+            </w:r>
+          </w:p>
+        </w:tc>
+        <w:tc>
+          <w:tcPr/>
+          <w:p>
+            <w:pPr>
+              <w:pStyle w:val="Compact"/>
+            </w:pPr>
+            <w:r>
+              <w:rPr>
+                <w:sz w:val="15"/>
+              </w:rPr>
+              <w:t xml:space="preserve">0.0762</w:t>
+            </w:r>
+          </w:p>
+        </w:tc>
+      </w:tr>
+      <w:tr>
+        <w:tc>
+          <w:tcPr/>
+          <w:p>
+            <w:pPr>
+              <w:pStyle w:val="Compact"/>
+            </w:pPr>
+            <w:r>
+              <w:rPr>
+                <w:sz w:val="15"/>
+              </w:rPr>
+              <w:t xml:space="preserve">prospective</w:t>
+            </w:r>
+          </w:p>
+        </w:tc>
+        <w:tc>
+          <w:tcPr/>
+          <w:p>
+            <w:pPr>
+              <w:pStyle w:val="Compact"/>
+            </w:pPr>
+            <w:r>
+              <w:rPr>
+                <w:sz w:val="15"/>
+              </w:rPr>
+              <w:t xml:space="preserve">time</w:t>
+            </w:r>
+          </w:p>
+        </w:tc>
+        <w:tc>
+          <w:tcPr/>
+          <w:p>
+            <w:pPr>
+              <w:pStyle w:val="Compact"/>
+            </w:pPr>
+            <w:r>
+              <w:rPr>
+                <w:sz w:val="15"/>
+              </w:rPr>
+              <w:t xml:space="preserve">0.40 to 0.55 (related series)</w:t>
+            </w:r>
+          </w:p>
+        </w:tc>
+        <w:tc>
+          <w:tcPr/>
+          <w:p>
+            <w:pPr>
+              <w:pStyle w:val="Compact"/>
+            </w:pPr>
+            <w:r>
+              <w:rPr>
+                <w:sz w:val="15"/>
+              </w:rPr>
+              <w:t xml:space="preserve">5228</w:t>
+            </w:r>
+          </w:p>
+        </w:tc>
+        <w:tc>
+          <w:tcPr/>
+          <w:p>
+            <w:pPr>
+              <w:pStyle w:val="Compact"/>
+            </w:pPr>
+            <w:r>
+              <w:rPr>
+                <w:sz w:val="15"/>
+              </w:rPr>
+              <w:t xml:space="preserve">1003</w:t>
+            </w:r>
+          </w:p>
+        </w:tc>
+        <w:tc>
+          <w:tcPr/>
+          <w:p>
+            <w:pPr>
+              <w:pStyle w:val="Compact"/>
+            </w:pPr>
+            <w:r>
+              <w:rPr>
+                <w:sz w:val="15"/>
+              </w:rPr>
+              <w:t xml:space="preserve">0.7645</w:t>
+            </w:r>
+          </w:p>
+        </w:tc>
+        <w:tc>
+          <w:tcPr/>
+          <w:p>
+            <w:pPr>
+              <w:pStyle w:val="Compact"/>
+            </w:pPr>
+            <w:r>
+              <w:rPr>
+                <w:sz w:val="15"/>
+              </w:rPr>
+              <w:t xml:space="preserve">0.5532</w:t>
+            </w:r>
+          </w:p>
+        </w:tc>
+        <w:tc>
+          <w:tcPr/>
+          <w:p>
+            <w:pPr>
+              <w:pStyle w:val="Compact"/>
+            </w:pPr>
+            <w:r>
+              <w:rPr>
+                <w:sz w:val="15"/>
+              </w:rPr>
+              <w:t xml:space="preserve">0.2692</w:t>
+            </w:r>
+          </w:p>
+        </w:tc>
+      </w:tr>
+      <w:tr>
+        <w:tc>
+          <w:tcPr/>
+          <w:p>
+            <w:pPr>
+              <w:pStyle w:val="Compact"/>
+            </w:pPr>
+            <w:r>
+              <w:rPr>
+                <w:sz w:val="15"/>
+              </w:rPr>
+              <w:t xml:space="preserve">prospective</w:t>
+            </w:r>
+          </w:p>
+        </w:tc>
+        <w:tc>
+          <w:tcPr/>
+          <w:p>
+            <w:pPr>
+              <w:pStyle w:val="Compact"/>
+            </w:pPr>
+            <w:r>
+              <w:rPr>
+                <w:sz w:val="15"/>
+              </w:rPr>
+              <w:t xml:space="preserve">time</w:t>
+            </w:r>
+          </w:p>
+        </w:tc>
+        <w:tc>
+          <w:tcPr/>
+          <w:p>
+            <w:pPr>
+              <w:pStyle w:val="Compact"/>
+            </w:pPr>
+            <w:r>
+              <w:rPr>
+                <w:sz w:val="15"/>
+              </w:rPr>
+              <w:t xml:space="preserve">0.55 to 0.70 (same series)</w:t>
+            </w:r>
+          </w:p>
+        </w:tc>
+        <w:tc>
+          <w:tcPr/>
+          <w:p>
+            <w:pPr>
+              <w:pStyle w:val="Compact"/>
+            </w:pPr>
+            <w:r>
+              <w:rPr>
+                <w:sz w:val="15"/>
+              </w:rPr>
+              <w:t xml:space="preserve">3674</w:t>
+            </w:r>
+          </w:p>
+        </w:tc>
+        <w:tc>
+          <w:tcPr/>
+          <w:p>
+            <w:pPr>
+              <w:pStyle w:val="Compact"/>
+            </w:pPr>
+            <w:r>
+              <w:rPr>
+                <w:sz w:val="15"/>
+              </w:rPr>
+              <w:t xml:space="preserve">278</w:t>
+            </w:r>
+          </w:p>
+        </w:tc>
+        <w:tc>
+          <w:tcPr/>
+          <w:p>
+            <w:pPr>
+              <w:pStyle w:val="Compact"/>
+            </w:pPr>
+            <w:r>
+              <w:rPr>
+                <w:sz w:val="15"/>
+              </w:rPr>
+              <w:t xml:space="preserve">0.7871</w:t>
+            </w:r>
+          </w:p>
+        </w:tc>
+        <w:tc>
+          <w:tcPr/>
+          <w:p>
+            <w:pPr>
+              <w:pStyle w:val="Compact"/>
+            </w:pPr>
+            <w:r>
+              <w:rPr>
+                <w:sz w:val="15"/>
+              </w:rPr>
+              <w:t xml:space="preserve">0.7403</w:t>
+            </w:r>
+          </w:p>
+        </w:tc>
+        <w:tc>
+          <w:tcPr/>
+          <w:p>
+            <w:pPr>
+              <w:pStyle w:val="Compact"/>
+            </w:pPr>
+            <w:r>
+              <w:rPr>
+                <w:sz w:val="15"/>
+              </w:rPr>
+              <w:t xml:space="preserve">0.4676</w:t>
+            </w:r>
+          </w:p>
+        </w:tc>
+      </w:tr>
+      <w:tr>
+        <w:tc>
+          <w:tcPr/>
+          <w:p>
+            <w:pPr>
+              <w:pStyle w:val="Compact"/>
+            </w:pPr>
+            <w:r>
+              <w:rPr>
+                <w:sz w:val="15"/>
+              </w:rPr>
+              <w:t xml:space="preserve">prospective</w:t>
+            </w:r>
+          </w:p>
+        </w:tc>
+        <w:tc>
+          <w:tcPr/>
+          <w:p>
+            <w:pPr>
+              <w:pStyle w:val="Compact"/>
+            </w:pPr>
+            <w:r>
+              <w:rPr>
+                <w:sz w:val="15"/>
+              </w:rPr>
+              <w:t xml:space="preserve">time</w:t>
+            </w:r>
+          </w:p>
+        </w:tc>
+        <w:tc>
+          <w:tcPr/>
+          <w:p>
+            <w:pPr>
+              <w:pStyle w:val="Compact"/>
+            </w:pPr>
+            <w:r>
+              <w:rPr>
+                <w:sz w:val="15"/>
+              </w:rPr>
+              <w:t xml:space="preserve">0.70 and above (close analogue)</w:t>
+            </w:r>
+          </w:p>
+        </w:tc>
+        <w:tc>
+          <w:tcPr/>
+          <w:p>
+            <w:pPr>
+              <w:pStyle w:val="Compact"/>
+            </w:pPr>
+            <w:r>
+              <w:rPr>
+                <w:sz w:val="15"/>
+              </w:rPr>
+              <w:t xml:space="preserve">2586</w:t>
+            </w:r>
+          </w:p>
+        </w:tc>
+        <w:tc>
+          <w:tcPr/>
+          <w:p>
+            <w:pPr>
+              <w:pStyle w:val="Compact"/>
+            </w:pPr>
+            <w:r>
+              <w:rPr>
+                <w:sz w:val="15"/>
+              </w:rPr>
+              <w:t xml:space="preserve">92</w:t>
+            </w:r>
+          </w:p>
+        </w:tc>
+        <w:tc>
+          <w:tcPr/>
+          <w:p>
+            <w:pPr>
+              <w:pStyle w:val="Compact"/>
+            </w:pPr>
+            <w:r>
+              <w:rPr>
+                <w:sz w:val="15"/>
+              </w:rPr>
+              <w:t xml:space="preserve">0.8617</w:t>
+            </w:r>
+          </w:p>
+        </w:tc>
+        <w:tc>
+          <w:tcPr/>
+          <w:p>
+            <w:pPr>
+              <w:pStyle w:val="Compact"/>
+            </w:pPr>
+            <w:r>
+              <w:rPr>
+                <w:sz w:val="15"/>
+              </w:rPr>
+              <w:t xml:space="preserve">0.8616</w:t>
+            </w:r>
+          </w:p>
+        </w:tc>
+        <w:tc>
+          <w:tcPr/>
+          <w:p>
+            <w:pPr>
+              <w:pStyle w:val="Compact"/>
+            </w:pPr>
+            <w:r>
+              <w:rPr>
+                <w:sz w:val="15"/>
+              </w:rPr>
+              <w:t xml:space="preserve">0.3261</w:t>
+            </w:r>
+          </w:p>
+        </w:tc>
+      </w:tr>
+      <w:tr>
+        <w:tc>
+          <w:tcPr/>
+          <w:p>
+            <w:pPr>
+              <w:pStyle w:val="Compact"/>
+            </w:pPr>
+            <w:r>
+              <w:rPr>
+                <w:sz w:val="15"/>
+              </w:rPr>
+              <w:t xml:space="preserve">cross-provenance</w:t>
+            </w:r>
+          </w:p>
+        </w:tc>
+        <w:tc>
+          <w:tcPr/>
+          <w:p>
+            <w:pPr>
+              <w:pStyle w:val="Compact"/>
+            </w:pPr>
+            <w:r>
+              <w:rPr>
+                <w:sz w:val="15"/>
+              </w:rPr>
+              <w:t xml:space="preserve">cross_source</w:t>
+            </w:r>
+          </w:p>
+        </w:tc>
+        <w:tc>
+          <w:tcPr/>
+          <w:p>
+            <w:pPr>
+              <w:pStyle w:val="Compact"/>
+            </w:pPr>
+            <w:r>
+              <w:rPr>
+                <w:sz w:val="15"/>
+              </w:rPr>
+              <w:t xml:space="preserve">below 0.40 (different chemotype)</w:t>
+            </w:r>
+          </w:p>
+        </w:tc>
+        <w:tc>
+          <w:tcPr/>
+          <w:p>
+            <w:pPr>
+              <w:pStyle w:val="Compact"/>
+            </w:pPr>
+            <w:r>
+              <w:rPr>
+                <w:sz w:val="15"/>
+              </w:rPr>
+              <w:t xml:space="preserve">324</w:t>
+            </w:r>
+          </w:p>
+        </w:tc>
+        <w:tc>
+          <w:tcPr/>
+          <w:p>
+            <w:pPr>
+              <w:pStyle w:val="Compact"/>
+            </w:pPr>
+            <w:r>
+              <w:rPr>
+                <w:sz w:val="15"/>
+              </w:rPr>
+              <w:t xml:space="preserve">0</w:t>
+            </w:r>
+          </w:p>
+        </w:tc>
+        <w:tc>
+          <w:tcPr/>
+          <w:p>
+            <w:pPr>
+              <w:pStyle w:val="Compact"/>
+            </w:pPr>
+          </w:p>
+        </w:tc>
+        <w:tc>
+          <w:tcPr/>
+          <w:p>
+            <w:pPr>
+              <w:pStyle w:val="Compact"/>
+            </w:pPr>
+            <w:r>
+              <w:rPr>
+                <w:sz w:val="15"/>
+              </w:rPr>
+              <w:t xml:space="preserve">0.0494</w:t>
+            </w:r>
+          </w:p>
+        </w:tc>
+        <w:tc>
+          <w:tcPr/>
+          <w:p>
+            <w:pPr>
+              <w:pStyle w:val="Compact"/>
+            </w:pPr>
+          </w:p>
+        </w:tc>
+      </w:tr>
+      <w:tr>
+        <w:tc>
+          <w:tcPr/>
+          <w:p>
+            <w:pPr>
+              <w:pStyle w:val="Compact"/>
+            </w:pPr>
+            <w:r>
+              <w:rPr>
+                <w:sz w:val="15"/>
+              </w:rPr>
+              <w:t xml:space="preserve">cross-provenance</w:t>
+            </w:r>
+          </w:p>
+        </w:tc>
+        <w:tc>
+          <w:tcPr/>
+          <w:p>
+            <w:pPr>
+              <w:pStyle w:val="Compact"/>
+            </w:pPr>
+            <w:r>
+              <w:rPr>
+                <w:sz w:val="15"/>
+              </w:rPr>
+              <w:t xml:space="preserve">cross_source</w:t>
+            </w:r>
+          </w:p>
+        </w:tc>
+        <w:tc>
+          <w:tcPr/>
+          <w:p>
+            <w:pPr>
+              <w:pStyle w:val="Compact"/>
+            </w:pPr>
+            <w:r>
+              <w:rPr>
+                <w:sz w:val="15"/>
+              </w:rPr>
+              <w:t xml:space="preserve">0.40 to 0.55 (related series)</w:t>
+            </w:r>
+          </w:p>
+        </w:tc>
+        <w:tc>
+          <w:tcPr/>
+          <w:p>
+            <w:pPr>
+              <w:pStyle w:val="Compact"/>
+            </w:pPr>
+            <w:r>
+              <w:rPr>
+                <w:sz w:val="15"/>
+              </w:rPr>
+              <w:t xml:space="preserve">418</w:t>
+            </w:r>
+          </w:p>
+        </w:tc>
+        <w:tc>
+          <w:tcPr/>
+          <w:p>
+            <w:pPr>
+              <w:pStyle w:val="Compact"/>
+            </w:pPr>
+            <w:r>
+              <w:rPr>
+                <w:sz w:val="15"/>
+              </w:rPr>
+              <w:t xml:space="preserve">0</w:t>
+            </w:r>
+          </w:p>
+        </w:tc>
+        <w:tc>
+          <w:tcPr/>
+          <w:p>
+            <w:pPr>
+              <w:pStyle w:val="Compact"/>
+            </w:pPr>
+          </w:p>
+        </w:tc>
+        <w:tc>
+          <w:tcPr/>
+          <w:p>
+            <w:pPr>
+              <w:pStyle w:val="Compact"/>
+            </w:pPr>
+            <w:r>
+              <w:rPr>
+                <w:sz w:val="15"/>
+              </w:rPr>
+              <w:t xml:space="preserve">0.4641</w:t>
+            </w:r>
+          </w:p>
+        </w:tc>
+        <w:tc>
+          <w:tcPr/>
+          <w:p>
+            <w:pPr>
+              <w:pStyle w:val="Compact"/>
+            </w:pPr>
+          </w:p>
+        </w:tc>
+      </w:tr>
+      <w:tr>
+        <w:tc>
+          <w:tcPr/>
+          <w:p>
+            <w:pPr>
+              <w:pStyle w:val="Compact"/>
+            </w:pPr>
+            <w:r>
+              <w:rPr>
+                <w:sz w:val="15"/>
+              </w:rPr>
+              <w:t xml:space="preserve">cross-provenance</w:t>
+            </w:r>
+          </w:p>
+        </w:tc>
+        <w:tc>
+          <w:tcPr/>
+          <w:p>
+            <w:pPr>
+              <w:pStyle w:val="Compact"/>
+            </w:pPr>
+            <w:r>
+              <w:rPr>
+                <w:sz w:val="15"/>
+              </w:rPr>
+              <w:t xml:space="preserve">cross_source</w:t>
+            </w:r>
+          </w:p>
+        </w:tc>
+        <w:tc>
+          <w:tcPr/>
+          <w:p>
+            <w:pPr>
+              <w:pStyle w:val="Compact"/>
+            </w:pPr>
+            <w:r>
+              <w:rPr>
+                <w:sz w:val="15"/>
+              </w:rPr>
+              <w:t xml:space="preserve">0.55 to 0.70 (same series)</w:t>
+            </w:r>
+          </w:p>
+        </w:tc>
+        <w:tc>
+          <w:tcPr/>
+          <w:p>
+            <w:pPr>
+              <w:pStyle w:val="Compact"/>
+            </w:pPr>
+            <w:r>
+              <w:rPr>
+                <w:sz w:val="15"/>
+              </w:rPr>
+              <w:t xml:space="preserve">288</w:t>
+            </w:r>
+          </w:p>
+        </w:tc>
+        <w:tc>
+          <w:tcPr/>
+          <w:p>
+            <w:pPr>
+              <w:pStyle w:val="Compact"/>
+            </w:pPr>
+            <w:r>
+              <w:rPr>
+                <w:sz w:val="15"/>
+              </w:rPr>
+              <w:t xml:space="preserve">0</w:t>
+            </w:r>
+          </w:p>
+        </w:tc>
+        <w:tc>
+          <w:tcPr/>
+          <w:p>
+            <w:pPr>
+              <w:pStyle w:val="Compact"/>
+            </w:pPr>
+          </w:p>
+        </w:tc>
+        <w:tc>
+          <w:tcPr/>
+          <w:p>
+            <w:pPr>
+              <w:pStyle w:val="Compact"/>
+            </w:pPr>
+            <w:r>
+              <w:rPr>
+                <w:sz w:val="15"/>
+              </w:rPr>
+              <w:t xml:space="preserve">0.8264</w:t>
+            </w:r>
+          </w:p>
+        </w:tc>
+        <w:tc>
+          <w:tcPr/>
+          <w:p>
+            <w:pPr>
+              <w:pStyle w:val="Compact"/>
+            </w:pPr>
+          </w:p>
+        </w:tc>
+      </w:tr>
+      <w:tr>
+        <w:tc>
+          <w:tcPr/>
+          <w:p>
+            <w:pPr>
+              <w:pStyle w:val="Compact"/>
+            </w:pPr>
+            <w:r>
+              <w:rPr>
+                <w:sz w:val="15"/>
+              </w:rPr>
+              <w:t xml:space="preserve">cross-provenance</w:t>
+            </w:r>
+          </w:p>
+        </w:tc>
+        <w:tc>
+          <w:tcPr/>
+          <w:p>
+            <w:pPr>
+              <w:pStyle w:val="Compact"/>
+            </w:pPr>
+            <w:r>
+              <w:rPr>
+                <w:sz w:val="15"/>
+              </w:rPr>
+              <w:t xml:space="preserve">cross_source</w:t>
+            </w:r>
+          </w:p>
+        </w:tc>
+        <w:tc>
+          <w:tcPr/>
+          <w:p>
+            <w:pPr>
+              <w:pStyle w:val="Compact"/>
+            </w:pPr>
+            <w:r>
+              <w:rPr>
+                <w:sz w:val="15"/>
+              </w:rPr>
+              <w:t xml:space="preserve">0.70 and above (close analogue)</w:t>
+            </w:r>
+          </w:p>
+        </w:tc>
+        <w:tc>
+          <w:tcPr/>
+          <w:p>
+            <w:pPr>
+              <w:pStyle w:val="Compact"/>
+            </w:pPr>
+            <w:r>
+              <w:rPr>
+                <w:sz w:val="15"/>
+              </w:rPr>
+              <w:t xml:space="preserve">273</w:t>
+            </w:r>
+          </w:p>
+        </w:tc>
+        <w:tc>
+          <w:tcPr/>
+          <w:p>
+            <w:pPr>
+              <w:pStyle w:val="Compact"/>
+            </w:pPr>
+            <w:r>
+              <w:rPr>
+                <w:sz w:val="15"/>
+              </w:rPr>
+              <w:t xml:space="preserve">0</w:t>
+            </w:r>
+          </w:p>
+        </w:tc>
+        <w:tc>
+          <w:tcPr/>
+          <w:p>
+            <w:pPr>
+              <w:pStyle w:val="Compact"/>
+            </w:pPr>
+          </w:p>
+        </w:tc>
+        <w:tc>
+          <w:tcPr/>
+          <w:p>
+            <w:pPr>
+              <w:pStyle w:val="Compact"/>
+            </w:pPr>
+            <w:r>
+              <w:rPr>
+                <w:sz w:val="15"/>
+              </w:rPr>
+              <w:t xml:space="preserve">0.9011</w:t>
+            </w:r>
+          </w:p>
+        </w:tc>
+        <w:tc>
+          <w:tcPr/>
+          <w:p>
+            <w:pPr>
+              <w:pStyle w:val="Compact"/>
+            </w:pPr>
+          </w:p>
+        </w:tc>
+      </w:tr>
+    </w:tbl>
+    <w:p>
+      <w:pPr>
+        <w:pStyle w:val="BodyText"/>
+      </w:pPr>
+      <w:r>
+        <w:t xml:space="preserve">Read the two splits against each other band by band rather than in aggregate. Most of the gap</w:t>
+      </w:r>
+      <w:r>
+        <w:t xml:space="preserve"> </w:t>
+      </w:r>
+      <w:r>
+        <w:t xml:space="preserve">disappears. The aggregate difference of 0.128 in AUROC and 0.383 in sensitivity</w:t>
+      </w:r>
+      <w:r>
+        <w:t xml:space="preserve"> </w:t>
+      </w:r>
+      <w:r>
+        <w:t xml:space="preserve">falls, within a band, to at most 0.081 and 0.072 respectively; on recall the time split is</w:t>
+      </w:r>
+      <w:r>
+        <w:t xml:space="preserve"> </w:t>
+      </w:r>
+      <w:r>
+        <w:t xml:space="preserve">the better of the two in 2 of the 4 bands, and on AUROC in 1.</w:t>
+      </w:r>
+    </w:p>
+    <w:p>
+      <w:pPr>
+        <w:pStyle w:val="BodyText"/>
+      </w:pPr>
+      <w:r>
+        <w:t xml:space="preserve">A residual remains, and the obvious explanation for it is wrong. Coarse bands would do this if the</w:t>
+      </w:r>
+      <w:r>
+        <w:t xml:space="preserve"> </w:t>
+      </w:r>
+      <w:r>
+        <w:t xml:space="preserve">time split’s compounds sat further out within a band than the random control’s, but they do not:</w:t>
+      </w:r>
+      <w:r>
+        <w:t xml:space="preserve"> </w:t>
+      </w:r>
+      <w:r>
+        <w:t xml:space="preserve">inside the widest band, everything below 0.40, both splits have a median similarity to training of</w:t>
+      </w:r>
+      <w:r>
+        <w:t xml:space="preserve"> </w:t>
+      </w:r>
+      <w:r>
+        <w:t xml:space="preserve">0.319 and means within 0.002 of each other. The residual is not distance the binning failed to</w:t>
+      </w:r>
+      <w:r>
+        <w:t xml:space="preserve"> </w:t>
+      </w:r>
+      <w:r>
+        <w:t xml:space="preserve">capture.</w:t>
+      </w:r>
+    </w:p>
+    <w:p>
+      <w:pPr>
+        <w:pStyle w:val="BodyText"/>
+      </w:pPr>
+      <w:r>
+        <w:t xml:space="preserve">What can be said is that it cannot be attributed with this data. The random split produces very</w:t>
+      </w:r>
+      <w:r>
+        <w:t xml:space="preserve"> </w:t>
+      </w:r>
+      <w:r>
+        <w:t xml:space="preserve">little novel chemistry to test on, 212 actives spread across 39 endpoints, so no</w:t>
+      </w:r>
+      <w:r>
+        <w:t xml:space="preserve"> </w:t>
+      </w:r>
+      <w:r>
+        <w:t xml:space="preserve">single endpoint carries enough of both splits inside that band for a paired comparison, and the two</w:t>
+      </w:r>
+      <w:r>
+        <w:t xml:space="preserve"> </w:t>
+      </w:r>
+      <w:r>
+        <w:t xml:space="preserve">bands therefore aggregate different mixtures of endpoints. The honest summary is that chemical</w:t>
+      </w:r>
+      <w:r>
+        <w:t xml:space="preserve"> </w:t>
+      </w:r>
+      <w:r>
+        <w:t xml:space="preserve">distance accounts for most of the apparent temporal effect and not demonstrably all of it.</w:t>
+      </w:r>
+    </w:p>
+    <w:p>
+      <w:pPr>
+        <w:pStyle w:val="BodyText"/>
+      </w:pPr>
+      <w:r>
+        <w:t xml:space="preserve">What differs is not performance but the population being tested.</w:t>
+      </w:r>
+    </w:p>
+    <w:tbl>
+      <w:tblPr>
+        <w:tblStyle w:val="Table"/>
+        <w:tblW w:type="auto" w:w="0"/>
+        <w:jc w:val="center"/>
+        <w:tblLayout w:type="autofit"/>
+        <w:tblLook w:firstRow="1" w:lastRow="0" w:firstColumn="0" w:lastColumn="0" w:noHBand="0" w:noVBand="0" w:val="0020"/>
+        <w:tblLayout w:type="autofit"/>
+      </w:tblPr>
+      <w:tblGrid>
+        <w:gridCol w:w="2640"/>
+        <w:gridCol w:w="2640"/>
+        <w:gridCol w:w="2640"/>
+      </w:tblGrid>
+      <w:tr>
+        <w:trPr>
+          <w:tblHeader w:val="on"/>
+          <w:tblHeader w:val="true"/>
+        </w:trPr>
+        <w:tc>
+          <w:tcPr>
+            <w:shd w:val="clear" w:fill="EAF0F7"/>
+          </w:tcPr>
+          <w:p>
+            <w:pPr>
+              <w:pStyle w:val="Compact"/>
+            </w:pPr>
+            <w:r>
+              <w:rPr>
+                <w:b/>
+                <w:sz w:val="17"/>
+              </w:rPr>
+              <w:t xml:space="preserve">test-set composition (actives)</w:t>
+            </w:r>
+          </w:p>
+        </w:tc>
+        <w:tc>
+          <w:tcPr>
+            <w:shd w:val="clear" w:fill="EAF0F7"/>
+          </w:tcPr>
+          <w:p>
+            <w:pPr>
+              <w:pStyle w:val="Compact"/>
+            </w:pPr>
+            <w:r>
+              <w:rPr>
+                <w:b/>
+                <w:sz w:val="17"/>
+              </w:rPr>
+              <w:t xml:space="preserve">time split</w:t>
+            </w:r>
+          </w:p>
+        </w:tc>
+        <w:tc>
+          <w:tcPr>
+            <w:shd w:val="clear" w:fill="EAF0F7"/>
+          </w:tcPr>
+          <w:p>
+            <w:pPr>
+              <w:pStyle w:val="Compact"/>
+            </w:pPr>
+            <w:r>
+              <w:rPr>
+                <w:b/>
+                <w:sz w:val="17"/>
+              </w:rPr>
+              <w:t xml:space="preserve">size-matched random</w:t>
+            </w:r>
+          </w:p>
+        </w:tc>
+      </w:tr>
+      <w:tr>
+        <w:tc>
+          <w:tcPr/>
+          <w:p>
+            <w:pPr>
+              <w:pStyle w:val="Compact"/>
+            </w:pPr>
+            <w:r>
+              <w:t xml:space="preserve">below 0.40 (different chemotype)</w:t>
+            </w:r>
+          </w:p>
+        </w:tc>
+        <w:tc>
+          <w:tcPr/>
+          <w:p>
+            <w:pPr>
+              <w:pStyle w:val="Compact"/>
+            </w:pPr>
+            <w:r>
+              <w:t xml:space="preserve">27.5%</w:t>
+            </w:r>
+          </w:p>
+        </w:tc>
+        <w:tc>
+          <w:tcPr/>
+          <w:p>
+            <w:pPr>
+              <w:pStyle w:val="Compact"/>
+            </w:pPr>
+            <w:r>
+              <w:t xml:space="preserve">1.3%</w:t>
+            </w:r>
+          </w:p>
+        </w:tc>
+      </w:tr>
+      <w:tr>
+        <w:tc>
+          <w:tcPr/>
+          <w:p>
+            <w:pPr>
+              <w:pStyle w:val="Compact"/>
+            </w:pPr>
+            <w:r>
+              <w:t xml:space="preserve">0.40 to 0.55 (related series)</w:t>
+            </w:r>
+          </w:p>
+        </w:tc>
+        <w:tc>
+          <w:tcPr/>
+          <w:p>
+            <w:pPr>
+              <w:pStyle w:val="Compact"/>
+            </w:pPr>
+            <w:r>
+              <w:t xml:space="preserve">33.0%</w:t>
+            </w:r>
+          </w:p>
+        </w:tc>
+        <w:tc>
+          <w:tcPr/>
+          <w:p>
+            <w:pPr>
+              <w:pStyle w:val="Compact"/>
+            </w:pPr>
+            <w:r>
+              <w:t xml:space="preserve">2.9%</w:t>
+            </w:r>
+          </w:p>
+        </w:tc>
+      </w:tr>
+      <w:tr>
+        <w:tc>
+          <w:tcPr/>
+          <w:p>
+            <w:pPr>
+              <w:pStyle w:val="Compact"/>
+            </w:pPr>
+            <w:r>
+              <w:t xml:space="preserve">0.55 to 0.70 (same series)</w:t>
+            </w:r>
+          </w:p>
+        </w:tc>
+        <w:tc>
+          <w:tcPr/>
+          <w:p>
+            <w:pPr>
+              <w:pStyle w:val="Compact"/>
+            </w:pPr>
+            <w:r>
+              <w:t xml:space="preserve">23.2%</w:t>
+            </w:r>
+          </w:p>
+        </w:tc>
+        <w:tc>
+          <w:tcPr/>
+          <w:p>
+            <w:pPr>
+              <w:pStyle w:val="Compact"/>
+            </w:pPr>
+            <w:r>
+              <w:t xml:space="preserve">12.5%</w:t>
+            </w:r>
+          </w:p>
+        </w:tc>
+      </w:tr>
+      <w:tr>
+        <w:tc>
+          <w:tcPr/>
+          <w:p>
+            <w:pPr>
+              <w:pStyle w:val="Compact"/>
+            </w:pPr>
+            <w:r>
+              <w:t xml:space="preserve">0.70 and above (close analogue)</w:t>
+            </w:r>
+          </w:p>
+        </w:tc>
+        <w:tc>
+          <w:tcPr/>
+          <w:p>
+            <w:pPr>
+              <w:pStyle w:val="Compact"/>
+            </w:pPr>
+            <w:r>
+              <w:t xml:space="preserve">16.3%</w:t>
+            </w:r>
+          </w:p>
+        </w:tc>
+        <w:tc>
+          <w:tcPr/>
+          <w:p>
+            <w:pPr>
+              <w:pStyle w:val="Compact"/>
+            </w:pPr>
+            <w:r>
+              <w:t xml:space="preserve">83.3%</w:t>
+            </w:r>
+          </w:p>
+        </w:tc>
+      </w:tr>
+    </w:tbl>
+    <w:p>
+      <w:pPr>
+        <w:pStyle w:val="BodyText"/>
+      </w:pPr>
+      <w:r>
+        <w:t xml:space="preserve">A random split of medicinal-chemistry data is barely a test. 83 per cent of its test</w:t>
+      </w:r>
+      <w:r>
+        <w:t xml:space="preserve"> </w:t>
+      </w:r>
+      <w:r>
+        <w:t xml:space="preserve">compounds are close analogues of something in its own training set, because the published record is</w:t>
+      </w:r>
+      <w:r>
+        <w:t xml:space="preserve"> </w:t>
+      </w:r>
+      <w:r>
+        <w:t xml:space="preserve">full of series and a random draw keeps most of a series on both sides of the split. The time split’s</w:t>
+      </w:r>
+      <w:r>
+        <w:t xml:space="preserve"> </w:t>
+      </w:r>
+      <w:r>
+        <w:t xml:space="preserve">test set is genuinely different chemistry: median similarity to training 0.50 against</w:t>
+      </w:r>
+      <w:r>
+        <w:t xml:space="preserve"> </w:t>
+      </w:r>
+      <w:r>
+        <w:t xml:space="preserve">0.81, with 28 per cent of it below the 0.40 that a medicinal chemist would call a</w:t>
+      </w:r>
+      <w:r>
+        <w:t xml:space="preserve"> </w:t>
+      </w:r>
+      <w:r>
+        <w:t xml:space="preserve">different chemotype, against 1 per cent.</w:t>
+      </w:r>
+    </w:p>
+    <w:p>
+      <w:pPr>
+        <w:pStyle w:val="BodyText"/>
+      </w:pPr>
+      <w:r>
+        <w:rPr>
+          <w:b/>
+          <w:bCs/>
+        </w:rPr>
+        <w:t xml:space="preserve">The panel’s accuracy is a function of chemical distance, not of date.</w:t>
+      </w:r>
+      <w:r>
+        <w:t xml:space="preserve"> </w:t>
+      </w:r>
+      <w:r>
+        <w:t xml:space="preserve">Conditioned on how far a</w:t>
+      </w:r>
+      <w:r>
+        <w:t xml:space="preserve"> </w:t>
+      </w:r>
+      <w:r>
+        <w:t xml:space="preserve">compound sits from the training chemistry, it makes no difference whether that compound was withheld</w:t>
+      </w:r>
+      <w:r>
+        <w:t xml:space="preserve"> </w:t>
+      </w:r>
+      <w:r>
+        <w:t xml:space="preserve">by year or at random. What time changes is the input distribution: compounds published later sit</w:t>
+      </w:r>
+      <w:r>
+        <w:t xml:space="preserve"> </w:t>
+      </w:r>
+      <w:r>
+        <w:t xml:space="preserve">further from what came before, so a time split tests the same model on harder chemistry and returns</w:t>
+      </w:r>
+      <w:r>
+        <w:t xml:space="preserve"> </w:t>
+      </w:r>
+      <w:r>
+        <w:t xml:space="preserve">a lower number. The dependence on distance is stable; the composition of the test set is what moved.</w:t>
+      </w:r>
+    </w:p>
+    <w:p>
+      <w:pPr>
+        <w:pStyle w:val="BodyText"/>
+      </w:pPr>
+      <w:r>
+        <w:t xml:space="preserve">That distinction is not a quibble, because the two readings imply opposite things. Temporal decay</w:t>
+      </w:r>
+      <w:r>
+        <w:t xml:space="preserve"> </w:t>
+      </w:r>
+      <w:r>
+        <w:t xml:space="preserve">would mean the models need periodic refitting and that their published scores expire. A stable</w:t>
+      </w:r>
+      <w:r>
+        <w:t xml:space="preserve"> </w:t>
+      </w:r>
+      <w:r>
+        <w:t xml:space="preserve">distance-dependence means the scores do not expire, are conditional on a quantity the server already</w:t>
+      </w:r>
+      <w:r>
+        <w:t xml:space="preserve"> </w:t>
+      </w:r>
+      <w:r>
+        <w:t xml:space="preserve">measures, and can be quoted for the compound in hand rather than for the average compound. The</w:t>
+      </w:r>
+      <w:r>
+        <w:t xml:space="preserve"> </w:t>
+      </w:r>
+      <w:r>
+        <w:t xml:space="preserve">aggregate table in 6.5.1 supports the first reading perfectly well and only the stratification</w:t>
+      </w:r>
+      <w:r>
+        <w:t xml:space="preserve"> </w:t>
+      </w:r>
+      <w:r>
+        <w:t xml:space="preserve">separates them, which is exactly the substitution of a compositional effect for a causal one that</w:t>
+      </w:r>
+      <w:r>
+        <w:t xml:space="preserve"> </w:t>
+      </w:r>
+      <w:r>
+        <w:t xml:space="preserve">this document exists to avoid. It was nearly made here.</w:t>
+      </w:r>
+    </w:p>
+    <w:p>
+      <w:pPr>
+        <w:pStyle w:val="BodyText"/>
+      </w:pPr>
+      <w:r>
+        <w:t xml:space="preserve">Three consequences follow, and they are the practical output of the exercise.</w:t>
+      </w:r>
+    </w:p>
+    <w:p>
+      <w:pPr>
+        <w:pStyle w:val="BodyText"/>
+      </w:pPr>
+      <w:r>
+        <w:rPr>
+          <w:b/>
+          <w:bCs/>
+        </w:rPr>
+        <w:t xml:space="preserve">The deployed sensitivity figures describe the wrong population.</w:t>
+      </w:r>
+      <w:r>
+        <w:t xml:space="preserve"> </w:t>
+      </w:r>
+      <w:r>
+        <w:t xml:space="preserve">They are measured on held-out</w:t>
+      </w:r>
+      <w:r>
+        <w:t xml:space="preserve"> </w:t>
+      </w:r>
+      <w:r>
+        <w:t xml:space="preserve">chemistry that is 83 per cent close analogues. A user submitting a novel scaffold is in</w:t>
+      </w:r>
+      <w:r>
+        <w:t xml:space="preserve"> </w:t>
+      </w:r>
+      <w:r>
+        <w:t xml:space="preserve">the leftmost band, where recall is 0.161, not the rightmost, where it is</w:t>
+      </w:r>
+      <w:r>
+        <w:t xml:space="preserve"> </w:t>
+      </w:r>
+      <w:r>
+        <w:t xml:space="preserve">0.862. Neither number is wrong; quoting the second alone would be.</w:t>
+      </w:r>
+    </w:p>
+    <w:p>
+      <w:pPr>
+        <w:pStyle w:val="BodyText"/>
+      </w:pPr>
+      <w:r>
+        <w:rPr>
+          <w:b/>
+          <w:bCs/>
+        </w:rPr>
+        <w:t xml:space="preserve">Performance is predictable before it is needed.</w:t>
+      </w:r>
+      <w:r>
+        <w:t xml:space="preserve"> </w:t>
+      </w:r>
+      <w:r>
+        <w:t xml:space="preserve">Recall is a monotone function of a quantity the</w:t>
+      </w:r>
+      <w:r>
+        <w:t xml:space="preserve"> </w:t>
+      </w:r>
+      <w:r>
+        <w:t xml:space="preserve">server already computes and already displays for every query. The expected sensitivity for the</w:t>
+      </w:r>
+      <w:r>
+        <w:t xml:space="preserve"> </w:t>
+      </w:r>
+      <w:r>
+        <w:t xml:space="preserve">compound in hand is therefore knowable at the moment of the query rather than only in aggregate.</w:t>
+      </w:r>
+    </w:p>
+    <w:p>
+      <w:pPr>
+        <w:pStyle w:val="BodyText"/>
+      </w:pPr>
+      <w:r>
+        <w:rPr>
+          <w:b/>
+          <w:bCs/>
+        </w:rPr>
+        <w:t xml:space="preserve">The applicability-domain flag earns its place in a role it was not being credited with.</w:t>
+      </w:r>
+      <w:r>
+        <w:t xml:space="preserve"> </w:t>
+      </w:r>
+      <w:r>
+        <w:t xml:space="preserve">Section</w:t>
+      </w:r>
+      <w:r>
+        <w:t xml:space="preserve"> </w:t>
+      </w:r>
+      <w:r>
+        <w:t xml:space="preserve">8.2 shows it is a weak discriminator of non-drug-like chemistry, which is what it was built to be</w:t>
+      </w:r>
+      <w:r>
+        <w:t xml:space="preserve"> </w:t>
+      </w:r>
+      <w:r>
+        <w:t xml:space="preserve">and what its adversarial check tests. It is a good predictor of when the panel will fall silent on a</w:t>
+      </w:r>
+      <w:r>
+        <w:t xml:space="preserve"> </w:t>
+      </w:r>
+      <w:r>
+        <w:t xml:space="preserve">real active. A compound the flag places near the edge of the domain is precisely the compound whose</w:t>
+      </w:r>
+      <w:r>
+        <w:t xml:space="preserve"> </w:t>
+      </w:r>
+      <w:r>
+        <w:t xml:space="preserve">activity the panel is most likely to miss, and that is the more useful thing for it to mean.</w:t>
+      </w:r>
+    </w:p>
+    <w:bookmarkEnd w:id="46"/>
+    <w:bookmarkStart w:id="47" w:name="X053ffca2d4f747a4f280e2235a0af2daa20f1a1"/>
+    <w:p>
+      <w:pPr>
+        <w:pStyle w:val="Heading4"/>
+      </w:pPr>
+      <w:r>
+        <w:t xml:space="preserve">6.5.4 A different curator: cross-provenance validation</w:t>
+      </w:r>
+    </w:p>
+    <w:p>
+      <w:pPr>
+        <w:pStyle w:val="FirstParagraph"/>
+      </w:pPr>
+      <w:r>
+        <w:t xml:space="preserve">Time is not the only kind of independence. A model can be prospectively accurate while depending on</w:t>
+      </w:r>
+      <w:r>
+        <w:t xml:space="preserve"> </w:t>
+      </w:r>
+      <w:r>
+        <w:t xml:space="preserve">the habits of one curation pipeline: which assays ChEMBL selects, how it derives pChEMBL, which papers</w:t>
+      </w:r>
+      <w:r>
+        <w:t xml:space="preserve"> </w:t>
+      </w:r>
+      <w:r>
+        <w:t xml:space="preserve">it abstracts. Some compounds in these tables were deposited in BindingDB and are absent from ChEMBL</w:t>
+      </w:r>
+      <w:r>
+        <w:t xml:space="preserve"> </w:t>
+      </w:r>
+      <w:r>
+        <w:t xml:space="preserve">entirely, curated by different people from different papers. Refitting on the ChEMBL side and testing</w:t>
+      </w:r>
+      <w:r>
+        <w:t xml:space="preserve"> </w:t>
+      </w:r>
+      <w:r>
+        <w:t xml:space="preserve">on the BindingDB-only side asks whether the signal is a property of the chemistry or of one database’s</w:t>
+      </w:r>
+      <w:r>
+        <w:t xml:space="preserve"> </w:t>
+      </w:r>
+      <w:r>
+        <w:t xml:space="preserve">way of recording it.</w:t>
+      </w:r>
+    </w:p>
+    <w:p>
+      <w:pPr>
+        <w:pStyle w:val="BodyText"/>
+      </w:pPr>
+      <w:r>
+        <w:t xml:space="preserve">This test cannot report AUROC, and the reason belongs before the numbers rather than after. Every</w:t>
+      </w:r>
+      <w:r>
+        <w:t xml:space="preserve"> </w:t>
+      </w:r>
+      <w:r>
+        <w:t xml:space="preserve">BindingDB-only row at every endpoint is an active: BindingDB deposits affinities, so a compound absent</w:t>
+      </w:r>
+      <w:r>
+        <w:t xml:space="preserve"> </w:t>
+      </w:r>
+      <w:r>
+        <w:t xml:space="preserve">from ChEMBL and present there is one that somebody measured and found to bind. There are no</w:t>
+      </w:r>
+      <w:r>
+        <w:t xml:space="preserve"> </w:t>
+      </w:r>
+      <w:r>
+        <w:t xml:space="preserve">independently curated negatives to rank against, and manufacturing them from the background pool would</w:t>
+      </w:r>
+      <w:r>
+        <w:t xml:space="preserve"> </w:t>
+      </w:r>
+      <w:r>
+        <w:t xml:space="preserve">test the background pool. What is reported instead is recall at the frozen operating point, paired</w:t>
+      </w:r>
+      <w:r>
+        <w:t xml:space="preserve"> </w:t>
+      </w:r>
+      <w:r>
+        <w:t xml:space="preserve">with the false-positive rate that same threshold produces on background chemistry, because recall</w:t>
+      </w:r>
+      <w:r>
+        <w:t xml:space="preserve"> </w:t>
+      </w:r>
+      <w:r>
+        <w:t xml:space="preserve">alone is meaningless: a model answering</w:t>
+      </w:r>
+      <w:r>
+        <w:t xml:space="preserve"> </w:t>
+      </w:r>
+      <w:r>
+        <w:t xml:space="preserve">“active”</w:t>
+      </w:r>
+      <w:r>
+        <w:t xml:space="preserve"> </w:t>
+      </w:r>
+      <w:r>
+        <w:t xml:space="preserve">to everything scores 1.0.</w:t>
+      </w:r>
+    </w:p>
+    <w:tbl>
+      <w:tblPr>
+        <w:tblStyle w:val="Table"/>
+        <w:tblW w:type="pct" w:w="5000"/>
+        <w:jc w:val="center"/>
+        <w:tblLayout w:type="autofit"/>
+        <w:tblLook w:firstRow="1" w:lastRow="0" w:firstColumn="0" w:lastColumn="0" w:noHBand="0" w:noVBand="0" w:val="0020"/>
+        <w:tblLayout w:type="autofit"/>
+      </w:tblPr>
+      <w:tblGrid>
+        <w:gridCol w:w="1131"/>
+        <w:gridCol w:w="1131"/>
+        <w:gridCol w:w="1131"/>
+        <w:gridCol w:w="1131"/>
+        <w:gridCol w:w="1131"/>
+        <w:gridCol w:w="1131"/>
+        <w:gridCol w:w="1131"/>
+      </w:tblGrid>
+      <w:tr>
+        <w:trPr>
+          <w:tblHeader w:val="on"/>
+          <w:tblHeader w:val="true"/>
+        </w:trPr>
+        <w:tc>
+          <w:tcPr>
+            <w:shd w:val="clear" w:fill="EAF0F7"/>
+          </w:tcPr>
+          <w:p>
+            <w:pPr>
+              <w:pStyle w:val="Compact"/>
+            </w:pPr>
+            <w:r>
+              <w:rPr>
+                <w:b/>
+                <w:sz w:val="17"/>
+              </w:rPr>
+              <w:t xml:space="preserve">endpoint</w:t>
+            </w:r>
+          </w:p>
+        </w:tc>
+        <w:tc>
+          <w:tcPr>
+            <w:shd w:val="clear" w:fill="EAF0F7"/>
+          </w:tcPr>
+          <w:p>
+            <w:pPr>
+              <w:pStyle w:val="Compact"/>
+            </w:pPr>
+            <w:r>
+              <w:rPr>
+                <w:b/>
+                <w:sz w:val="17"/>
+              </w:rPr>
+              <w:t xml:space="preserve">n_train_actives_chembl</w:t>
+            </w:r>
+          </w:p>
+        </w:tc>
+        <w:tc>
+          <w:tcPr>
+            <w:shd w:val="clear" w:fill="EAF0F7"/>
+          </w:tcPr>
+          <w:p>
+            <w:pPr>
+              <w:pStyle w:val="Compact"/>
+            </w:pPr>
+            <w:r>
+              <w:rPr>
+                <w:b/>
+                <w:sz w:val="17"/>
+              </w:rPr>
+              <w:t xml:space="preserve">n_test_actives_bindingdb_only</w:t>
+            </w:r>
+          </w:p>
+        </w:tc>
+        <w:tc>
+          <w:tcPr>
+            <w:shd w:val="clear" w:fill="EAF0F7"/>
+          </w:tcPr>
+          <w:p>
+            <w:pPr>
+              <w:pStyle w:val="Compact"/>
+            </w:pPr>
+            <w:r>
+              <w:rPr>
+                <w:b/>
+                <w:sz w:val="17"/>
+              </w:rPr>
+              <w:t xml:space="preserve">recall_on_external_actives</w:t>
+            </w:r>
+          </w:p>
+        </w:tc>
+        <w:tc>
+          <w:tcPr>
+            <w:shd w:val="clear" w:fill="EAF0F7"/>
+          </w:tcPr>
+          <w:p>
+            <w:pPr>
+              <w:pStyle w:val="Compact"/>
+            </w:pPr>
+            <w:r>
+              <w:rPr>
+                <w:b/>
+                <w:sz w:val="17"/>
+              </w:rPr>
+              <w:t xml:space="preserve">fpr_background_at_same_threshold</w:t>
+            </w:r>
+          </w:p>
+        </w:tc>
+        <w:tc>
+          <w:tcPr>
+            <w:shd w:val="clear" w:fill="EAF0F7"/>
+          </w:tcPr>
+          <w:p>
+            <w:pPr>
+              <w:pStyle w:val="Compact"/>
+            </w:pPr>
+            <w:r>
+              <w:rPr>
+                <w:b/>
+                <w:sz w:val="17"/>
+              </w:rPr>
+              <w:t xml:space="preserve">deployed_sensitivity</w:t>
+            </w:r>
+          </w:p>
+        </w:tc>
+        <w:tc>
+          <w:tcPr>
+            <w:shd w:val="clear" w:fill="EAF0F7"/>
+          </w:tcPr>
+          <w:p>
+            <w:pPr>
+              <w:pStyle w:val="Compact"/>
+            </w:pPr>
+            <w:r>
+              <w:rPr>
+                <w:b/>
+                <w:sz w:val="17"/>
+              </w:rPr>
+              <w:t xml:space="preserve">median_novelty_of_test_set</w:t>
+            </w:r>
+          </w:p>
+        </w:tc>
+      </w:tr>
+      <w:tr>
+        <w:tc>
+          <w:tcPr/>
+          <w:p>
+            <w:pPr>
+              <w:pStyle w:val="Compact"/>
+            </w:pPr>
+            <w:r>
+              <w:rPr>
+                <w:sz w:val="15"/>
+              </w:rPr>
+              <w:t xml:space="preserve">A2A</w:t>
+            </w:r>
+          </w:p>
+        </w:tc>
+        <w:tc>
+          <w:tcPr/>
+          <w:p>
+            <w:pPr>
+              <w:pStyle w:val="Compact"/>
+            </w:pPr>
+            <w:r>
+              <w:rPr>
+                <w:sz w:val="15"/>
+              </w:rPr>
+              <w:t xml:space="preserve">3343</w:t>
+            </w:r>
+          </w:p>
+        </w:tc>
+        <w:tc>
+          <w:tcPr/>
+          <w:p>
+            <w:pPr>
+              <w:pStyle w:val="Compact"/>
+            </w:pPr>
+            <w:r>
+              <w:rPr>
+                <w:sz w:val="15"/>
+              </w:rPr>
+              <w:t xml:space="preserve">758</w:t>
+            </w:r>
+          </w:p>
+        </w:tc>
+        <w:tc>
+          <w:tcPr/>
+          <w:p>
+            <w:pPr>
+              <w:pStyle w:val="Compact"/>
+            </w:pPr>
+            <w:r>
+              <w:rPr>
+                <w:sz w:val="15"/>
+              </w:rPr>
+              <w:t xml:space="preserve">0.6332</w:t>
+            </w:r>
+          </w:p>
+        </w:tc>
+        <w:tc>
+          <w:tcPr/>
+          <w:p>
+            <w:pPr>
+              <w:pStyle w:val="Compact"/>
+            </w:pPr>
+            <w:r>
+              <w:rPr>
+                <w:sz w:val="15"/>
+              </w:rPr>
+              <w:t xml:space="preserve">0.0332</w:t>
+            </w:r>
+          </w:p>
+        </w:tc>
+        <w:tc>
+          <w:tcPr/>
+          <w:p>
+            <w:pPr>
+              <w:pStyle w:val="Compact"/>
+            </w:pPr>
+            <w:r>
+              <w:rPr>
+                <w:sz w:val="15"/>
+              </w:rPr>
+              <w:t xml:space="preserve">0.928</w:t>
+            </w:r>
+          </w:p>
+        </w:tc>
+        <w:tc>
+          <w:tcPr/>
+          <w:p>
+            <w:pPr>
+              <w:pStyle w:val="Compact"/>
+            </w:pPr>
+            <w:r>
+              <w:rPr>
+                <w:sz w:val="15"/>
+              </w:rPr>
+              <w:t xml:space="preserve">0.5145</w:t>
+            </w:r>
+          </w:p>
+        </w:tc>
+      </w:tr>
+      <w:tr>
+        <w:tc>
+          <w:tcPr/>
+          <w:p>
+            <w:pPr>
+              <w:pStyle w:val="Compact"/>
+            </w:pPr>
+            <w:r>
+              <w:rPr>
+                <w:sz w:val="15"/>
+              </w:rPr>
+              <w:t xml:space="preserve">D2</w:t>
+            </w:r>
+          </w:p>
+        </w:tc>
+        <w:tc>
+          <w:tcPr/>
+          <w:p>
+            <w:pPr>
+              <w:pStyle w:val="Compact"/>
+            </w:pPr>
+            <w:r>
+              <w:rPr>
+                <w:sz w:val="15"/>
+              </w:rPr>
+              <w:t xml:space="preserve">3571</w:t>
+            </w:r>
+          </w:p>
+        </w:tc>
+        <w:tc>
+          <w:tcPr/>
+          <w:p>
+            <w:pPr>
+              <w:pStyle w:val="Compact"/>
+            </w:pPr>
+            <w:r>
+              <w:rPr>
+                <w:sz w:val="15"/>
+              </w:rPr>
+              <w:t xml:space="preserve">86</w:t>
+            </w:r>
+          </w:p>
+        </w:tc>
+        <w:tc>
+          <w:tcPr/>
+          <w:p>
+            <w:pPr>
+              <w:pStyle w:val="Compact"/>
+            </w:pPr>
+            <w:r>
+              <w:rPr>
+                <w:sz w:val="15"/>
+              </w:rPr>
+              <w:t xml:space="preserve">0.6163</w:t>
+            </w:r>
+          </w:p>
+        </w:tc>
+        <w:tc>
+          <w:tcPr/>
+          <w:p>
+            <w:pPr>
+              <w:pStyle w:val="Compact"/>
+            </w:pPr>
+            <w:r>
+              <w:rPr>
+                <w:sz w:val="15"/>
+              </w:rPr>
+              <w:t xml:space="preserve">0.069</w:t>
+            </w:r>
+          </w:p>
+        </w:tc>
+        <w:tc>
+          <w:tcPr/>
+          <w:p>
+            <w:pPr>
+              <w:pStyle w:val="Compact"/>
+            </w:pPr>
+            <w:r>
+              <w:rPr>
+                <w:sz w:val="15"/>
+              </w:rPr>
+              <w:t xml:space="preserve">0.829</w:t>
+            </w:r>
+          </w:p>
+        </w:tc>
+        <w:tc>
+          <w:tcPr/>
+          <w:p>
+            <w:pPr>
+              <w:pStyle w:val="Compact"/>
+            </w:pPr>
+            <w:r>
+              <w:rPr>
+                <w:sz w:val="15"/>
+              </w:rPr>
+              <w:t xml:space="preserve">0.6257</w:t>
+            </w:r>
+          </w:p>
+        </w:tc>
+      </w:tr>
+      <w:tr>
+        <w:tc>
+          <w:tcPr/>
+          <w:p>
+            <w:pPr>
+              <w:pStyle w:val="Compact"/>
+            </w:pPr>
+            <w:r>
+              <w:rPr>
+                <w:sz w:val="15"/>
+              </w:rPr>
+              <w:t xml:space="preserve">HT2A</w:t>
+            </w:r>
+          </w:p>
+        </w:tc>
+        <w:tc>
+          <w:tcPr/>
+          <w:p>
+            <w:pPr>
+              <w:pStyle w:val="Compact"/>
+            </w:pPr>
+            <w:r>
+              <w:rPr>
+                <w:sz w:val="15"/>
+              </w:rPr>
+              <w:t xml:space="preserve">3358</w:t>
+            </w:r>
+          </w:p>
+        </w:tc>
+        <w:tc>
+          <w:tcPr/>
+          <w:p>
+            <w:pPr>
+              <w:pStyle w:val="Compact"/>
+            </w:pPr>
+            <w:r>
+              <w:rPr>
+                <w:sz w:val="15"/>
+              </w:rPr>
+              <w:t xml:space="preserve">459</w:t>
+            </w:r>
+          </w:p>
+        </w:tc>
+        <w:tc>
+          <w:tcPr/>
+          <w:p>
+            <w:pPr>
+              <w:pStyle w:val="Compact"/>
+            </w:pPr>
+            <w:r>
+              <w:rPr>
+                <w:sz w:val="15"/>
+              </w:rPr>
+              <w:t xml:space="preserve">0.3508</w:t>
+            </w:r>
+          </w:p>
+        </w:tc>
+        <w:tc>
+          <w:tcPr/>
+          <w:p>
+            <w:pPr>
+              <w:pStyle w:val="Compact"/>
+            </w:pPr>
+            <w:r>
+              <w:rPr>
+                <w:sz w:val="15"/>
+              </w:rPr>
+              <w:t xml:space="preserve">0.0657</w:t>
+            </w:r>
+          </w:p>
+        </w:tc>
+        <w:tc>
+          <w:tcPr/>
+          <w:p>
+            <w:pPr>
+              <w:pStyle w:val="Compact"/>
+            </w:pPr>
+            <w:r>
+              <w:rPr>
+                <w:sz w:val="15"/>
+              </w:rPr>
+              <w:t xml:space="preserve">0.846</w:t>
+            </w:r>
+          </w:p>
+        </w:tc>
+        <w:tc>
+          <w:tcPr/>
+          <w:p>
+            <w:pPr>
+              <w:pStyle w:val="Compact"/>
+            </w:pPr>
+            <w:r>
+              <w:rPr>
+                <w:sz w:val="15"/>
+              </w:rPr>
+              <w:t xml:space="preserve">0.5195</w:t>
+            </w:r>
+          </w:p>
+        </w:tc>
+      </w:tr>
+    </w:tbl>
+    <w:p>
+      <w:pPr>
+        <w:pStyle w:val="BodyText"/>
+      </w:pPr>
+      <w:r>
+        <w:t xml:space="preserve">Across 3 endpoints and 1,303 independently</w:t>
+      </w:r>
+      <w:r>
+        <w:t xml:space="preserve"> </w:t>
+      </w:r>
+      <w:r>
+        <w:t xml:space="preserve">curated actives, of which 1,264 are distinguishable from</w:t>
+      </w:r>
+      <w:r>
+        <w:t xml:space="preserve"> </w:t>
+      </w:r>
+      <w:r>
+        <w:t xml:space="preserve">training in feature space, mean recall is 0.533 at a mean</w:t>
+      </w:r>
+      <w:r>
+        <w:t xml:space="preserve"> </w:t>
+      </w:r>
+      <w:r>
+        <w:t xml:space="preserve">background false-positive rate of 0.0560, against a mean</w:t>
+      </w:r>
+      <w:r>
+        <w:t xml:space="preserve"> </w:t>
+      </w:r>
+      <w:r>
+        <w:t xml:space="preserve">deployed sensitivity of 0.868 on the</w:t>
+      </w:r>
+      <w:r>
+        <w:t xml:space="preserve"> </w:t>
+      </w:r>
+      <w:r>
+        <w:t xml:space="preserve">same endpoints.</w:t>
+      </w:r>
+    </w:p>
+    <w:p>
+      <w:pPr>
+        <w:pStyle w:val="BodyText"/>
+      </w:pPr>
+      <w:r>
+        <w:t xml:space="preserve">Read alone that looks like a heavy cost for a change of curator. It is not: the median distance from</w:t>
+      </w:r>
+      <w:r>
+        <w:t xml:space="preserve"> </w:t>
+      </w:r>
+      <w:r>
+        <w:t xml:space="preserve">training of these test sets is 0.52, which is the middle of</w:t>
+      </w:r>
+      <w:r>
+        <w:t xml:space="preserve"> </w:t>
+      </w:r>
+      <w:r>
+        <w:t xml:space="preserve">the range, and the recall observed is what 6.5.2 predicts for compounds at that distance. Stratifying</w:t>
+      </w:r>
+      <w:r>
+        <w:t xml:space="preserve"> </w:t>
+      </w:r>
+      <w:r>
+        <w:t xml:space="preserve">this set the same way makes the point directly, and it is the strongest evidence in this section.</w:t>
+      </w:r>
+    </w:p>
+    <w:bookmarkEnd w:id="47"/>
+    <w:bookmarkStart w:id="48" w:name="Xd1f080ccde78397531c51d97beebb3bdf318f47"/>
+    <w:p>
+      <w:pPr>
+        <w:pStyle w:val="Heading4"/>
+      </w:pPr>
+      <w:r>
+        <w:t xml:space="preserve">6.5.5 The same curve from three independent test sets</w:t>
+      </w:r>
+    </w:p>
+    <w:p>
+      <w:pPr>
+        <w:pStyle w:val="FirstParagraph"/>
+      </w:pPr>
+      <w:r>
+        <w:t xml:space="preserve">Three test sets were built here by three unrelated rules: withhold the later quarter by publication</w:t>
+      </w:r>
+      <w:r>
+        <w:t xml:space="preserve"> </w:t>
+      </w:r>
+      <w:r>
+        <w:t xml:space="preserve">date, withhold a quarter at random, and withhold everything one database curated and the other did</w:t>
+      </w:r>
+      <w:r>
+        <w:t xml:space="preserve"> </w:t>
+      </w:r>
+      <w:r>
+        <w:t xml:space="preserve">not. They share no construction principle. If recall were a property of the split, they would</w:t>
+      </w:r>
+      <w:r>
+        <w:t xml:space="preserve"> </w:t>
+      </w:r>
+      <w:r>
+        <w:t xml:space="preserve">disagree. If it is a property of chemical distance, they should trace the same curve.</w:t>
+      </w:r>
+    </w:p>
+    <w:tbl>
+      <w:tblPr>
+        <w:tblStyle w:val="Table"/>
+        <w:tblW w:type="pct" w:w="5000"/>
+        <w:jc w:val="center"/>
+        <w:tblLayout w:type="autofit"/>
+        <w:tblLook w:firstRow="1" w:lastRow="0" w:firstColumn="0" w:lastColumn="0" w:noHBand="0" w:noVBand="0" w:val="0020"/>
+        <w:tblLayout w:type="autofit"/>
+      </w:tblPr>
+      <w:tblGrid>
+        <w:gridCol w:w="1980"/>
+        <w:gridCol w:w="1980"/>
+        <w:gridCol w:w="1980"/>
+        <w:gridCol w:w="1980"/>
+      </w:tblGrid>
+      <w:tr>
+        <w:trPr>
+          <w:tblHeader w:val="on"/>
+          <w:tblHeader w:val="true"/>
+        </w:trPr>
+        <w:tc>
+          <w:tcPr>
+            <w:shd w:val="clear" w:fill="EAF0F7"/>
+          </w:tcPr>
+          <w:p>
+            <w:pPr>
+              <w:pStyle w:val="Compact"/>
+            </w:pPr>
+            <w:r>
+              <w:rPr>
+                <w:b/>
+                <w:sz w:val="17"/>
+              </w:rPr>
+              <w:t xml:space="preserve">novelty_band</w:t>
+            </w:r>
+          </w:p>
+        </w:tc>
+        <w:tc>
+          <w:tcPr>
+            <w:shd w:val="clear" w:fill="EAF0F7"/>
+          </w:tcPr>
+          <w:p>
+            <w:pPr>
+              <w:pStyle w:val="Compact"/>
+            </w:pPr>
+            <w:r>
+              <w:rPr>
+                <w:b/>
+                <w:sz w:val="17"/>
+              </w:rPr>
+              <w:t xml:space="preserve">withheld by curator</w:t>
+            </w:r>
+          </w:p>
+        </w:tc>
+        <w:tc>
+          <w:tcPr>
+            <w:shd w:val="clear" w:fill="EAF0F7"/>
+          </w:tcPr>
+          <w:p>
+            <w:pPr>
+              <w:pStyle w:val="Compact"/>
+            </w:pPr>
+            <w:r>
+              <w:rPr>
+                <w:b/>
+                <w:sz w:val="17"/>
+              </w:rPr>
+              <w:t xml:space="preserve">withheld at random</w:t>
+            </w:r>
+          </w:p>
+        </w:tc>
+        <w:tc>
+          <w:tcPr>
+            <w:shd w:val="clear" w:fill="EAF0F7"/>
+          </w:tcPr>
+          <w:p>
+            <w:pPr>
+              <w:pStyle w:val="Compact"/>
+            </w:pPr>
+            <w:r>
+              <w:rPr>
+                <w:b/>
+                <w:sz w:val="17"/>
+              </w:rPr>
+              <w:t xml:space="preserve">withheld by date</w:t>
+            </w:r>
+          </w:p>
+        </w:tc>
+      </w:tr>
+      <w:tr>
+        <w:tc>
+          <w:tcPr/>
+          <w:p>
+            <w:pPr>
+              <w:pStyle w:val="Compact"/>
+            </w:pPr>
+            <w:r>
+              <w:t xml:space="preserve">0.40 to 0.55 (related series)</w:t>
+            </w:r>
+          </w:p>
+        </w:tc>
+        <w:tc>
+          <w:tcPr/>
+          <w:p>
+            <w:pPr>
+              <w:pStyle w:val="Compact"/>
+            </w:pPr>
+            <w:r>
+              <w:t xml:space="preserve">0.4641</w:t>
+            </w:r>
+          </w:p>
+        </w:tc>
+        <w:tc>
+          <w:tcPr/>
+          <w:p>
+            <w:pPr>
+              <w:pStyle w:val="Compact"/>
+            </w:pPr>
+            <w:r>
+              <w:t xml:space="preserve">0.5232</w:t>
+            </w:r>
+          </w:p>
+        </w:tc>
+        <w:tc>
+          <w:tcPr/>
+          <w:p>
+            <w:pPr>
+              <w:pStyle w:val="Compact"/>
+            </w:pPr>
+            <w:r>
+              <w:t xml:space="preserve">0.5532</w:t>
+            </w:r>
+          </w:p>
+        </w:tc>
+      </w:tr>
+      <w:tr>
+        <w:tc>
+          <w:tcPr/>
+          <w:p>
+            <w:pPr>
+              <w:pStyle w:val="Compact"/>
+            </w:pPr>
+            <w:r>
+              <w:t xml:space="preserve">0.55 to 0.70 (same series)</w:t>
+            </w:r>
+          </w:p>
+        </w:tc>
+        <w:tc>
+          <w:tcPr/>
+          <w:p>
+            <w:pPr>
+              <w:pStyle w:val="Compact"/>
+            </w:pPr>
+            <w:r>
+              <w:t xml:space="preserve">0.8264</w:t>
+            </w:r>
+          </w:p>
+        </w:tc>
+        <w:tc>
+          <w:tcPr/>
+          <w:p>
+            <w:pPr>
+              <w:pStyle w:val="Compact"/>
+            </w:pPr>
+            <w:r>
+              <w:t xml:space="preserve">0.7683</w:t>
+            </w:r>
+          </w:p>
+        </w:tc>
+        <w:tc>
+          <w:tcPr/>
+          <w:p>
+            <w:pPr>
+              <w:pStyle w:val="Compact"/>
+            </w:pPr>
+            <w:r>
+              <w:t xml:space="preserve">0.7403</w:t>
+            </w:r>
+          </w:p>
+        </w:tc>
+      </w:tr>
+      <w:tr>
+        <w:tc>
+          <w:tcPr/>
+          <w:p>
+            <w:pPr>
+              <w:pStyle w:val="Compact"/>
+            </w:pPr>
+            <w:r>
+              <w:t xml:space="preserve">0.70 and above (close analogue)</w:t>
+            </w:r>
+          </w:p>
+        </w:tc>
+        <w:tc>
+          <w:tcPr/>
+          <w:p>
+            <w:pPr>
+              <w:pStyle w:val="Compact"/>
+            </w:pPr>
+            <w:r>
+              <w:t xml:space="preserve">0.9011</w:t>
+            </w:r>
+          </w:p>
+        </w:tc>
+        <w:tc>
+          <w:tcPr/>
+          <w:p>
+            <w:pPr>
+              <w:pStyle w:val="Compact"/>
+            </w:pPr>
+            <w:r>
+              <w:t xml:space="preserve">0.9334</w:t>
+            </w:r>
+          </w:p>
+        </w:tc>
+        <w:tc>
+          <w:tcPr/>
+          <w:p>
+            <w:pPr>
+              <w:pStyle w:val="Compact"/>
+            </w:pPr>
+            <w:r>
+              <w:t xml:space="preserve">0.8616</w:t>
+            </w:r>
+          </w:p>
+        </w:tc>
+      </w:tr>
+      <w:tr>
+        <w:tc>
+          <w:tcPr/>
+          <w:p>
+            <w:pPr>
+              <w:pStyle w:val="Compact"/>
+            </w:pPr>
+            <w:r>
+              <w:t xml:space="preserve">below 0.40 (different chemotype)</w:t>
+            </w:r>
+          </w:p>
+        </w:tc>
+        <w:tc>
+          <w:tcPr/>
+          <w:p>
+            <w:pPr>
+              <w:pStyle w:val="Compact"/>
+            </w:pPr>
+            <w:r>
+              <w:t xml:space="preserve">0.0494</w:t>
+            </w:r>
+          </w:p>
+        </w:tc>
+        <w:tc>
+          <w:tcPr/>
+          <w:p>
+            <w:pPr>
+              <w:pStyle w:val="Compact"/>
+            </w:pPr>
+            <w:r>
+              <w:t xml:space="preserve">0.1179</w:t>
+            </w:r>
+          </w:p>
+        </w:tc>
+        <w:tc>
+          <w:tcPr/>
+          <w:p>
+            <w:pPr>
+              <w:pStyle w:val="Compact"/>
+            </w:pPr>
+            <w:r>
+              <w:t xml:space="preserve">0.1612</w:t>
+            </w:r>
+          </w:p>
+        </w:tc>
+      </w:tr>
+    </w:tbl>
+    <w:p>
+      <w:pPr>
+        <w:pStyle w:val="BodyText"/>
+      </w:pPr>
+      <w:r>
+        <w:t xml:space="preserve">They trace the same curve. A cross-provenance test set, built by a rule that knows nothing about</w:t>
+      </w:r>
+      <w:r>
+        <w:t xml:space="preserve"> </w:t>
+      </w:r>
+      <w:r>
+        <w:t xml:space="preserve">dates and nothing about the random seed, reproduces the recall-versus-distance relationship of both</w:t>
+      </w:r>
+      <w:r>
+        <w:t xml:space="preserve"> </w:t>
+      </w:r>
+      <w:r>
+        <w:t xml:space="preserve">others. That is convergent evidence, and it is worth more than any single one of the three, because</w:t>
+      </w:r>
+      <w:r>
+        <w:t xml:space="preserve"> </w:t>
+      </w:r>
+      <w:r>
+        <w:t xml:space="preserve">the ways in which these three sets could be individually misleading do not overlap.</w:t>
+      </w:r>
+    </w:p>
+    <w:p>
+      <w:pPr>
+        <w:pStyle w:val="BodyText"/>
+      </w:pPr>
+      <w:r>
+        <w:t xml:space="preserve">It also settles what the cross-provenance number means. A change of curator costs almost nothing once</w:t>
+      </w:r>
+      <w:r>
+        <w:t xml:space="preserve"> </w:t>
+      </w:r>
+      <w:r>
+        <w:t xml:space="preserve">distance is accounted for. What it changes is which compounds are available to test on, and the</w:t>
+      </w:r>
+      <w:r>
+        <w:t xml:space="preserve"> </w:t>
+      </w:r>
+      <w:r>
+        <w:t xml:space="preserve">compounds one database holds and another does not are, unsurprisingly, not the ones both already</w:t>
+      </w:r>
+      <w:r>
+        <w:t xml:space="preserve"> </w:t>
+      </w:r>
+      <w:r>
+        <w:t xml:space="preserve">agreed about.</w:t>
+      </w:r>
+    </w:p>
+    <w:bookmarkEnd w:id="48"/>
+    <w:bookmarkStart w:id="49" w:name="Xd102fcf55affc6cb49f791eade9e458159c03ab"/>
+    <w:p>
+      <w:pPr>
+        <w:pStyle w:val="Heading4"/>
+      </w:pPr>
+      <w:r>
+        <w:t xml:space="preserve">6.5.6 What this programme does and does not establish</w:t>
+      </w:r>
+    </w:p>
+    <w:p>
+      <w:pPr>
+        <w:pStyle w:val="FirstParagraph"/>
+      </w:pPr>
+      <w:r>
+        <w:t xml:space="preserve">It establishes four things. The panel’s</w:t>
+      </w:r>
+      <w:r>
+        <w:t xml:space="preserve"> </w:t>
+      </w:r>
+      <w:r>
+        <w:rPr>
+          <w:b/>
+          <w:bCs/>
+        </w:rPr>
+        <w:t xml:space="preserve">specificity is robust</w:t>
+      </w:r>
+      <w:r>
+        <w:t xml:space="preserve"> </w:t>
+      </w:r>
+      <w:r>
+        <w:t xml:space="preserve">to both kinds of independence</w:t>
+      </w:r>
+      <w:r>
+        <w:t xml:space="preserve"> </w:t>
+      </w:r>
+      <w:r>
+        <w:t xml:space="preserve">tested: the false-positive rate on background chemistry barely moves. Its</w:t>
+      </w:r>
+      <w:r>
+        <w:t xml:space="preserve"> </w:t>
+      </w:r>
+      <w:r>
+        <w:rPr>
+          <w:b/>
+          <w:bCs/>
+        </w:rPr>
+        <w:t xml:space="preserve">ranking against</w:t>
+      </w:r>
+      <w:r>
+        <w:rPr>
+          <w:b/>
+          <w:bCs/>
+        </w:rPr>
+        <w:t xml:space="preserve"> </w:t>
+      </w:r>
+      <w:r>
+        <w:rPr>
+          <w:b/>
+          <w:bCs/>
+        </w:rPr>
+        <w:t xml:space="preserve">background chemistry is largely preserved</w:t>
+      </w:r>
+      <w:r>
+        <w:t xml:space="preserve"> </w:t>
+      </w:r>
+      <w:r>
+        <w:t xml:space="preserve">on chemistry it has not seen. Its</w:t>
+      </w:r>
+      <w:r>
+        <w:t xml:space="preserve"> </w:t>
+      </w:r>
+      <w:r>
+        <w:rPr>
+          <w:b/>
+          <w:bCs/>
+        </w:rPr>
+        <w:t xml:space="preserve">recall is a function</w:t>
+      </w:r>
+      <w:r>
+        <w:rPr>
+          <w:b/>
+          <w:bCs/>
+        </w:rPr>
+        <w:t xml:space="preserve"> </w:t>
+      </w:r>
+      <w:r>
+        <w:rPr>
+          <w:b/>
+          <w:bCs/>
+        </w:rPr>
+        <w:t xml:space="preserve">of chemical distance rather than of publication date</w:t>
+      </w:r>
+      <w:r>
+        <w:t xml:space="preserve">, traced by three test sets built on unrelated</w:t>
+      </w:r>
+      <w:r>
+        <w:t xml:space="preserve"> </w:t>
+      </w:r>
+      <w:r>
+        <w:t xml:space="preserve">principles, so the published scores do not expire and can be conditioned on a quantity the server</w:t>
+      </w:r>
+      <w:r>
+        <w:t xml:space="preserve"> </w:t>
+      </w:r>
+      <w:r>
+        <w:t xml:space="preserve">already computes for every query. And</w:t>
+      </w:r>
+      <w:r>
+        <w:t xml:space="preserve"> </w:t>
+      </w:r>
+      <w:r>
+        <w:rPr>
+          <w:b/>
+          <w:bCs/>
+        </w:rPr>
+        <w:t xml:space="preserve">sensitivity is the weakest of its claims</w:t>
+      </w:r>
+      <w:r>
+        <w:t xml:space="preserve"> </w:t>
+      </w:r>
+      <w:r>
+        <w:t xml:space="preserve">where the</w:t>
+      </w:r>
+      <w:r>
+        <w:t xml:space="preserve"> </w:t>
+      </w:r>
+      <w:r>
+        <w:t xml:space="preserve">chemistry is genuinely novel: a compound more than 0.60 Tanimoto from anything measured is one the</w:t>
+      </w:r>
+      <w:r>
+        <w:t xml:space="preserve"> </w:t>
+      </w:r>
+      <w:r>
+        <w:t xml:space="preserve">panel will more often than not fail to call, whatever its true activity.</w:t>
+      </w:r>
+    </w:p>
+    <w:p>
+      <w:pPr>
+        <w:pStyle w:val="BodyText"/>
+      </w:pPr>
+      <w:r>
+        <w:t xml:space="preserve">What it does not establish is equally worth stating. Recall on genuinely distant chemistry is poor in</w:t>
+      </w:r>
+      <w:r>
+        <w:t xml:space="preserve"> </w:t>
+      </w:r>
+      <w:r>
+        <w:t xml:space="preserve">absolute terms and no analysis here improves it; the finding is that the poor number is predictable,</w:t>
+      </w:r>
+      <w:r>
+        <w:t xml:space="preserve"> </w:t>
+      </w:r>
+      <w:r>
+        <w:t xml:space="preserve">not that it is better than it looked. The residual difference between the splits within a novelty</w:t>
+      </w:r>
+      <w:r>
+        <w:t xml:space="preserve"> </w:t>
+      </w:r>
+      <w:r>
+        <w:t xml:space="preserve">band is unexplained rather than explained away. And the cross-provenance arm rests on three</w:t>
+      </w:r>
+      <w:r>
+        <w:t xml:space="preserve"> </w:t>
+      </w:r>
+      <w:r>
+        <w:t xml:space="preserve">endpoints, because the number of compounds one database holds at pChEMBL 7 or above and the other</w:t>
+      </w:r>
+      <w:r>
+        <w:t xml:space="preserve"> </w:t>
+      </w:r>
+      <w:r>
+        <w:t xml:space="preserve">lacks is small.</w:t>
+      </w:r>
+    </w:p>
+    <w:p>
+      <w:pPr>
+        <w:pStyle w:val="BodyText"/>
+      </w:pPr>
+      <w:r>
+        <w:t xml:space="preserve">It does not establish prospective performance in the strict sense, because no compound here was</w:t>
+      </w:r>
+      <w:r>
+        <w:t xml:space="preserve"> </w:t>
+      </w:r>
+      <w:r>
+        <w:t xml:space="preserve">predicted before it was measured: the dates are real but the analysis is retrospective. It does not</w:t>
+      </w:r>
+      <w:r>
+        <w:t xml:space="preserve"> </w:t>
+      </w:r>
+      <w:r>
+        <w:t xml:space="preserve">replace an external set for the target panel. It does not extend to targets whose chemistry appeared</w:t>
+      </w:r>
+      <w:r>
+        <w:t xml:space="preserve"> </w:t>
+      </w:r>
+      <w:r>
+        <w:t xml:space="preserve">in a single burst of publications, which are excluded for want of anything on the far side of the</w:t>
+      </w:r>
+      <w:r>
+        <w:t xml:space="preserve"> </w:t>
+      </w:r>
+      <w:r>
+        <w:t xml:space="preserve">wall. The correct description of this server’s evidence is therefore unchanged in kind and much</w:t>
+      </w:r>
+      <w:r>
+        <w:t xml:space="preserve"> </w:t>
+      </w:r>
+      <w:r>
+        <w:t xml:space="preserve">larger in extent: one genuine external set for the barrier model, and for the target panel a</w:t>
+      </w:r>
+      <w:r>
+        <w:t xml:space="preserve"> </w:t>
+      </w:r>
+      <w:r>
+        <w:t xml:space="preserve">prospective simulation whose numbers are reported whether or not they flatter it.</w:t>
+      </w:r>
+    </w:p>
+    <w:bookmarkEnd w:id="49"/>
+    <w:bookmarkEnd w:id="50"/>
+    <w:bookmarkStart w:id="51" w:name="adversarial-checks"/>
     <w:p>
       <w:pPr>
         <w:pStyle w:val="Heading3"/>
@@ -20807,23 +26574,41 @@
         <w:pStyle w:val="BodyText"/>
       </w:pPr>
       <w:r>
-        <w:t xml:space="preserve">The failing check is reported at the same size as the others and is not tuned until it passes. It is</w:t>
-      </w:r>
-      <w:r>
-        <w:t xml:space="preserve"> </w:t>
-      </w:r>
-      <w:r>
-        <w:t xml:space="preserve">a finding about the applicability-domain flag: the conformal interval and the nearest-analogue</w:t>
-      </w:r>
-      <w:r>
-        <w:t xml:space="preserve"> </w:t>
-      </w:r>
-      <w:r>
-        <w:t xml:space="preserve">distance, rather than the flag, should be read as the statement of confidence.</w:t>
+        <w:t xml:space="preserve">All six pass, but one of them passes only after its controls were corrected, and the distinction</w:t>
+      </w:r>
+      <w:r>
+        <w:t xml:space="preserve"> </w:t>
+      </w:r>
+      <w:r>
+        <w:t xml:space="preserve">matters. The domain-flag check previously failed because 28 of its controls were measured compounds</w:t>
+      </w:r>
+      <w:r>
+        <w:t xml:space="preserve"> </w:t>
+      </w:r>
+      <w:r>
+        <w:t xml:space="preserve">inside the flag’s own reference library, where in-domain is the truthful answer. The passing</w:t>
+      </w:r>
+      <w:r>
+        <w:t xml:space="preserve"> </w:t>
+      </w:r>
+      <w:r>
+        <w:t xml:space="preserve">criterion was not moved. Section 8.2 sets out the change and what it does not repair: the flag is a</w:t>
+      </w:r>
+      <w:r>
+        <w:t xml:space="preserve"> </w:t>
+      </w:r>
+      <w:r>
+        <w:t xml:space="preserve">weak signal, and the conformal interval and the nearest-analogue distance remain the stronger</w:t>
+      </w:r>
+      <w:r>
+        <w:t xml:space="preserve"> </w:t>
+      </w:r>
+      <w:r>
+        <w:t xml:space="preserve">statements of confidence.</w:t>
       </w:r>
     </w:p>
-    <w:bookmarkEnd w:id="45"/>
-    <w:bookmarkStart w:id="46" w:name="the-falsification-suite"/>
+    <w:bookmarkEnd w:id="51"/>
+    <w:bookmarkStart w:id="52" w:name="the-falsification-suite"/>
     <w:p>
       <w:pPr>
         <w:pStyle w:val="Heading3"/>
@@ -21584,8 +27369,8 @@
         <w:t xml:space="preserve">validation.</w:t>
       </w:r>
     </w:p>
-    <w:bookmarkEnd w:id="46"/>
-    <w:bookmarkStart w:id="47" w:name="the-software-test-suite"/>
+    <w:bookmarkEnd w:id="52"/>
+    <w:bookmarkStart w:id="53" w:name="the-software-test-suite"/>
     <w:p>
       <w:pPr>
         <w:pStyle w:val="Heading3"/>
@@ -22120,14 +27905,14 @@
         <w:t xml:space="preserve">panel does not reconcile.</w:t>
       </w:r>
     </w:p>
-    <w:bookmarkEnd w:id="47"/>
-    <w:bookmarkStart w:id="48" w:name="leakage-and-null-models"/>
+    <w:bookmarkEnd w:id="53"/>
+    <w:bookmarkStart w:id="54" w:name="leakage-and-null-models"/>
     <w:p>
       <w:pPr>
         <w:pStyle w:val="Heading3"/>
       </w:pPr>
       <w:r>
-        <w:t xml:space="preserve">6.7 Leakage and null models</w:t>
+        <w:t xml:space="preserve">6.9 Leakage and null models</w:t>
       </w:r>
     </w:p>
     <w:p>
@@ -22239,9 +28024,9 @@
         </w:pict>
       </w:r>
     </w:p>
-    <w:bookmarkEnd w:id="48"/>
-    <w:bookmarkEnd w:id="49"/>
-    <w:bookmarkStart w:id="54" w:name="what-if-we-had-done-it-differently"/>
+    <w:bookmarkEnd w:id="54"/>
+    <w:bookmarkEnd w:id="55"/>
+    <w:bookmarkStart w:id="60" w:name="what-if-we-had-done-it-differently"/>
     <w:p>
       <w:pPr>
         <w:pStyle w:val="Heading2"/>
@@ -22264,7 +28049,7 @@
         <w:t xml:space="preserve">right.</w:t>
       </w:r>
     </w:p>
-    <w:bookmarkStart w:id="50" w:name="other-model-families"/>
+    <w:bookmarkStart w:id="56" w:name="other-model-families"/>
     <w:p>
       <w:pPr>
         <w:pStyle w:val="Heading3"/>
@@ -23328,8 +29113,8 @@
         <w:t xml:space="preserve">sufficient at this data scale. Deep models need far more data per task than these endpoints have.</w:t>
       </w:r>
     </w:p>
-    <w:bookmarkEnd w:id="50"/>
-    <w:bookmarkStart w:id="51" w:name="would-a-simpler-representation-have-done"/>
+    <w:bookmarkEnd w:id="56"/>
+    <w:bookmarkStart w:id="57" w:name="would-a-simpler-representation-have-done"/>
     <w:p>
       <w:pPr>
         <w:pStyle w:val="Heading3"/>
@@ -26900,8 +32685,8 @@
         <w:t xml:space="preserve">unaffected either way, because whatever inflates one block inflates all three.</w:t>
       </w:r>
     </w:p>
-    <w:bookmarkEnd w:id="51"/>
-    <w:bookmarkStart w:id="52" w:name="would-more-data-have-helped"/>
+    <w:bookmarkEnd w:id="57"/>
+    <w:bookmarkStart w:id="58" w:name="would-more-data-have-helped"/>
     <w:p>
       <w:pPr>
         <w:pStyle w:val="Heading3"/>
@@ -29106,8 +34891,8 @@
         <w:t xml:space="preserve">instead.</w:t>
       </w:r>
     </w:p>
-    <w:bookmarkEnd w:id="52"/>
-    <w:bookmarkStart w:id="53" w:name="approaches-deliberately-not-taken"/>
+    <w:bookmarkEnd w:id="58"/>
+    <w:bookmarkStart w:id="59" w:name="approaches-deliberately-not-taken"/>
     <w:p>
       <w:pPr>
         <w:pStyle w:val="Heading3"/>
@@ -29241,9 +35026,9 @@
         </w:pict>
       </w:r>
     </w:p>
-    <w:bookmarkEnd w:id="53"/>
-    <w:bookmarkEnd w:id="54"/>
-    <w:bookmarkStart w:id="56" w:name="known-limitations"/>
+    <w:bookmarkEnd w:id="59"/>
+    <w:bookmarkEnd w:id="60"/>
+    <w:bookmarkStart w:id="62" w:name="known-limitations"/>
     <w:p>
       <w:pPr>
         <w:pStyle w:val="Heading2"/>
@@ -29455,7 +35240,7 @@
         <w:t xml:space="preserve">Both bind, and the models are trained on binding.</w:t>
       </w:r>
     </w:p>
-    <w:bookmarkStart w:id="55" w:name="endpoints-trained-and-withdrawn"/>
+    <w:bookmarkStart w:id="61" w:name="endpoints-trained-and-withdrawn"/>
     <w:p>
       <w:pPr>
         <w:pStyle w:val="Heading3"/>
@@ -29805,9 +35590,9 @@
         </w:pict>
       </w:r>
     </w:p>
-    <w:bookmarkEnd w:id="55"/>
-    <w:bookmarkEnd w:id="56"/>
-    <w:bookmarkStart w:id="62" w:name="X07b8c6069856654fbd18aef0ac8f3d4162bf50f"/>
+    <w:bookmarkEnd w:id="61"/>
+    <w:bookmarkEnd w:id="62"/>
+    <w:bookmarkStart w:id="68" w:name="X07b8c6069856654fbd18aef0ac8f3d4162bf50f"/>
     <w:p>
       <w:pPr>
         <w:pStyle w:val="Heading2"/>
@@ -29836,7 +35621,7 @@
         <w:t xml:space="preserve">in the tool, and two are bounded more narrowly than the objection assumes.</w:t>
       </w:r>
     </w:p>
-    <w:bookmarkStart w:id="57" w:name="Xecedc707b5cf7251c69af4fc0729d2319c99899"/>
+    <w:bookmarkStart w:id="63" w:name="Xecedc707b5cf7251c69af4fc0729d2319c99899"/>
     <w:p>
       <w:pPr>
         <w:pStyle w:val="Heading3"/>
@@ -30534,8 +36319,8 @@
         <w:t xml:space="preserve">prediction, which is exactly how it is presented.</w:t>
       </w:r>
     </w:p>
-    <w:bookmarkEnd w:id="57"/>
-    <w:bookmarkStart w:id="58" w:name="chirality-is-not-represented"/>
+    <w:bookmarkEnd w:id="63"/>
+    <w:bookmarkStart w:id="64" w:name="chirality-is-not-represented"/>
     <w:p>
       <w:pPr>
         <w:pStyle w:val="Heading3"/>
@@ -30892,8 +36677,8 @@
         <w:t xml:space="preserve">racemate.</w:t>
       </w:r>
     </w:p>
-    <w:bookmarkEnd w:id="58"/>
-    <w:bookmarkStart w:id="59" w:name="Xf8bd344231b588f7eea5e66124208c2f3af2908"/>
+    <w:bookmarkEnd w:id="64"/>
+    <w:bookmarkStart w:id="65" w:name="Xf8bd344231b588f7eea5e66124208c2f3af2908"/>
     <w:p>
       <w:pPr>
         <w:pStyle w:val="Heading3"/>
@@ -31030,8 +36815,8 @@
         <w:t xml:space="preserve">is not a correction to what is here.</w:t>
       </w:r>
     </w:p>
-    <w:bookmarkEnd w:id="59"/>
-    <w:bookmarkStart w:id="60" w:name="Xe6b2f79334a6f81d8a14f6e6db0cbee4c9b102e"/>
+    <w:bookmarkEnd w:id="65"/>
+    <w:bookmarkStart w:id="66" w:name="Xe6b2f79334a6f81d8a14f6e6db0cbee4c9b102e"/>
     <w:p>
       <w:pPr>
         <w:pStyle w:val="Heading3"/>
@@ -31909,8 +37694,8 @@
         <w:t xml:space="preserve">wrong reason is not much better: it spends the credibility that a real failure would need.</w:t>
       </w:r>
     </w:p>
-    <w:bookmarkEnd w:id="60"/>
-    <w:bookmarkStart w:id="61" w:name="X5aa5453ddddb69da85c65cbfafdf42e562a4289"/>
+    <w:bookmarkEnd w:id="66"/>
+    <w:bookmarkStart w:id="67" w:name="X5aa5453ddddb69da85c65cbfafdf42e562a4289"/>
     <w:p>
       <w:pPr>
         <w:pStyle w:val="Heading3"/>
@@ -31928,31 +37713,53 @@
           <w:b/>
           <w:bCs/>
         </w:rPr>
-        <w:t xml:space="preserve">Right, and it is the clearest remaining gap.</w:t>
-      </w:r>
-      <w:r>
-        <w:t xml:space="preserve"> </w:t>
-      </w:r>
-      <w:r>
-        <w:t xml:space="preserve">The barrier model is tested on 306 FDA-curated</w:t>
-      </w:r>
-      <w:r>
-        <w:t xml:space="preserve"> </w:t>
-      </w:r>
-      <w:r>
-        <w:t xml:space="preserve">approved drugs absent from B3DB by InChIKey, and on the 241 of those that are also distinguishable</w:t>
-      </w:r>
-      <w:r>
-        <w:t xml:space="preserve"> </w:t>
-      </w:r>
-      <w:r>
-        <w:t xml:space="preserve">from training in feature space, which is the figure that supports an external claim. That is a</w:t>
-      </w:r>
-      <w:r>
-        <w:t xml:space="preserve"> </w:t>
-      </w:r>
-      <w:r>
-        <w:t xml:space="preserve">reasonable external test.</w:t>
+        <w:t xml:space="preserve">Right when it was written, and it has since been answered as far as this data permits.</w:t>
+      </w:r>
+      <w:r>
+        <w:t xml:space="preserve"> </w:t>
+      </w:r>
+      <w:r>
+        <w:t xml:space="preserve">The</w:t>
+      </w:r>
+      <w:r>
+        <w:t xml:space="preserve"> </w:t>
+      </w:r>
+      <w:r>
+        <w:t xml:space="preserve">criticism stands in one respect that no analysis can remove: an external set must be measured</w:t>
+      </w:r>
+      <w:r>
+        <w:t xml:space="preserve"> </w:t>
+      </w:r>
+      <w:r>
+        <w:t xml:space="preserve">chemistry absent from training, and for most of these targets the public measured chemistry</w:t>
+      </w:r>
+      <w:r>
+        <w:t xml:space="preserve"> </w:t>
+      </w:r>
+      <w:r>
+        <w:rPr>
+          <w:i/>
+          <w:iCs/>
+        </w:rPr>
+        <w:t xml:space="preserve">is</w:t>
+      </w:r>
+      <w:r>
+        <w:t xml:space="preserve"> </w:t>
+      </w:r>
+      <w:r>
+        <w:t xml:space="preserve">the</w:t>
+      </w:r>
+      <w:r>
+        <w:t xml:space="preserve"> </w:t>
+      </w:r>
+      <w:r>
+        <w:t xml:space="preserve">training set. Buying a genuinely independent set would mean running new assays. What could be done</w:t>
+      </w:r>
+      <w:r>
+        <w:t xml:space="preserve"> </w:t>
+      </w:r>
+      <w:r>
+        <w:t xml:space="preserve">instead was to stop treating that as a reason to report nothing.</w:t>
       </w:r>
     </w:p>
     <w:p>
@@ -31960,25 +37767,19 @@
         <w:pStyle w:val="BodyText"/>
       </w:pPr>
       <w:r>
-        <w:t xml:space="preserve">Nothing else has one of comparable size. The external CNS reference set is 13 compounds once those</w:t>
-      </w:r>
-      <w:r>
-        <w:t xml:space="preserve"> </w:t>
-      </w:r>
-      <w:r>
-        <w:t xml:space="preserve">already present in training are removed, with 5 non-CNS controls, and no conclusion should rest on</w:t>
-      </w:r>
-      <w:r>
-        <w:t xml:space="preserve"> </w:t>
-      </w:r>
-      <w:r>
-        <w:t xml:space="preserve">it. The natural-product external test retained only three endpoints with enough genuinely external</w:t>
-      </w:r>
-      <w:r>
-        <w:t xml:space="preserve"> </w:t>
-      </w:r>
-      <w:r>
-        <w:t xml:space="preserve">data to score, with two to five actives each.</w:t>
+        <w:t xml:space="preserve">Section 6.5 now carries a full programme rather than a single table. Two kinds of independence were</w:t>
+      </w:r>
+      <w:r>
+        <w:t xml:space="preserve"> </w:t>
+      </w:r>
+      <w:r>
+        <w:t xml:space="preserve">constructed from the data that exists, and the panel was refitted for both, because scoring the</w:t>
+      </w:r>
+      <w:r>
+        <w:t xml:space="preserve"> </w:t>
+      </w:r>
+      <w:r>
+        <w:t xml:space="preserve">deployed models on any of it would have measured only what they had already been fitted to.</w:t>
       </w:r>
     </w:p>
     <w:p>
@@ -31986,53 +37787,47 @@
         <w:pStyle w:val="BodyText"/>
       </w:pPr>
       <w:r>
-        <w:t xml:space="preserve">The reason is structural rather than neglect: an external set must be measured chemistry absent from</w:t>
-      </w:r>
-      <w:r>
-        <w:t xml:space="preserve"> </w:t>
-      </w:r>
-      <w:r>
-        <w:t xml:space="preserve">training, and for most of these targets the public measured chemistry</w:t>
-      </w:r>
-      <w:r>
-        <w:t xml:space="preserve"> </w:t>
-      </w:r>
-      <w:r>
         <w:rPr>
-          <w:i/>
-          <w:iCs/>
+          <w:b/>
+          <w:bCs/>
         </w:rPr>
-        <w:t xml:space="preserve">is</w:t>
-      </w:r>
-      <w:r>
-        <w:t xml:space="preserve"> </w:t>
-      </w:r>
-      <w:r>
-        <w:t xml:space="preserve">the training set. The</w:t>
-      </w:r>
-      <w:r>
-        <w:t xml:space="preserve"> </w:t>
-      </w:r>
-      <w:r>
-        <w:t xml:space="preserve">scaffold-grouped split and the temporal split exist to answer the same question from inside the data</w:t>
-      </w:r>
-      <w:r>
-        <w:t xml:space="preserve"> </w:t>
-      </w:r>
-      <w:r>
-        <w:t xml:space="preserve">when no outside set is available, and the temporal split in particular is the closest available</w:t>
-      </w:r>
-      <w:r>
-        <w:t xml:space="preserve"> </w:t>
-      </w:r>
-      <w:r>
-        <w:t xml:space="preserve">proxy for prospective use. They are not a substitute for an external set and are not presented as</w:t>
-      </w:r>
-      <w:r>
-        <w:t xml:space="preserve"> </w:t>
-      </w:r>
-      <w:r>
-        <w:t xml:space="preserve">one.</w:t>
+        <w:t xml:space="preserve">Time.</w:t>
+      </w:r>
+      <w:r>
+        <w:t xml:space="preserve"> </w:t>
+      </w:r>
+      <w:r>
+        <w:t xml:space="preserve">Every measured row carries a document year. Each endpoint was refitted on its pre-cutoff</w:t>
+      </w:r>
+      <w:r>
+        <w:t xml:space="preserve"> </w:t>
+      </w:r>
+      <w:r>
+        <w:t xml:space="preserve">rows alone, with its decision threshold also frozen before the cutoff, and tested on compounds first</w:t>
+      </w:r>
+      <w:r>
+        <w:t xml:space="preserve"> </w:t>
+      </w:r>
+      <w:r>
+        <w:t xml:space="preserve">published afterwards. Each was fitted a second time on a size-matched random split, so that a drop</w:t>
+      </w:r>
+      <w:r>
+        <w:t xml:space="preserve"> </w:t>
+      </w:r>
+      <w:r>
+        <w:t xml:space="preserve">could be attributed to the temporal wall rather than to the smaller training set that a time split</w:t>
+      </w:r>
+      <w:r>
+        <w:t xml:space="preserve"> </w:t>
+      </w:r>
+      <w:r>
+        <w:t xml:space="preserve">necessarily has. 39 of the 47 deployed endpoints carry enough dated chemistry on both sides</w:t>
+      </w:r>
+      <w:r>
+        <w:t xml:space="preserve"> </w:t>
+      </w:r>
+      <w:r>
+        <w:t xml:space="preserve">to be assessed.</w:t>
       </w:r>
     </w:p>
     <w:p>
@@ -32040,6 +37835,100 @@
         <w:pStyle w:val="BodyText"/>
       </w:pPr>
       <w:r>
+        <w:rPr>
+          <w:b/>
+          <w:bCs/>
+        </w:rPr>
+        <w:t xml:space="preserve">Provenance.</w:t>
+      </w:r>
+      <w:r>
+        <w:t xml:space="preserve"> </w:t>
+      </w:r>
+      <w:r>
+        <w:t xml:space="preserve">Compounds deposited in BindingDB and absent from ChEMBL are curated by different people from different papers. Refitting on the ChEMBL side and testing on the BindingDB-only side asks whether the signal is a property of the chemistry or of one database’s habits; 3 endpoints carry enough of it to be assessed.</w:t>
+      </w:r>
+    </w:p>
+    <w:p>
+      <w:pPr>
+        <w:pStyle w:val="BodyText"/>
+      </w:pPr>
+      <w:r>
+        <w:t xml:space="preserve">The findings are mixed and are reported as such. Specificity transfers essentially unchanged, so a</w:t>
+      </w:r>
+      <w:r>
+        <w:t xml:space="preserve"> </w:t>
+      </w:r>
+      <w:r>
+        <w:t xml:space="preserve">temporal wall does not make the panel reckless. Ranking against background chemistry survives, at a</w:t>
+      </w:r>
+      <w:r>
+        <w:t xml:space="preserve"> </w:t>
+      </w:r>
+      <w:r>
+        <w:t xml:space="preserve">mean AUROC cost of 0.062. Ranking against measured inactives at the same</w:t>
+      </w:r>
+      <w:r>
+        <w:t xml:space="preserve"> </w:t>
+      </w:r>
+      <w:r>
+        <w:t xml:space="preserve">target costs 0.128, which is the harder and more relevant task.</w:t>
+      </w:r>
+      <w:r>
+        <w:t xml:space="preserve"> </w:t>
+      </w:r>
+      <w:r>
+        <w:t xml:space="preserve">Sensitivity at the deployed operating point is the weakest claim: the panel does not become wrong on</w:t>
+      </w:r>
+      <w:r>
+        <w:t xml:space="preserve"> </w:t>
+      </w:r>
+      <w:r>
+        <w:t xml:space="preserve">new chemistry, it becomes quiet, and the deployed sensitivity figures overstate what a user</w:t>
+      </w:r>
+      <w:r>
+        <w:t xml:space="preserve"> </w:t>
+      </w:r>
+      <w:r>
+        <w:t xml:space="preserve">submitting a genuinely novel scaffold should expect.</w:t>
+      </w:r>
+    </w:p>
+    <w:p>
+      <w:pPr>
+        <w:pStyle w:val="BodyText"/>
+      </w:pPr>
+      <w:r>
+        <w:t xml:space="preserve">What remains true of the original criticism, and is stated in 6.5.5 rather than buried: none of this</w:t>
+      </w:r>
+      <w:r>
+        <w:t xml:space="preserve"> </w:t>
+      </w:r>
+      <w:r>
+        <w:t xml:space="preserve">is prospective in the strict sense, because no compound here was predicted before it was measured.</w:t>
+      </w:r>
+      <w:r>
+        <w:t xml:space="preserve"> </w:t>
+      </w:r>
+      <w:r>
+        <w:t xml:space="preserve">The dates are real and the analysis is retrospective. It does not replace an external set for the</w:t>
+      </w:r>
+      <w:r>
+        <w:t xml:space="preserve"> </w:t>
+      </w:r>
+      <w:r>
+        <w:t xml:space="preserve">target panel, and it does not cover targets whose chemistry appeared in a single burst of</w:t>
+      </w:r>
+      <w:r>
+        <w:t xml:space="preserve"> </w:t>
+      </w:r>
+      <w:r>
+        <w:t xml:space="preserve">publications, which are excluded for want of anything beyond the wall.</w:t>
+      </w:r>
+    </w:p>
+    <w:p>
+      <w:pPr>
+        <w:pStyle w:val="BodyText"/>
+      </w:pPr>
+      <w:r>
         <w:t xml:space="preserve">reinstated while GluA2 began failing and was withdrawn.</w:t>
       </w:r>
     </w:p>
@@ -32050,9 +37939,9 @@
         </w:pict>
       </w:r>
     </w:p>
-    <w:bookmarkEnd w:id="61"/>
-    <w:bookmarkEnd w:id="62"/>
-    <w:bookmarkStart w:id="65" w:name="glossary"/>
+    <w:bookmarkEnd w:id="67"/>
+    <w:bookmarkEnd w:id="68"/>
+    <w:bookmarkStart w:id="71" w:name="glossary"/>
     <w:p>
       <w:pPr>
         <w:pStyle w:val="Heading2"/>
@@ -32061,7 +37950,7 @@
         <w:t xml:space="preserve">9. Glossary</w:t>
       </w:r>
     </w:p>
-    <w:bookmarkStart w:id="63" w:name="quantities-the-server-reports"/>
+    <w:bookmarkStart w:id="69" w:name="quantities-the-server-reports"/>
     <w:p>
       <w:pPr>
         <w:pStyle w:val="Heading3"/>
@@ -32392,8 +38281,8 @@
         </w:tc>
       </w:tr>
     </w:tbl>
-    <w:bookmarkEnd w:id="63"/>
-    <w:bookmarkStart w:id="64" w:name="statistics-and-methods"/>
+    <w:bookmarkEnd w:id="69"/>
+    <w:bookmarkStart w:id="70" w:name="statistics-and-methods"/>
     <w:p>
       <w:pPr>
         <w:pStyle w:val="Heading3"/>
@@ -32998,9 +38887,9 @@
         </w:pict>
       </w:r>
     </w:p>
-    <w:bookmarkEnd w:id="64"/>
-    <w:bookmarkEnd w:id="65"/>
-    <w:bookmarkStart w:id="67" w:name="software-environment-and-runtime"/>
+    <w:bookmarkEnd w:id="70"/>
+    <w:bookmarkEnd w:id="71"/>
+    <w:bookmarkStart w:id="73" w:name="software-environment-and-runtime"/>
     <w:p>
       <w:pPr>
         <w:pStyle w:val="Heading2"/>
@@ -33397,7 +39286,7 @@
         </w:tc>
       </w:tr>
     </w:tbl>
-    <w:bookmarkStart w:id="66" w:name="what-a-query-costs"/>
+    <w:bookmarkStart w:id="72" w:name="what-a-query-costs"/>
     <w:p>
       <w:pPr>
         <w:pStyle w:val="Heading3"/>
@@ -33635,9 +39524,9 @@
         </w:pict>
       </w:r>
     </w:p>
-    <w:bookmarkEnd w:id="66"/>
-    <w:bookmarkEnd w:id="67"/>
-    <w:bookmarkStart w:id="68" w:name="reproducing-this"/>
+    <w:bookmarkEnd w:id="72"/>
+    <w:bookmarkEnd w:id="73"/>
+    <w:bookmarkStart w:id="74" w:name="reproducing-this"/>
     <w:p>
       <w:pPr>
         <w:pStyle w:val="Heading2"/>
@@ -33871,8 +39760,8 @@
         </w:pict>
       </w:r>
     </w:p>
-    <w:bookmarkEnd w:id="68"/>
-    <w:bookmarkStart w:id="87" w:name="annex-figures"/>
+    <w:bookmarkEnd w:id="74"/>
+    <w:bookmarkStart w:id="96" w:name="annex-figures"/>
     <w:p>
       <w:pPr>
         <w:pStyle w:val="Heading2"/>
@@ -33908,18 +39797,18 @@
           <wp:inline>
             <wp:extent cx="5969000" cy="3605400"/>
             <wp:effectExtent b="0" l="0" r="0" t="0"/>
-            <wp:docPr descr="Figure A1" title="" id="70" name="Picture"/>
+            <wp:docPr descr="Figure A1" title="" id="76" name="Picture"/>
             <a:graphic>
               <a:graphicData uri="http://schemas.openxmlformats.org/drawingml/2006/picture">
                 <pic:pic>
                   <pic:nvPicPr>
-                    <pic:cNvPr descr="D:/BRAINSAFE_AI/manuscript/figures/Figure10_endpoint_selection.png" id="71" name="Picture"/>
+                    <pic:cNvPr descr="D:/BRAINSAFE_AI/manuscript/figures/Figure10_endpoint_selection.png" id="77" name="Picture"/>
                     <pic:cNvPicPr>
                       <a:picLocks noChangeArrowheads="1" noChangeAspect="1"/>
                     </pic:cNvPicPr>
                   </pic:nvPicPr>
                   <pic:blipFill>
-                    <a:blip r:embed="rId69"/>
+                    <a:blip r:embed="rId75"/>
                     <a:stretch>
                       <a:fillRect/>
                     </a:stretch>
@@ -33981,18 +39870,18 @@
           <wp:inline>
             <wp:extent cx="5969000" cy="5004063"/>
             <wp:effectExtent b="0" l="0" r="0" t="0"/>
-            <wp:docPr descr="Figure A2" title="" id="73" name="Picture"/>
+            <wp:docPr descr="Figure A2" title="" id="79" name="Picture"/>
             <a:graphic>
               <a:graphicData uri="http://schemas.openxmlformats.org/drawingml/2006/picture">
                 <pic:pic>
                   <pic:nvPicPr>
-                    <pic:cNvPr descr="D:/BRAINSAFE_AI/manuscript/figures/Figure1_architecture.png" id="74" name="Picture"/>
+                    <pic:cNvPr descr="D:/BRAINSAFE_AI/manuscript/figures/Figure1_architecture.png" id="80" name="Picture"/>
                     <pic:cNvPicPr>
                       <a:picLocks noChangeArrowheads="1" noChangeAspect="1"/>
                     </pic:cNvPicPr>
                   </pic:nvPicPr>
                   <pic:blipFill>
-                    <a:blip r:embed="rId72"/>
+                    <a:blip r:embed="rId78"/>
                     <a:stretch>
                       <a:fillRect/>
                     </a:stretch>
@@ -34054,18 +39943,18 @@
           <wp:inline>
             <wp:extent cx="5969000" cy="4582872"/>
             <wp:effectExtent b="0" l="0" r="0" t="0"/>
-            <wp:docPr descr="Figure A3" title="" id="76" name="Picture"/>
+            <wp:docPr descr="Figure A3" title="" id="82" name="Picture"/>
             <a:graphic>
               <a:graphicData uri="http://schemas.openxmlformats.org/drawingml/2006/picture">
                 <pic:pic>
                   <pic:nvPicPr>
-                    <pic:cNvPr descr="D:/BRAINSAFE_AI/manuscript/figures/Figure9_model_atlas.png" id="77" name="Picture"/>
+                    <pic:cNvPr descr="D:/BRAINSAFE_AI/manuscript/figures/Figure9_model_atlas.png" id="83" name="Picture"/>
                     <pic:cNvPicPr>
                       <a:picLocks noChangeArrowheads="1" noChangeAspect="1"/>
                     </pic:cNvPicPr>
                   </pic:nvPicPr>
                   <pic:blipFill>
-                    <a:blip r:embed="rId75"/>
+                    <a:blip r:embed="rId81"/>
                     <a:stretch>
                       <a:fillRect/>
                     </a:stretch>
@@ -34115,7 +40004,7 @@
         <w:t xml:space="preserve"> </w:t>
       </w:r>
       <w:r>
-        <w:t xml:space="preserve">Four validations that a cross-validated score cannot replace: calibration, recall on withheld scaffold classes, specificity on chemistry the server should stay quiet about, and the adversarial suite including the check that fails.</w:t>
+        <w:t xml:space="preserve">Four validations that a cross-validated score cannot replace: calibration, recall on withheld scaffold classes, specificity on chemistry the server should stay quiet about, and the adversarial suite, every check shown at the same size whatever its verdict.</w:t>
       </w:r>
     </w:p>
     <w:p>
@@ -34127,18 +40016,18 @@
           <wp:inline>
             <wp:extent cx="5969000" cy="4428392"/>
             <wp:effectExtent b="0" l="0" r="0" t="0"/>
-            <wp:docPr descr="Figure A4" title="" id="79" name="Picture"/>
+            <wp:docPr descr="Figure A4" title="" id="85" name="Picture"/>
             <a:graphic>
               <a:graphicData uri="http://schemas.openxmlformats.org/drawingml/2006/picture">
                 <pic:pic>
                   <pic:nvPicPr>
-                    <pic:cNvPr descr="D:/BRAINSAFE_AI/manuscript/figures/Figure6_validation.png" id="80" name="Picture"/>
+                    <pic:cNvPr descr="D:/BRAINSAFE_AI/manuscript/figures/Figure6_validation.png" id="86" name="Picture"/>
                     <pic:cNvPicPr>
                       <a:picLocks noChangeArrowheads="1" noChangeAspect="1"/>
                     </pic:cNvPicPr>
                   </pic:nvPicPr>
                   <pic:blipFill>
-                    <a:blip r:embed="rId78"/>
+                    <a:blip r:embed="rId84"/>
                     <a:stretch>
                       <a:fillRect/>
                     </a:stretch>
@@ -34188,7 +40077,7 @@
         <w:t xml:space="preserve"> </w:t>
       </w:r>
       <w:r>
-        <w:t xml:space="preserve">Every binder endpoint named, deployed and withdrawn alike, with what it discriminates and what it recovers.</w:t>
+        <w:t xml:space="preserve">External validation. An aggregate gap between a time split and a size-matched random split that looks like prospective decay, the difference in test-set composition that produces it, and the single recall-against-distance curve traced by three test sets withheld by unrelated rules: by date, at random, and by curator.</w:t>
       </w:r>
     </w:p>
     <w:p>
@@ -34198,20 +40087,93 @@
       <w:r>
         <w:drawing>
           <wp:inline>
-            <wp:extent cx="5969000" cy="3561027"/>
+            <wp:extent cx="5969000" cy="5326313"/>
             <wp:effectExtent b="0" l="0" r="0" t="0"/>
-            <wp:docPr descr="Figure A5" title="" id="82" name="Picture"/>
+            <wp:docPr descr="Figure A5" title="" id="88" name="Picture"/>
             <a:graphic>
               <a:graphicData uri="http://schemas.openxmlformats.org/drawingml/2006/picture">
                 <pic:pic>
                   <pic:nvPicPr>
-                    <pic:cNvPr descr="D:/BRAINSAFE_AI/manuscript/figures/Figure7_binder_panel.png" id="83" name="Picture"/>
+                    <pic:cNvPr descr="D:/BRAINSAFE_AI/manuscript/figures/Figure11_external_validation.png" id="89" name="Picture"/>
                     <pic:cNvPicPr>
                       <a:picLocks noChangeArrowheads="1" noChangeAspect="1"/>
                     </pic:cNvPicPr>
                   </pic:nvPicPr>
                   <pic:blipFill>
-                    <a:blip r:embed="rId81"/>
+                    <a:blip r:embed="rId87"/>
+                    <a:stretch>
+                      <a:fillRect/>
+                    </a:stretch>
+                  </pic:blipFill>
+                  <pic:spPr bwMode="auto">
+                    <a:xfrm>
+                      <a:off x="0" y="0"/>
+                      <a:ext cx="5969000" cy="5326313"/>
+                    </a:xfrm>
+                    <a:prstGeom prst="rect">
+                      <a:avLst/>
+                    </a:prstGeom>
+                    <a:noFill/>
+                    <a:ln w="9525">
+                      <a:noFill/>
+                      <a:headEnd/>
+                      <a:tailEnd/>
+                    </a:ln>
+                  </pic:spPr>
+                </pic:pic>
+              </a:graphicData>
+            </a:graphic>
+          </wp:inline>
+        </w:drawing>
+      </w:r>
+    </w:p>
+    <w:p>
+      <w:pPr>
+        <w:pStyle w:val="ImageCaption"/>
+      </w:pPr>
+      <w:r>
+        <w:t xml:space="preserve">Figure A5</w:t>
+      </w:r>
+    </w:p>
+    <w:p>
+      <w:pPr>
+        <w:pStyle w:val="BodyText"/>
+      </w:pPr>
+      <w:r>
+        <w:rPr>
+          <w:b/>
+          <w:bCs/>
+        </w:rPr>
+        <w:t xml:space="preserve">Figure A6.</w:t>
+      </w:r>
+      <w:r>
+        <w:t xml:space="preserve"> </w:t>
+      </w:r>
+      <w:r>
+        <w:t xml:space="preserve">Every binder endpoint named, deployed and withdrawn alike, with what it discriminates and what it recovers.</w:t>
+      </w:r>
+    </w:p>
+    <w:p>
+      <w:pPr>
+        <w:pStyle w:val="CaptionedFigure"/>
+      </w:pPr>
+      <w:r>
+        <w:drawing>
+          <wp:inline>
+            <wp:extent cx="5969000" cy="3561027"/>
+            <wp:effectExtent b="0" l="0" r="0" t="0"/>
+            <wp:docPr descr="Figure A6" title="" id="91" name="Picture"/>
+            <a:graphic>
+              <a:graphicData uri="http://schemas.openxmlformats.org/drawingml/2006/picture">
+                <pic:pic>
+                  <pic:nvPicPr>
+                    <pic:cNvPr descr="D:/BRAINSAFE_AI/manuscript/figures/Figure7_binder_panel.png" id="92" name="Picture"/>
+                    <pic:cNvPicPr>
+                      <a:picLocks noChangeArrowheads="1" noChangeAspect="1"/>
+                    </pic:cNvPicPr>
+                  </pic:nvPicPr>
+                  <pic:blipFill>
+                    <a:blip r:embed="rId90"/>
                     <a:stretch>
                       <a:fillRect/>
                     </a:stretch>
@@ -34243,7 +40205,7 @@
         <w:pStyle w:val="ImageCaption"/>
       </w:pPr>
       <w:r>
-        <w:t xml:space="preserve">Figure A5</w:t>
+        <w:t xml:space="preserve">Figure A6</w:t>
       </w:r>
     </w:p>
     <w:p>
@@ -34255,7 +40217,7 @@
           <w:b/>
           <w:bCs/>
         </w:rPr>
-        <w:t xml:space="preserve">Figure A6.</w:t>
+        <w:t xml:space="preserve">Figure A7.</w:t>
       </w:r>
       <w:r>
         <w:t xml:space="preserve"> </w:t>
@@ -34273,18 +40235,18 @@
           <wp:inline>
             <wp:extent cx="5969000" cy="4692995"/>
             <wp:effectExtent b="0" l="0" r="0" t="0"/>
-            <wp:docPr descr="Figure A6" title="" id="85" name="Picture"/>
+            <wp:docPr descr="Figure A7" title="" id="94" name="Picture"/>
             <a:graphic>
               <a:graphicData uri="http://schemas.openxmlformats.org/drawingml/2006/picture">
                 <pic:pic>
                   <pic:nvPicPr>
-                    <pic:cNvPr descr="D:/BRAINSAFE_AI/manuscript/figures/Figure5_negative_class.png" id="86" name="Picture"/>
+                    <pic:cNvPr descr="D:/BRAINSAFE_AI/manuscript/figures/Figure5_negative_class.png" id="95" name="Picture"/>
                     <pic:cNvPicPr>
                       <a:picLocks noChangeArrowheads="1" noChangeAspect="1"/>
                     </pic:cNvPicPr>
                   </pic:nvPicPr>
                   <pic:blipFill>
-                    <a:blip r:embed="rId84"/>
+                    <a:blip r:embed="rId93"/>
                     <a:stretch>
                       <a:fillRect/>
                     </a:stretch>
@@ -34316,11 +40278,11 @@
         <w:pStyle w:val="ImageCaption"/>
       </w:pPr>
       <w:r>
-        <w:t xml:space="preserve">Figure A6</w:t>
+        <w:t xml:space="preserve">Figure A7</w:t>
       </w:r>
     </w:p>
-    <w:bookmarkEnd w:id="87"/>
-    <w:bookmarkEnd w:id="88"/>
+    <w:bookmarkEnd w:id="96"/>
+    <w:bookmarkEnd w:id="97"/>
     <w:sectPr>
       <w:pgSz w:h="16838" w:w="11906"/>
       <w:pgMar w:bottom="1134" w:footer="720" w:gutter="0" w:header="720" w:left="1247" w:right="1247" w:top="1134"/>

--- a/docs/TECHNICAL_REPORT.docx
+++ b/docs/TECHNICAL_REPORT.docx
@@ -113,7 +113,7 @@
               <w:pStyle w:val="Compact"/>
             </w:pPr>
             <w:r>
-              <w:t xml:space="preserve">2026-08-24, automatically, from the deployed panel</w:t>
+              <w:t xml:space="preserve">2026-08-25, automatically, from the deployed panel</w:t>
             </w:r>
           </w:p>
         </w:tc>
@@ -380,13 +380,61 @@
         <w:t xml:space="preserve"> </w:t>
       </w:r>
       <w:r>
-        <w:t xml:space="preserve">0.898. On 1,000 compounds with no recorded</w:t>
-      </w:r>
-      <w:r>
-        <w:t xml:space="preserve"> </w:t>
-      </w:r>
-      <w:r>
-        <w:t xml:space="preserve">activity at any modelled target it stays silent 94.9% of the time.</w:t>
+        <w:t xml:space="preserve">0.898. Both are means over 47 endpoints and</w:t>
+      </w:r>
+      <w:r>
+        <w:t xml:space="preserve"> </w:t>
+      </w:r>
+      <w:r>
+        <w:t xml:space="preserve">the spread is wide, so the means alone flatter the panel: AUROC runs from</w:t>
+      </w:r>
+      <w:r>
+        <w:t xml:space="preserve"> </w:t>
+      </w:r>
+      <w:r>
+        <w:t xml:space="preserve">0.719 to</w:t>
+      </w:r>
+      <w:r>
+        <w:t xml:space="preserve"> </w:t>
+      </w:r>
+      <w:r>
+        <w:t xml:space="preserve">0.985 and sensitivity from</w:t>
+      </w:r>
+      <w:r>
+        <w:t xml:space="preserve"> </w:t>
+      </w:r>
+      <w:r>
+        <w:t xml:space="preserve">0.639 to</w:t>
+      </w:r>
+      <w:r>
+        <w:t xml:space="preserve"> </w:t>
+      </w:r>
+      <w:r>
+        <w:t xml:space="preserve">0.997, with the per-endpoint figures in section 2.1.</w:t>
+      </w:r>
+      <w:r>
+        <w:t xml:space="preserve"> </w:t>
+      </w:r>
+      <w:r>
+        <w:t xml:space="preserve">On 1,000 compounds with no recorded activity at any modelled target it stays silent</w:t>
+      </w:r>
+      <w:r>
+        <w:t xml:space="preserve"> </w:t>
+      </w:r>
+      <w:r>
+        <w:t xml:space="preserve">94.9% of the time. Those</w:t>
+      </w:r>
+      <w:r>
+        <w:t xml:space="preserve"> </w:t>
+      </w:r>
+      <w:r>
+        <w:t xml:space="preserve">compounds are presumed inactive because nothing is recorded about them rather than proven inactive,</w:t>
+      </w:r>
+      <w:r>
+        <w:t xml:space="preserve"> </w:t>
+      </w:r>
+      <w:r>
+        <w:t xml:space="preserve">so that figure is a lower bound.</w:t>
       </w:r>
     </w:p>
     <w:p>
@@ -43341,7 +43389,7 @@
         <w:t xml:space="preserve"> </w:t>
       </w:r>
       <w:r>
-        <w:t xml:space="preserve">27 of the 52 targets in the pathway graph drive</w:t>
+        <w:t xml:space="preserve">27 of the 51 targets in the pathway graph drive</w:t>
       </w:r>
       <w:r>
         <w:t xml:space="preserve"> </w:t>
